--- a/engineering/downloads/svc.docx
+++ b/engineering/downloads/svc.docx
@@ -17276,7 +17276,7 @@
         <w:keepNext/>
         <w:outlineLvl w:val="0"/>
       </w:pPr>
-      <w:bookmarkStart w:id="71154" w:name="VC-001"/>
+      <w:bookmarkStart w:name="VC-001" w:id="71154"/>
       <w:r>
         <w:t xml:space="preserve">VC-001: Five-Phase Lifecycle</w:t>
       </w:r>
@@ -17718,7 +17718,7 @@
         <w:keepNext/>
         <w:outlineLvl w:val="0"/>
       </w:pPr>
-      <w:bookmarkStart w:id="71155" w:name="VC-002"/>
+      <w:bookmarkStart w:name="VC-002" w:id="71155"/>
       <w:r>
         <w:t xml:space="preserve">VC-002: Handler Registration</w:t>
       </w:r>
@@ -18158,7 +18158,7 @@
         <w:keepNext/>
         <w:outlineLvl w:val="0"/>
       </w:pPr>
-      <w:bookmarkStart w:id="71156" w:name="VC-003"/>
+      <w:bookmarkStart w:name="VC-003" w:id="71156"/>
       <w:r>
         <w:t xml:space="preserve">VC-003: Topological Ordering</w:t>
       </w:r>
@@ -18528,7 +18528,7 @@
         <w:keepNext/>
         <w:outlineLvl w:val="0"/>
       </w:pPr>
-      <w:bookmarkStart w:id="71157" w:name="VC-004"/>
+      <w:bookmarkStart w:name="VC-004" w:id="71157"/>
       <w:r>
         <w:t xml:space="preserve">VC-004: Phase Abort on Errors</w:t>
       </w:r>
@@ -18767,7 +18767,7 @@
         <w:keepNext/>
         <w:outlineLvl w:val="0"/>
       </w:pPr>
-      <w:bookmarkStart w:id="71158" w:name="VC-005"/>
+      <w:bookmarkStart w:name="VC-005" w:id="71158"/>
       <w:r>
         <w:t xml:space="preserve">VC-005: Batch Dispatch Across All Phases</w:t>
       </w:r>
@@ -19126,7 +19126,7 @@
         <w:keepNext/>
         <w:outlineLvl w:val="0"/>
       </w:pPr>
-      <w:bookmarkStart w:id="71159" w:name="VC-006"/>
+      <w:bookmarkStart w:name="VC-006" w:id="71159"/>
       <w:r>
         <w:t xml:space="preserve">VC-006: Context Propagation</w:t>
       </w:r>
@@ -19418,7 +19418,7 @@
         <w:keepNext/>
         <w:outlineLvl w:val="0"/>
       </w:pPr>
-      <w:bookmarkStart w:id="39577" w:name="VC-PIPE-007"/>
+      <w:bookmarkStart w:name="VC-PIPE-007" w:id="39577"/>
       <w:r>
         <w:t xml:space="preserve">VC-PIPE-007: Sourcepos Normalization</w:t>
       </w:r>
@@ -19785,7 +19785,7 @@
         <w:keepNext/>
         <w:outlineLvl w:val="0"/>
       </w:pPr>
-      <w:bookmarkStart w:id="39578" w:name="VC-PIPE-008"/>
+      <w:bookmarkStart w:name="VC-PIPE-008" w:id="39578"/>
       <w:r>
         <w:t xml:space="preserve">VC-PIPE-008: CommonSpec Input Parsing</w:t>
       </w:r>
@@ -20330,7 +20330,7 @@
         <w:keepNext/>
         <w:outlineLvl w:val="0"/>
       </w:pPr>
-      <w:bookmarkStart w:id="39579" w:name="VC-PIPE-009"/>
+      <w:bookmarkStart w:name="VC-PIPE-009" w:id="39579"/>
       <w:r>
         <w:t xml:space="preserve">VC-PIPE-009: Include File Expansion</w:t>
       </w:r>
@@ -20637,7 +20637,7 @@
         <w:keepNext/>
         <w:outlineLvl w:val="0"/>
       </w:pPr>
-      <w:bookmarkStart w:id="39601" w:name="VC-PIPE-010"/>
+      <w:bookmarkStart w:name="VC-PIPE-010" w:id="39601"/>
       <w:r>
         <w:t xml:space="preserve">VC-PIPE-010: PID Auto-Generation</w:t>
       </w:r>
@@ -21077,7 +21077,7 @@
         <w:keepNext/>
         <w:outlineLvl w:val="0"/>
       </w:pPr>
-      <w:bookmarkStart w:id="39602" w:name="VC-PIPE-011"/>
+      <w:bookmarkStart w:name="VC-PIPE-011" w:id="39602"/>
       <w:r>
         <w:t xml:space="preserve">VC-PIPE-011: Relation Type Inference</w:t>
       </w:r>
@@ -21484,7 +21484,7 @@
         <w:keepNext/>
         <w:outlineLvl w:val="0"/>
       </w:pPr>
-      <w:bookmarkStart w:id="39603" w:name="VC-PIPE-012"/>
+      <w:bookmarkStart w:name="VC-PIPE-012" w:id="39603"/>
       <w:r>
         <w:t xml:space="preserve">VC-PIPE-012: Prerequisite-Not-Found Diagnostic</w:t>
       </w:r>
@@ -21780,7 +21780,7 @@
         <w:keepNext/>
         <w:outlineLvl w:val="0"/>
       </w:pPr>
-      <w:bookmarkStart w:id="71160" w:name="VC-007"/>
+      <w:bookmarkStart w:name="VC-007" w:id="71160"/>
       <w:r>
         <w:t xml:space="preserve">VC-007: SQLite Persistence</w:t>
       </w:r>
@@ -22036,7 +22036,7 @@
         <w:keepNext/>
         <w:outlineLvl w:val="0"/>
       </w:pPr>
-      <w:bookmarkStart w:id="71161" w:name="VC-008"/>
+      <w:bookmarkStart w:name="VC-008" w:id="71161"/>
       <w:r>
         <w:t xml:space="preserve">VC-008: EAV Attribute Model</w:t>
       </w:r>
@@ -22445,7 +22445,7 @@
         <w:keepNext/>
         <w:outlineLvl w:val="0"/>
       </w:pPr>
-      <w:bookmarkStart w:id="71162" w:name="VC-009"/>
+      <w:bookmarkStart w:name="VC-009" w:id="71162"/>
       <w:r>
         <w:t xml:space="preserve">VC-009: Build Cache</w:t>
       </w:r>
@@ -22701,7 +22701,7 @@
         <w:keepNext/>
         <w:outlineLvl w:val="0"/>
       </w:pPr>
-      <w:bookmarkStart w:id="71184" w:name="VC-010"/>
+      <w:bookmarkStart w:name="VC-010" w:id="71184"/>
       <w:r>
         <w:t xml:space="preserve">VC-010: Output Cache</w:t>
       </w:r>
@@ -22957,7 +22957,7 @@
         <w:keepNext/>
         <w:outlineLvl w:val="0"/>
       </w:pPr>
-      <w:bookmarkStart w:id="71185" w:name="VC-011"/>
+      <w:bookmarkStart w:name="VC-011" w:id="71185"/>
       <w:r>
         <w:t xml:space="preserve">VC-011: Incremental Rebuild</w:t>
       </w:r>
@@ -23208,7 +23208,7 @@
         <w:keepNext/>
         <w:outlineLvl w:val="0"/>
       </w:pPr>
-      <w:bookmarkStart w:id="71249" w:name="VC-033"/>
+      <w:bookmarkStart w:name="VC-033" w:id="71249"/>
       <w:r>
         <w:t xml:space="preserve">VC-033: EAV Pivot Views</w:t>
       </w:r>
@@ -23558,7 +23558,7 @@
         <w:keepNext/>
         <w:outlineLvl w:val="0"/>
       </w:pPr>
-      <w:bookmarkStart w:id="71186" w:name="VC-012"/>
+      <w:bookmarkStart w:name="VC-012" w:id="71186"/>
       <w:r>
         <w:t xml:space="preserve">VC-012: Specifications Container</w:t>
       </w:r>
@@ -23809,7 +23809,7 @@
         <w:keepNext/>
         <w:outlineLvl w:val="0"/>
       </w:pPr>
-      <w:bookmarkStart w:id="71187" w:name="VC-013"/>
+      <w:bookmarkStart w:name="VC-013" w:id="71187"/>
       <w:r>
         <w:t xml:space="preserve">VC-013: Spec Objects Container</w:t>
       </w:r>
@@ -24089,7 +24089,7 @@
         <w:keepNext/>
         <w:outlineLvl w:val="0"/>
       </w:pPr>
-      <w:bookmarkStart w:id="71188" w:name="VC-014"/>
+      <w:bookmarkStart w:name="VC-014" w:id="71188"/>
       <w:r>
         <w:t xml:space="preserve">VC-014: Spec Floats Container</w:t>
       </w:r>
@@ -24366,7 +24366,7 @@
         <w:keepNext/>
         <w:outlineLvl w:val="0"/>
       </w:pPr>
-      <w:bookmarkStart w:id="71189" w:name="VC-015"/>
+      <w:bookmarkStart w:name="VC-015" w:id="71189"/>
       <w:r>
         <w:t xml:space="preserve">VC-015: Spec Relations Container</w:t>
       </w:r>
@@ -24701,7 +24701,7 @@
         <w:keepNext/>
         <w:outlineLvl w:val="0"/>
       </w:pPr>
-      <w:bookmarkStart w:id="71190" w:name="VC-016"/>
+      <w:bookmarkStart w:name="VC-016" w:id="71190"/>
       <w:r>
         <w:t xml:space="preserve">VC-016: Spec Views Container</w:t>
       </w:r>
@@ -24981,7 +24981,7 @@
         <w:keepNext/>
         <w:outlineLvl w:val="0"/>
       </w:pPr>
-      <w:bookmarkStart w:id="71191" w:name="VC-017"/>
+      <w:bookmarkStart w:name="VC-017" w:id="71191"/>
       <w:r>
         <w:t xml:space="preserve">VC-017: Spec Attributes Container</w:t>
       </w:r>
@@ -25232,7 +25232,7 @@
         <w:keepNext/>
         <w:outlineLvl w:val="0"/>
       </w:pPr>
-      <w:bookmarkStart w:id="71192" w:name="VC-018"/>
+      <w:bookmarkStart w:name="VC-018" w:id="71192"/>
       <w:r>
         <w:t xml:space="preserve">VC-018: Type Validation</w:t>
       </w:r>
@@ -25676,7 +25676,7 @@
         <w:keepNext/>
         <w:outlineLvl w:val="0"/>
       </w:pPr>
-      <w:bookmarkStart w:id="71193" w:name="VC-019"/>
+      <w:bookmarkStart w:name="VC-019" w:id="71193"/>
       <w:r>
         <w:t xml:space="preserve">VC-019: Model Type Loading</w:t>
       </w:r>
@@ -25903,7 +25903,7 @@
         <w:keepNext/>
         <w:outlineLvl w:val="0"/>
       </w:pPr>
-      <w:bookmarkStart w:id="71215" w:name="VC-020"/>
+      <w:bookmarkStart w:name="VC-020" w:id="71215"/>
       <w:r>
         <w:t xml:space="preserve">VC-020: Model Directory Structure</w:t>
       </w:r>
@@ -26154,7 +26154,7 @@
         <w:keepNext/>
         <w:outlineLvl w:val="0"/>
       </w:pPr>
-      <w:bookmarkStart w:id="71216" w:name="VC-021"/>
+      <w:bookmarkStart w:name="VC-021" w:id="71216"/>
       <w:r>
         <w:t xml:space="preserve">VC-021: Handler Registration Interface</w:t>
       </w:r>
@@ -26393,7 +26393,7 @@
         <w:keepNext/>
         <w:outlineLvl w:val="0"/>
       </w:pPr>
-      <w:bookmarkStart w:id="71217" w:name="VC-022"/>
+      <w:bookmarkStart w:name="VC-022" w:id="71217"/>
       <w:r>
         <w:t xml:space="preserve">VC-022: Type Definition Schema</w:t>
       </w:r>
@@ -26615,7 +26615,7 @@
         <w:keepNext/>
         <w:outlineLvl w:val="0"/>
       </w:pPr>
-      <w:bookmarkStart w:id="71218" w:name="VC-023"/>
+      <w:bookmarkStart w:name="VC-023" w:id="71218"/>
       <w:r>
         <w:t xml:space="preserve">VC-023: Model Path Resolution</w:t>
       </w:r>
@@ -26854,7 +26854,7 @@
         <w:keepNext/>
         <w:outlineLvl w:val="0"/>
       </w:pPr>
-      <w:bookmarkStart w:id="71219" w:name="VC-024"/>
+      <w:bookmarkStart w:name="VC-024" w:id="71219"/>
       <w:r>
         <w:t xml:space="preserve">VC-024: External Renderer Registration</w:t>
       </w:r>
@@ -27248,7 +27248,7 @@
         <w:keepNext/>
         <w:outlineLvl w:val="0"/>
       </w:pPr>
-      <w:bookmarkStart w:id="71220" w:name="VC-025"/>
+      <w:bookmarkStart w:name="VC-025" w:id="71220"/>
       <w:r>
         <w:t xml:space="preserve">VC-025: Data View Generator Loading</w:t>
       </w:r>
@@ -27487,7 +27487,7 @@
         <w:keepNext/>
         <w:outlineLvl w:val="0"/>
       </w:pPr>
-      <w:bookmarkStart w:id="71221" w:name="VC-026"/>
+      <w:bookmarkStart w:name="VC-026" w:id="71221"/>
       <w:r>
         <w:t xml:space="preserve">VC-026: Handler Caching</w:t>
       </w:r>
@@ -27721,7 +27721,7 @@
         <w:keepNext/>
         <w:outlineLvl w:val="0"/>
       </w:pPr>
-      <w:bookmarkStart w:id="44558" w:name="VC-EXT-009"/>
+      <w:bookmarkStart w:name="VC-EXT-009" w:id="44558"/>
       <w:r>
         <w:t xml:space="preserve">VC-EXT-009: Canonical Hook Context</w:t>
       </w:r>
@@ -28016,7 +28016,7 @@
         <w:keepNext/>
         <w:outlineLvl w:val="0"/>
       </w:pPr>
-      <w:bookmarkStart w:id="44580" w:name="VC-EXT-010"/>
+      <w:bookmarkStart w:name="VC-EXT-010" w:id="44580"/>
       <w:r>
         <w:t xml:space="preserve">VC-EXT-010: Model Manifest</w:t>
       </w:r>
@@ -28326,7 +28326,7 @@
         <w:keepNext/>
         <w:outlineLvl w:val="0"/>
       </w:pPr>
-      <w:bookmarkStart w:id="44581" w:name="VC-EXT-011"/>
+      <w:bookmarkStart w:name="VC-EXT-011" w:id="44581"/>
       <w:r>
         <w:t xml:space="preserve">VC-EXT-011: Descriptor and Role Inference</w:t>
       </w:r>
@@ -28645,7 +28645,7 @@
         <w:keepNext/>
         <w:outlineLvl w:val="0"/>
       </w:pPr>
-      <w:bookmarkStart w:id="44582" w:name="VC-EXT-012"/>
+      <w:bookmarkStart w:name="VC-EXT-012" w:id="44582"/>
       <w:r>
         <w:t xml:space="preserve">VC-EXT-012: Verification Descriptor</w:t>
       </w:r>
@@ -28937,7 +28937,7 @@
         <w:keepNext/>
         <w:outlineLvl w:val="0"/>
       </w:pPr>
-      <w:bookmarkStart w:id="6697" w:name="VC-CFG-001"/>
+      <w:bookmarkStart w:name="VC-CFG-001" w:id="6697"/>
       <w:r>
         <w:t xml:space="preserve">VC-CFG-001: Manifest-Only Configuration</w:t>
       </w:r>
@@ -29335,7 +29335,7 @@
         <w:keepNext/>
         <w:outlineLvl w:val="0"/>
       </w:pPr>
-      <w:bookmarkStart w:id="71247" w:name="VC-031"/>
+      <w:bookmarkStart w:name="VC-031" w:id="71247"/>
       <w:r>
         <w:t xml:space="preserve">VC-031: Document Assembly</w:t>
       </w:r>
@@ -29615,7 +29615,7 @@
         <w:keepNext/>
         <w:outlineLvl w:val="0"/>
       </w:pPr>
-      <w:bookmarkStart w:id="71248" w:name="VC-032"/>
+      <w:bookmarkStart w:name="VC-032" w:id="71248"/>
       <w:r>
         <w:t xml:space="preserve">VC-032: Float Resolution</w:t>
       </w:r>
@@ -29940,7 +29940,7 @@
         <w:keepNext/>
         <w:outlineLvl w:val="0"/>
       </w:pPr>
-      <w:bookmarkStart w:id="71222" w:name="VC-027"/>
+      <w:bookmarkStart w:name="VC-027" w:id="71222"/>
       <w:r>
         <w:t xml:space="preserve">VC-027: Float Numbering</w:t>
       </w:r>
@@ -30244,7 +30244,7 @@
         <w:keepNext/>
         <w:outlineLvl w:val="0"/>
       </w:pPr>
-      <w:bookmarkStart w:id="71223" w:name="VC-028"/>
+      <w:bookmarkStart w:name="VC-028" w:id="71223"/>
       <w:r>
         <w:t xml:space="preserve">VC-028: Multi-Format Output</w:t>
       </w:r>
@@ -30495,7 +30495,7 @@
         <w:keepNext/>
         <w:outlineLvl w:val="0"/>
       </w:pPr>
-      <w:bookmarkStart w:id="71224" w:name="VC-029"/>
+      <w:bookmarkStart w:name="VC-029" w:id="71224"/>
       <w:r>
         <w:t xml:space="preserve">VC-029: DOCX Generation</w:t>
       </w:r>
@@ -30741,7 +30741,7 @@
         <w:keepNext/>
         <w:outlineLvl w:val="0"/>
       </w:pPr>
-      <w:bookmarkStart w:id="71246" w:name="VC-030"/>
+      <w:bookmarkStart w:name="VC-030" w:id="71246"/>
       <w:r>
         <w:t xml:space="preserve">VC-030: HTML5 Generation</w:t>
       </w:r>
@@ -30992,7 +30992,7 @@
         <w:keepNext/>
         <w:outlineLvl w:val="0"/>
       </w:pPr>
-      <w:bookmarkStart w:id="93907" w:name="VC-OUT-001"/>
+      <w:bookmarkStart w:name="VC-OUT-001" w:id="93907"/>
       <w:r>
         <w:t xml:space="preserve">VC-OUT-001: Document Assembly</w:t>
       </w:r>
@@ -31284,7 +31284,7 @@
         <w:keepNext/>
         <w:outlineLvl w:val="0"/>
       </w:pPr>
-      <w:bookmarkStart w:id="93910" w:name="VC-OUT-004"/>
+      <w:bookmarkStart w:name="VC-OUT-004" w:id="93910"/>
       <w:r>
         <w:t xml:space="preserve">VC-OUT-004: Render Decoration</w:t>
       </w:r>
@@ -31552,7 +31552,7 @@
         <w:keepNext/>
         <w:outlineLvl w:val="0"/>
       </w:pPr>
-      <w:bookmarkStart w:id="93911" w:name="VC-OUT-005"/>
+      <w:bookmarkStart w:name="VC-OUT-005" w:id="93911"/>
       <w:r>
         <w:t xml:space="preserve">VC-OUT-005: Spec Object Render Handler</w:t>
       </w:r>
@@ -31791,7 +31791,7 @@
         <w:keepNext/>
         <w:outlineLvl w:val="0"/>
       </w:pPr>
-      <w:bookmarkStart w:id="93913" w:name="VC-OUT-007"/>
+      <w:bookmarkStart w:name="VC-OUT-007" w:id="93913"/>
       <w:r>
         <w:t xml:space="preserve">VC-OUT-007: Full-Text Search Indexing</w:t>
       </w:r>
@@ -32176,7 +32176,7 @@
         <w:keepNext/>
         <w:outlineLvl w:val="0"/>
       </w:pPr>
-      <w:bookmarkStart w:id="34784" w:name="VC-AUDIT-001"/>
+      <w:bookmarkStart w:name="VC-AUDIT-001" w:id="34784"/>
       <w:r>
         <w:t xml:space="preserve">VC-AUDIT-001: Content-Addressed Hashing</w:t>
       </w:r>
@@ -32481,7 +32481,7 @@
         <w:keepNext/>
         <w:outlineLvl w:val="0"/>
       </w:pPr>
-      <w:bookmarkStart w:id="34785" w:name="VC-AUDIT-002"/>
+      <w:bookmarkStart w:name="VC-AUDIT-002" w:id="34785"/>
       <w:r>
         <w:t xml:space="preserve">VC-AUDIT-002: Include Dependency Tracking</w:t>
       </w:r>
@@ -32765,7 +32765,7 @@
         <w:keepNext/>
         <w:outlineLvl w:val="0"/>
       </w:pPr>
-      <w:bookmarkStart w:id="34786" w:name="VC-AUDIT-003"/>
+      <w:bookmarkStart w:name="VC-AUDIT-003" w:id="34786"/>
       <w:r>
         <w:t xml:space="preserve">VC-AUDIT-003: Structured Diagnostic Reporting</w:t>
       </w:r>
@@ -33079,7 +33079,7 @@
         <w:keepNext/>
         <w:outlineLvl w:val="0"/>
       </w:pPr>
-      <w:bookmarkStart w:id="34787" w:name="VC-AUDIT-004"/>
+      <w:bookmarkStart w:name="VC-AUDIT-004" w:id="34787"/>
       <w:r>
         <w:t xml:space="preserve">VC-AUDIT-004: Structured Logging</w:t>
       </w:r>
@@ -33366,7 +33366,7 @@
         <w:keepNext/>
         <w:outlineLvl w:val="0"/>
       </w:pPr>
-      <w:bookmarkStart w:id="34788" w:name="VC-AUDIT-005"/>
+      <w:bookmarkStart w:name="VC-AUDIT-005" w:id="34788"/>
       <w:r>
         <w:t xml:space="preserve">VC-AUDIT-005: Build Reproducibility</w:t>
       </w:r>
@@ -33653,7 +33653,7 @@
         <w:keepNext/>
         <w:outlineLvl w:val="0"/>
       </w:pPr>
-      <w:bookmarkStart w:id="30380" w:name="TR-002-01"/>
+      <w:bookmarkStart w:name="TR-002-01" w:id="30380"/>
       <w:r>
         <w:t xml:space="preserve">TR-002-01: 002 01 Handler Registration</w:t>
       </w:r>
@@ -33790,7 +33790,7 @@
         <w:keepNext/>
         <w:outlineLvl w:val="0"/>
       </w:pPr>
-      <w:bookmarkStart w:id="49544" w:name="TR-006-01"/>
+      <w:bookmarkStart w:name="TR-006-01" w:id="49544"/>
       <w:r>
         <w:t xml:space="preserve">TR-006-01: 006 01 Context Propagation</w:t>
       </w:r>
@@ -33927,7 +33927,7 @@
         <w:keepNext/>
         <w:outlineLvl w:val="0"/>
       </w:pPr>
-      <w:bookmarkStart w:id="14632" w:name="TR-PIPE-007-01"/>
+      <w:bookmarkStart w:name="TR-PIPE-007-01" w:id="14632"/>
       <w:r>
         <w:t xml:space="preserve">TR-PIPE-007-01: Pipe 007 01 Sourcepos Compat</w:t>
       </w:r>
@@ -33950,7 +33950,7 @@
         <w:pStyle w:val="Definition"/>
       </w:pPr>
       <w:r>
-        <w:t xml:space="preserve">41</w:t>
+        <w:t xml:space="preserve">43</w:t>
       </w:r>
     </w:p>
     <w:p>
@@ -34064,7 +34064,7 @@
         <w:keepNext/>
         <w:outlineLvl w:val="0"/>
       </w:pPr>
-      <w:bookmarkStart w:id="89198" w:name="TR-PIPE-012-01"/>
+      <w:bookmarkStart w:name="TR-PIPE-012-01" w:id="89198"/>
       <w:r>
         <w:t xml:space="preserve">TR-PIPE-012-01: Pipe 012 01 Prereq Not Found</w:t>
       </w:r>
@@ -34087,7 +34087,7 @@
         <w:pStyle w:val="Definition"/>
       </w:pPr>
       <w:r>
-        <w:t xml:space="preserve">39</w:t>
+        <w:t xml:space="preserve">40</w:t>
       </w:r>
     </w:p>
     <w:p>
@@ -34201,7 +34201,7 @@
         <w:keepNext/>
         <w:outlineLvl w:val="0"/>
       </w:pPr>
-      <w:bookmarkStart w:id="79335" w:name="TR-007-01"/>
+      <w:bookmarkStart w:name="TR-007-01" w:id="79335"/>
       <w:r>
         <w:t xml:space="preserve">TR-007-01: 007 01 Db Persistence</w:t>
       </w:r>
@@ -34224,7 +34224,7 @@
         <w:pStyle w:val="Definition"/>
       </w:pPr>
       <w:r>
-        <w:t xml:space="preserve">105</w:t>
+        <w:t xml:space="preserve">101</w:t>
       </w:r>
     </w:p>
     <w:p>
@@ -34338,7 +34338,7 @@
         <w:keepNext/>
         <w:outlineLvl w:val="0"/>
       </w:pPr>
-      <w:bookmarkStart w:id="9126" w:name="TR-008-01"/>
+      <w:bookmarkStart w:name="TR-008-01" w:id="9126"/>
       <w:r>
         <w:t xml:space="preserve">TR-008-01: 008 01 Cast Datatype Matrix</w:t>
       </w:r>
@@ -34361,7 +34361,7 @@
         <w:pStyle w:val="Definition"/>
       </w:pPr>
       <w:r>
-        <w:t xml:space="preserve">83</w:t>
+        <w:t xml:space="preserve">85</w:t>
       </w:r>
     </w:p>
     <w:p>
@@ -34475,7 +34475,7 @@
         <w:keepNext/>
         <w:outlineLvl w:val="0"/>
       </w:pPr>
-      <w:bookmarkStart w:id="9127" w:name="TR-008-02"/>
+      <w:bookmarkStart w:name="TR-008-02" w:id="9127"/>
       <w:r>
         <w:t xml:space="preserve">TR-008-02: 008 02 Cast Negative</w:t>
       </w:r>
@@ -34612,7 +34612,7 @@
         <w:keepNext/>
         <w:outlineLvl w:val="0"/>
       </w:pPr>
-      <w:bookmarkStart w:id="38917" w:name="TR-009-01"/>
+      <w:bookmarkStart w:name="TR-009-01" w:id="38917"/>
       <w:r>
         <w:t xml:space="preserve">TR-009-01: 009 01 Incremental Cache</w:t>
       </w:r>
@@ -34635,7 +34635,7 @@
         <w:pStyle w:val="Definition"/>
       </w:pPr>
       <w:r>
-        <w:t xml:space="preserve">296</w:t>
+        <w:t xml:space="preserve">309</w:t>
       </w:r>
     </w:p>
     <w:p>
@@ -34749,7 +34749,7 @@
         <w:keepNext/>
         <w:outlineLvl w:val="0"/>
       </w:pPr>
-      <w:bookmarkStart w:id="94319" w:name="TR-010-01"/>
+      <w:bookmarkStart w:name="TR-010-01" w:id="94319"/>
       <w:r>
         <w:t xml:space="preserve">TR-010-01: 010 01 Incremental Multi Emit</w:t>
       </w:r>
@@ -34772,7 +34772,7 @@
         <w:pStyle w:val="Definition"/>
       </w:pPr>
       <w:r>
-        <w:t xml:space="preserve">746</w:t>
+        <w:t xml:space="preserve">777</w:t>
       </w:r>
     </w:p>
     <w:p>
@@ -34886,7 +34886,7 @@
         <w:keepNext/>
         <w:outlineLvl w:val="0"/>
       </w:pPr>
-      <w:bookmarkStart w:id="30734" w:name="TR-033-01"/>
+      <w:bookmarkStart w:name="TR-033-01" w:id="30734"/>
       <w:r>
         <w:t xml:space="preserve">TR-033-01: 033 01 Eav Views</w:t>
       </w:r>
@@ -34909,7 +34909,7 @@
         <w:pStyle w:val="Definition"/>
       </w:pPr>
       <w:r>
-        <w:t xml:space="preserve">167</w:t>
+        <w:t xml:space="preserve">168</w:t>
       </w:r>
     </w:p>
     <w:p>
@@ -35023,7 +35023,7 @@
         <w:keepNext/>
         <w:outlineLvl w:val="0"/>
       </w:pPr>
-      <w:bookmarkStart w:id="83692" w:name="TR-013-01"/>
+      <w:bookmarkStart w:name="TR-013-01" w:id="83692"/>
       <w:r>
         <w:t xml:space="preserve">TR-013-01: 013 01 Document Walker</w:t>
       </w:r>
@@ -35046,7 +35046,7 @@
         <w:pStyle w:val="Definition"/>
       </w:pPr>
       <w:r>
-        <w:t xml:space="preserve">84</w:t>
+        <w:t xml:space="preserve">86</w:t>
       </w:r>
     </w:p>
     <w:p>
@@ -35160,7 +35160,7 @@
         <w:keepNext/>
         <w:outlineLvl w:val="0"/>
       </w:pPr>
-      <w:bookmarkStart w:id="83693" w:name="TR-013-02"/>
+      <w:bookmarkStart w:name="TR-013-02" w:id="83693"/>
       <w:r>
         <w:t xml:space="preserve">TR-013-02: 013 02 Syntax Parsing</w:t>
       </w:r>
@@ -35183,7 +35183,7 @@
         <w:pStyle w:val="Definition"/>
       </w:pPr>
       <w:r>
-        <w:t xml:space="preserve">111</w:t>
+        <w:t xml:space="preserve">110</w:t>
       </w:r>
     </w:p>
     <w:p>
@@ -35297,7 +35297,7 @@
         <w:keepNext/>
         <w:outlineLvl w:val="0"/>
       </w:pPr>
-      <w:bookmarkStart w:id="13483" w:name="TR-014-01"/>
+      <w:bookmarkStart w:name="TR-014-01" w:id="13483"/>
       <w:r>
         <w:t xml:space="preserve">TR-014-01: 014 01 Float Syntax</w:t>
       </w:r>
@@ -35320,7 +35320,7 @@
         <w:pStyle w:val="Definition"/>
       </w:pPr>
       <w:r>
-        <w:t xml:space="preserve">94</w:t>
+        <w:t xml:space="preserve">96</w:t>
       </w:r>
     </w:p>
     <w:p>
@@ -35434,7 +35434,7 @@
         <w:keepNext/>
         <w:outlineLvl w:val="0"/>
       </w:pPr>
-      <w:bookmarkStart w:id="13484" w:name="TR-014-02"/>
+      <w:bookmarkStart w:name="TR-014-02" w:id="13484"/>
       <w:r>
         <w:t xml:space="preserve">TR-014-02: 014 02 Float Tables</w:t>
       </w:r>
@@ -35457,7 +35457,7 @@
         <w:pStyle w:val="Definition"/>
       </w:pPr>
       <w:r>
-        <w:t xml:space="preserve">36</w:t>
+        <w:t xml:space="preserve">39</w:t>
       </w:r>
     </w:p>
     <w:p>
@@ -35571,7 +35571,7 @@
         <w:keepNext/>
         <w:outlineLvl w:val="0"/>
       </w:pPr>
-      <w:bookmarkStart w:id="13485" w:name="TR-014-03"/>
+      <w:bookmarkStart w:name="TR-014-03" w:id="13485"/>
       <w:r>
         <w:t xml:space="preserve">TR-014-03: 014 03 Float Figures</w:t>
       </w:r>
@@ -35594,7 +35594,7 @@
         <w:pStyle w:val="Definition"/>
       </w:pPr>
       <w:r>
-        <w:t xml:space="preserve">42</w:t>
+        <w:t xml:space="preserve">44</w:t>
       </w:r>
     </w:p>
     <w:p>
@@ -35708,7 +35708,7 @@
         <w:keepNext/>
         <w:outlineLvl w:val="0"/>
       </w:pPr>
-      <w:bookmarkStart w:id="13486" w:name="TR-014-04"/>
+      <w:bookmarkStart w:name="TR-014-04" w:id="13486"/>
       <w:r>
         <w:t xml:space="preserve">TR-014-04: 014 04 Float Base</w:t>
       </w:r>
@@ -35731,7 +35731,7 @@
         <w:pStyle w:val="Definition"/>
       </w:pPr>
       <w:r>
-        <w:t xml:space="preserve">41</w:t>
+        <w:t xml:space="preserve">40</w:t>
       </w:r>
     </w:p>
     <w:p>
@@ -35845,7 +35845,7 @@
         <w:keepNext/>
         <w:outlineLvl w:val="0"/>
       </w:pPr>
-      <w:bookmarkStart w:id="13487" w:name="TR-014-05"/>
+      <w:bookmarkStart w:name="TR-014-05" w:id="13487"/>
       <w:r>
         <w:t xml:space="preserve">TR-014-05: 014 05 Spec Floats</w:t>
       </w:r>
@@ -35982,7 +35982,7 @@
         <w:keepNext/>
         <w:outlineLvl w:val="0"/>
       </w:pPr>
-      <w:bookmarkStart w:id="13488" w:name="TR-014-06"/>
+      <w:bookmarkStart w:name="TR-014-06" w:id="13488"/>
       <w:r>
         <w:t xml:space="preserve">TR-014-06: 014 06 Float Utilities</w:t>
       </w:r>
@@ -36005,7 +36005,7 @@
         <w:pStyle w:val="Definition"/>
       </w:pPr>
       <w:r>
-        <w:t xml:space="preserve">55</w:t>
+        <w:t xml:space="preserve">54</w:t>
       </w:r>
     </w:p>
     <w:p>
@@ -36119,7 +36119,7 @@
         <w:keepNext/>
         <w:outlineLvl w:val="0"/>
       </w:pPr>
-      <w:bookmarkStart w:id="13489" w:name="TR-014-07"/>
+      <w:bookmarkStart w:name="TR-014-07" w:id="13489"/>
       <w:r>
         <w:t xml:space="preserve">TR-014-07: 014 07 Emit Float</w:t>
       </w:r>
@@ -36142,7 +36142,7 @@
         <w:pStyle w:val="Definition"/>
       </w:pPr>
       <w:r>
-        <w:t xml:space="preserve">45</w:t>
+        <w:t xml:space="preserve">43</w:t>
       </w:r>
     </w:p>
     <w:p>
@@ -36256,7 +36256,7 @@
         <w:keepNext/>
         <w:outlineLvl w:val="0"/>
       </w:pPr>
-      <w:bookmarkStart w:id="13490" w:name="TR-014-08"/>
+      <w:bookmarkStart w:name="TR-014-08" w:id="13490"/>
       <w:r>
         <w:t xml:space="preserve">TR-014-08: 014 08 Logger Paths</w:t>
       </w:r>
@@ -36393,7 +36393,7 @@
         <w:keepNext/>
         <w:outlineLvl w:val="0"/>
       </w:pPr>
-      <w:bookmarkStart w:id="43274" w:name="TR-015-01"/>
+      <w:bookmarkStart w:name="TR-015-01" w:id="43274"/>
       <w:r>
         <w:t xml:space="preserve">TR-015-01: 015 01 Relation Resolver</w:t>
       </w:r>
@@ -36416,7 +36416,7 @@
         <w:pStyle w:val="Definition"/>
       </w:pPr>
       <w:r>
-        <w:t xml:space="preserve">51</w:t>
+        <w:t xml:space="preserve">50</w:t>
       </w:r>
     </w:p>
     <w:p>
@@ -36530,7 +36530,7 @@
         <w:keepNext/>
         <w:outlineLvl w:val="0"/>
       </w:pPr>
-      <w:bookmarkStart w:id="43275" w:name="TR-015-02"/>
+      <w:bookmarkStart w:name="TR-015-02" w:id="43275"/>
       <w:r>
         <w:t xml:space="preserve">TR-015-02: 015 02 Relation Edges</w:t>
       </w:r>
@@ -36553,7 +36553,7 @@
         <w:pStyle w:val="Definition"/>
       </w:pPr>
       <w:r>
-        <w:t xml:space="preserve">55</w:t>
+        <w:t xml:space="preserve">54</w:t>
       </w:r>
     </w:p>
     <w:p>
@@ -36667,7 +36667,7 @@
         <w:keepNext/>
         <w:outlineLvl w:val="0"/>
       </w:pPr>
-      <w:bookmarkStart w:id="43276" w:name="TR-015-03"/>
+      <w:bookmarkStart w:name="TR-015-03" w:id="43276"/>
       <w:r>
         <w:t xml:space="preserve">TR-015-03: 015 03 Links</w:t>
       </w:r>
@@ -36690,7 +36690,7 @@
         <w:pStyle w:val="Definition"/>
       </w:pPr>
       <w:r>
-        <w:t xml:space="preserve">104</w:t>
+        <w:t xml:space="preserve">105</w:t>
       </w:r>
     </w:p>
     <w:p>
@@ -36804,7 +36804,7 @@
         <w:keepNext/>
         <w:outlineLvl w:val="0"/>
       </w:pPr>
-      <w:bookmarkStart w:id="43277" w:name="TR-015-04"/>
+      <w:bookmarkStart w:name="TR-015-04" w:id="43277"/>
       <w:r>
         <w:t xml:space="preserve">TR-015-04: 015 04 Xref</w:t>
       </w:r>
@@ -36827,7 +36827,7 @@
         <w:pStyle w:val="Definition"/>
       </w:pPr>
       <w:r>
-        <w:t xml:space="preserve">51</w:t>
+        <w:t xml:space="preserve">49</w:t>
       </w:r>
     </w:p>
     <w:p>
@@ -36941,7 +36941,7 @@
         <w:keepNext/>
         <w:outlineLvl w:val="0"/>
       </w:pPr>
-      <w:bookmarkStart w:id="43278" w:name="TR-015-05"/>
+      <w:bookmarkStart w:name="TR-015-05" w:id="43278"/>
       <w:r>
         <w:t xml:space="preserve">TR-015-05: 015 05 Citations</w:t>
       </w:r>
@@ -36964,7 +36964,7 @@
         <w:pStyle w:val="Definition"/>
       </w:pPr>
       <w:r>
-        <w:t xml:space="preserve">47</w:t>
+        <w:t xml:space="preserve">44</w:t>
       </w:r>
     </w:p>
     <w:p>
@@ -37078,7 +37078,7 @@
         <w:keepNext/>
         <w:outlineLvl w:val="0"/>
       </w:pPr>
-      <w:bookmarkStart w:id="43279" w:name="TR-015-06"/>
+      <w:bookmarkStart w:name="TR-015-06" w:id="43279"/>
       <w:r>
         <w:t xml:space="preserve">TR-015-06: 015 06 Scoped Resolution</w:t>
       </w:r>
@@ -37101,7 +37101,7 @@
         <w:pStyle w:val="Definition"/>
       </w:pPr>
       <w:r>
-        <w:t xml:space="preserve">47</w:t>
+        <w:t xml:space="preserve">46</w:t>
       </w:r>
     </w:p>
     <w:p>
@@ -37215,7 +37215,7 @@
         <w:keepNext/>
         <w:outlineLvl w:val="0"/>
       </w:pPr>
-      <w:bookmarkStart w:id="43280" w:name="TR-015-07"/>
+      <w:bookmarkStart w:name="TR-015-07" w:id="43280"/>
       <w:r>
         <w:t xml:space="preserve">TR-015-07: 015 07 Attribute Scope Prefixes</w:t>
       </w:r>
@@ -37238,7 +37238,7 @@
         <w:pStyle w:val="Definition"/>
       </w:pPr>
       <w:r>
-        <w:t xml:space="preserve">53</w:t>
+        <w:t xml:space="preserve">52</w:t>
       </w:r>
     </w:p>
     <w:p>
@@ -37352,7 +37352,7 @@
         <w:keepNext/>
         <w:outlineLvl w:val="0"/>
       </w:pPr>
-      <w:bookmarkStart w:id="43281" w:name="TR-015-08"/>
+      <w:bookmarkStart w:name="TR-015-08" w:id="43281"/>
       <w:r>
         <w:t xml:space="preserve">TR-015-08: 015 08 Scoped Label Resolution</w:t>
       </w:r>
@@ -37375,7 +37375,7 @@
         <w:pStyle w:val="Definition"/>
       </w:pPr>
       <w:r>
-        <w:t xml:space="preserve">59</w:t>
+        <w:t xml:space="preserve">56</w:t>
       </w:r>
     </w:p>
     <w:p>
@@ -37489,7 +37489,7 @@
         <w:keepNext/>
         <w:outlineLvl w:val="0"/>
       </w:pPr>
-      <w:bookmarkStart w:id="43282" w:name="TR-015-09"/>
+      <w:bookmarkStart w:name="TR-015-09" w:id="43282"/>
       <w:r>
         <w:t xml:space="preserve">TR-015-09: 015 09 Section Xrefs</w:t>
       </w:r>
@@ -37512,7 +37512,7 @@
         <w:pStyle w:val="Definition"/>
       </w:pPr>
       <w:r>
-        <w:t xml:space="preserve">47</w:t>
+        <w:t xml:space="preserve">45</w:t>
       </w:r>
     </w:p>
     <w:p>
@@ -37626,7 +37626,7 @@
         <w:keepNext/>
         <w:outlineLvl w:val="0"/>
       </w:pPr>
-      <w:bookmarkStart w:id="43304" w:name="TR-015-10"/>
+      <w:bookmarkStart w:name="TR-015-10" w:id="43304"/>
       <w:r>
         <w:t xml:space="preserve">TR-015-10: 015 10 Type Inference</w:t>
       </w:r>
@@ -37649,7 +37649,7 @@
         <w:pStyle w:val="Definition"/>
       </w:pPr>
       <w:r>
-        <w:t xml:space="preserve">74</w:t>
+        <w:t xml:space="preserve">57</w:t>
       </w:r>
     </w:p>
     <w:p>
@@ -37763,7 +37763,7 @@
         <w:keepNext/>
         <w:outlineLvl w:val="0"/>
       </w:pPr>
-      <w:bookmarkStart w:id="73065" w:name="TR-016-01"/>
+      <w:bookmarkStart w:name="TR-016-01" w:id="73065"/>
       <w:r>
         <w:t xml:space="preserve">TR-016-01: 016 01 View Materializer</w:t>
       </w:r>
@@ -37900,7 +37900,7 @@
         <w:keepNext/>
         <w:outlineLvl w:val="0"/>
       </w:pPr>
-      <w:bookmarkStart w:id="73066" w:name="TR-016-02"/>
+      <w:bookmarkStart w:name="TR-016-02" w:id="73066"/>
       <w:r>
         <w:t xml:space="preserve">TR-016-02: 016 02 View Utils</w:t>
       </w:r>
@@ -37923,7 +37923,7 @@
         <w:pStyle w:val="Definition"/>
       </w:pPr>
       <w:r>
-        <w:t xml:space="preserve">38</w:t>
+        <w:t xml:space="preserve">58</w:t>
       </w:r>
     </w:p>
     <w:p>
@@ -38037,7 +38037,7 @@
         <w:keepNext/>
         <w:outlineLvl w:val="0"/>
       </w:pPr>
-      <w:bookmarkStart w:id="73067" w:name="TR-016-03"/>
+      <w:bookmarkStart w:name="TR-016-03" w:id="73067"/>
       <w:r>
         <w:t xml:space="preserve">TR-016-03: 016 03 Inline Views</w:t>
       </w:r>
@@ -38060,7 +38060,7 @@
         <w:pStyle w:val="Definition"/>
       </w:pPr>
       <w:r>
-        <w:t xml:space="preserve">92</w:t>
+        <w:t xml:space="preserve">94</w:t>
       </w:r>
     </w:p>
     <w:p>
@@ -38174,7 +38174,7 @@
         <w:keepNext/>
         <w:outlineLvl w:val="0"/>
       </w:pPr>
-      <w:bookmarkStart w:id="73068" w:name="TR-016-04"/>
+      <w:bookmarkStart w:name="TR-016-04" w:id="73068"/>
       <w:r>
         <w:t xml:space="preserve">TR-016-04: 016 04 View Render Characterization</w:t>
       </w:r>
@@ -38197,7 +38197,7 @@
         <w:pStyle w:val="Definition"/>
       </w:pPr>
       <w:r>
-        <w:t xml:space="preserve">43</w:t>
+        <w:t xml:space="preserve">47</w:t>
       </w:r>
     </w:p>
     <w:p>
@@ -38311,7 +38311,7 @@
         <w:keepNext/>
         <w:outlineLvl w:val="0"/>
       </w:pPr>
-      <w:bookmarkStart w:id="2856" w:name="TR-017-01"/>
+      <w:bookmarkStart w:name="TR-017-01" w:id="2856"/>
       <w:r>
         <w:t xml:space="preserve">TR-017-01: 017 01 Attribute Caster</w:t>
       </w:r>
@@ -38448,7 +38448,7 @@
         <w:keepNext/>
         <w:outlineLvl w:val="0"/>
       </w:pPr>
-      <w:bookmarkStart w:id="2857" w:name="TR-017-02"/>
+      <w:bookmarkStart w:name="TR-017-02" w:id="2857"/>
       <w:r>
         <w:t xml:space="preserve">TR-017-02: 017 02 Attribute Para Utils</w:t>
       </w:r>
@@ -38471,7 +38471,7 @@
         <w:pStyle w:val="Definition"/>
       </w:pPr>
       <w:r>
-        <w:t xml:space="preserve">40</w:t>
+        <w:t xml:space="preserve">41</w:t>
       </w:r>
     </w:p>
     <w:p>
@@ -38585,7 +38585,7 @@
         <w:keepNext/>
         <w:outlineLvl w:val="0"/>
       </w:pPr>
-      <w:bookmarkStart w:id="2858" w:name="TR-017-03"/>
+      <w:bookmarkStart w:name="TR-017-03" w:id="2858"/>
       <w:r>
         <w:t xml:space="preserve">TR-017-03: 017 03 Attr Dedup</w:t>
       </w:r>
@@ -38722,7 +38722,7 @@
         <w:keepNext/>
         <w:outlineLvl w:val="0"/>
       </w:pPr>
-      <w:bookmarkStart w:id="2859" w:name="TR-017-04"/>
+      <w:bookmarkStart w:name="TR-017-04" w:id="2859"/>
       <w:r>
         <w:t xml:space="preserve">TR-017-04: 017 04 Syntax Attributes</w:t>
       </w:r>
@@ -38745,7 +38745,7 @@
         <w:pStyle w:val="Definition"/>
       </w:pPr>
       <w:r>
-        <w:t xml:space="preserve">102</w:t>
+        <w:t xml:space="preserve">96</w:t>
       </w:r>
     </w:p>
     <w:p>
@@ -38859,7 +38859,7 @@
         <w:keepNext/>
         <w:outlineLvl w:val="0"/>
       </w:pPr>
-      <w:bookmarkStart w:id="32647" w:name="TR-018-01"/>
+      <w:bookmarkStart w:name="TR-018-01" w:id="32647"/>
       <w:r>
         <w:t xml:space="preserve">TR-018-01: 018 01 Db Validation</w:t>
       </w:r>
@@ -38882,7 +38882,7 @@
         <w:pStyle w:val="Definition"/>
       </w:pPr>
       <w:r>
-        <w:t xml:space="preserve">53</w:t>
+        <w:t xml:space="preserve">55</w:t>
       </w:r>
     </w:p>
     <w:p>
@@ -38996,7 +38996,7 @@
         <w:keepNext/>
         <w:outlineLvl w:val="0"/>
       </w:pPr>
-      <w:bookmarkStart w:id="32648" w:name="TR-018-02"/>
+      <w:bookmarkStart w:name="TR-018-02" w:id="32648"/>
       <w:r>
         <w:t xml:space="preserve">TR-018-02: 018 02 Verify Object Attrs</w:t>
       </w:r>
@@ -39019,7 +39019,7 @@
         <w:pStyle w:val="Definition"/>
       </w:pPr>
       <w:r>
-        <w:t xml:space="preserve">156</w:t>
+        <w:t xml:space="preserve">158</w:t>
       </w:r>
     </w:p>
     <w:p>
@@ -39133,7 +39133,7 @@
         <w:keepNext/>
         <w:outlineLvl w:val="0"/>
       </w:pPr>
-      <w:bookmarkStart w:id="32649" w:name="TR-018-03"/>
+      <w:bookmarkStart w:name="TR-018-03" w:id="32649"/>
       <w:r>
         <w:t xml:space="preserve">TR-018-03: 018 03 Verify Floats</w:t>
       </w:r>
@@ -39156,7 +39156,7 @@
         <w:pStyle w:val="Definition"/>
       </w:pPr>
       <w:r>
-        <w:t xml:space="preserve">107</w:t>
+        <w:t xml:space="preserve">114</w:t>
       </w:r>
     </w:p>
     <w:p>
@@ -39270,7 +39270,7 @@
         <w:keepNext/>
         <w:outlineLvl w:val="0"/>
       </w:pPr>
-      <w:bookmarkStart w:id="32650" w:name="TR-018-04"/>
+      <w:bookmarkStart w:name="TR-018-04" w:id="32650"/>
       <w:r>
         <w:t xml:space="preserve">TR-018-04: 018 04 Verify Relations</w:t>
       </w:r>
@@ -39293,7 +39293,7 @@
         <w:pStyle w:val="Definition"/>
       </w:pPr>
       <w:r>
-        <w:t xml:space="preserve">111</w:t>
+        <w:t xml:space="preserve">112</w:t>
       </w:r>
     </w:p>
     <w:p>
@@ -39407,7 +39407,7 @@
         <w:keepNext/>
         <w:outlineLvl w:val="0"/>
       </w:pPr>
-      <w:bookmarkStart w:id="32651" w:name="TR-018-05"/>
+      <w:bookmarkStart w:name="TR-018-05" w:id="32651"/>
       <w:r>
         <w:t xml:space="preserve">TR-018-05: 018 05 Verify Views</w:t>
       </w:r>
@@ -39430,7 +39430,7 @@
         <w:pStyle w:val="Definition"/>
       </w:pPr>
       <w:r>
-        <w:t xml:space="preserve">75</w:t>
+        <w:t xml:space="preserve">72</w:t>
       </w:r>
     </w:p>
     <w:p>
@@ -39544,7 +39544,7 @@
         <w:keepNext/>
         <w:outlineLvl w:val="0"/>
       </w:pPr>
-      <w:bookmarkStart w:id="32653" w:name="TR-018-07"/>
+      <w:bookmarkStart w:name="TR-018-07" w:id="32653"/>
       <w:r>
         <w:t xml:space="preserve">TR-018-07: 018 07 Verify Invalid Spec Type</w:t>
       </w:r>
@@ -39567,7 +39567,7 @@
         <w:pStyle w:val="Definition"/>
       </w:pPr>
       <w:r>
-        <w:t xml:space="preserve">50</w:t>
+        <w:t xml:space="preserve">62</w:t>
       </w:r>
     </w:p>
     <w:p>
@@ -39681,7 +39681,7 @@
         <w:keepNext/>
         <w:outlineLvl w:val="0"/>
       </w:pPr>
-      <w:bookmarkStart w:id="32655" w:name="TR-018-09"/>
+      <w:bookmarkStart w:name="TR-018-09" w:id="32655"/>
       <w:r>
         <w:t xml:space="preserve">TR-018-09: 018 09 Verify Inherited Enum</w:t>
       </w:r>
@@ -39704,7 +39704,7 @@
         <w:pStyle w:val="Definition"/>
       </w:pPr>
       <w:r>
-        <w:t xml:space="preserve">50</w:t>
+        <w:t xml:space="preserve">52</w:t>
       </w:r>
     </w:p>
     <w:p>
@@ -39818,7 +39818,7 @@
         <w:keepNext/>
         <w:outlineLvl w:val="0"/>
       </w:pPr>
-      <w:bookmarkStart w:id="32677" w:name="TR-018-10"/>
+      <w:bookmarkStart w:name="TR-018-10" w:id="32677"/>
       <w:r>
         <w:t xml:space="preserve">TR-018-10: 018 10 Verify Cast Failures</w:t>
       </w:r>
@@ -39841,7 +39841,7 @@
         <w:pStyle w:val="Definition"/>
       </w:pPr>
       <w:r>
-        <w:t xml:space="preserve">49</w:t>
+        <w:t xml:space="preserve">58</w:t>
       </w:r>
     </w:p>
     <w:p>
@@ -39955,7 +39955,7 @@
         <w:keepNext/>
         <w:outlineLvl w:val="0"/>
       </w:pPr>
-      <w:bookmarkStart w:id="32678" w:name="TR-018-11"/>
+      <w:bookmarkStart w:name="TR-018-11" w:id="32678"/>
       <w:r>
         <w:t xml:space="preserve">TR-018-11: 018 11 Verify Duplicate Pid</w:t>
       </w:r>
@@ -40092,7 +40092,7 @@
         <w:keepNext/>
         <w:outlineLvl w:val="0"/>
       </w:pPr>
-      <w:bookmarkStart w:id="32679" w:name="TR-018-12"/>
+      <w:bookmarkStart w:name="TR-018-12" w:id="32679"/>
       <w:r>
         <w:t xml:space="preserve">TR-018-12: 018 12 Verify Traceability Csu Fd</w:t>
       </w:r>
@@ -40115,7 +40115,7 @@
         <w:pStyle w:val="Definition"/>
       </w:pPr>
       <w:r>
-        <w:t xml:space="preserve">65</w:t>
+        <w:t xml:space="preserve">63</w:t>
       </w:r>
     </w:p>
     <w:p>
@@ -40229,7 +40229,7 @@
         <w:keepNext/>
         <w:outlineLvl w:val="0"/>
       </w:pPr>
-      <w:bookmarkStart w:id="32680" w:name="TR-018-13"/>
+      <w:bookmarkStart w:name="TR-018-13" w:id="32680"/>
       <w:r>
         <w:t xml:space="preserve">TR-018-13: 018 13 Verify Cast Multitype</w:t>
       </w:r>
@@ -40252,7 +40252,7 @@
         <w:pStyle w:val="Definition"/>
       </w:pPr>
       <w:r>
-        <w:t xml:space="preserve">72</w:t>
+        <w:t xml:space="preserve">68</w:t>
       </w:r>
     </w:p>
     <w:p>
@@ -40366,7 +40366,7 @@
         <w:keepNext/>
         <w:outlineLvl w:val="0"/>
       </w:pPr>
-      <w:bookmarkStart w:id="32681" w:name="TR-018-14"/>
+      <w:bookmarkStart w:name="TR-018-14" w:id="32681"/>
       <w:r>
         <w:t xml:space="preserve">TR-018-14: 018 14 Verify Float Last Section</w:t>
       </w:r>
@@ -40389,7 +40389,7 @@
         <w:pStyle w:val="Definition"/>
       </w:pPr>
       <w:r>
-        <w:t xml:space="preserve">89</w:t>
+        <w:t xml:space="preserve">90</w:t>
       </w:r>
     </w:p>
     <w:p>
@@ -40503,7 +40503,7 @@
         <w:keepNext/>
         <w:outlineLvl w:val="0"/>
       </w:pPr>
-      <w:bookmarkStart w:id="62438" w:name="TR-019-01"/>
+      <w:bookmarkStart w:name="TR-019-01" w:id="62438"/>
       <w:r>
         <w:t xml:space="preserve">TR-019-01: 019 01 Preset Load Chain</w:t>
       </w:r>
@@ -40526,7 +40526,7 @@
         <w:pStyle w:val="Definition"/>
       </w:pPr>
       <w:r>
-        <w:t xml:space="preserve">76</w:t>
+        <w:t xml:space="preserve">80</w:t>
       </w:r>
     </w:p>
     <w:p>
@@ -40640,7 +40640,7 @@
         <w:keepNext/>
         <w:outlineLvl w:val="0"/>
       </w:pPr>
-      <w:bookmarkStart w:id="62439" w:name="TR-019-02"/>
+      <w:bookmarkStart w:name="TR-019-02" w:id="62439"/>
       <w:r>
         <w:t xml:space="preserve">TR-019-02: 019 02 Sf Type</w:t>
       </w:r>
@@ -40663,7 +40663,7 @@
         <w:pStyle w:val="Definition"/>
       </w:pPr>
       <w:r>
-        <w:t xml:space="preserve">93</w:t>
+        <w:t xml:space="preserve">89</w:t>
       </w:r>
     </w:p>
     <w:p>
@@ -40777,7 +40777,7 @@
         <w:keepNext/>
         <w:outlineLvl w:val="0"/>
       </w:pPr>
-      <w:bookmarkStart w:id="62440" w:name="TR-019-03"/>
+      <w:bookmarkStart w:name="TR-019-03" w:id="62440"/>
       <w:r>
         <w:t xml:space="preserve">TR-019-03: 019 03 Nfr Type</w:t>
       </w:r>
@@ -40800,7 +40800,7 @@
         <w:pStyle w:val="Definition"/>
       </w:pPr>
       <w:r>
-        <w:t xml:space="preserve">126</w:t>
+        <w:t xml:space="preserve">124</w:t>
       </w:r>
     </w:p>
     <w:p>
@@ -40914,7 +40914,7 @@
         <w:keepNext/>
         <w:outlineLvl w:val="0"/>
       </w:pPr>
-      <w:bookmarkStart w:id="62441" w:name="TR-019-04"/>
+      <w:bookmarkStart w:name="TR-019-04" w:id="62441"/>
       <w:r>
         <w:t xml:space="preserve">TR-019-04: 019 04 Realizes Relation</w:t>
       </w:r>
@@ -40937,7 +40937,7 @@
         <w:pStyle w:val="Definition"/>
       </w:pPr>
       <w:r>
-        <w:t xml:space="preserve">94</w:t>
+        <w:t xml:space="preserve">92</w:t>
       </w:r>
     </w:p>
     <w:p>
@@ -41051,7 +41051,7 @@
         <w:keepNext/>
         <w:outlineLvl w:val="0"/>
       </w:pPr>
-      <w:bookmarkStart w:id="62442" w:name="TR-019-05"/>
+      <w:bookmarkStart w:name="TR-019-05" w:id="62442"/>
       <w:r>
         <w:t xml:space="preserve">TR-019-05: 019 05 Xref Decomposition</w:t>
       </w:r>
@@ -41074,7 +41074,7 @@
         <w:pStyle w:val="Definition"/>
       </w:pPr>
       <w:r>
-        <w:t xml:space="preserve">74</w:t>
+        <w:t xml:space="preserve">72</w:t>
       </w:r>
     </w:p>
     <w:p>
@@ -41188,7 +41188,7 @@
         <w:keepNext/>
         <w:outlineLvl w:val="0"/>
       </w:pPr>
-      <w:bookmarkStart w:id="62443" w:name="TR-019-06"/>
+      <w:bookmarkStart w:name="TR-019-06" w:id="62443"/>
       <w:r>
         <w:t xml:space="preserve">TR-019-06: 019 06 Xref Dic</w:t>
       </w:r>
@@ -41211,7 +41211,7 @@
         <w:pStyle w:val="Definition"/>
       </w:pPr>
       <w:r>
-        <w:t xml:space="preserve">82</w:t>
+        <w:t xml:space="preserve">78</w:t>
       </w:r>
     </w:p>
     <w:p>
@@ -41325,7 +41325,7 @@
         <w:keepNext/>
         <w:outlineLvl w:val="0"/>
       </w:pPr>
-      <w:bookmarkStart w:id="17840" w:name="TR-020-01"/>
+      <w:bookmarkStart w:name="TR-020-01" w:id="17840"/>
       <w:r>
         <w:t xml:space="preserve">TR-020-01: 020 01 Model Directory Structure</w:t>
       </w:r>
@@ -41462,7 +41462,7 @@
         <w:keepNext/>
         <w:outlineLvl w:val="0"/>
       </w:pPr>
-      <w:bookmarkStart w:id="47631" w:name="TR-021-01"/>
+      <w:bookmarkStart w:name="TR-021-01" w:id="47631"/>
       <w:r>
         <w:t xml:space="preserve">TR-021-01: 021 01 Handler Registration Interface</w:t>
       </w:r>
@@ -41485,7 +41485,7 @@
         <w:pStyle w:val="Definition"/>
       </w:pPr>
       <w:r>
-        <w:t xml:space="preserve">35</w:t>
+        <w:t xml:space="preserve">34</w:t>
       </w:r>
     </w:p>
     <w:p>
@@ -41599,7 +41599,7 @@
         <w:keepNext/>
         <w:outlineLvl w:val="0"/>
       </w:pPr>
-      <w:bookmarkStart w:id="77422" w:name="TR-022-01"/>
+      <w:bookmarkStart w:name="TR-022-01" w:id="77422"/>
       <w:r>
         <w:t xml:space="preserve">TR-022-01: 022 01 Type Definition Schema</w:t>
       </w:r>
@@ -41622,7 +41622,7 @@
         <w:pStyle w:val="Definition"/>
       </w:pPr>
       <w:r>
-        <w:t xml:space="preserve">37</w:t>
+        <w:t xml:space="preserve">36</w:t>
       </w:r>
     </w:p>
     <w:p>
@@ -41736,7 +41736,7 @@
         <w:keepNext/>
         <w:outlineLvl w:val="0"/>
       </w:pPr>
-      <w:bookmarkStart w:id="7213" w:name="TR-023-01"/>
+      <w:bookmarkStart w:name="TR-023-01" w:id="7213"/>
       <w:r>
         <w:t xml:space="preserve">TR-023-01: 023 01 Model Path Resolution</w:t>
       </w:r>
@@ -41759,7 +41759,7 @@
         <w:pStyle w:val="Definition"/>
       </w:pPr>
       <w:r>
-        <w:t xml:space="preserve">34</w:t>
+        <w:t xml:space="preserve">33</w:t>
       </w:r>
     </w:p>
     <w:p>
@@ -41873,7 +41873,7 @@
         <w:keepNext/>
         <w:outlineLvl w:val="0"/>
       </w:pPr>
-      <w:bookmarkStart w:id="37004" w:name="TR-024-01"/>
+      <w:bookmarkStart w:name="TR-024-01" w:id="37004"/>
       <w:r>
         <w:t xml:space="preserve">TR-024-01: 024 01 Plantuml</w:t>
       </w:r>
@@ -41896,7 +41896,7 @@
         <w:pStyle w:val="Definition"/>
       </w:pPr>
       <w:r>
-        <w:t xml:space="preserve">55</w:t>
+        <w:t xml:space="preserve">61</w:t>
       </w:r>
     </w:p>
     <w:p>
@@ -42010,7 +42010,7 @@
         <w:keepNext/>
         <w:outlineLvl w:val="0"/>
       </w:pPr>
-      <w:bookmarkStart w:id="66796" w:name="TR-025-02"/>
+      <w:bookmarkStart w:name="TR-025-02" w:id="66796"/>
       <w:r>
         <w:t xml:space="preserve">TR-025-02: 025 02 View Registration</w:t>
       </w:r>
@@ -42033,7 +42033,7 @@
         <w:pStyle w:val="Definition"/>
       </w:pPr>
       <w:r>
-        <w:t xml:space="preserve">58</w:t>
+        <w:t xml:space="preserve">56</w:t>
       </w:r>
     </w:p>
     <w:p>
@@ -42147,7 +42147,7 @@
         <w:keepNext/>
         <w:outlineLvl w:val="0"/>
       </w:pPr>
-      <w:bookmarkStart w:id="66797" w:name="TR-025-03"/>
+      <w:bookmarkStart w:name="TR-025-03" w:id="66797"/>
       <w:r>
         <w:t xml:space="preserve">TR-025-03: 025 03 Traceability Matrix</w:t>
       </w:r>
@@ -42170,7 +42170,7 @@
         <w:pStyle w:val="Definition"/>
       </w:pPr>
       <w:r>
-        <w:t xml:space="preserve">141</w:t>
+        <w:t xml:space="preserve">138</w:t>
       </w:r>
     </w:p>
     <w:p>
@@ -42284,7 +42284,7 @@
         <w:keepNext/>
         <w:outlineLvl w:val="0"/>
       </w:pPr>
-      <w:bookmarkStart w:id="66798" w:name="TR-025-04"/>
+      <w:bookmarkStart w:name="TR-025-04" w:id="66798"/>
       <w:r>
         <w:t xml:space="preserve">TR-025-04: 025 04 Test Results Matrix</w:t>
       </w:r>
@@ -42307,7 +42307,7 @@
         <w:pStyle w:val="Definition"/>
       </w:pPr>
       <w:r>
-        <w:t xml:space="preserve">82</w:t>
+        <w:t xml:space="preserve">78</w:t>
       </w:r>
     </w:p>
     <w:p>
@@ -42421,7 +42421,7 @@
         <w:keepNext/>
         <w:outlineLvl w:val="0"/>
       </w:pPr>
-      <w:bookmarkStart w:id="66799" w:name="TR-025-05"/>
+      <w:bookmarkStart w:name="TR-025-05" w:id="66799"/>
       <w:r>
         <w:t xml:space="preserve">TR-025-05: 025 05 Traceability Matrix Block Empty</w:t>
       </w:r>
@@ -42444,7 +42444,7 @@
         <w:pStyle w:val="Definition"/>
       </w:pPr>
       <w:r>
-        <w:t xml:space="preserve">53</w:t>
+        <w:t xml:space="preserve">51</w:t>
       </w:r>
     </w:p>
     <w:p>
@@ -42558,7 +42558,7 @@
         <w:keepNext/>
         <w:outlineLvl w:val="0"/>
       </w:pPr>
-      <w:bookmarkStart w:id="66800" w:name="TR-025-06"/>
+      <w:bookmarkStart w:name="TR-025-06" w:id="66800"/>
       <w:r>
         <w:t xml:space="preserve">TR-025-06: 025 06 Traceability Matrix Textblock Empty</w:t>
       </w:r>
@@ -42581,7 +42581,7 @@
         <w:pStyle w:val="Definition"/>
       </w:pPr>
       <w:r>
-        <w:t xml:space="preserve">59</w:t>
+        <w:t xml:space="preserve">60</w:t>
       </w:r>
     </w:p>
     <w:p>
@@ -42695,7 +42695,7 @@
         <w:keepNext/>
         <w:outlineLvl w:val="0"/>
       </w:pPr>
-      <w:bookmarkStart w:id="66801" w:name="TR-025-07"/>
+      <w:bookmarkStart w:name="TR-025-07" w:id="66801"/>
       <w:r>
         <w:t xml:space="preserve">TR-025-07: 025 07 Test Results Matrix Block Empty</w:t>
       </w:r>
@@ -42832,7 +42832,7 @@
         <w:keepNext/>
         <w:outlineLvl w:val="0"/>
       </w:pPr>
-      <w:bookmarkStart w:id="66802" w:name="TR-025-08"/>
+      <w:bookmarkStart w:name="TR-025-08" w:id="66802"/>
       <w:r>
         <w:t xml:space="preserve">TR-025-08: 025 08 Test Results Matrix Textblock Empty</w:t>
       </w:r>
@@ -42855,7 +42855,7 @@
         <w:pStyle w:val="Definition"/>
       </w:pPr>
       <w:r>
-        <w:t xml:space="preserve">58</w:t>
+        <w:t xml:space="preserve">56</w:t>
       </w:r>
     </w:p>
     <w:p>
@@ -42969,7 +42969,7 @@
         <w:keepNext/>
         <w:outlineLvl w:val="0"/>
       </w:pPr>
-      <w:bookmarkStart w:id="66803" w:name="TR-025-09"/>
+      <w:bookmarkStart w:name="TR-025-09" w:id="66803"/>
       <w:r>
         <w:t xml:space="preserve">TR-025-09: 025 09 Test Execution Matrix</w:t>
       </w:r>
@@ -42992,7 +42992,7 @@
         <w:pStyle w:val="Definition"/>
       </w:pPr>
       <w:r>
-        <w:t xml:space="preserve">64</w:t>
+        <w:t xml:space="preserve">62</w:t>
       </w:r>
     </w:p>
     <w:p>
@@ -43106,7 +43106,7 @@
         <w:keepNext/>
         <w:outlineLvl w:val="0"/>
       </w:pPr>
-      <w:bookmarkStart w:id="15313" w:name="TR-EXT-009-01"/>
+      <w:bookmarkStart w:name="TR-EXT-009-01" w:id="15313"/>
       <w:r>
         <w:t xml:space="preserve">TR-EXT-009-01: Ext 009 01 Canonical Ctx</w:t>
       </w:r>
@@ -43129,7 +43129,7 @@
         <w:pStyle w:val="Definition"/>
       </w:pPr>
       <w:r>
-        <w:t xml:space="preserve">48</w:t>
+        <w:t xml:space="preserve">36</w:t>
       </w:r>
     </w:p>
     <w:p>
@@ -43243,7 +43243,7 @@
         <w:keepNext/>
         <w:outlineLvl w:val="0"/>
       </w:pPr>
-      <w:bookmarkStart w:id="506" w:name="TR-EXT-011-01"/>
+      <w:bookmarkStart w:name="TR-EXT-011-01" w:id="506"/>
       <w:r>
         <w:t xml:space="preserve">TR-EXT-011-01: Ext 011 01 Host Registry</w:t>
       </w:r>
@@ -43266,7 +43266,7 @@
         <w:pStyle w:val="Definition"/>
       </w:pPr>
       <w:r>
-        <w:t xml:space="preserve">36</w:t>
+        <w:t xml:space="preserve">35</w:t>
       </w:r>
     </w:p>
     <w:p>
@@ -43380,7 +43380,7 @@
         <w:keepNext/>
         <w:outlineLvl w:val="0"/>
       </w:pPr>
-      <w:bookmarkStart w:id="507" w:name="TR-EXT-011-02"/>
+      <w:bookmarkStart w:name="TR-EXT-011-02" w:id="507"/>
       <w:r>
         <w:t xml:space="preserve">TR-EXT-011-02: Ext 011 02 Inherited Card Render</w:t>
       </w:r>
@@ -43403,7 +43403,7 @@
         <w:pStyle w:val="Definition"/>
       </w:pPr>
       <w:r>
-        <w:t xml:space="preserve">44</w:t>
+        <w:t xml:space="preserve">42</w:t>
       </w:r>
     </w:p>
     <w:p>
@@ -43517,7 +43517,7 @@
         <w:keepNext/>
         <w:outlineLvl w:val="0"/>
       </w:pPr>
-      <w:bookmarkStart w:id="508" w:name="TR-EXT-011-03"/>
+      <w:bookmarkStart w:name="TR-EXT-011-03" w:id="508"/>
       <w:r>
         <w:t xml:space="preserve">TR-EXT-011-03: Ext 011 03 Float Render Index</w:t>
       </w:r>
@@ -43540,7 +43540,7 @@
         <w:pStyle w:val="Definition"/>
       </w:pPr>
       <w:r>
-        <w:t xml:space="preserve">45</w:t>
+        <w:t xml:space="preserve">47</w:t>
       </w:r>
     </w:p>
     <w:p>
@@ -43654,7 +43654,7 @@
         <w:keepNext/>
         <w:outlineLvl w:val="0"/>
       </w:pPr>
-      <w:bookmarkStart w:id="509" w:name="TR-EXT-011-04"/>
+      <w:bookmarkStart w:name="TR-EXT-011-04" w:id="509"/>
       <w:r>
         <w:t xml:space="preserve">TR-EXT-011-04: Ext 011 04 External Float Hooks</w:t>
       </w:r>
@@ -43677,7 +43677,7 @@
         <w:pStyle w:val="Definition"/>
       </w:pPr>
       <w:r>
-        <w:t xml:space="preserve">49</w:t>
+        <w:t xml:space="preserve">50</w:t>
       </w:r>
     </w:p>
     <w:p>
@@ -43791,7 +43791,7 @@
         <w:keepNext/>
         <w:outlineLvl w:val="0"/>
       </w:pPr>
-      <w:bookmarkStart w:id="510" w:name="TR-EXT-011-05"/>
+      <w:bookmarkStart w:name="TR-EXT-011-05" w:id="510"/>
       <w:r>
         <w:t xml:space="preserve">TR-EXT-011-05: Ext 011 05 Hook Return Contracts</w:t>
       </w:r>
@@ -43814,7 +43814,7 @@
         <w:pStyle w:val="Definition"/>
       </w:pPr>
       <w:r>
-        <w:t xml:space="preserve">48</w:t>
+        <w:t xml:space="preserve">46</w:t>
       </w:r>
     </w:p>
     <w:p>
@@ -43928,7 +43928,7 @@
         <w:keepNext/>
         <w:outlineLvl w:val="0"/>
       </w:pPr>
-      <w:bookmarkStart w:id="30297" w:name="TR-EXT-012-01"/>
+      <w:bookmarkStart w:name="TR-EXT-012-01" w:id="30297"/>
       <w:r>
         <w:t xml:space="preserve">TR-EXT-012-01: Ext 012 01 Verification Descriptor</w:t>
       </w:r>
@@ -44065,7 +44065,7 @@
         <w:keepNext/>
         <w:outlineLvl w:val="0"/>
       </w:pPr>
-      <w:bookmarkStart w:id="26377" w:name="TR-027-01"/>
+      <w:bookmarkStart w:name="TR-027-01" w:id="26377"/>
       <w:r>
         <w:t xml:space="preserve">TR-027-01: 027 01 Float Numbering</w:t>
       </w:r>
@@ -44088,7 +44088,7 @@
         <w:pStyle w:val="Definition"/>
       </w:pPr>
       <w:r>
-        <w:t xml:space="preserve">44</w:t>
+        <w:t xml:space="preserve">53</w:t>
       </w:r>
     </w:p>
     <w:p>
@@ -44202,7 +44202,7 @@
         <w:keepNext/>
         <w:outlineLvl w:val="0"/>
       </w:pPr>
-      <w:bookmarkStart w:id="56168" w:name="TR-028-01"/>
+      <w:bookmarkStart w:name="TR-028-01" w:id="56168"/>
       <w:r>
         <w:t xml:space="preserve">TR-028-01: 028 01 Output Formats</w:t>
       </w:r>
@@ -44225,7 +44225,7 @@
         <w:pStyle w:val="Definition"/>
       </w:pPr>
       <w:r>
-        <w:t xml:space="preserve">105</w:t>
+        <w:t xml:space="preserve">104</w:t>
       </w:r>
     </w:p>
     <w:p>
@@ -44339,7 +44339,7 @@
         <w:keepNext/>
         <w:outlineLvl w:val="0"/>
       </w:pPr>
-      <w:bookmarkStart w:id="56169" w:name="TR-028-02"/>
+      <w:bookmarkStart w:name="TR-028-02" w:id="56169"/>
       <w:r>
         <w:t xml:space="preserve">TR-028-02: 028 02 Bibliography</w:t>
       </w:r>
@@ -44362,7 +44362,7 @@
         <w:pStyle w:val="Definition"/>
       </w:pPr>
       <w:r>
-        <w:t xml:space="preserve">48</w:t>
+        <w:t xml:space="preserve">47</w:t>
       </w:r>
     </w:p>
     <w:p>
@@ -44476,7 +44476,7 @@
         <w:keepNext/>
         <w:outlineLvl w:val="0"/>
       </w:pPr>
-      <w:bookmarkStart w:id="85959" w:name="TR-029-01"/>
+      <w:bookmarkStart w:name="TR-029-01" w:id="85959"/>
       <w:r>
         <w:t xml:space="preserve">TR-029-01: 029 01 Ooxml Schema Validation</w:t>
       </w:r>
@@ -44499,7 +44499,7 @@
         <w:pStyle w:val="Definition"/>
       </w:pPr>
       <w:r>
-        <w:t xml:space="preserve">225</w:t>
+        <w:t xml:space="preserve">221</w:t>
       </w:r>
     </w:p>
     <w:p>
@@ -44613,7 +44613,7 @@
         <w:keepNext/>
         <w:outlineLvl w:val="0"/>
       </w:pPr>
-      <w:bookmarkStart w:id="85960" w:name="TR-029-02"/>
+      <w:bookmarkStart w:name="TR-029-02" w:id="85960"/>
       <w:r>
         <w:t xml:space="preserve">TR-029-02: 029 02 Ooxml Validator Selftest</w:t>
       </w:r>
@@ -44636,7 +44636,7 @@
         <w:pStyle w:val="Definition"/>
       </w:pPr>
       <w:r>
-        <w:t xml:space="preserve">139</w:t>
+        <w:t xml:space="preserve">146</w:t>
       </w:r>
     </w:p>
     <w:p>
@@ -44750,7 +44750,7 @@
         <w:keepNext/>
         <w:outlineLvl w:val="0"/>
       </w:pPr>
-      <w:bookmarkStart w:id="85961" w:name="TR-029-03"/>
+      <w:bookmarkStart w:name="TR-029-03" w:id="85961"/>
       <w:r>
         <w:t xml:space="preserve">TR-029-03: 029 03 Caption Seq Cache</w:t>
       </w:r>
@@ -44773,7 +44773,7 @@
         <w:pStyle w:val="Definition"/>
       </w:pPr>
       <w:r>
-        <w:t xml:space="preserve">124</w:t>
+        <w:t xml:space="preserve">129</w:t>
       </w:r>
     </w:p>
     <w:p>
@@ -44887,7 +44887,7 @@
         <w:keepNext/>
         <w:outlineLvl w:val="0"/>
       </w:pPr>
-      <w:bookmarkStart w:id="41361" w:name="TR-030-01"/>
+      <w:bookmarkStart w:name="TR-030-01" w:id="41361"/>
       <w:r>
         <w:t xml:space="preserve">TR-030-01: 030 01 Html Options</w:t>
       </w:r>
@@ -44910,7 +44910,7 @@
         <w:pStyle w:val="Definition"/>
       </w:pPr>
       <w:r>
-        <w:t xml:space="preserve">36</w:t>
+        <w:t xml:space="preserve">35</w:t>
       </w:r>
     </w:p>
     <w:p>
@@ -45024,7 +45024,7 @@
         <w:keepNext/>
         <w:outlineLvl w:val="0"/>
       </w:pPr>
-      <w:bookmarkStart w:id="41362" w:name="TR-030-02"/>
+      <w:bookmarkStart w:name="TR-030-02" w:id="41362"/>
       <w:r>
         <w:t xml:space="preserve">TR-030-02: 030 02 Web Generation</w:t>
       </w:r>
@@ -45047,7 +45047,7 @@
         <w:pStyle w:val="Definition"/>
       </w:pPr>
       <w:r>
-        <w:t xml:space="preserve">85</w:t>
+        <w:t xml:space="preserve">87</w:t>
       </w:r>
     </w:p>
     <w:p>
@@ -45161,7 +45161,7 @@
         <w:keepNext/>
         <w:outlineLvl w:val="0"/>
       </w:pPr>
-      <w:bookmarkStart w:id="41363" w:name="TR-030-03"/>
+      <w:bookmarkStart w:name="TR-030-03" w:id="41363"/>
       <w:r>
         <w:t xml:space="preserve">TR-030-03: 030 03 Web Search</w:t>
       </w:r>
@@ -45298,7 +45298,7 @@
         <w:keepNext/>
         <w:outlineLvl w:val="0"/>
       </w:pPr>
-      <w:bookmarkStart w:id="71152" w:name="TR-031-01"/>
+      <w:bookmarkStart w:name="TR-031-01" w:id="71152"/>
       <w:r>
         <w:t xml:space="preserve">TR-031-01: 031 01 Assembler</w:t>
       </w:r>
@@ -45321,7 +45321,7 @@
         <w:pStyle w:val="Definition"/>
       </w:pPr>
       <w:r>
-        <w:t xml:space="preserve">37</w:t>
+        <w:t xml:space="preserve">62</w:t>
       </w:r>
     </w:p>
     <w:p>
@@ -45435,7 +45435,7 @@
         <w:keepNext/>
         <w:outlineLvl w:val="0"/>
       </w:pPr>
-      <w:bookmarkStart w:id="943" w:name="TR-032-01"/>
+      <w:bookmarkStart w:name="TR-032-01" w:id="943"/>
       <w:r>
         <w:t xml:space="preserve">TR-032-01: 032 01 Caption Structure</w:t>
       </w:r>
@@ -45458,7 +45458,7 @@
         <w:pStyle w:val="Definition"/>
       </w:pPr>
       <w:r>
-        <w:t xml:space="preserve">74</w:t>
+        <w:t xml:space="preserve">77</w:t>
       </w:r>
     </w:p>
     <w:p>
@@ -45572,7 +45572,7 @@
         <w:keepNext/>
         <w:outlineLvl w:val="0"/>
       </w:pPr>
-      <w:bookmarkStart w:id="71372" w:name="TR-OUT-001-01"/>
+      <w:bookmarkStart w:name="TR-OUT-001-01" w:id="71372"/>
       <w:r>
         <w:t xml:space="preserve">TR-OUT-001-01: Out 001 01 Assembly Order</w:t>
       </w:r>
@@ -45595,7 +45595,7 @@
         <w:pStyle w:val="Definition"/>
       </w:pPr>
       <w:r>
-        <w:t xml:space="preserve">93</w:t>
+        <w:t xml:space="preserve">98</w:t>
       </w:r>
     </w:p>
     <w:p>
@@ -45709,7 +45709,7 @@
         <w:keepNext/>
         <w:outlineLvl w:val="0"/>
       </w:pPr>
-      <w:bookmarkStart w:id="60745" w:name="TR-OUT-004-01"/>
+      <w:bookmarkStart w:name="TR-OUT-004-01" w:id="60745"/>
       <w:r>
         <w:t xml:space="preserve">TR-OUT-004-01: Out 004 01 Render Utils</w:t>
       </w:r>
@@ -45846,7 +45846,7 @@
         <w:keepNext/>
         <w:outlineLvl w:val="0"/>
       </w:pPr>
-      <w:bookmarkStart w:id="90536" w:name="TR-OUT-005-01"/>
+      <w:bookmarkStart w:name="TR-OUT-005-01" w:id="90536"/>
       <w:r>
         <w:t xml:space="preserve">TR-OUT-005-01: Out 005 01 Render Handler</w:t>
       </w:r>
@@ -45869,7 +45869,7 @@
         <w:pStyle w:val="Definition"/>
       </w:pPr>
       <w:r>
-        <w:t xml:space="preserve">49</w:t>
+        <w:t xml:space="preserve">50</w:t>
       </w:r>
     </w:p>
     <w:p>
@@ -45983,7 +45983,7 @@
         <w:keepNext/>
         <w:outlineLvl w:val="0"/>
       </w:pPr>
-      <w:bookmarkStart w:id="98262" w:name="TR-CFG-001-01"/>
+      <w:bookmarkStart w:name="TR-CFG-001-01" w:id="98262"/>
       <w:r>
         <w:t xml:space="preserve">TR-CFG-001-01: Cfg 001 01 Manifest Over Env</w:t>
       </w:r>
@@ -46006,7 +46006,7 @@
         <w:pStyle w:val="Definition"/>
       </w:pPr>
       <w:r>
-        <w:t xml:space="preserve">35</w:t>
+        <w:t xml:space="preserve">56</w:t>
       </w:r>
     </w:p>
     <w:p>
@@ -47571,15 +47571,15 @@
     <w:name w:val="Source Code"/>
     <w:basedOn w:val="Normal"/>
     <w:pPr>
-      <w:spacing w:after="0" w:lineRule="auto" w:before="0" w:line="240"/>
+      <w:spacing w:before="0" w:after="0" w:line="240" w:lineRule="auto"/>
       <w:jc w:val="left"/>
       <w:pBdr>
-        <w:top w:sz="4" w:space="1" w:color="CCCCCC" w:val="single"/>
-        <w:bottom w:sz="4" w:space="1" w:color="CCCCCC" w:val="single"/>
-        <w:left w:sz="4" w:space="1" w:color="CCCCCC" w:val="single"/>
-        <w:right w:sz="4" w:space="1" w:color="CCCCCC" w:val="single"/>
+        <w:top w:val="single" w:sz="4" w:space="1" w:color="CCCCCC"/>
+        <w:bottom w:val="single" w:sz="4" w:space="1" w:color="CCCCCC"/>
+        <w:left w:val="single" w:sz="4" w:space="1" w:color="CCCCCC"/>
+        <w:right w:val="single" w:sz="4" w:space="1" w:color="CCCCCC"/>
       </w:pBdr>
-      <w:shd w:fill="F5F5F5" w:color="auto" w:val="clear"/>
+      <w:shd w:val="clear" w:fill="F5F5F5" w:color="auto"/>
     </w:pPr>
     <w:rPr>
       <w:rFonts w:ascii="Courier New" w:hAnsi="Courier New" w:cs="Courier New"/>
@@ -47587,14 +47587,14 @@
       <w:szCs w:val="20"/>
     </w:rPr>
   </w:style>
-  <w:style w:type="paragraph" w:customStyle="1" w:styleId="SpecObjectHeader">
+  <w:style w:type="paragraph" w:styleId="SpecObjectHeader" w:customStyle="1">
     <w:name w:val="Spec Object Header"/>
     <w:basedOn w:val="Normal"/>
     <w:next w:val="FirstParagraph"/>
     <w:qFormat/>
     <w:pPr>
       <w:keepNext/>
-      <w:spacing w:after="120" w:lineRule="auto" w:before="280" w:line="276"/>
+      <w:spacing w:before="280" w:after="120" w:line="276" w:lineRule="auto"/>
       <w:outlineLvl w:val="0"/>
     </w:pPr>
     <w:rPr>

--- a/engineering/downloads/svc.docx
+++ b/engineering/downloads/svc.docx
@@ -40001,7 +40001,7 @@
         <w:pStyle w:val="Definition"/>
       </w:pPr>
       <w:r>
-        <w:t xml:space="preserve">48</w:t>
+        <w:t xml:space="preserve">46</w:t>
       </w:r>
     </w:p>
     <w:p>
@@ -40275,7 +40275,7 @@
         <w:pStyle w:val="Definition"/>
       </w:pPr>
       <w:r>
-        <w:t xml:space="preserve">42</w:t>
+        <w:t xml:space="preserve">41</w:t>
       </w:r>
     </w:p>
     <w:p>
@@ -40412,7 +40412,7 @@
         <w:pStyle w:val="Definition"/>
       </w:pPr>
       <w:r>
-        <w:t xml:space="preserve">37</w:t>
+        <w:t xml:space="preserve">36</w:t>
       </w:r>
     </w:p>
     <w:p>
@@ -40549,7 +40549,7 @@
         <w:pStyle w:val="Definition"/>
       </w:pPr>
       <w:r>
-        <w:t xml:space="preserve">177</w:t>
+        <w:t xml:space="preserve">173</w:t>
       </w:r>
     </w:p>
     <w:p>
@@ -40686,7 +40686,7 @@
         <w:pStyle w:val="Definition"/>
       </w:pPr>
       <w:r>
-        <w:t xml:space="preserve">241</w:t>
+        <w:t xml:space="preserve">230</w:t>
       </w:r>
     </w:p>
     <w:p>
@@ -40823,7 +40823,7 @@
         <w:pStyle w:val="Definition"/>
       </w:pPr>
       <w:r>
-        <w:t xml:space="preserve">216</w:t>
+        <w:t xml:space="preserve">213</w:t>
       </w:r>
     </w:p>
     <w:p>
@@ -40960,7 +40960,7 @@
         <w:pStyle w:val="Definition"/>
       </w:pPr>
       <w:r>
-        <w:t xml:space="preserve">97</w:t>
+        <w:t xml:space="preserve">94</w:t>
       </w:r>
     </w:p>
     <w:p>
@@ -41097,7 +41097,7 @@
         <w:pStyle w:val="Definition"/>
       </w:pPr>
       <w:r>
-        <w:t xml:space="preserve">79</w:t>
+        <w:t xml:space="preserve">76</w:t>
       </w:r>
     </w:p>
     <w:p>
@@ -41371,7 +41371,7 @@
         <w:pStyle w:val="Definition"/>
       </w:pPr>
       <w:r>
-        <w:t xml:space="preserve">276</w:t>
+        <w:t xml:space="preserve">274</w:t>
       </w:r>
     </w:p>
     <w:p>
@@ -41508,7 +41508,7 @@
         <w:pStyle w:val="Definition"/>
       </w:pPr>
       <w:r>
-        <w:t xml:space="preserve">691</w:t>
+        <w:t xml:space="preserve">670</w:t>
       </w:r>
     </w:p>
     <w:p>
@@ -41645,7 +41645,7 @@
         <w:pStyle w:val="Definition"/>
       </w:pPr>
       <w:r>
-        <w:t xml:space="preserve">161</w:t>
+        <w:t xml:space="preserve">158</w:t>
       </w:r>
     </w:p>
     <w:p>
@@ -41782,7 +41782,7 @@
         <w:pStyle w:val="Definition"/>
       </w:pPr>
       <w:r>
-        <w:t xml:space="preserve">74</w:t>
+        <w:t xml:space="preserve">73</w:t>
       </w:r>
     </w:p>
     <w:p>
@@ -41919,7 +41919,7 @@
         <w:pStyle w:val="Definition"/>
       </w:pPr>
       <w:r>
-        <w:t xml:space="preserve">103</w:t>
+        <w:t xml:space="preserve">102</w:t>
       </w:r>
     </w:p>
     <w:p>
@@ -42193,7 +42193,7 @@
         <w:pStyle w:val="Definition"/>
       </w:pPr>
       <w:r>
-        <w:t xml:space="preserve">60</w:t>
+        <w:t xml:space="preserve">61</w:t>
       </w:r>
     </w:p>
     <w:p>
@@ -42467,7 +42467,7 @@
         <w:pStyle w:val="Definition"/>
       </w:pPr>
       <w:r>
-        <w:t xml:space="preserve">41</w:t>
+        <w:t xml:space="preserve">40</w:t>
       </w:r>
     </w:p>
     <w:p>
@@ -42741,7 +42741,7 @@
         <w:pStyle w:val="Definition"/>
       </w:pPr>
       <w:r>
-        <w:t xml:space="preserve">55</w:t>
+        <w:t xml:space="preserve">54</w:t>
       </w:r>
     </w:p>
     <w:p>
@@ -42878,7 +42878,7 @@
         <w:pStyle w:val="Definition"/>
       </w:pPr>
       <w:r>
-        <w:t xml:space="preserve">45</w:t>
+        <w:t xml:space="preserve">44</w:t>
       </w:r>
     </w:p>
     <w:p>
@@ -43563,7 +43563,7 @@
         <w:pStyle w:val="Definition"/>
       </w:pPr>
       <w:r>
-        <w:t xml:space="preserve">53</w:t>
+        <w:t xml:space="preserve">52</w:t>
       </w:r>
     </w:p>
     <w:p>
@@ -43700,7 +43700,7 @@
         <w:pStyle w:val="Definition"/>
       </w:pPr>
       <w:r>
-        <w:t xml:space="preserve">97</w:t>
+        <w:t xml:space="preserve">94</w:t>
       </w:r>
     </w:p>
     <w:p>
@@ -43837,7 +43837,7 @@
         <w:pStyle w:val="Definition"/>
       </w:pPr>
       <w:r>
-        <w:t xml:space="preserve">53</w:t>
+        <w:t xml:space="preserve">54</w:t>
       </w:r>
     </w:p>
     <w:p>
@@ -43974,7 +43974,7 @@
         <w:pStyle w:val="Definition"/>
       </w:pPr>
       <w:r>
-        <w:t xml:space="preserve">45</w:t>
+        <w:t xml:space="preserve">44</w:t>
       </w:r>
     </w:p>
     <w:p>
@@ -44385,7 +44385,7 @@
         <w:pStyle w:val="Definition"/>
       </w:pPr>
       <w:r>
-        <w:t xml:space="preserve">59</w:t>
+        <w:t xml:space="preserve">60</w:t>
       </w:r>
     </w:p>
     <w:p>
@@ -44522,7 +44522,7 @@
         <w:pStyle w:val="Definition"/>
       </w:pPr>
       <w:r>
-        <w:t xml:space="preserve">45</w:t>
+        <w:t xml:space="preserve">47</w:t>
       </w:r>
     </w:p>
     <w:p>
@@ -44796,7 +44796,7 @@
         <w:pStyle w:val="Definition"/>
       </w:pPr>
       <w:r>
-        <w:t xml:space="preserve">40</w:t>
+        <w:t xml:space="preserve">41</w:t>
       </w:r>
     </w:p>
     <w:p>
@@ -44933,7 +44933,7 @@
         <w:pStyle w:val="Definition"/>
       </w:pPr>
       <w:r>
-        <w:t xml:space="preserve">37</w:t>
+        <w:t xml:space="preserve">38</w:t>
       </w:r>
     </w:p>
     <w:p>
@@ -45070,7 +45070,7 @@
         <w:pStyle w:val="Definition"/>
       </w:pPr>
       <w:r>
-        <w:t xml:space="preserve">89</w:t>
+        <w:t xml:space="preserve">83</w:t>
       </w:r>
     </w:p>
     <w:p>
@@ -45207,7 +45207,7 @@
         <w:pStyle w:val="Definition"/>
       </w:pPr>
       <w:r>
-        <w:t xml:space="preserve">46</w:t>
+        <w:t xml:space="preserve">42</w:t>
       </w:r>
     </w:p>
     <w:p>
@@ -45344,7 +45344,7 @@
         <w:pStyle w:val="Definition"/>
       </w:pPr>
       <w:r>
-        <w:t xml:space="preserve">37</w:t>
+        <w:t xml:space="preserve">36</w:t>
       </w:r>
     </w:p>
     <w:p>
@@ -45481,7 +45481,7 @@
         <w:pStyle w:val="Definition"/>
       </w:pPr>
       <w:r>
-        <w:t xml:space="preserve">39</w:t>
+        <w:t xml:space="preserve">43</w:t>
       </w:r>
     </w:p>
     <w:p>
@@ -45618,7 +45618,7 @@
         <w:pStyle w:val="Definition"/>
       </w:pPr>
       <w:r>
-        <w:t xml:space="preserve">40</w:t>
+        <w:t xml:space="preserve">43</w:t>
       </w:r>
     </w:p>
     <w:p>
@@ -45755,7 +45755,7 @@
         <w:pStyle w:val="Definition"/>
       </w:pPr>
       <w:r>
-        <w:t xml:space="preserve">127</w:t>
+        <w:t xml:space="preserve">124</w:t>
       </w:r>
     </w:p>
     <w:p>
@@ -45892,7 +45892,7 @@
         <w:pStyle w:val="Definition"/>
       </w:pPr>
       <w:r>
-        <w:t xml:space="preserve">111</w:t>
+        <w:t xml:space="preserve">110</w:t>
       </w:r>
     </w:p>
     <w:p>
@@ -46029,7 +46029,7 @@
         <w:pStyle w:val="Definition"/>
       </w:pPr>
       <w:r>
-        <w:t xml:space="preserve">54</w:t>
+        <w:t xml:space="preserve">56</w:t>
       </w:r>
     </w:p>
     <w:p>
@@ -46166,7 +46166,7 @@
         <w:pStyle w:val="Definition"/>
       </w:pPr>
       <w:r>
-        <w:t xml:space="preserve">144</w:t>
+        <w:t xml:space="preserve">140</w:t>
       </w:r>
     </w:p>
     <w:p>
@@ -46303,7 +46303,7 @@
         <w:pStyle w:val="Definition"/>
       </w:pPr>
       <w:r>
-        <w:t xml:space="preserve">112</w:t>
+        <w:t xml:space="preserve">109</w:t>
       </w:r>
     </w:p>
     <w:p>
@@ -46440,7 +46440,7 @@
         <w:pStyle w:val="Definition"/>
       </w:pPr>
       <w:r>
-        <w:t xml:space="preserve">103</w:t>
+        <w:t xml:space="preserve">100</w:t>
       </w:r>
     </w:p>
     <w:p>
@@ -46851,7 +46851,7 @@
         <w:pStyle w:val="Definition"/>
       </w:pPr>
       <w:r>
-        <w:t xml:space="preserve">47</w:t>
+        <w:t xml:space="preserve">48</w:t>
       </w:r>
     </w:p>
     <w:p>
@@ -46988,7 +46988,7 @@
         <w:pStyle w:val="Definition"/>
       </w:pPr>
       <w:r>
-        <w:t xml:space="preserve">49</w:t>
+        <w:t xml:space="preserve">48</w:t>
       </w:r>
     </w:p>
     <w:p>
@@ -47125,7 +47125,7 @@
         <w:pStyle w:val="Definition"/>
       </w:pPr>
       <w:r>
-        <w:t xml:space="preserve">58</w:t>
+        <w:t xml:space="preserve">59</w:t>
       </w:r>
     </w:p>
     <w:p>
@@ -47399,7 +47399,7 @@
         <w:pStyle w:val="Definition"/>
       </w:pPr>
       <w:r>
-        <w:t xml:space="preserve">77</w:t>
+        <w:t xml:space="preserve">68</w:t>
       </w:r>
     </w:p>
     <w:p>
@@ -47536,7 +47536,7 @@
         <w:pStyle w:val="Definition"/>
       </w:pPr>
       <w:r>
-        <w:t xml:space="preserve">76</w:t>
+        <w:t xml:space="preserve">75</w:t>
       </w:r>
     </w:p>
     <w:p>
@@ -47810,7 +47810,7 @@
         <w:pStyle w:val="Definition"/>
       </w:pPr>
       <w:r>
-        <w:t xml:space="preserve">104</w:t>
+        <w:t xml:space="preserve">101</w:t>
       </w:r>
     </w:p>
     <w:p>
@@ -47947,7 +47947,7 @@
         <w:pStyle w:val="Definition"/>
       </w:pPr>
       <w:r>
-        <w:t xml:space="preserve">107</w:t>
+        <w:t xml:space="preserve">104</w:t>
       </w:r>
     </w:p>
     <w:p>
@@ -48084,7 +48084,7 @@
         <w:pStyle w:val="Definition"/>
       </w:pPr>
       <w:r>
-        <w:t xml:space="preserve">107</w:t>
+        <w:t xml:space="preserve">103</w:t>
       </w:r>
     </w:p>
     <w:p>
@@ -48221,7 +48221,7 @@
         <w:pStyle w:val="Definition"/>
       </w:pPr>
       <w:r>
-        <w:t xml:space="preserve">73</w:t>
+        <w:t xml:space="preserve">72</w:t>
       </w:r>
     </w:p>
     <w:p>
@@ -48358,7 +48358,7 @@
         <w:pStyle w:val="Definition"/>
       </w:pPr>
       <w:r>
-        <w:t xml:space="preserve">82</w:t>
+        <w:t xml:space="preserve">80</w:t>
       </w:r>
     </w:p>
     <w:p>
@@ -48495,7 +48495,7 @@
         <w:pStyle w:val="Definition"/>
       </w:pPr>
       <w:r>
-        <w:t xml:space="preserve">67</w:t>
+        <w:t xml:space="preserve">68</w:t>
       </w:r>
     </w:p>
     <w:p>
@@ -48632,7 +48632,7 @@
         <w:pStyle w:val="Definition"/>
       </w:pPr>
       <w:r>
-        <w:t xml:space="preserve">31</w:t>
+        <w:t xml:space="preserve">32</w:t>
       </w:r>
     </w:p>
     <w:p>
@@ -49043,7 +49043,7 @@
         <w:pStyle w:val="Definition"/>
       </w:pPr>
       <w:r>
-        <w:t xml:space="preserve">51</w:t>
+        <w:t xml:space="preserve">55</w:t>
       </w:r>
     </w:p>
     <w:p>
@@ -49180,7 +49180,7 @@
         <w:pStyle w:val="Definition"/>
       </w:pPr>
       <w:r>
-        <w:t xml:space="preserve">76</w:t>
+        <w:t xml:space="preserve">71</w:t>
       </w:r>
     </w:p>
     <w:p>
@@ -49317,7 +49317,7 @@
         <w:pStyle w:val="Definition"/>
       </w:pPr>
       <w:r>
-        <w:t xml:space="preserve">134</w:t>
+        <w:t xml:space="preserve">133</w:t>
       </w:r>
     </w:p>
     <w:p>
@@ -49454,7 +49454,7 @@
         <w:pStyle w:val="Definition"/>
       </w:pPr>
       <w:r>
-        <w:t xml:space="preserve">81</w:t>
+        <w:t xml:space="preserve">80</w:t>
       </w:r>
     </w:p>
     <w:p>
@@ -49591,7 +49591,7 @@
         <w:pStyle w:val="Definition"/>
       </w:pPr>
       <w:r>
-        <w:t xml:space="preserve">48</w:t>
+        <w:t xml:space="preserve">60</w:t>
       </w:r>
     </w:p>
     <w:p>
@@ -49728,7 +49728,7 @@
         <w:pStyle w:val="Definition"/>
       </w:pPr>
       <w:r>
-        <w:t xml:space="preserve">71</w:t>
+        <w:t xml:space="preserve">59</w:t>
       </w:r>
     </w:p>
     <w:p>
@@ -49865,7 +49865,7 @@
         <w:pStyle w:val="Definition"/>
       </w:pPr>
       <w:r>
-        <w:t xml:space="preserve">58</w:t>
+        <w:t xml:space="preserve">59</w:t>
       </w:r>
     </w:p>
     <w:p>
@@ -50002,7 +50002,7 @@
         <w:pStyle w:val="Definition"/>
       </w:pPr>
       <w:r>
-        <w:t xml:space="preserve">57</w:t>
+        <w:t xml:space="preserve">55</w:t>
       </w:r>
     </w:p>
     <w:p>
@@ -50276,7 +50276,7 @@
         <w:pStyle w:val="Definition"/>
       </w:pPr>
       <w:r>
-        <w:t xml:space="preserve">103</w:t>
+        <w:t xml:space="preserve">101</w:t>
       </w:r>
     </w:p>
     <w:p>
@@ -50413,7 +50413,7 @@
         <w:pStyle w:val="Definition"/>
       </w:pPr>
       <w:r>
-        <w:t xml:space="preserve">35</w:t>
+        <w:t xml:space="preserve">36</w:t>
       </w:r>
     </w:p>
     <w:p>
@@ -50550,7 +50550,7 @@
         <w:pStyle w:val="Definition"/>
       </w:pPr>
       <w:r>
-        <w:t xml:space="preserve">35</w:t>
+        <w:t xml:space="preserve">33</w:t>
       </w:r>
     </w:p>
     <w:p>
@@ -50824,7 +50824,7 @@
         <w:pStyle w:val="Definition"/>
       </w:pPr>
       <w:r>
-        <w:t xml:space="preserve">44</w:t>
+        <w:t xml:space="preserve">43</w:t>
       </w:r>
     </w:p>
     <w:p>
@@ -51098,7 +51098,7 @@
         <w:pStyle w:val="Definition"/>
       </w:pPr>
       <w:r>
-        <w:t xml:space="preserve">46</w:t>
+        <w:t xml:space="preserve">45</w:t>
       </w:r>
     </w:p>
     <w:p>
@@ -51235,7 +51235,7 @@
         <w:pStyle w:val="Definition"/>
       </w:pPr>
       <w:r>
-        <w:t xml:space="preserve">47</w:t>
+        <w:t xml:space="preserve">48</w:t>
       </w:r>
     </w:p>
     <w:p>
@@ -51372,7 +51372,7 @@
         <w:pStyle w:val="Definition"/>
       </w:pPr>
       <w:r>
-        <w:t xml:space="preserve">49</w:t>
+        <w:t xml:space="preserve">50</w:t>
       </w:r>
     </w:p>
     <w:p>
@@ -51509,7 +51509,7 @@
         <w:pStyle w:val="Definition"/>
       </w:pPr>
       <w:r>
-        <w:t xml:space="preserve">101</w:t>
+        <w:t xml:space="preserve">98</w:t>
       </w:r>
     </w:p>
     <w:p>
@@ -51646,7 +51646,7 @@
         <w:pStyle w:val="Definition"/>
       </w:pPr>
       <w:r>
-        <w:t xml:space="preserve">46</w:t>
+        <w:t xml:space="preserve">45</w:t>
       </w:r>
     </w:p>
     <w:p>
@@ -51783,7 +51783,7 @@
         <w:pStyle w:val="Definition"/>
       </w:pPr>
       <w:r>
-        <w:t xml:space="preserve">216</w:t>
+        <w:t xml:space="preserve">210</w:t>
       </w:r>
     </w:p>
     <w:p>
@@ -51920,7 +51920,7 @@
         <w:pStyle w:val="Definition"/>
       </w:pPr>
       <w:r>
-        <w:t xml:space="preserve">119</w:t>
+        <w:t xml:space="preserve">118</w:t>
       </w:r>
     </w:p>
     <w:p>
@@ -52057,7 +52057,7 @@
         <w:pStyle w:val="Definition"/>
       </w:pPr>
       <w:r>
-        <w:t xml:space="preserve">121</w:t>
+        <w:t xml:space="preserve">116</w:t>
       </w:r>
     </w:p>
     <w:p>
@@ -52194,7 +52194,7 @@
         <w:pStyle w:val="Definition"/>
       </w:pPr>
       <w:r>
-        <w:t xml:space="preserve">34</w:t>
+        <w:t xml:space="preserve">33</w:t>
       </w:r>
     </w:p>
     <w:p>
@@ -52331,7 +52331,7 @@
         <w:pStyle w:val="Definition"/>
       </w:pPr>
       <w:r>
-        <w:t xml:space="preserve">83</w:t>
+        <w:t xml:space="preserve">76</w:t>
       </w:r>
     </w:p>
     <w:p>
@@ -52468,7 +52468,7 @@
         <w:pStyle w:val="Definition"/>
       </w:pPr>
       <w:r>
-        <w:t xml:space="preserve">51</w:t>
+        <w:t xml:space="preserve">49</w:t>
       </w:r>
     </w:p>
     <w:p>
@@ -52605,7 +52605,7 @@
         <w:pStyle w:val="Definition"/>
       </w:pPr>
       <w:r>
-        <w:t xml:space="preserve">39</w:t>
+        <w:t xml:space="preserve">40</w:t>
       </w:r>
     </w:p>
     <w:p>
@@ -52742,7 +52742,7 @@
         <w:pStyle w:val="Definition"/>
       </w:pPr>
       <w:r>
-        <w:t xml:space="preserve">73</w:t>
+        <w:t xml:space="preserve">69</w:t>
       </w:r>
     </w:p>
     <w:p>
@@ -52879,7 +52879,7 @@
         <w:pStyle w:val="Definition"/>
       </w:pPr>
       <w:r>
-        <w:t xml:space="preserve">90</w:t>
+        <w:t xml:space="preserve">84</w:t>
       </w:r>
     </w:p>
     <w:p>
@@ -53016,7 +53016,7 @@
         <w:pStyle w:val="Definition"/>
       </w:pPr>
       <w:r>
-        <w:t xml:space="preserve">43</w:t>
+        <w:t xml:space="preserve">41</w:t>
       </w:r>
     </w:p>
     <w:p>
@@ -53153,7 +53153,7 @@
         <w:pStyle w:val="Definition"/>
       </w:pPr>
       <w:r>
-        <w:t xml:space="preserve">49</w:t>
+        <w:t xml:space="preserve">48</w:t>
       </w:r>
     </w:p>
     <w:p>
@@ -53290,7 +53290,7 @@
         <w:pStyle w:val="Definition"/>
       </w:pPr>
       <w:r>
-        <w:t xml:space="preserve">123</w:t>
+        <w:t xml:space="preserve">119</w:t>
       </w:r>
     </w:p>
     <w:p>
@@ -53427,7 +53427,7 @@
         <w:pStyle w:val="Definition"/>
       </w:pPr>
       <w:r>
-        <w:t xml:space="preserve">160</w:t>
+        <w:t xml:space="preserve">162</w:t>
       </w:r>
     </w:p>
     <w:p>
@@ -53564,7 +53564,7 @@
         <w:pStyle w:val="Definition"/>
       </w:pPr>
       <w:r>
-        <w:t xml:space="preserve">97</w:t>
+        <w:t xml:space="preserve">98</w:t>
       </w:r>
     </w:p>
     <w:p>
@@ -53701,7 +53701,7 @@
         <w:pStyle w:val="Definition"/>
       </w:pPr>
       <w:r>
-        <w:t xml:space="preserve">135</w:t>
+        <w:t xml:space="preserve">137</w:t>
       </w:r>
     </w:p>
     <w:p>
@@ -53838,7 +53838,7 @@
         <w:pStyle w:val="Definition"/>
       </w:pPr>
       <w:r>
-        <w:t xml:space="preserve">150</w:t>
+        <w:t xml:space="preserve">146</w:t>
       </w:r>
     </w:p>
     <w:p>
@@ -53975,7 +53975,7 @@
         <w:pStyle w:val="Definition"/>
       </w:pPr>
       <w:r>
-        <w:t xml:space="preserve">233</w:t>
+        <w:t xml:space="preserve">231</w:t>
       </w:r>
     </w:p>
     <w:p>
@@ -54112,7 +54112,7 @@
         <w:pStyle w:val="Definition"/>
       </w:pPr>
       <w:r>
-        <w:t xml:space="preserve">248</w:t>
+        <w:t xml:space="preserve">250</w:t>
       </w:r>
     </w:p>
     <w:p>
@@ -54226,6 +54226,143 @@
         <w:keepNext/>
         <w:outlineLvl w:val="0"/>
       </w:pPr>
+      <w:bookmarkStart w:name="TR-CFG-001-01" w:id="98262"/>
+      <w:r>
+        <w:t xml:space="preserve">TR-CFG-001-01: Cfg 001 01 Manifest Over Env</w:t>
+      </w:r>
+      <w:bookmarkEnd w:id="98262"/>
+    </w:p>
+    <w:p>
+      <w:pPr>
+        <w:pStyle w:val="DefinitionTerm"/>
+      </w:pPr>
+      <w:r>
+        <w:rPr>
+          <w:bCs/>
+          <w:b/>
+        </w:rPr>
+        <w:t xml:space="preserve">DURATION MS:</w:t>
+      </w:r>
+    </w:p>
+    <w:p>
+      <w:pPr>
+        <w:pStyle w:val="Definition"/>
+      </w:pPr>
+      <w:r>
+        <w:t xml:space="preserve">37</w:t>
+      </w:r>
+    </w:p>
+    <w:p>
+      <w:pPr>
+        <w:pStyle w:val="DefinitionTerm"/>
+      </w:pPr>
+      <w:r>
+        <w:rPr>
+          <w:bCs/>
+          <w:b/>
+        </w:rPr>
+        <w:t xml:space="preserve">EXECUTED BY:</w:t>
+      </w:r>
+    </w:p>
+    <w:p>
+      <w:pPr>
+        <w:pStyle w:val="Definition"/>
+      </w:pPr>
+      <w:r>
+        <w:t xml:space="preserve">E2E Test Runner</w:t>
+      </w:r>
+    </w:p>
+    <w:p>
+      <w:pPr>
+        <w:pStyle w:val="DefinitionTerm"/>
+      </w:pPr>
+      <w:r>
+        <w:rPr>
+          <w:bCs/>
+          <w:b/>
+        </w:rPr>
+        <w:t xml:space="preserve">EXECUTION DATE:</w:t>
+      </w:r>
+    </w:p>
+    <w:p>
+      <w:pPr>
+        <w:pStyle w:val="Definition"/>
+      </w:pPr>
+      <w:r>
+        <w:t xml:space="preserve">2026-08-03</w:t>
+      </w:r>
+    </w:p>
+    <w:p>
+      <w:pPr>
+        <w:pStyle w:val="DefinitionTerm"/>
+      </w:pPr>
+      <w:r>
+        <w:rPr>
+          <w:bCs/>
+          <w:b/>
+        </w:rPr>
+        <w:t xml:space="preserve">RESULT:</w:t>
+      </w:r>
+    </w:p>
+    <w:p>
+      <w:pPr>
+        <w:pStyle w:val="Definition"/>
+      </w:pPr>
+      <w:r>
+        <w:t xml:space="preserve">Pass</w:t>
+      </w:r>
+    </w:p>
+    <w:p>
+      <w:pPr>
+        <w:pStyle w:val="DefinitionTerm"/>
+      </w:pPr>
+      <w:r>
+        <w:rPr>
+          <w:bCs/>
+          <w:b/>
+        </w:rPr>
+        <w:t xml:space="preserve">TEST FILE:</w:t>
+      </w:r>
+    </w:p>
+    <w:p>
+      <w:pPr>
+        <w:pStyle w:val="Definition"/>
+      </w:pPr>
+      <w:r>
+        <w:t xml:space="preserve">tests/e2e/internals/vc_cfg_001_01_manifest_over_env.md</w:t>
+      </w:r>
+    </w:p>
+    <w:p>
+      <w:pPr>
+        <w:pStyle w:val="DefinitionTerm"/>
+      </w:pPr>
+      <w:r>
+        <w:rPr>
+          <w:bCs/>
+          <w:b/>
+        </w:rPr>
+        <w:t xml:space="preserve">TRACEABILITY:</w:t>
+      </w:r>
+    </w:p>
+    <w:p>
+      <w:pPr>
+        <w:pStyle w:val="Definition"/>
+      </w:pPr>
+      <w:hyperlink w:anchor="VC-CFG-001">
+        <w:r>
+          <w:rPr>
+            <w:rStyle w:val="Hyperlink"/>
+          </w:rPr>
+          <w:t xml:space="preserve">Manifest-Only Configuration</w:t>
+        </w:r>
+      </w:hyperlink>
+    </w:p>
+    <w:p>
+      <w:pPr>
+        <w:pStyle w:val="SpecObjectHeader"/>
+        <w:keepNext/>
+        <w:outlineLvl w:val="0"/>
+      </w:pPr>
       <w:bookmarkStart w:name="TR-INT-016-01" w:id="17735"/>
       <w:r>
         <w:t xml:space="preserve">TR-INT-016-01: Int 016 01 Label Slugify</w:t>
@@ -54249,7 +54386,7 @@
         <w:pStyle w:val="Definition"/>
       </w:pPr>
       <w:r>
-        <w:t xml:space="preserve">42</w:t>
+        <w:t xml:space="preserve">41</w:t>
       </w:r>
     </w:p>
     <w:p>
@@ -54354,143 +54491,6 @@
             <w:rStyle w:val="Hyperlink"/>
           </w:rPr>
           <w:t xml:space="preserve">UTF-8 Label Slugification</w:t>
-        </w:r>
-      </w:hyperlink>
-    </w:p>
-    <w:p>
-      <w:pPr>
-        <w:pStyle w:val="SpecObjectHeader"/>
-        <w:keepNext/>
-        <w:outlineLvl w:val="0"/>
-      </w:pPr>
-      <w:bookmarkStart w:name="TR-CFG-001-01" w:id="98262"/>
-      <w:r>
-        <w:t xml:space="preserve">TR-CFG-001-01: Cfg 001 01 Manifest Over Env</w:t>
-      </w:r>
-      <w:bookmarkEnd w:id="98262"/>
-    </w:p>
-    <w:p>
-      <w:pPr>
-        <w:pStyle w:val="DefinitionTerm"/>
-      </w:pPr>
-      <w:r>
-        <w:rPr>
-          <w:bCs/>
-          <w:b/>
-        </w:rPr>
-        <w:t xml:space="preserve">DURATION MS:</w:t>
-      </w:r>
-    </w:p>
-    <w:p>
-      <w:pPr>
-        <w:pStyle w:val="Definition"/>
-      </w:pPr>
-      <w:r>
-        <w:t xml:space="preserve">36</w:t>
-      </w:r>
-    </w:p>
-    <w:p>
-      <w:pPr>
-        <w:pStyle w:val="DefinitionTerm"/>
-      </w:pPr>
-      <w:r>
-        <w:rPr>
-          <w:bCs/>
-          <w:b/>
-        </w:rPr>
-        <w:t xml:space="preserve">EXECUTED BY:</w:t>
-      </w:r>
-    </w:p>
-    <w:p>
-      <w:pPr>
-        <w:pStyle w:val="Definition"/>
-      </w:pPr>
-      <w:r>
-        <w:t xml:space="preserve">E2E Test Runner</w:t>
-      </w:r>
-    </w:p>
-    <w:p>
-      <w:pPr>
-        <w:pStyle w:val="DefinitionTerm"/>
-      </w:pPr>
-      <w:r>
-        <w:rPr>
-          <w:bCs/>
-          <w:b/>
-        </w:rPr>
-        <w:t xml:space="preserve">EXECUTION DATE:</w:t>
-      </w:r>
-    </w:p>
-    <w:p>
-      <w:pPr>
-        <w:pStyle w:val="Definition"/>
-      </w:pPr>
-      <w:r>
-        <w:t xml:space="preserve">2026-08-03</w:t>
-      </w:r>
-    </w:p>
-    <w:p>
-      <w:pPr>
-        <w:pStyle w:val="DefinitionTerm"/>
-      </w:pPr>
-      <w:r>
-        <w:rPr>
-          <w:bCs/>
-          <w:b/>
-        </w:rPr>
-        <w:t xml:space="preserve">RESULT:</w:t>
-      </w:r>
-    </w:p>
-    <w:p>
-      <w:pPr>
-        <w:pStyle w:val="Definition"/>
-      </w:pPr>
-      <w:r>
-        <w:t xml:space="preserve">Pass</w:t>
-      </w:r>
-    </w:p>
-    <w:p>
-      <w:pPr>
-        <w:pStyle w:val="DefinitionTerm"/>
-      </w:pPr>
-      <w:r>
-        <w:rPr>
-          <w:bCs/>
-          <w:b/>
-        </w:rPr>
-        <w:t xml:space="preserve">TEST FILE:</w:t>
-      </w:r>
-    </w:p>
-    <w:p>
-      <w:pPr>
-        <w:pStyle w:val="Definition"/>
-      </w:pPr>
-      <w:r>
-        <w:t xml:space="preserve">tests/e2e/internals/vc_cfg_001_01_manifest_over_env.md</w:t>
-      </w:r>
-    </w:p>
-    <w:p>
-      <w:pPr>
-        <w:pStyle w:val="DefinitionTerm"/>
-      </w:pPr>
-      <w:r>
-        <w:rPr>
-          <w:bCs/>
-          <w:b/>
-        </w:rPr>
-        <w:t xml:space="preserve">TRACEABILITY:</w:t>
-      </w:r>
-    </w:p>
-    <w:p>
-      <w:pPr>
-        <w:pStyle w:val="Definition"/>
-      </w:pPr>
-      <w:hyperlink w:anchor="VC-CFG-001">
-        <w:r>
-          <w:rPr>
-            <w:rStyle w:val="Hyperlink"/>
-          </w:rPr>
-          <w:t xml:space="preserve">Manifest-Only Configuration</w:t>
         </w:r>
       </w:hyperlink>
     </w:p>
@@ -55782,18 +55782,18 @@
     <w:basedOn w:val="VerbatimChar"/>
     <w:rPr/>
   </w:style>
-  <w:style w:customStyle="1" w:styleId="SpecObjectHeader" w:type="paragraph">
+  <w:style w:customStyle="1" w:type="paragraph" w:styleId="SpecObjectHeader">
     <w:name w:val="Spec Object Header"/>
     <w:basedOn w:val="Normal"/>
     <w:next w:val="FirstParagraph"/>
     <w:qFormat/>
     <w:pPr>
       <w:keepNext/>
-      <w:spacing w:before="280" w:lineRule="auto" w:after="120" w:line="276"/>
+      <w:spacing w:lineRule="auto" w:line="276" w:after="120" w:before="280"/>
       <w:outlineLvl w:val="0"/>
     </w:pPr>
     <w:rPr>
-      <w:rFonts w:ascii="Calibri Light" w:hAnsi="Calibri Light" w:cs="Calibri Light"/>
+      <w:rFonts w:hAnsi="Calibri Light" w:ascii="Calibri Light" w:cs="Calibri Light"/>
       <w:b/>
       <w:bCs/>
       <w:color w:val="0F4C64"/>

--- a/engineering/downloads/svc.docx
+++ b/engineering/downloads/svc.docx
@@ -6935,7 +6935,7 @@
               <w:jc w:val="left"/>
             </w:pPr>
             <w:r>
-              <w:t xml:space="preserve">Handler Registration Interface</w:t>
+              <w:t xml:space="preserve">Descriptor Registration</w:t>
             </w:r>
           </w:p>
         </w:tc>
@@ -8663,7 +8663,7 @@
               <w:jc w:val="left"/>
             </w:pPr>
             <w:r>
-              <w:t xml:space="preserve">Descriptor and Role Inference</w:t>
+              <w:t xml:space="preserve">Descriptor and Hook Validation</w:t>
             </w:r>
           </w:p>
         </w:tc>
@@ -8727,7 +8727,7 @@
               <w:jc w:val="left"/>
             </w:pPr>
             <w:r>
-              <w:t xml:space="preserve">Descriptor and Role Inference</w:t>
+              <w:t xml:space="preserve">Descriptor and Hook Validation</w:t>
             </w:r>
           </w:p>
         </w:tc>
@@ -8791,7 +8791,7 @@
               <w:jc w:val="left"/>
             </w:pPr>
             <w:r>
-              <w:t xml:space="preserve">Descriptor and Role Inference</w:t>
+              <w:t xml:space="preserve">Descriptor and Hook Validation</w:t>
             </w:r>
           </w:p>
         </w:tc>
@@ -8855,7 +8855,7 @@
               <w:jc w:val="left"/>
             </w:pPr>
             <w:r>
-              <w:t xml:space="preserve">Descriptor and Role Inference</w:t>
+              <w:t xml:space="preserve">Descriptor and Hook Validation</w:t>
             </w:r>
           </w:p>
         </w:tc>
@@ -8919,7 +8919,7 @@
               <w:jc w:val="left"/>
             </w:pPr>
             <w:r>
-              <w:t xml:space="preserve">Descriptor and Role Inference</w:t>
+              <w:t xml:space="preserve">Descriptor and Hook Validation</w:t>
             </w:r>
           </w:p>
         </w:tc>
@@ -8983,7 +8983,7 @@
               <w:jc w:val="left"/>
             </w:pPr>
             <w:r>
-              <w:t xml:space="preserve">Verification Descriptor</w:t>
+              <w:t xml:space="preserve">Analyze Query Descriptor</w:t>
             </w:r>
           </w:p>
         </w:tc>
@@ -10541,7 +10541,7 @@
               <w:jc w:val="left"/>
             </w:pPr>
             <w:r>
-              <w:t xml:space="preserve">Manifest-Only Configuration</w:t>
+              <w:t xml:space="preserve">Manifest Configuration</w:t>
             </w:r>
           </w:p>
         </w:tc>
@@ -10617,7 +10617,7 @@
               <w:jc w:val="left"/>
             </w:pPr>
             <w:r>
-              <w:t xml:space="preserve">Model-Specific Type Handler Loading</w:t>
+              <w:t xml:space="preserve">Type Descriptor Loading</w:t>
             </w:r>
           </w:p>
         </w:tc>
@@ -10693,7 +10693,7 @@
               <w:jc w:val="left"/>
             </w:pPr>
             <w:r>
-              <w:t xml:space="preserve">Model-Specific Type Handler Loading</w:t>
+              <w:t xml:space="preserve">Type Descriptor Loading</w:t>
             </w:r>
           </w:p>
         </w:tc>
@@ -10769,7 +10769,7 @@
               <w:jc w:val="left"/>
             </w:pPr>
             <w:r>
-              <w:t xml:space="preserve">Model-Specific Type Handler Loading</w:t>
+              <w:t xml:space="preserve">Type Descriptor Loading</w:t>
             </w:r>
           </w:p>
         </w:tc>
@@ -10845,7 +10845,7 @@
               <w:jc w:val="left"/>
             </w:pPr>
             <w:r>
-              <w:t xml:space="preserve">Model-Specific Type Handler Loading</w:t>
+              <w:t xml:space="preserve">Type Descriptor Loading</w:t>
             </w:r>
           </w:p>
         </w:tc>
@@ -10921,7 +10921,7 @@
               <w:jc w:val="left"/>
             </w:pPr>
             <w:r>
-              <w:t xml:space="preserve">Model-Specific Type Handler Loading</w:t>
+              <w:t xml:space="preserve">Type Descriptor Loading</w:t>
             </w:r>
           </w:p>
         </w:tc>
@@ -10997,7 +10997,7 @@
               <w:jc w:val="left"/>
             </w:pPr>
             <w:r>
-              <w:t xml:space="preserve">Model-Specific Type Handler Loading</w:t>
+              <w:t xml:space="preserve">Type Descriptor Loading</w:t>
             </w:r>
           </w:p>
         </w:tc>
@@ -11073,7 +11073,7 @@
               <w:jc w:val="left"/>
             </w:pPr>
             <w:r>
-              <w:t xml:space="preserve">Model-Specific Type Handler Loading</w:t>
+              <w:t xml:space="preserve">Type Descriptor Loading</w:t>
             </w:r>
           </w:p>
         </w:tc>
@@ -11225,7 +11225,7 @@
               <w:jc w:val="left"/>
             </w:pPr>
             <w:r>
-              <w:t xml:space="preserve">Handler Registration Interface</w:t>
+              <w:t xml:space="preserve">Descriptor Registration</w:t>
             </w:r>
           </w:p>
         </w:tc>
@@ -11254,7 +11254,7 @@
               <w:jc w:val="left"/>
             </w:pPr>
             <w:r>
-              <w:t xml:space="preserve">Handler Registration Interface</w:t>
+              <w:t xml:space="preserve">Descriptor Registration</w:t>
             </w:r>
           </w:p>
         </w:tc>
@@ -11301,7 +11301,7 @@
               <w:jc w:val="left"/>
             </w:pPr>
             <w:r>
-              <w:t xml:space="preserve">Type Definition Schema</w:t>
+              <w:t xml:space="preserve">Type Schema</w:t>
             </w:r>
           </w:p>
         </w:tc>
@@ -11377,7 +11377,7 @@
               <w:jc w:val="left"/>
             </w:pPr>
             <w:r>
-              <w:t xml:space="preserve">Model Path Resolution</w:t>
+              <w:t xml:space="preserve">Model Resolution and Overlay</w:t>
             </w:r>
           </w:p>
         </w:tc>
@@ -11453,7 +11453,7 @@
               <w:jc w:val="left"/>
             </w:pPr>
             <w:r>
-              <w:t xml:space="preserve">External Renderer Registration</w:t>
+              <w:t xml:space="preserve">External Renderer Hooks</w:t>
             </w:r>
           </w:p>
         </w:tc>
@@ -11529,7 +11529,7 @@
               <w:jc w:val="left"/>
             </w:pPr>
             <w:r>
-              <w:t xml:space="preserve">Data View Generator Loading</w:t>
+              <w:t xml:space="preserve">Data View Hooks</w:t>
             </w:r>
           </w:p>
         </w:tc>
@@ -11605,7 +11605,7 @@
               <w:jc w:val="left"/>
             </w:pPr>
             <w:r>
-              <w:t xml:space="preserve">Data View Generator Loading</w:t>
+              <w:t xml:space="preserve">Data View Hooks</w:t>
             </w:r>
           </w:p>
         </w:tc>
@@ -11681,7 +11681,7 @@
               <w:jc w:val="left"/>
             </w:pPr>
             <w:r>
-              <w:t xml:space="preserve">Data View Generator Loading</w:t>
+              <w:t xml:space="preserve">Data View Hooks</w:t>
             </w:r>
           </w:p>
         </w:tc>
@@ -11757,7 +11757,7 @@
               <w:jc w:val="left"/>
             </w:pPr>
             <w:r>
-              <w:t xml:space="preserve">Data View Generator Loading</w:t>
+              <w:t xml:space="preserve">Data View Hooks</w:t>
             </w:r>
           </w:p>
         </w:tc>
@@ -11833,7 +11833,7 @@
               <w:jc w:val="left"/>
             </w:pPr>
             <w:r>
-              <w:t xml:space="preserve">Data View Generator Loading</w:t>
+              <w:t xml:space="preserve">Data View Hooks</w:t>
             </w:r>
           </w:p>
         </w:tc>
@@ -11909,7 +11909,7 @@
               <w:jc w:val="left"/>
             </w:pPr>
             <w:r>
-              <w:t xml:space="preserve">Data View Generator Loading</w:t>
+              <w:t xml:space="preserve">Data View Hooks</w:t>
             </w:r>
           </w:p>
         </w:tc>
@@ -11985,7 +11985,7 @@
               <w:jc w:val="left"/>
             </w:pPr>
             <w:r>
-              <w:t xml:space="preserve">Data View Generator Loading</w:t>
+              <w:t xml:space="preserve">Data View Hooks</w:t>
             </w:r>
           </w:p>
         </w:tc>
@@ -12061,7 +12061,7 @@
               <w:jc w:val="left"/>
             </w:pPr>
             <w:r>
-              <w:t xml:space="preserve">Data View Generator Loading</w:t>
+              <w:t xml:space="preserve">Data View Hooks</w:t>
             </w:r>
           </w:p>
         </w:tc>
@@ -12137,7 +12137,7 @@
               <w:jc w:val="left"/>
             </w:pPr>
             <w:r>
-              <w:t xml:space="preserve">Data View Generator Loading</w:t>
+              <w:t xml:space="preserve">Data View Hooks</w:t>
             </w:r>
           </w:p>
         </w:tc>
@@ -12213,7 +12213,7 @@
               <w:jc w:val="left"/>
             </w:pPr>
             <w:r>
-              <w:t xml:space="preserve">Handler Caching</w:t>
+              <w:t xml:space="preserve">Hook Index</w:t>
             </w:r>
           </w:p>
         </w:tc>
@@ -12242,7 +12242,7 @@
               <w:jc w:val="left"/>
             </w:pPr>
             <w:r>
-              <w:t xml:space="preserve">Handler Caching</w:t>
+              <w:t xml:space="preserve">Hook Index</w:t>
             </w:r>
           </w:p>
         </w:tc>
@@ -12285,7 +12285,7 @@
               <w:jc w:val="left"/>
             </w:pPr>
             <w:r>
-              <w:t xml:space="preserve">Canonical Context</w:t>
+              <w:t xml:space="preserve">Canonical Hook Context</w:t>
             </w:r>
           </w:p>
         </w:tc>
@@ -12433,7 +12433,7 @@
               <w:jc w:val="left"/>
             </w:pPr>
             <w:r>
-              <w:t xml:space="preserve">Descriptor + Role Inference</w:t>
+              <w:t xml:space="preserve">Hook Validation and Phase Registration</w:t>
             </w:r>
           </w:p>
         </w:tc>
@@ -12462,7 +12462,7 @@
               <w:jc w:val="left"/>
             </w:pPr>
             <w:r>
-              <w:t xml:space="preserve">Descriptor and Role Inference</w:t>
+              <w:t xml:space="preserve">Descriptor and Hook Validation</w:t>
             </w:r>
           </w:p>
         </w:tc>
@@ -12509,7 +12509,7 @@
               <w:jc w:val="left"/>
             </w:pPr>
             <w:r>
-              <w:t xml:space="preserve">Descriptor + Role Inference</w:t>
+              <w:t xml:space="preserve">Hook Validation and Phase Registration</w:t>
             </w:r>
           </w:p>
         </w:tc>
@@ -12538,7 +12538,7 @@
               <w:jc w:val="left"/>
             </w:pPr>
             <w:r>
-              <w:t xml:space="preserve">Descriptor and Role Inference</w:t>
+              <w:t xml:space="preserve">Descriptor and Hook Validation</w:t>
             </w:r>
           </w:p>
         </w:tc>
@@ -12585,7 +12585,7 @@
               <w:jc w:val="left"/>
             </w:pPr>
             <w:r>
-              <w:t xml:space="preserve">Descriptor + Role Inference</w:t>
+              <w:t xml:space="preserve">Hook Validation and Phase Registration</w:t>
             </w:r>
           </w:p>
         </w:tc>
@@ -12614,7 +12614,7 @@
               <w:jc w:val="left"/>
             </w:pPr>
             <w:r>
-              <w:t xml:space="preserve">Descriptor and Role Inference</w:t>
+              <w:t xml:space="preserve">Descriptor and Hook Validation</w:t>
             </w:r>
           </w:p>
         </w:tc>
@@ -12661,7 +12661,7 @@
               <w:jc w:val="left"/>
             </w:pPr>
             <w:r>
-              <w:t xml:space="preserve">Descriptor + Role Inference</w:t>
+              <w:t xml:space="preserve">Hook Validation and Phase Registration</w:t>
             </w:r>
           </w:p>
         </w:tc>
@@ -12690,7 +12690,7 @@
               <w:jc w:val="left"/>
             </w:pPr>
             <w:r>
-              <w:t xml:space="preserve">Descriptor and Role Inference</w:t>
+              <w:t xml:space="preserve">Descriptor and Hook Validation</w:t>
             </w:r>
           </w:p>
         </w:tc>
@@ -12737,7 +12737,7 @@
               <w:jc w:val="left"/>
             </w:pPr>
             <w:r>
-              <w:t xml:space="preserve">Descriptor + Role Inference</w:t>
+              <w:t xml:space="preserve">Hook Validation and Phase Registration</w:t>
             </w:r>
           </w:p>
         </w:tc>
@@ -12766,7 +12766,7 @@
               <w:jc w:val="left"/>
             </w:pPr>
             <w:r>
-              <w:t xml:space="preserve">Descriptor and Role Inference</w:t>
+              <w:t xml:space="preserve">Descriptor and Hook Validation</w:t>
             </w:r>
           </w:p>
         </w:tc>
@@ -12813,7 +12813,7 @@
               <w:jc w:val="left"/>
             </w:pPr>
             <w:r>
-              <w:t xml:space="preserve">Verification Descriptor</w:t>
+              <w:t xml:space="preserve">Analyze Query Descriptor</w:t>
             </w:r>
           </w:p>
         </w:tc>
@@ -12842,7 +12842,7 @@
               <w:jc w:val="left"/>
             </w:pPr>
             <w:r>
-              <w:t xml:space="preserve">Verification Descriptor</w:t>
+              <w:t xml:space="preserve">Analyze Query Descriptor</w:t>
             </w:r>
           </w:p>
         </w:tc>
@@ -30504,7 +30504,7 @@
       </w:pPr>
       <w:bookmarkStart w:name="VC-021" w:id="71216"/>
       <w:r>
-        <w:t xml:space="preserve">VC-021: Handler Registration Interface</w:t>
+        <w:t xml:space="preserve">VC-021: Descriptor Registration</w:t>
       </w:r>
       <w:bookmarkEnd w:id="71216"/>
     </w:p>
@@ -30513,7 +30513,7 @@
         <w:pStyle w:val="SpecObjectBody"/>
       </w:pPr>
       <w:r>
-        <w:t xml:space="preserve">Verify type modules can export handlers.</w:t>
+        <w:t xml:space="preserve">Verify that the host registers descriptor hooks.</w:t>
       </w:r>
     </w:p>
     <w:p>
@@ -30533,7 +30533,7 @@
         <w:pStyle w:val="Definition"/>
       </w:pPr>
       <w:r>
-        <w:t xml:space="preserve">Confirm M.handler is registered with pipeline</w:t>
+        <w:t xml:space="preserve">Confirm the host indexes behavior hooks and registers phase hooks with the pipeline.</w:t>
       </w:r>
     </w:p>
     <w:p>
@@ -30577,7 +30577,7 @@
         <w:pStyle w:val="Compact"/>
       </w:pPr>
       <w:r>
-        <w:t xml:space="preserve">Handler registered if M.handler exists</w:t>
+        <w:t xml:space="preserve">The behavior hook is available from the host index</w:t>
       </w:r>
     </w:p>
     <w:p>
@@ -30589,7 +30589,7 @@
         <w:pStyle w:val="Compact"/>
       </w:pPr>
       <w:r>
-        <w:t xml:space="preserve">Handler prerequisites respected</w:t>
+        <w:t xml:space="preserve">The phase hook is registered under the derived handler name</w:t>
       </w:r>
     </w:p>
     <w:p>
@@ -30601,7 +30601,16 @@
         <w:pStyle w:val="Compact"/>
       </w:pPr>
       <w:r>
-        <w:t xml:space="preserve">Handler invoked during appropriate phase</w:t>
+        <w:rPr>
+          <w:rStyle w:val="VerbatimChar"/>
+        </w:rPr>
+        <w:t xml:space="preserve">schema.phase_prerequisites</w:t>
+      </w:r>
+      <w:r>
+        <w:t xml:space="preserve"> </w:t>
+      </w:r>
+      <w:r>
+        <w:t xml:space="preserve">controls handler order</w:t>
       </w:r>
     </w:p>
     <w:p>
@@ -30625,7 +30634,22 @@
         <w:pStyle w:val="Compact"/>
       </w:pPr>
       <w:r>
-        <w:t xml:space="preserve">Create type module with M.handler export</w:t>
+        <w:t xml:space="preserve">Create a descriptor with a behavior hook and an</w:t>
+      </w:r>
+      <w:r>
+        <w:t xml:space="preserve"> </w:t>
+      </w:r>
+      <w:r>
+        <w:rPr>
+          <w:rStyle w:val="VerbatimChar"/>
+        </w:rPr>
+        <w:t xml:space="preserve">on_&lt;phase&gt;</w:t>
+      </w:r>
+      <w:r>
+        <w:t xml:space="preserve"> </w:t>
+      </w:r>
+      <w:r>
+        <w:t xml:space="preserve">hook</w:t>
       </w:r>
     </w:p>
     <w:p>
@@ -30637,7 +30661,7 @@
         <w:pStyle w:val="Compact"/>
       </w:pPr>
       <w:r>
-        <w:t xml:space="preserve">Load model</w:t>
+        <w:t xml:space="preserve">Load the model</w:t>
       </w:r>
     </w:p>
     <w:p>
@@ -30649,7 +30673,7 @@
         <w:pStyle w:val="Compact"/>
       </w:pPr>
       <w:r>
-        <w:t xml:space="preserve">Verify handler is registered in pipeline</w:t>
+        <w:t xml:space="preserve">Inspect the host hook index and pipeline handlers</w:t>
       </w:r>
     </w:p>
     <w:p>
@@ -30772,7 +30796,7 @@
         <w:pStyle w:val="Definition"/>
       </w:pPr>
       <w:r>
-        <w:t xml:space="preserve">Confirm type exports contain required fields</w:t>
+        <w:t xml:space="preserve">Confirm descriptor schemas contain the required fields.</w:t>
       </w:r>
     </w:p>
     <w:p>
@@ -30828,7 +30852,22 @@
         <w:pStyle w:val="Compact"/>
       </w:pPr>
       <w:r>
-        <w:t xml:space="preserve">Missing-id schemas are skipped</w:t>
+        <w:t xml:space="preserve">A missing</w:t>
+      </w:r>
+      <w:r>
+        <w:t xml:space="preserve"> </w:t>
+      </w:r>
+      <w:r>
+        <w:rPr>
+          <w:rStyle w:val="VerbatimChar"/>
+        </w:rPr>
+        <w:t xml:space="preserve">schema.id</w:t>
+      </w:r>
+      <w:r>
+        <w:t xml:space="preserve"> </w:t>
+      </w:r>
+      <w:r>
+        <w:t xml:space="preserve">stops model loading</w:t>
       </w:r>
     </w:p>
     <w:p>
@@ -30900,7 +30939,7 @@
         <w:pStyle w:val="Compact"/>
       </w:pPr>
       <w:r>
-        <w:t xml:space="preserve">Verify valid schemas register with defaults and invalid schemas are ignored</w:t>
+        <w:t xml:space="preserve">Verify that valid schemas register and invalid schemas stop model loading</w:t>
       </w:r>
     </w:p>
     <w:p>
@@ -31933,7 +31972,7 @@
       </w:pPr>
       <w:bookmarkStart w:name="VC-026" w:id="71221"/>
       <w:r>
-        <w:t xml:space="preserve">VC-026: Handler Caching</w:t>
+        <w:t xml:space="preserve">VC-026: Hook Index</w:t>
       </w:r>
       <w:bookmarkEnd w:id="71221"/>
     </w:p>
@@ -31942,105 +31981,7 @@
         <w:pStyle w:val="SpecObjectBody"/>
       </w:pPr>
       <w:r>
-        <w:t xml:space="preserve">Verify type handler loaders cache modules to avoid repeated loading.</w:t>
-      </w:r>
-    </w:p>
-    <w:p>
-      <w:pPr>
-        <w:pStyle w:val="SpecObjectBody"/>
-      </w:pPr>
-      <w:r>
-        <w:rPr>
-          <w:iCs/>
-          <w:i/>
-        </w:rPr>
-        <w:t xml:space="preserve">Retired with HLR-EXT-008 (Host Engine Refactor): the</w:t>
-      </w:r>
-      <w:r>
-        <w:rPr>
-          <w:iCs/>
-          <w:i/>
-        </w:rPr>
-        <w:t xml:space="preserve"> </w:t>
-      </w:r>
-      <w:r>
-        <w:rPr>
-          <w:rStyle w:val="VerbatimChar"/>
-          <w:iCs/>
-          <w:i/>
-        </w:rPr>
-        <w:t xml:space="preserve">{model}:{type_ref}</w:t>
-      </w:r>
-      <w:r>
-        <w:rPr>
-          <w:iCs/>
-          <w:i/>
-        </w:rPr>
-        <w:t xml:space="preserve"> </w:t>
-      </w:r>
-      <w:r>
-        <w:rPr>
-          <w:iCs/>
-          <w:i/>
-        </w:rPr>
-        <w:t xml:space="preserve">handler</w:t>
-      </w:r>
-      <w:r>
-        <w:rPr>
-          <w:iCs/>
-          <w:i/>
-        </w:rPr>
-        <w:t xml:space="preserve"> </w:t>
-      </w:r>
-      <w:r>
-        <w:rPr>
-          <w:iCs/>
-          <w:i/>
-        </w:rPr>
-        <w:t xml:space="preserve">caches are deleted; the host’s eager</w:t>
-      </w:r>
-      <w:r>
-        <w:rPr>
-          <w:iCs/>
-          <w:i/>
-        </w:rPr>
-        <w:t xml:space="preserve"> </w:t>
-      </w:r>
-      <w:r>
-        <w:rPr>
-          <w:rStyle w:val="VerbatimChar"/>
-          <w:iCs/>
-          <w:i/>
-        </w:rPr>
-        <w:t xml:space="preserve">(kind, id) -&gt; hook</w:t>
-      </w:r>
-      <w:r>
-        <w:rPr>
-          <w:iCs/>
-          <w:i/>
-        </w:rPr>
-        <w:t xml:space="preserve"> </w:t>
-      </w:r>
-      <w:r>
-        <w:rPr>
-          <w:iCs/>
-          <w:i/>
-        </w:rPr>
-        <w:t xml:space="preserve">index replaces them and</w:t>
-      </w:r>
-      <w:r>
-        <w:rPr>
-          <w:iCs/>
-          <w:i/>
-        </w:rPr>
-        <w:t xml:space="preserve"> </w:t>
-      </w:r>
-      <w:r>
-        <w:rPr>
-          <w:iCs/>
-          <w:i/>
-        </w:rPr>
-        <w:t xml:space="preserve">is covered by the extension-suite descriptor tests (VC-EXT-011).</w:t>
+        <w:t xml:space="preserve">Verify that the host indexes hooks for deterministic dispatch.</w:t>
       </w:r>
     </w:p>
     <w:p>
@@ -32060,7 +32001,7 @@
         <w:pStyle w:val="Definition"/>
       </w:pPr>
       <w:r>
-        <w:t xml:space="preserve">Confirm handler dispatchers maintain a cache keyed by model and type_ref, including negative caching for missing handlers.</w:t>
+        <w:t xml:space="preserve">Confirm hook lookup uses kind, type identifier, hook name, and the inheritance chain.</w:t>
       </w:r>
     </w:p>
     <w:p>
@@ -32104,7 +32045,7 @@
         <w:pStyle w:val="Compact"/>
       </w:pPr>
       <w:r>
-        <w:t xml:space="preserve">Cache keyed by model:type_ref combination</w:t>
+        <w:t xml:space="preserve">Direct lookup returns the registered hook</w:t>
       </w:r>
     </w:p>
     <w:p>
@@ -32116,7 +32057,22 @@
         <w:pStyle w:val="Compact"/>
       </w:pPr>
       <w:r>
-        <w:t xml:space="preserve">Second access to same type returns cached handler</w:t>
+        <w:t xml:space="preserve">Inherited lookup returns the nearest hook in the</w:t>
+      </w:r>
+      <w:r>
+        <w:t xml:space="preserve"> </w:t>
+      </w:r>
+      <w:r>
+        <w:rPr>
+          <w:rStyle w:val="VerbatimChar"/>
+        </w:rPr>
+        <w:t xml:space="preserve">extends</w:t>
+      </w:r>
+      <w:r>
+        <w:t xml:space="preserve"> </w:t>
+      </w:r>
+      <w:r>
+        <w:t xml:space="preserve">chain</w:t>
       </w:r>
     </w:p>
     <w:p>
@@ -32128,7 +32084,7 @@
         <w:pStyle w:val="Compact"/>
       </w:pPr>
       <w:r>
-        <w:t xml:space="preserve">Failed lookup stores false (negative cache)</w:t>
+        <w:t xml:space="preserve">An absent hook returns nil</w:t>
       </w:r>
     </w:p>
     <w:p>
@@ -32140,7 +32096,7 @@
         <w:pStyle w:val="Compact"/>
       </w:pPr>
       <w:r>
-        <w:t xml:space="preserve">No repeated require() for previously loaded types</w:t>
+        <w:t xml:space="preserve">Phase hooks do not appear in the behavior-hook index</w:t>
       </w:r>
     </w:p>
     <w:p>
@@ -32164,7 +32120,7 @@
         <w:pStyle w:val="Compact"/>
       </w:pPr>
       <w:r>
-        <w:t xml:space="preserve">Examine float_handlers, view_handlers, and inline_handlers dispatch modules</w:t>
+        <w:t xml:space="preserve">Register a descriptor with a behavior hook</w:t>
       </w:r>
     </w:p>
     <w:p>
@@ -32176,7 +32132,16 @@
         <w:pStyle w:val="Compact"/>
       </w:pPr>
       <w:r>
-        <w:t xml:space="preserve">Verify cache keyed by {model}:{type_ref}</w:t>
+        <w:t xml:space="preserve">Query the hook with</w:t>
+      </w:r>
+      <w:r>
+        <w:t xml:space="preserve"> </w:t>
+      </w:r>
+      <w:r>
+        <w:rPr>
+          <w:rStyle w:val="VerbatimChar"/>
+        </w:rPr>
+        <w:t xml:space="preserve">get_hook</w:t>
       </w:r>
     </w:p>
     <w:p>
@@ -32188,7 +32153,16 @@
         <w:pStyle w:val="Compact"/>
       </w:pPr>
       <w:r>
-        <w:t xml:space="preserve">Confirm cache hit returns stored handler without re-loading</w:t>
+        <w:t xml:space="preserve">Register a subtype and query the hook with</w:t>
+      </w:r>
+      <w:r>
+        <w:t xml:space="preserve"> </w:t>
+      </w:r>
+      <w:r>
+        <w:rPr>
+          <w:rStyle w:val="VerbatimChar"/>
+        </w:rPr>
+        <w:t xml:space="preserve">get_hook_inherited</w:t>
       </w:r>
     </w:p>
     <w:p>
@@ -32200,7 +32174,7 @@
         <w:pStyle w:val="Compact"/>
       </w:pPr>
       <w:r>
-        <w:t xml:space="preserve">Confirm failed lookups store false to prevent repeated require() calls</w:t>
+        <w:t xml:space="preserve">Query an absent hook</w:t>
       </w:r>
     </w:p>
     <w:p>
@@ -32274,7 +32248,7 @@
         <w:pStyle w:val="SpecObjectBody"/>
       </w:pPr>
       <w:r>
-        <w:t xml:space="preserve">Verify every plugin hook receives a single frozen context whose invariant core is non-nil, and that the two context tiers are dispatched by hook name.</w:t>
+        <w:t xml:space="preserve">Verify that each behavior hook receives one frozen context for its tier.</w:t>
       </w:r>
     </w:p>
     <w:p>
@@ -32294,37 +32268,7 @@
         <w:pStyle w:val="Definition"/>
       </w:pPr>
       <w:r>
-        <w:t xml:space="preserve">Confirm</w:t>
-      </w:r>
-      <w:r>
-        <w:t xml:space="preserve"> </w:t>
-      </w:r>
-      <w:r>
-        <w:rPr>
-          <w:rStyle w:val="VerbatimChar"/>
-        </w:rPr>
-        <w:t xml:space="preserve">contract.ctx</w:t>
-      </w:r>
-      <w:r>
-        <w:t xml:space="preserve"> </w:t>
-      </w:r>
-      <w:r>
-        <w:t xml:space="preserve">/</w:t>
-      </w:r>
-      <w:r>
-        <w:t xml:space="preserve"> </w:t>
-      </w:r>
-      <w:r>
-        <w:rPr>
-          <w:rStyle w:val="VerbatimChar"/>
-        </w:rPr>
-        <w:t xml:space="preserve">hook_ctx</w:t>
-      </w:r>
-      <w:r>
-        <w:t xml:space="preserve"> </w:t>
-      </w:r>
-      <w:r>
-        <w:t xml:space="preserve">build a frozen context that is the SOLE argument to every hook – a render ctx (pandoc/format present) for render-tier hooks and a data ctx for data-tier hooks – with the invariant core asserted non-nil.</w:t>
+        <w:t xml:space="preserve">Confirm render hooks receive a render context and data hooks receive a data context.</w:t>
       </w:r>
     </w:p>
     <w:p>
@@ -32368,7 +32312,7 @@
         <w:pStyle w:val="Compact"/>
       </w:pPr>
       <w:r>
-        <w:t xml:space="preserve">Every hook is invoked with exactly one frozen context table; writes to it error</w:t>
+        <w:t xml:space="preserve">Each hook receives one frozen context table</w:t>
       </w:r>
     </w:p>
     <w:p>
@@ -32380,7 +32324,7 @@
         <w:pStyle w:val="Compact"/>
       </w:pPr>
       <w:r>
-        <w:t xml:space="preserve">Render-tier hooks (render/render_block/render_link/message) receive the render ctx; data-tier hooks (dataset/build_block/transform/resolve/prepare_task/handle_result) receive the data ctx</w:t>
+        <w:t xml:space="preserve">Render hooks receive Pandoc and format fields</w:t>
       </w:r>
     </w:p>
     <w:p>
@@ -32392,7 +32336,7 @@
         <w:pStyle w:val="Compact"/>
       </w:pPr>
       <w:r>
-        <w:t xml:space="preserve">A missing required core field is a loud build-time error, not a silent nil</w:t>
+        <w:t xml:space="preserve">Data hooks receive the fields required for data processing</w:t>
       </w:r>
     </w:p>
     <w:p>
@@ -32404,7 +32348,7 @@
         <w:pStyle w:val="Compact"/>
       </w:pPr>
       <w:r>
-        <w:t xml:space="preserve">The hook name selects the tier (registry ALLOWED_HOOKS); a hook in the wrong tier is rejected at registration</w:t>
+        <w:t xml:space="preserve">An invalid hook for the descriptor kind stops registration</w:t>
       </w:r>
     </w:p>
     <w:p>
@@ -32428,7 +32372,7 @@
         <w:pStyle w:val="Compact"/>
       </w:pPr>
       <w:r>
-        <w:t xml:space="preserve">Build a model whose object/view/float/relation/verification hooks read</w:t>
+        <w:t xml:space="preserve">Build a model whose object, view, float, relation, and analyze hooks read</w:t>
       </w:r>
       <w:r>
         <w:t xml:space="preserve"> </w:t>
@@ -32437,13 +32381,7 @@
         <w:rPr>
           <w:rStyle w:val="VerbatimChar"/>
         </w:rPr>
-        <w:t xml:space="preserve">ctx.subject.*</w:t>
-      </w:r>
-      <w:r>
-        <w:t xml:space="preserve"> </w:t>
-      </w:r>
-      <w:r>
-        <w:t xml:space="preserve">and core fields</w:t>
+        <w:t xml:space="preserve">ctx.subject</w:t>
       </w:r>
     </w:p>
     <w:p>
@@ -32455,49 +32393,7 @@
         <w:pStyle w:val="Compact"/>
       </w:pPr>
       <w:r>
-        <w:t xml:space="preserve">Assert</w:t>
-      </w:r>
-      <w:r>
-        <w:t xml:space="preserve"> </w:t>
-      </w:r>
-      <w:r>
-        <w:rPr>
-          <w:rStyle w:val="VerbatimChar"/>
-        </w:rPr>
-        <w:t xml:space="preserve">ctx.new</w:t>
-      </w:r>
-      <w:r>
-        <w:t xml:space="preserve"> </w:t>
-      </w:r>
-      <w:r>
-        <w:t xml:space="preserve">/</w:t>
-      </w:r>
-      <w:r>
-        <w:t xml:space="preserve"> </w:t>
-      </w:r>
-      <w:r>
-        <w:rPr>
-          <w:rStyle w:val="VerbatimChar"/>
-        </w:rPr>
-        <w:t xml:space="preserve">ctx.new_data</w:t>
-      </w:r>
-      <w:r>
-        <w:t xml:space="preserve"> </w:t>
-      </w:r>
-      <w:r>
-        <w:t xml:space="preserve">reject a missing invariant-core field at build time</w:t>
-      </w:r>
-    </w:p>
-    <w:p>
-      <w:pPr>
-        <w:numPr>
-          <w:ilvl w:val="0"/>
-          <w:numId w:val="1076"/>
-        </w:numPr>
-        <w:pStyle w:val="Compact"/>
-      </w:pPr>
-      <w:r>
-        <w:t xml:space="preserve">Exercise a render hook (render ctx: data, pandoc, log, format, spec_id, model, config, host) and a data hook (data ctx: data, spec_id, log)</w:t>
+        <w:t xml:space="preserve">Exercise one render hook and one data hook</w:t>
       </w:r>
     </w:p>
     <w:p>
@@ -32569,7 +32465,27 @@
         <w:pStyle w:val="SpecObjectBody"/>
       </w:pPr>
       <w:r>
-        <w:t xml:space="preserve">Verify each in-tree model carries a</w:t>
+        <w:t xml:space="preserve">Verify that the host loads manifest dependencies before the selected model.</w:t>
+      </w:r>
+    </w:p>
+    <w:p>
+      <w:pPr>
+        <w:pStyle w:val="DefinitionTerm"/>
+      </w:pPr>
+      <w:r>
+        <w:rPr>
+          <w:bCs/>
+          <w:b/>
+        </w:rPr>
+        <w:t xml:space="preserve">OBJECTIVE:</w:t>
+      </w:r>
+    </w:p>
+    <w:p>
+      <w:pPr>
+        <w:pStyle w:val="Definition"/>
+      </w:pPr>
+      <w:r>
+        <w:t xml:space="preserve">Confirm</w:t>
       </w:r>
       <w:r>
         <w:t xml:space="preserve"> </w:t>
@@ -32584,87 +32500,7 @@
         <w:t xml:space="preserve"> </w:t>
       </w:r>
       <w:r>
-        <w:t xml:space="preserve">declaring its overlay chain and that only repo-bundled models load.</w:t>
-      </w:r>
-    </w:p>
-    <w:p>
-      <w:pPr>
-        <w:pStyle w:val="DefinitionTerm"/>
-      </w:pPr>
-      <w:r>
-        <w:rPr>
-          <w:bCs/>
-          <w:b/>
-        </w:rPr>
-        <w:t xml:space="preserve">OBJECTIVE:</w:t>
-      </w:r>
-    </w:p>
-    <w:p>
-      <w:pPr>
-        <w:pStyle w:val="Definition"/>
-      </w:pPr>
-      <w:r>
-        <w:t xml:space="preserve">Confirm</w:t>
-      </w:r>
-      <w:r>
-        <w:t xml:space="preserve"> </w:t>
-      </w:r>
-      <w:r>
-        <w:rPr>
-          <w:rStyle w:val="VerbatimChar"/>
-        </w:rPr>
-        <w:t xml:space="preserve">model.yaml</w:t>
-      </w:r>
-      <w:r>
-        <w:t xml:space="preserve"> </w:t>
-      </w:r>
-      <w:r>
-        <w:t xml:space="preserve">(</w:t>
-      </w:r>
-      <w:r>
-        <w:rPr>
-          <w:rStyle w:val="VerbatimChar"/>
-        </w:rPr>
-        <w:t xml:space="preserve">name</w:t>
-      </w:r>
-      <w:r>
-        <w:t xml:space="preserve">,</w:t>
-      </w:r>
-      <w:r>
-        <w:t xml:space="preserve"> </w:t>
-      </w:r>
-      <w:r>
-        <w:rPr>
-          <w:rStyle w:val="VerbatimChar"/>
-        </w:rPr>
-        <w:t xml:space="preserve">description</w:t>
-      </w:r>
-      <w:r>
-        <w:t xml:space="preserve">,</w:t>
-      </w:r>
-      <w:r>
-        <w:t xml:space="preserve"> </w:t>
-      </w:r>
-      <w:r>
-        <w:rPr>
-          <w:rStyle w:val="VerbatimChar"/>
-        </w:rPr>
-        <w:t xml:space="preserve">extends</w:t>
-      </w:r>
-      <w:r>
-        <w:t xml:space="preserve">,</w:t>
-      </w:r>
-      <w:r>
-        <w:t xml:space="preserve"> </w:t>
-      </w:r>
-      <w:r>
-        <w:rPr>
-          <w:rStyle w:val="VerbatimChar"/>
-        </w:rPr>
-        <w:t xml:space="preserve">requires</w:t>
-      </w:r>
-      <w:r>
-        <w:t xml:space="preserve">) is read and the declared overlay chain (default then template, later-wins-by-id) is honoured, with no out-of-tree search path.</w:t>
+        <w:t xml:space="preserve">dependencies define a deterministic load order.</w:t>
       </w:r>
     </w:p>
     <w:p>
@@ -32708,25 +32544,7 @@
         <w:pStyle w:val="Compact"/>
       </w:pPr>
       <w:r>
-        <w:rPr>
-          <w:rStyle w:val="VerbatimChar"/>
-        </w:rPr>
-        <w:t xml:space="preserve">model.yaml</w:t>
-      </w:r>
-      <w:r>
-        <w:t xml:space="preserve"> </w:t>
-      </w:r>
-      <w:r>
-        <w:t xml:space="preserve">is parsed and the overlay order matches</w:t>
-      </w:r>
-      <w:r>
-        <w:t xml:space="preserve"> </w:t>
-      </w:r>
-      <w:r>
-        <w:rPr>
-          <w:rStyle w:val="VerbatimChar"/>
-        </w:rPr>
-        <w:t xml:space="preserve">extends</w:t>
+        <w:t xml:space="preserve">Required models load before the requesting model</w:t>
       </w:r>
     </w:p>
     <w:p>
@@ -32738,19 +32556,7 @@
         <w:pStyle w:val="Compact"/>
       </w:pPr>
       <w:r>
-        <w:t xml:space="preserve">Models resolve only under</w:t>
-      </w:r>
-      <w:r>
-        <w:t xml:space="preserve"> </w:t>
-      </w:r>
-      <w:r>
-        <w:rPr>
-          <w:rStyle w:val="VerbatimChar"/>
-        </w:rPr>
-        <w:t xml:space="preserve">models/&lt;name&gt;/</w:t>
-      </w:r>
-      <w:r>
-        <w:t xml:space="preserve">; no registry/package-manager lookup</w:t>
+        <w:t xml:space="preserve">Each model loads at most once</w:t>
       </w:r>
     </w:p>
     <w:p>
@@ -32762,7 +32568,7 @@
         <w:pStyle w:val="Compact"/>
       </w:pPr>
       <w:r>
-        <w:t xml:space="preserve">A fully-absent requested model aborts loudly</w:t>
+        <w:t xml:space="preserve">An absent selected or required model stops the build</w:t>
       </w:r>
     </w:p>
     <w:p>
@@ -32801,7 +32607,7 @@
         <w:t xml:space="preserve"> </w:t>
       </w:r>
       <w:r>
-        <w:t xml:space="preserve">sets</w:t>
+        <w:t xml:space="preserve">declares</w:t>
       </w:r>
       <w:r>
         <w:t xml:space="preserve"> </w:t>
@@ -32810,7 +32616,7 @@
         <w:rPr>
           <w:rStyle w:val="VerbatimChar"/>
         </w:rPr>
-        <w:t xml:space="preserve">extends: [default]</w:t>
+        <w:t xml:space="preserve">requires: [base_model]</w:t>
       </w:r>
     </w:p>
     <w:p>
@@ -32822,7 +32628,22 @@
         <w:pStyle w:val="Compact"/>
       </w:pPr>
       <w:r>
-        <w:t xml:space="preserve">Verify the host overlays default then the model, later-wins-by-id</w:t>
+        <w:t xml:space="preserve">Verify that the host loads</w:t>
+      </w:r>
+      <w:r>
+        <w:t xml:space="preserve"> </w:t>
+      </w:r>
+      <w:r>
+        <w:rPr>
+          <w:rStyle w:val="VerbatimChar"/>
+        </w:rPr>
+        <w:t xml:space="preserve">base_model</w:t>
+      </w:r>
+      <w:r>
+        <w:t xml:space="preserve"> </w:t>
+      </w:r>
+      <w:r>
+        <w:t xml:space="preserve">before the selected model</w:t>
       </w:r>
     </w:p>
     <w:p>
@@ -32834,7 +32655,7 @@
         <w:pStyle w:val="Compact"/>
       </w:pPr>
       <w:r>
-        <w:t xml:space="preserve">Confirm a requested model with no directory is a loud error</w:t>
+        <w:t xml:space="preserve">Request an absent model</w:t>
       </w:r>
     </w:p>
     <w:p>
@@ -32870,7 +32691,7 @@
       </w:pPr>
       <w:bookmarkStart w:name="VC-EXT-011" w:id="44581"/>
       <w:r>
-        <w:t xml:space="preserve">VC-EXT-011: Descriptor and Role Inference</w:t>
+        <w:t xml:space="preserve">VC-EXT-011: Descriptor and Hook Validation</w:t>
       </w:r>
       <w:bookmarkEnd w:id="44581"/>
     </w:p>
@@ -32879,22 +32700,7 @@
         <w:pStyle w:val="SpecObjectBody"/>
       </w:pPr>
       <w:r>
-        <w:t xml:space="preserve">Verify a plugin returns one</w:t>
-      </w:r>
-      <w:r>
-        <w:t xml:space="preserve"> </w:t>
-      </w:r>
-      <w:r>
-        <w:rPr>
-          <w:rStyle w:val="VerbatimChar"/>
-        </w:rPr>
-        <w:t xml:space="preserve">{kind, schema, hooks}</w:t>
-      </w:r>
-      <w:r>
-        <w:t xml:space="preserve"> </w:t>
-      </w:r>
-      <w:r>
-        <w:t xml:space="preserve">descriptor and that role/hook validation is enforced at registration.</w:t>
+        <w:t xml:space="preserve">Verify descriptor and hook validation during registration.</w:t>
       </w:r>
     </w:p>
     <w:p>
@@ -32914,37 +32720,7 @@
         <w:pStyle w:val="Definition"/>
       </w:pPr>
       <w:r>
-        <w:t xml:space="preserve">Confirm the host registers one descriptor per file, indexes its</w:t>
-      </w:r>
-      <w:r>
-        <w:t xml:space="preserve"> </w:t>
-      </w:r>
-      <w:r>
-        <w:rPr>
-          <w:rStyle w:val="VerbatimChar"/>
-        </w:rPr>
-        <w:t xml:space="preserve">hooks</w:t>
-      </w:r>
-      <w:r>
-        <w:t xml:space="preserve"> </w:t>
-      </w:r>
-      <w:r>
-        <w:t xml:space="preserve">by name into the</w:t>
-      </w:r>
-      <w:r>
-        <w:t xml:space="preserve"> </w:t>
-      </w:r>
-      <w:r>
-        <w:rPr>
-          <w:rStyle w:val="VerbatimChar"/>
-        </w:rPr>
-        <w:t xml:space="preserve">(kind,id)-&gt;hook</w:t>
-      </w:r>
-      <w:r>
-        <w:t xml:space="preserve"> </w:t>
-      </w:r>
-      <w:r>
-        <w:t xml:space="preserve">index, infers role from the hooks present, and rejects malformed descriptors loudly.</w:t>
+        <w:t xml:space="preserve">Confirm the host indexes valid hooks and rejects invalid descriptors.</w:t>
       </w:r>
     </w:p>
     <w:p>
@@ -33189,7 +32965,7 @@
       </w:pPr>
       <w:bookmarkStart w:name="VC-EXT-012" w:id="44582"/>
       <w:r>
-        <w:t xml:space="preserve">VC-EXT-012: Verification Descriptor</w:t>
+        <w:t xml:space="preserve">VC-EXT-012: Analyze Query Descriptor</w:t>
       </w:r>
       <w:bookmarkEnd w:id="44582"/>
     </w:p>
@@ -33198,7 +32974,7 @@
         <w:pStyle w:val="SpecObjectBody"/>
       </w:pPr>
       <w:r>
-        <w:t xml:space="preserve">Verify a analyze query is a</w:t>
+        <w:t xml:space="preserve">Verify that a</w:t>
       </w:r>
       <w:r>
         <w:t xml:space="preserve"> </w:t>
@@ -33207,13 +32983,13 @@
         <w:rPr>
           <w:rStyle w:val="VerbatimChar"/>
         </w:rPr>
-        <w:t xml:space="preserve">kind="verification"</w:t>
+        <w:t xml:space="preserve">kind = "analyze"</w:t>
       </w:r>
       <w:r>
         <w:t xml:space="preserve"> </w:t>
       </w:r>
       <w:r>
-        <w:t xml:space="preserve">descriptor forwarded to the host’s ordered policy_key registry with override and disabled semantics.</w:t>
+        <w:t xml:space="preserve">descriptor enters the ordered policy registry.</w:t>
       </w:r>
     </w:p>
     <w:p>
@@ -33307,22 +33083,7 @@
         <w:pStyle w:val="Compact"/>
       </w:pPr>
       <w:r>
-        <w:t xml:space="preserve">Verification descriptors register through the same</w:t>
-      </w:r>
-      <w:r>
-        <w:t xml:space="preserve"> </w:t>
-      </w:r>
-      <w:r>
-        <w:rPr>
-          <w:rStyle w:val="VerbatimChar"/>
-        </w:rPr>
-        <w:t xml:space="preserve">as_descriptor</w:t>
-      </w:r>
-      <w:r>
-        <w:t xml:space="preserve"> </w:t>
-      </w:r>
-      <w:r>
-        <w:t xml:space="preserve">path as type modules</w:t>
+        <w:t xml:space="preserve">Analyze descriptors use the same descriptor registration path as type modules</w:t>
       </w:r>
     </w:p>
     <w:p>
@@ -33334,7 +33095,7 @@
         <w:pStyle w:val="Compact"/>
       </w:pPr>
       <w:r>
-        <w:t xml:space="preserve">policy_key override preserves ordering; disabled removes the entry</w:t>
+        <w:t xml:space="preserve">A repeated policy key replaces its entry without changing its position</w:t>
       </w:r>
     </w:p>
     <w:p>
@@ -33346,7 +33107,19 @@
         <w:pStyle w:val="Compact"/>
       </w:pPr>
       <w:r>
-        <w:t xml:space="preserve">The verify phase emits diagnostics via the descriptor’s</w:t>
+        <w:t xml:space="preserve">A disabled descriptor removes its policy key</w:t>
+      </w:r>
+    </w:p>
+    <w:p>
+      <w:pPr>
+        <w:numPr>
+          <w:ilvl w:val="0"/>
+          <w:numId w:val="1081"/>
+        </w:numPr>
+        <w:pStyle w:val="Compact"/>
+      </w:pPr>
+      <w:r>
+        <w:t xml:space="preserve">ANALYZE uses the descriptor’s</w:t>
       </w:r>
       <w:r>
         <w:t xml:space="preserve"> </w:t>
@@ -33361,7 +33134,7 @@
         <w:t xml:space="preserve"> </w:t>
       </w:r>
       <w:r>
-        <w:t xml:space="preserve">hook</w:t>
+        <w:t xml:space="preserve">hook for diagnostics</w:t>
       </w:r>
     </w:p>
     <w:p>
@@ -33385,7 +33158,7 @@
         <w:pStyle w:val="Compact"/>
       </w:pPr>
       <w:r>
-        <w:t xml:space="preserve">Register two verification descriptors with the same</w:t>
+        <w:t xml:space="preserve">Register two analyze descriptors with the same</w:t>
       </w:r>
       <w:r>
         <w:t xml:space="preserve"> </w:t>
@@ -33395,12 +33168,6 @@
           <w:rStyle w:val="VerbatimChar"/>
         </w:rPr>
         <w:t xml:space="preserve">policy_key</w:t>
-      </w:r>
-      <w:r>
-        <w:t xml:space="preserve"> </w:t>
-      </w:r>
-      <w:r>
-        <w:t xml:space="preserve">from different models; confirm later-wins, in place</w:t>
       </w:r>
     </w:p>
     <w:p>
@@ -33412,7 +33179,7 @@
         <w:pStyle w:val="Compact"/>
       </w:pPr>
       <w:r>
-        <w:t xml:space="preserve">Register one with</w:t>
+        <w:t xml:space="preserve">Register an analyze descriptor with</w:t>
       </w:r>
       <w:r>
         <w:t xml:space="preserve"> </w:t>
@@ -33421,10 +33188,7 @@
         <w:rPr>
           <w:rStyle w:val="VerbatimChar"/>
         </w:rPr>
-        <w:t xml:space="preserve">disabled=true</w:t>
-      </w:r>
-      <w:r>
-        <w:t xml:space="preserve">; confirm it is removed</w:t>
+        <w:t xml:space="preserve">disabled = true</w:t>
       </w:r>
     </w:p>
     <w:p>
@@ -33436,16 +33200,7 @@
         <w:pStyle w:val="Compact"/>
       </w:pPr>
       <w:r>
-        <w:t xml:space="preserve">Run the verify phase and confirm each active view emits its</w:t>
-      </w:r>
-      <w:r>
-        <w:t xml:space="preserve"> </w:t>
-      </w:r>
-      <w:r>
-        <w:rPr>
-          <w:rStyle w:val="VerbatimChar"/>
-        </w:rPr>
-        <w:t xml:space="preserve">message</w:t>
+        <w:t xml:space="preserve">Run ANALYZE and inspect diagnostics from active queries</w:t>
       </w:r>
     </w:p>
     <w:p>
@@ -33490,22 +33245,7 @@
         <w:pStyle w:val="SpecObjectBody"/>
       </w:pPr>
       <w:r>
-        <w:t xml:space="preserve">Verify all build configuration comes from</w:t>
-      </w:r>
-      <w:r>
-        <w:t xml:space="preserve"> </w:t>
-      </w:r>
-      <w:r>
-        <w:rPr>
-          <w:rStyle w:val="VerbatimChar"/>
-        </w:rPr>
-        <w:t xml:space="preserve">project.yaml</w:t>
-      </w:r>
-      <w:r>
-        <w:t xml:space="preserve"> </w:t>
-      </w:r>
-      <w:r>
-        <w:t xml:space="preserve">read once into a frozen config slice, with env reads limited to toolchain bootstrap and terminal autodetect.</w:t>
+        <w:t xml:space="preserve">Verify that build options come from the frozen project configuration.</w:t>
       </w:r>
     </w:p>
     <w:p>
@@ -33525,70 +33265,7 @@
         <w:pStyle w:val="Definition"/>
       </w:pPr>
       <w:r>
-        <w:t xml:space="preserve">Confirm</w:t>
-      </w:r>
-      <w:r>
-        <w:t xml:space="preserve"> </w:t>
-      </w:r>
-      <w:r>
-        <w:rPr>
-          <w:rStyle w:val="VerbatimChar"/>
-        </w:rPr>
-        <w:t xml:space="preserve">config.lua</w:t>
-      </w:r>
-      <w:r>
-        <w:t xml:space="preserve"> </w:t>
-      </w:r>
-      <w:r>
-        <w:t xml:space="preserve">reads</w:t>
-      </w:r>
-      <w:r>
-        <w:t xml:space="preserve"> </w:t>
-      </w:r>
-      <w:r>
-        <w:rPr>
-          <w:rStyle w:val="VerbatimChar"/>
-        </w:rPr>
-        <w:t xml:space="preserve">project.yaml</w:t>
-      </w:r>
-      <w:r>
-        <w:t xml:space="preserve"> </w:t>
-      </w:r>
-      <w:r>
-        <w:t xml:space="preserve">once into a frozen slice and that the former config-leak env reads (</w:t>
-      </w:r>
-      <w:r>
-        <w:rPr>
-          <w:rStyle w:val="VerbatimChar"/>
-        </w:rPr>
-        <w:t xml:space="preserve">OUTPUT_FORMAT</w:t>
-      </w:r>
-      <w:r>
-        <w:t xml:space="preserve">,</w:t>
-      </w:r>
-      <w:r>
-        <w:t xml:space="preserve"> </w:t>
-      </w:r>
-      <w:r>
-        <w:rPr>
-          <w:rStyle w:val="VerbatimChar"/>
-        </w:rPr>
-        <w:t xml:space="preserve">BUILD_DIR</w:t>
-      </w:r>
-      <w:r>
-        <w:t xml:space="preserve">,</w:t>
-      </w:r>
-      <w:r>
-        <w:t xml:space="preserve"> </w:t>
-      </w:r>
-      <w:r>
-        <w:rPr>
-          <w:rStyle w:val="VerbatimChar"/>
-        </w:rPr>
-        <w:t xml:space="preserve">SPECCOMPILER_LOG_LEVEL</w:t>
-      </w:r>
-      <w:r>
-        <w:t xml:space="preserve">) are gone.</w:t>
+        <w:t xml:space="preserve">Confirm environment variables do not replace project build options.</w:t>
       </w:r>
     </w:p>
     <w:p>
@@ -33668,7 +33345,7 @@
         <w:t xml:space="preserve"> </w:t>
       </w:r>
       <w:r>
-        <w:t xml:space="preserve">is authoritative; the config slice is read once and frozen</w:t>
+        <w:t xml:space="preserve">is authoritative for build options</w:t>
       </w:r>
     </w:p>
     <w:p>
@@ -33680,7 +33357,19 @@
         <w:pStyle w:val="Compact"/>
       </w:pPr>
       <w:r>
-        <w:t xml:space="preserve">Toolchain/terminal env reads are the only survivors</w:t>
+        <w:t xml:space="preserve">The host freezes the context configuration</w:t>
+      </w:r>
+    </w:p>
+    <w:p>
+      <w:pPr>
+        <w:numPr>
+          <w:ilvl w:val="0"/>
+          <w:numId w:val="1083"/>
+        </w:numPr>
+        <w:pStyle w:val="Compact"/>
+      </w:pPr>
+      <w:r>
+        <w:t xml:space="preserve">Environment reads only locate tools or detect runtime conditions</w:t>
       </w:r>
     </w:p>
     <w:p>
@@ -33704,19 +33393,7 @@
         <w:pStyle w:val="Compact"/>
       </w:pPr>
       <w:r>
-        <w:t xml:space="preserve">Static review of</w:t>
-      </w:r>
-      <w:r>
-        <w:t xml:space="preserve"> </w:t>
-      </w:r>
-      <w:r>
-        <w:rPr>
-          <w:rStyle w:val="VerbatimChar"/>
-        </w:rPr>
-        <w:t xml:space="preserve">src/core/config.lua</w:t>
-      </w:r>
-      <w:r>
-        <w:t xml:space="preserve">: configuration is sourced from the manifest, not the environment</w:t>
+        <w:t xml:space="preserve">Inspect project configuration loading</w:t>
       </w:r>
     </w:p>
     <w:p>
@@ -33728,85 +33405,7 @@
         <w:pStyle w:val="Compact"/>
       </w:pPr>
       <w:r>
-        <w:t xml:space="preserve">Grep the codebase for</w:t>
-      </w:r>
-      <w:r>
-        <w:t xml:space="preserve"> </w:t>
-      </w:r>
-      <w:r>
-        <w:rPr>
-          <w:rStyle w:val="VerbatimChar"/>
-        </w:rPr>
-        <w:t xml:space="preserve">os.getenv</w:t>
-      </w:r>
-      <w:r>
-        <w:t xml:space="preserve">; confirm only</w:t>
-      </w:r>
-      <w:r>
-        <w:t xml:space="preserve"> </w:t>
-      </w:r>
-      <w:r>
-        <w:rPr>
-          <w:rStyle w:val="VerbatimChar"/>
-        </w:rPr>
-        <w:t xml:space="preserve">SPECCOMPILER_HOME</w:t>
-      </w:r>
-      <w:r>
-        <w:t xml:space="preserve">/</w:t>
-      </w:r>
-      <w:r>
-        <w:rPr>
-          <w:rStyle w:val="VerbatimChar"/>
-        </w:rPr>
-        <w:t xml:space="preserve">SPECCOMPILER_DIST</w:t>
-      </w:r>
-      <w:r>
-        <w:t xml:space="preserve"> </w:t>
-      </w:r>
-      <w:r>
-        <w:t xml:space="preserve">(bootstrap) and</w:t>
-      </w:r>
-      <w:r>
-        <w:t xml:space="preserve"> </w:t>
-      </w:r>
-      <w:r>
-        <w:rPr>
-          <w:rStyle w:val="VerbatimChar"/>
-        </w:rPr>
-        <w:t xml:space="preserve">TERM</w:t>
-      </w:r>
-      <w:r>
-        <w:t xml:space="preserve">/</w:t>
-      </w:r>
-      <w:r>
-        <w:rPr>
-          <w:rStyle w:val="VerbatimChar"/>
-        </w:rPr>
-        <w:t xml:space="preserve">CI</w:t>
-      </w:r>
-      <w:r>
-        <w:t xml:space="preserve">/</w:t>
-      </w:r>
-      <w:r>
-        <w:rPr>
-          <w:rStyle w:val="VerbatimChar"/>
-        </w:rPr>
-        <w:t xml:space="preserve">NO_COLOR</w:t>
-      </w:r>
-      <w:r>
-        <w:t xml:space="preserve">/</w:t>
-      </w:r>
-      <w:r>
-        <w:rPr>
-          <w:rStyle w:val="VerbatimChar"/>
-        </w:rPr>
-        <w:t xml:space="preserve">NUMBER_OF_PROCESSORS</w:t>
-      </w:r>
-      <w:r>
-        <w:t xml:space="preserve"> </w:t>
-      </w:r>
-      <w:r>
-        <w:t xml:space="preserve">(autodetect) remain</w:t>
+        <w:t xml:space="preserve">Inspect environment-variable reads for toolchain paths and terminal detection</w:t>
       </w:r>
     </w:p>
     <w:p>
@@ -37781,22 +37380,7 @@
         <w:pStyle w:val="SpecObjectBody"/>
       </w:pPr>
       <w:r>
-        <w:t xml:space="preserve">Verify that include expansion shifts an included file relative to its own shallowest heading, placing that heading one level below the include point while supporting both standalone files starting at</w:t>
-      </w:r>
-      <w:r>
-        <w:t xml:space="preserve"> </w:t>
-      </w:r>
-      <w:r>
-        <w:rPr>
-          <w:rStyle w:val="VerbatimChar"/>
-        </w:rPr>
-        <w:t xml:space="preserve">#</w:t>
-      </w:r>
-      <w:r>
-        <w:t xml:space="preserve"> </w:t>
-      </w:r>
-      <w:r>
-        <w:t xml:space="preserve">and legacy fragments starting deeper.</w:t>
+        <w:t xml:space="preserve">Verify that include expansion places the shallowest included heading one level below the active heading. Verify source files that start at different heading levels.</w:t>
       </w:r>
     </w:p>
     <w:p>
@@ -39938,7 +39522,7 @@
         <w:pStyle w:val="Heading2"/>
       </w:pPr>
       <w:r>
-        <w:t xml:space="preserve">TRR: SpecCompiler Core Test Results</w:t>
+        <w:t xml:space="preserve">SpecCompiler Core Test Results</w:t>
       </w:r>
     </w:p>
     <w:p>
@@ -40041,7 +39625,7 @@
         <w:pStyle w:val="Definition"/>
       </w:pPr>
       <w:r>
-        <w:t xml:space="preserve">2026-08-03</w:t>
+        <w:t xml:space="preserve">2026-08-17</w:t>
       </w:r>
     </w:p>
     <w:p>
@@ -40178,7 +39762,7 @@
         <w:pStyle w:val="Definition"/>
       </w:pPr>
       <w:r>
-        <w:t xml:space="preserve">2026-08-03</w:t>
+        <w:t xml:space="preserve">2026-08-17</w:t>
       </w:r>
     </w:p>
     <w:p>
@@ -40275,7 +39859,7 @@
         <w:pStyle w:val="Definition"/>
       </w:pPr>
       <w:r>
-        <w:t xml:space="preserve">41</w:t>
+        <w:t xml:space="preserve">40</w:t>
       </w:r>
     </w:p>
     <w:p>
@@ -40315,7 +39899,7 @@
         <w:pStyle w:val="Definition"/>
       </w:pPr>
       <w:r>
-        <w:t xml:space="preserve">2026-08-03</w:t>
+        <w:t xml:space="preserve">2026-08-17</w:t>
       </w:r>
     </w:p>
     <w:p>
@@ -40452,7 +40036,7 @@
         <w:pStyle w:val="Definition"/>
       </w:pPr>
       <w:r>
-        <w:t xml:space="preserve">2026-08-03</w:t>
+        <w:t xml:space="preserve">2026-08-17</w:t>
       </w:r>
     </w:p>
     <w:p>
@@ -40549,7 +40133,7 @@
         <w:pStyle w:val="Definition"/>
       </w:pPr>
       <w:r>
-        <w:t xml:space="preserve">173</w:t>
+        <w:t xml:space="preserve">175</w:t>
       </w:r>
     </w:p>
     <w:p>
@@ -40589,7 +40173,7 @@
         <w:pStyle w:val="Definition"/>
       </w:pPr>
       <w:r>
-        <w:t xml:space="preserve">2026-08-03</w:t>
+        <w:t xml:space="preserve">2026-08-17</w:t>
       </w:r>
     </w:p>
     <w:p>
@@ -40686,7 +40270,7 @@
         <w:pStyle w:val="Definition"/>
       </w:pPr>
       <w:r>
-        <w:t xml:space="preserve">230</w:t>
+        <w:t xml:space="preserve">228</w:t>
       </w:r>
     </w:p>
     <w:p>
@@ -40726,7 +40310,7 @@
         <w:pStyle w:val="Definition"/>
       </w:pPr>
       <w:r>
-        <w:t xml:space="preserve">2026-08-03</w:t>
+        <w:t xml:space="preserve">2026-08-17</w:t>
       </w:r>
     </w:p>
     <w:p>
@@ -40823,7 +40407,7 @@
         <w:pStyle w:val="Definition"/>
       </w:pPr>
       <w:r>
-        <w:t xml:space="preserve">213</w:t>
+        <w:t xml:space="preserve">212</w:t>
       </w:r>
     </w:p>
     <w:p>
@@ -40863,7 +40447,7 @@
         <w:pStyle w:val="Definition"/>
       </w:pPr>
       <w:r>
-        <w:t xml:space="preserve">2026-08-03</w:t>
+        <w:t xml:space="preserve">2026-08-17</w:t>
       </w:r>
     </w:p>
     <w:p>
@@ -40960,7 +40544,7 @@
         <w:pStyle w:val="Definition"/>
       </w:pPr>
       <w:r>
-        <w:t xml:space="preserve">94</w:t>
+        <w:t xml:space="preserve">92</w:t>
       </w:r>
     </w:p>
     <w:p>
@@ -41000,7 +40584,7 @@
         <w:pStyle w:val="Definition"/>
       </w:pPr>
       <w:r>
-        <w:t xml:space="preserve">2026-08-03</w:t>
+        <w:t xml:space="preserve">2026-08-17</w:t>
       </w:r>
     </w:p>
     <w:p>
@@ -41097,7 +40681,7 @@
         <w:pStyle w:val="Definition"/>
       </w:pPr>
       <w:r>
-        <w:t xml:space="preserve">76</w:t>
+        <w:t xml:space="preserve">75</w:t>
       </w:r>
     </w:p>
     <w:p>
@@ -41137,7 +40721,7 @@
         <w:pStyle w:val="Definition"/>
       </w:pPr>
       <w:r>
-        <w:t xml:space="preserve">2026-08-03</w:t>
+        <w:t xml:space="preserve">2026-08-17</w:t>
       </w:r>
     </w:p>
     <w:p>
@@ -41234,7 +40818,7 @@
         <w:pStyle w:val="Definition"/>
       </w:pPr>
       <w:r>
-        <w:t xml:space="preserve">70</w:t>
+        <w:t xml:space="preserve">68</w:t>
       </w:r>
     </w:p>
     <w:p>
@@ -41274,7 +40858,7 @@
         <w:pStyle w:val="Definition"/>
       </w:pPr>
       <w:r>
-        <w:t xml:space="preserve">2026-08-03</w:t>
+        <w:t xml:space="preserve">2026-08-17</w:t>
       </w:r>
     </w:p>
     <w:p>
@@ -41371,7 +40955,7 @@
         <w:pStyle w:val="Definition"/>
       </w:pPr>
       <w:r>
-        <w:t xml:space="preserve">274</w:t>
+        <w:t xml:space="preserve">275</w:t>
       </w:r>
     </w:p>
     <w:p>
@@ -41411,7 +40995,7 @@
         <w:pStyle w:val="Definition"/>
       </w:pPr>
       <w:r>
-        <w:t xml:space="preserve">2026-08-03</w:t>
+        <w:t xml:space="preserve">2026-08-17</w:t>
       </w:r>
     </w:p>
     <w:p>
@@ -41508,7 +41092,7 @@
         <w:pStyle w:val="Definition"/>
       </w:pPr>
       <w:r>
-        <w:t xml:space="preserve">670</w:t>
+        <w:t xml:space="preserve">676</w:t>
       </w:r>
     </w:p>
     <w:p>
@@ -41548,7 +41132,7 @@
         <w:pStyle w:val="Definition"/>
       </w:pPr>
       <w:r>
-        <w:t xml:space="preserve">2026-08-03</w:t>
+        <w:t xml:space="preserve">2026-08-17</w:t>
       </w:r>
     </w:p>
     <w:p>
@@ -41645,7 +41229,7 @@
         <w:pStyle w:val="Definition"/>
       </w:pPr>
       <w:r>
-        <w:t xml:space="preserve">158</w:t>
+        <w:t xml:space="preserve">150</w:t>
       </w:r>
     </w:p>
     <w:p>
@@ -41685,7 +41269,7 @@
         <w:pStyle w:val="Definition"/>
       </w:pPr>
       <w:r>
-        <w:t xml:space="preserve">2026-08-03</w:t>
+        <w:t xml:space="preserve">2026-08-17</w:t>
       </w:r>
     </w:p>
     <w:p>
@@ -41782,7 +41366,7 @@
         <w:pStyle w:val="Definition"/>
       </w:pPr>
       <w:r>
-        <w:t xml:space="preserve">73</w:t>
+        <w:t xml:space="preserve">74</w:t>
       </w:r>
     </w:p>
     <w:p>
@@ -41822,7 +41406,7 @@
         <w:pStyle w:val="Definition"/>
       </w:pPr>
       <w:r>
-        <w:t xml:space="preserve">2026-08-03</w:t>
+        <w:t xml:space="preserve">2026-08-17</w:t>
       </w:r>
     </w:p>
     <w:p>
@@ -41919,7 +41503,7 @@
         <w:pStyle w:val="Definition"/>
       </w:pPr>
       <w:r>
-        <w:t xml:space="preserve">102</w:t>
+        <w:t xml:space="preserve">99</w:t>
       </w:r>
     </w:p>
     <w:p>
@@ -41959,7 +41543,7 @@
         <w:pStyle w:val="Definition"/>
       </w:pPr>
       <w:r>
-        <w:t xml:space="preserve">2026-08-03</w:t>
+        <w:t xml:space="preserve">2026-08-17</w:t>
       </w:r>
     </w:p>
     <w:p>
@@ -42056,7 +41640,7 @@
         <w:pStyle w:val="Definition"/>
       </w:pPr>
       <w:r>
-        <w:t xml:space="preserve">89</w:t>
+        <w:t xml:space="preserve">88</w:t>
       </w:r>
     </w:p>
     <w:p>
@@ -42096,7 +41680,7 @@
         <w:pStyle w:val="Definition"/>
       </w:pPr>
       <w:r>
-        <w:t xml:space="preserve">2026-08-03</w:t>
+        <w:t xml:space="preserve">2026-08-17</w:t>
       </w:r>
     </w:p>
     <w:p>
@@ -42193,7 +41777,7 @@
         <w:pStyle w:val="Definition"/>
       </w:pPr>
       <w:r>
-        <w:t xml:space="preserve">61</w:t>
+        <w:t xml:space="preserve">58</w:t>
       </w:r>
     </w:p>
     <w:p>
@@ -42233,7 +41817,7 @@
         <w:pStyle w:val="Definition"/>
       </w:pPr>
       <w:r>
-        <w:t xml:space="preserve">2026-08-03</w:t>
+        <w:t xml:space="preserve">2026-08-17</w:t>
       </w:r>
     </w:p>
     <w:p>
@@ -42330,7 +41914,7 @@
         <w:pStyle w:val="Definition"/>
       </w:pPr>
       <w:r>
-        <w:t xml:space="preserve">40</w:t>
+        <w:t xml:space="preserve">38</w:t>
       </w:r>
     </w:p>
     <w:p>
@@ -42370,7 +41954,7 @@
         <w:pStyle w:val="Definition"/>
       </w:pPr>
       <w:r>
-        <w:t xml:space="preserve">2026-08-03</w:t>
+        <w:t xml:space="preserve">2026-08-17</w:t>
       </w:r>
     </w:p>
     <w:p>
@@ -42467,7 +42051,7 @@
         <w:pStyle w:val="Definition"/>
       </w:pPr>
       <w:r>
-        <w:t xml:space="preserve">40</w:t>
+        <w:t xml:space="preserve">39</w:t>
       </w:r>
     </w:p>
     <w:p>
@@ -42507,7 +42091,7 @@
         <w:pStyle w:val="Definition"/>
       </w:pPr>
       <w:r>
-        <w:t xml:space="preserve">2026-08-03</w:t>
+        <w:t xml:space="preserve">2026-08-17</w:t>
       </w:r>
     </w:p>
     <w:p>
@@ -42604,7 +42188,7 @@
         <w:pStyle w:val="Definition"/>
       </w:pPr>
       <w:r>
-        <w:t xml:space="preserve">40</w:t>
+        <w:t xml:space="preserve">38</w:t>
       </w:r>
     </w:p>
     <w:p>
@@ -42644,7 +42228,7 @@
         <w:pStyle w:val="Definition"/>
       </w:pPr>
       <w:r>
-        <w:t xml:space="preserve">2026-08-03</w:t>
+        <w:t xml:space="preserve">2026-08-17</w:t>
       </w:r>
     </w:p>
     <w:p>
@@ -42781,7 +42365,7 @@
         <w:pStyle w:val="Definition"/>
       </w:pPr>
       <w:r>
-        <w:t xml:space="preserve">2026-08-03</w:t>
+        <w:t xml:space="preserve">2026-08-17</w:t>
       </w:r>
     </w:p>
     <w:p>
@@ -42878,7 +42462,7 @@
         <w:pStyle w:val="Definition"/>
       </w:pPr>
       <w:r>
-        <w:t xml:space="preserve">44</w:t>
+        <w:t xml:space="preserve">43</w:t>
       </w:r>
     </w:p>
     <w:p>
@@ -42918,7 +42502,7 @@
         <w:pStyle w:val="Definition"/>
       </w:pPr>
       <w:r>
-        <w:t xml:space="preserve">2026-08-03</w:t>
+        <w:t xml:space="preserve">2026-08-17</w:t>
       </w:r>
     </w:p>
     <w:p>
@@ -43055,7 +42639,7 @@
         <w:pStyle w:val="Definition"/>
       </w:pPr>
       <w:r>
-        <w:t xml:space="preserve">2026-08-03</w:t>
+        <w:t xml:space="preserve">2026-08-17</w:t>
       </w:r>
     </w:p>
     <w:p>
@@ -43152,7 +42736,7 @@
         <w:pStyle w:val="Definition"/>
       </w:pPr>
       <w:r>
-        <w:t xml:space="preserve">47</w:t>
+        <w:t xml:space="preserve">46</w:t>
       </w:r>
     </w:p>
     <w:p>
@@ -43192,7 +42776,7 @@
         <w:pStyle w:val="Definition"/>
       </w:pPr>
       <w:r>
-        <w:t xml:space="preserve">2026-08-03</w:t>
+        <w:t xml:space="preserve">2026-08-17</w:t>
       </w:r>
     </w:p>
     <w:p>
@@ -43289,7 +42873,7 @@
         <w:pStyle w:val="Definition"/>
       </w:pPr>
       <w:r>
-        <w:t xml:space="preserve">42</w:t>
+        <w:t xml:space="preserve">41</w:t>
       </w:r>
     </w:p>
     <w:p>
@@ -43329,7 +42913,7 @@
         <w:pStyle w:val="Definition"/>
       </w:pPr>
       <w:r>
-        <w:t xml:space="preserve">2026-08-03</w:t>
+        <w:t xml:space="preserve">2026-08-17</w:t>
       </w:r>
     </w:p>
     <w:p>
@@ -43426,7 +43010,7 @@
         <w:pStyle w:val="Definition"/>
       </w:pPr>
       <w:r>
-        <w:t xml:space="preserve">47</w:t>
+        <w:t xml:space="preserve">46</w:t>
       </w:r>
     </w:p>
     <w:p>
@@ -43466,7 +43050,7 @@
         <w:pStyle w:val="Definition"/>
       </w:pPr>
       <w:r>
-        <w:t xml:space="preserve">2026-08-03</w:t>
+        <w:t xml:space="preserve">2026-08-17</w:t>
       </w:r>
     </w:p>
     <w:p>
@@ -43563,7 +43147,7 @@
         <w:pStyle w:val="Definition"/>
       </w:pPr>
       <w:r>
-        <w:t xml:space="preserve">52</w:t>
+        <w:t xml:space="preserve">50</w:t>
       </w:r>
     </w:p>
     <w:p>
@@ -43603,7 +43187,7 @@
         <w:pStyle w:val="Definition"/>
       </w:pPr>
       <w:r>
-        <w:t xml:space="preserve">2026-08-03</w:t>
+        <w:t xml:space="preserve">2026-08-17</w:t>
       </w:r>
     </w:p>
     <w:p>
@@ -43700,7 +43284,7 @@
         <w:pStyle w:val="Definition"/>
       </w:pPr>
       <w:r>
-        <w:t xml:space="preserve">94</w:t>
+        <w:t xml:space="preserve">93</w:t>
       </w:r>
     </w:p>
     <w:p>
@@ -43740,7 +43324,7 @@
         <w:pStyle w:val="Definition"/>
       </w:pPr>
       <w:r>
-        <w:t xml:space="preserve">2026-08-03</w:t>
+        <w:t xml:space="preserve">2026-08-17</w:t>
       </w:r>
     </w:p>
     <w:p>
@@ -43837,7 +43421,7 @@
         <w:pStyle w:val="Definition"/>
       </w:pPr>
       <w:r>
-        <w:t xml:space="preserve">54</w:t>
+        <w:t xml:space="preserve">49</w:t>
       </w:r>
     </w:p>
     <w:p>
@@ -43877,7 +43461,7 @@
         <w:pStyle w:val="Definition"/>
       </w:pPr>
       <w:r>
-        <w:t xml:space="preserve">2026-08-03</w:t>
+        <w:t xml:space="preserve">2026-08-17</w:t>
       </w:r>
     </w:p>
     <w:p>
@@ -43974,7 +43558,7 @@
         <w:pStyle w:val="Definition"/>
       </w:pPr>
       <w:r>
-        <w:t xml:space="preserve">44</w:t>
+        <w:t xml:space="preserve">43</w:t>
       </w:r>
     </w:p>
     <w:p>
@@ -44014,7 +43598,7 @@
         <w:pStyle w:val="Definition"/>
       </w:pPr>
       <w:r>
-        <w:t xml:space="preserve">2026-08-03</w:t>
+        <w:t xml:space="preserve">2026-08-17</w:t>
       </w:r>
     </w:p>
     <w:p>
@@ -44111,7 +43695,7 @@
         <w:pStyle w:val="Definition"/>
       </w:pPr>
       <w:r>
-        <w:t xml:space="preserve">46</w:t>
+        <w:t xml:space="preserve">44</w:t>
       </w:r>
     </w:p>
     <w:p>
@@ -44151,7 +43735,7 @@
         <w:pStyle w:val="Definition"/>
       </w:pPr>
       <w:r>
-        <w:t xml:space="preserve">2026-08-03</w:t>
+        <w:t xml:space="preserve">2026-08-17</w:t>
       </w:r>
     </w:p>
     <w:p>
@@ -44288,7 +43872,7 @@
         <w:pStyle w:val="Definition"/>
       </w:pPr>
       <w:r>
-        <w:t xml:space="preserve">2026-08-03</w:t>
+        <w:t xml:space="preserve">2026-08-17</w:t>
       </w:r>
     </w:p>
     <w:p>
@@ -44385,7 +43969,7 @@
         <w:pStyle w:val="Definition"/>
       </w:pPr>
       <w:r>
-        <w:t xml:space="preserve">60</w:t>
+        <w:t xml:space="preserve">55</w:t>
       </w:r>
     </w:p>
     <w:p>
@@ -44425,7 +44009,7 @@
         <w:pStyle w:val="Definition"/>
       </w:pPr>
       <w:r>
-        <w:t xml:space="preserve">2026-08-03</w:t>
+        <w:t xml:space="preserve">2026-08-17</w:t>
       </w:r>
     </w:p>
     <w:p>
@@ -44522,7 +44106,7 @@
         <w:pStyle w:val="Definition"/>
       </w:pPr>
       <w:r>
-        <w:t xml:space="preserve">47</w:t>
+        <w:t xml:space="preserve">44</w:t>
       </w:r>
     </w:p>
     <w:p>
@@ -44562,7 +44146,7 @@
         <w:pStyle w:val="Definition"/>
       </w:pPr>
       <w:r>
-        <w:t xml:space="preserve">2026-08-03</w:t>
+        <w:t xml:space="preserve">2026-08-17</w:t>
       </w:r>
     </w:p>
     <w:p>
@@ -44659,7 +44243,7 @@
         <w:pStyle w:val="Definition"/>
       </w:pPr>
       <w:r>
-        <w:t xml:space="preserve">59</w:t>
+        <w:t xml:space="preserve">56</w:t>
       </w:r>
     </w:p>
     <w:p>
@@ -44699,7 +44283,7 @@
         <w:pStyle w:val="Definition"/>
       </w:pPr>
       <w:r>
-        <w:t xml:space="preserve">2026-08-03</w:t>
+        <w:t xml:space="preserve">2026-08-17</w:t>
       </w:r>
     </w:p>
     <w:p>
@@ -44796,7 +44380,7 @@
         <w:pStyle w:val="Definition"/>
       </w:pPr>
       <w:r>
-        <w:t xml:space="preserve">41</w:t>
+        <w:t xml:space="preserve">39</w:t>
       </w:r>
     </w:p>
     <w:p>
@@ -44836,7 +44420,7 @@
         <w:pStyle w:val="Definition"/>
       </w:pPr>
       <w:r>
-        <w:t xml:space="preserve">2026-08-03</w:t>
+        <w:t xml:space="preserve">2026-08-17</w:t>
       </w:r>
     </w:p>
     <w:p>
@@ -44933,7 +44517,7 @@
         <w:pStyle w:val="Definition"/>
       </w:pPr>
       <w:r>
-        <w:t xml:space="preserve">38</w:t>
+        <w:t xml:space="preserve">37</w:t>
       </w:r>
     </w:p>
     <w:p>
@@ -44973,7 +44557,7 @@
         <w:pStyle w:val="Definition"/>
       </w:pPr>
       <w:r>
-        <w:t xml:space="preserve">2026-08-03</w:t>
+        <w:t xml:space="preserve">2026-08-17</w:t>
       </w:r>
     </w:p>
     <w:p>
@@ -45070,7 +44654,7 @@
         <w:pStyle w:val="Definition"/>
       </w:pPr>
       <w:r>
-        <w:t xml:space="preserve">83</w:t>
+        <w:t xml:space="preserve">87</w:t>
       </w:r>
     </w:p>
     <w:p>
@@ -45110,7 +44694,7 @@
         <w:pStyle w:val="Definition"/>
       </w:pPr>
       <w:r>
-        <w:t xml:space="preserve">2026-08-03</w:t>
+        <w:t xml:space="preserve">2026-08-17</w:t>
       </w:r>
     </w:p>
     <w:p>
@@ -45207,7 +44791,7 @@
         <w:pStyle w:val="Definition"/>
       </w:pPr>
       <w:r>
-        <w:t xml:space="preserve">42</w:t>
+        <w:t xml:space="preserve">40</w:t>
       </w:r>
     </w:p>
     <w:p>
@@ -45247,7 +44831,7 @@
         <w:pStyle w:val="Definition"/>
       </w:pPr>
       <w:r>
-        <w:t xml:space="preserve">2026-08-03</w:t>
+        <w:t xml:space="preserve">2026-08-17</w:t>
       </w:r>
     </w:p>
     <w:p>
@@ -45344,7 +44928,7 @@
         <w:pStyle w:val="Definition"/>
       </w:pPr>
       <w:r>
-        <w:t xml:space="preserve">36</w:t>
+        <w:t xml:space="preserve">35</w:t>
       </w:r>
     </w:p>
     <w:p>
@@ -45384,7 +44968,7 @@
         <w:pStyle w:val="Definition"/>
       </w:pPr>
       <w:r>
-        <w:t xml:space="preserve">2026-08-03</w:t>
+        <w:t xml:space="preserve">2026-08-17</w:t>
       </w:r>
     </w:p>
     <w:p>
@@ -45481,7 +45065,7 @@
         <w:pStyle w:val="Definition"/>
       </w:pPr>
       <w:r>
-        <w:t xml:space="preserve">43</w:t>
+        <w:t xml:space="preserve">38</w:t>
       </w:r>
     </w:p>
     <w:p>
@@ -45521,7 +45105,7 @@
         <w:pStyle w:val="Definition"/>
       </w:pPr>
       <w:r>
-        <w:t xml:space="preserve">2026-08-03</w:t>
+        <w:t xml:space="preserve">2026-08-17</w:t>
       </w:r>
     </w:p>
     <w:p>
@@ -45618,7 +45202,7 @@
         <w:pStyle w:val="Definition"/>
       </w:pPr>
       <w:r>
-        <w:t xml:space="preserve">43</w:t>
+        <w:t xml:space="preserve">39</w:t>
       </w:r>
     </w:p>
     <w:p>
@@ -45658,7 +45242,7 @@
         <w:pStyle w:val="Definition"/>
       </w:pPr>
       <w:r>
-        <w:t xml:space="preserve">2026-08-03</w:t>
+        <w:t xml:space="preserve">2026-08-17</w:t>
       </w:r>
     </w:p>
     <w:p>
@@ -45755,7 +45339,7 @@
         <w:pStyle w:val="Definition"/>
       </w:pPr>
       <w:r>
-        <w:t xml:space="preserve">124</w:t>
+        <w:t xml:space="preserve">121</w:t>
       </w:r>
     </w:p>
     <w:p>
@@ -45795,7 +45379,7 @@
         <w:pStyle w:val="Definition"/>
       </w:pPr>
       <w:r>
-        <w:t xml:space="preserve">2026-08-03</w:t>
+        <w:t xml:space="preserve">2026-08-17</w:t>
       </w:r>
     </w:p>
     <w:p>
@@ -45892,7 +45476,7 @@
         <w:pStyle w:val="Definition"/>
       </w:pPr>
       <w:r>
-        <w:t xml:space="preserve">110</w:t>
+        <w:t xml:space="preserve">106</w:t>
       </w:r>
     </w:p>
     <w:p>
@@ -45932,7 +45516,7 @@
         <w:pStyle w:val="Definition"/>
       </w:pPr>
       <w:r>
-        <w:t xml:space="preserve">2026-08-03</w:t>
+        <w:t xml:space="preserve">2026-08-17</w:t>
       </w:r>
     </w:p>
     <w:p>
@@ -46029,7 +45613,7 @@
         <w:pStyle w:val="Definition"/>
       </w:pPr>
       <w:r>
-        <w:t xml:space="preserve">56</w:t>
+        <w:t xml:space="preserve">51</w:t>
       </w:r>
     </w:p>
     <w:p>
@@ -46069,7 +45653,7 @@
         <w:pStyle w:val="Definition"/>
       </w:pPr>
       <w:r>
-        <w:t xml:space="preserve">2026-08-03</w:t>
+        <w:t xml:space="preserve">2026-08-17</w:t>
       </w:r>
     </w:p>
     <w:p>
@@ -46166,7 +45750,7 @@
         <w:pStyle w:val="Definition"/>
       </w:pPr>
       <w:r>
-        <w:t xml:space="preserve">140</w:t>
+        <w:t xml:space="preserve">134</w:t>
       </w:r>
     </w:p>
     <w:p>
@@ -46206,7 +45790,7 @@
         <w:pStyle w:val="Definition"/>
       </w:pPr>
       <w:r>
-        <w:t xml:space="preserve">2026-08-03</w:t>
+        <w:t xml:space="preserve">2026-08-17</w:t>
       </w:r>
     </w:p>
     <w:p>
@@ -46303,7 +45887,7 @@
         <w:pStyle w:val="Definition"/>
       </w:pPr>
       <w:r>
-        <w:t xml:space="preserve">109</w:t>
+        <w:t xml:space="preserve">102</w:t>
       </w:r>
     </w:p>
     <w:p>
@@ -46343,7 +45927,7 @@
         <w:pStyle w:val="Definition"/>
       </w:pPr>
       <w:r>
-        <w:t xml:space="preserve">2026-08-03</w:t>
+        <w:t xml:space="preserve">2026-08-17</w:t>
       </w:r>
     </w:p>
     <w:p>
@@ -46440,7 +46024,7 @@
         <w:pStyle w:val="Definition"/>
       </w:pPr>
       <w:r>
-        <w:t xml:space="preserve">100</w:t>
+        <w:t xml:space="preserve">91</w:t>
       </w:r>
     </w:p>
     <w:p>
@@ -46480,7 +46064,7 @@
         <w:pStyle w:val="Definition"/>
       </w:pPr>
       <w:r>
-        <w:t xml:space="preserve">2026-08-03</w:t>
+        <w:t xml:space="preserve">2026-08-17</w:t>
       </w:r>
     </w:p>
     <w:p>
@@ -46577,7 +46161,7 @@
         <w:pStyle w:val="Definition"/>
       </w:pPr>
       <w:r>
-        <w:t xml:space="preserve">84</w:t>
+        <w:t xml:space="preserve">77</w:t>
       </w:r>
     </w:p>
     <w:p>
@@ -46617,7 +46201,7 @@
         <w:pStyle w:val="Definition"/>
       </w:pPr>
       <w:r>
-        <w:t xml:space="preserve">2026-08-03</w:t>
+        <w:t xml:space="preserve">2026-08-17</w:t>
       </w:r>
     </w:p>
     <w:p>
@@ -46714,7 +46298,7 @@
         <w:pStyle w:val="Definition"/>
       </w:pPr>
       <w:r>
-        <w:t xml:space="preserve">45</w:t>
+        <w:t xml:space="preserve">41</w:t>
       </w:r>
     </w:p>
     <w:p>
@@ -46754,7 +46338,7 @@
         <w:pStyle w:val="Definition"/>
       </w:pPr>
       <w:r>
-        <w:t xml:space="preserve">2026-08-03</w:t>
+        <w:t xml:space="preserve">2026-08-17</w:t>
       </w:r>
     </w:p>
     <w:p>
@@ -46851,7 +46435,7 @@
         <w:pStyle w:val="Definition"/>
       </w:pPr>
       <w:r>
-        <w:t xml:space="preserve">48</w:t>
+        <w:t xml:space="preserve">43</w:t>
       </w:r>
     </w:p>
     <w:p>
@@ -46891,7 +46475,7 @@
         <w:pStyle w:val="Definition"/>
       </w:pPr>
       <w:r>
-        <w:t xml:space="preserve">2026-08-03</w:t>
+        <w:t xml:space="preserve">2026-08-17</w:t>
       </w:r>
     </w:p>
     <w:p>
@@ -46988,7 +46572,7 @@
         <w:pStyle w:val="Definition"/>
       </w:pPr>
       <w:r>
-        <w:t xml:space="preserve">48</w:t>
+        <w:t xml:space="preserve">45</w:t>
       </w:r>
     </w:p>
     <w:p>
@@ -47028,7 +46612,7 @@
         <w:pStyle w:val="Definition"/>
       </w:pPr>
       <w:r>
-        <w:t xml:space="preserve">2026-08-03</w:t>
+        <w:t xml:space="preserve">2026-08-17</w:t>
       </w:r>
     </w:p>
     <w:p>
@@ -47125,7 +46709,7 @@
         <w:pStyle w:val="Definition"/>
       </w:pPr>
       <w:r>
-        <w:t xml:space="preserve">59</w:t>
+        <w:t xml:space="preserve">54</w:t>
       </w:r>
     </w:p>
     <w:p>
@@ -47165,7 +46749,7 @@
         <w:pStyle w:val="Definition"/>
       </w:pPr>
       <w:r>
-        <w:t xml:space="preserve">2026-08-03</w:t>
+        <w:t xml:space="preserve">2026-08-17</w:t>
       </w:r>
     </w:p>
     <w:p>
@@ -47262,7 +46846,7 @@
         <w:pStyle w:val="Definition"/>
       </w:pPr>
       <w:r>
-        <w:t xml:space="preserve">65</w:t>
+        <w:t xml:space="preserve">57</w:t>
       </w:r>
     </w:p>
     <w:p>
@@ -47302,7 +46886,7 @@
         <w:pStyle w:val="Definition"/>
       </w:pPr>
       <w:r>
-        <w:t xml:space="preserve">2026-08-03</w:t>
+        <w:t xml:space="preserve">2026-08-17</w:t>
       </w:r>
     </w:p>
     <w:p>
@@ -47399,7 +46983,7 @@
         <w:pStyle w:val="Definition"/>
       </w:pPr>
       <w:r>
-        <w:t xml:space="preserve">68</w:t>
+        <w:t xml:space="preserve">62</w:t>
       </w:r>
     </w:p>
     <w:p>
@@ -47439,7 +47023,7 @@
         <w:pStyle w:val="Definition"/>
       </w:pPr>
       <w:r>
-        <w:t xml:space="preserve">2026-08-03</w:t>
+        <w:t xml:space="preserve">2026-08-17</w:t>
       </w:r>
     </w:p>
     <w:p>
@@ -47536,7 +47120,7 @@
         <w:pStyle w:val="Definition"/>
       </w:pPr>
       <w:r>
-        <w:t xml:space="preserve">75</w:t>
+        <w:t xml:space="preserve">68</w:t>
       </w:r>
     </w:p>
     <w:p>
@@ -47576,7 +47160,7 @@
         <w:pStyle w:val="Definition"/>
       </w:pPr>
       <w:r>
-        <w:t xml:space="preserve">2026-08-03</w:t>
+        <w:t xml:space="preserve">2026-08-17</w:t>
       </w:r>
     </w:p>
     <w:p>
@@ -47673,7 +47257,7 @@
         <w:pStyle w:val="Definition"/>
       </w:pPr>
       <w:r>
-        <w:t xml:space="preserve">70</w:t>
+        <w:t xml:space="preserve">71</w:t>
       </w:r>
     </w:p>
     <w:p>
@@ -47713,7 +47297,7 @@
         <w:pStyle w:val="Definition"/>
       </w:pPr>
       <w:r>
-        <w:t xml:space="preserve">2026-08-03</w:t>
+        <w:t xml:space="preserve">2026-08-17</w:t>
       </w:r>
     </w:p>
     <w:p>
@@ -47810,7 +47394,7 @@
         <w:pStyle w:val="Definition"/>
       </w:pPr>
       <w:r>
-        <w:t xml:space="preserve">101</w:t>
+        <w:t xml:space="preserve">97</w:t>
       </w:r>
     </w:p>
     <w:p>
@@ -47850,7 +47434,7 @@
         <w:pStyle w:val="Definition"/>
       </w:pPr>
       <w:r>
-        <w:t xml:space="preserve">2026-08-03</w:t>
+        <w:t xml:space="preserve">2026-08-17</w:t>
       </w:r>
     </w:p>
     <w:p>
@@ -47947,7 +47531,7 @@
         <w:pStyle w:val="Definition"/>
       </w:pPr>
       <w:r>
-        <w:t xml:space="preserve">104</w:t>
+        <w:t xml:space="preserve">97</w:t>
       </w:r>
     </w:p>
     <w:p>
@@ -47987,7 +47571,7 @@
         <w:pStyle w:val="Definition"/>
       </w:pPr>
       <w:r>
-        <w:t xml:space="preserve">2026-08-03</w:t>
+        <w:t xml:space="preserve">2026-08-17</w:t>
       </w:r>
     </w:p>
     <w:p>
@@ -48084,7 +47668,7 @@
         <w:pStyle w:val="Definition"/>
       </w:pPr>
       <w:r>
-        <w:t xml:space="preserve">103</w:t>
+        <w:t xml:space="preserve">99</w:t>
       </w:r>
     </w:p>
     <w:p>
@@ -48124,7 +47708,7 @@
         <w:pStyle w:val="Definition"/>
       </w:pPr>
       <w:r>
-        <w:t xml:space="preserve">2026-08-03</w:t>
+        <w:t xml:space="preserve">2026-08-17</w:t>
       </w:r>
     </w:p>
     <w:p>
@@ -48221,7 +47805,7 @@
         <w:pStyle w:val="Definition"/>
       </w:pPr>
       <w:r>
-        <w:t xml:space="preserve">72</w:t>
+        <w:t xml:space="preserve">68</w:t>
       </w:r>
     </w:p>
     <w:p>
@@ -48261,7 +47845,7 @@
         <w:pStyle w:val="Definition"/>
       </w:pPr>
       <w:r>
-        <w:t xml:space="preserve">2026-08-03</w:t>
+        <w:t xml:space="preserve">2026-08-17</w:t>
       </w:r>
     </w:p>
     <w:p>
@@ -48358,7 +47942,7 @@
         <w:pStyle w:val="Definition"/>
       </w:pPr>
       <w:r>
-        <w:t xml:space="preserve">80</w:t>
+        <w:t xml:space="preserve">76</w:t>
       </w:r>
     </w:p>
     <w:p>
@@ -48398,7 +47982,7 @@
         <w:pStyle w:val="Definition"/>
       </w:pPr>
       <w:r>
-        <w:t xml:space="preserve">2026-08-03</w:t>
+        <w:t xml:space="preserve">2026-08-17</w:t>
       </w:r>
     </w:p>
     <w:p>
@@ -48495,7 +48079,7 @@
         <w:pStyle w:val="Definition"/>
       </w:pPr>
       <w:r>
-        <w:t xml:space="preserve">68</w:t>
+        <w:t xml:space="preserve">70</w:t>
       </w:r>
     </w:p>
     <w:p>
@@ -48535,7 +48119,7 @@
         <w:pStyle w:val="Definition"/>
       </w:pPr>
       <w:r>
-        <w:t xml:space="preserve">2026-08-03</w:t>
+        <w:t xml:space="preserve">2026-08-17</w:t>
       </w:r>
     </w:p>
     <w:p>
@@ -48632,7 +48216,7 @@
         <w:pStyle w:val="Definition"/>
       </w:pPr>
       <w:r>
-        <w:t xml:space="preserve">32</w:t>
+        <w:t xml:space="preserve">31</w:t>
       </w:r>
     </w:p>
     <w:p>
@@ -48672,7 +48256,7 @@
         <w:pStyle w:val="Definition"/>
       </w:pPr>
       <w:r>
-        <w:t xml:space="preserve">2026-08-03</w:t>
+        <w:t xml:space="preserve">2026-08-17</w:t>
       </w:r>
     </w:p>
     <w:p>
@@ -48736,7 +48320,7 @@
           <w:rPr>
             <w:rStyle w:val="Hyperlink"/>
           </w:rPr>
-          <w:t xml:space="preserve">Handler Registration Interface</w:t>
+          <w:t xml:space="preserve">Descriptor Registration</w:t>
         </w:r>
       </w:hyperlink>
     </w:p>
@@ -48809,7 +48393,7 @@
         <w:pStyle w:val="Definition"/>
       </w:pPr>
       <w:r>
-        <w:t xml:space="preserve">2026-08-03</w:t>
+        <w:t xml:space="preserve">2026-08-17</w:t>
       </w:r>
     </w:p>
     <w:p>
@@ -48906,7 +48490,7 @@
         <w:pStyle w:val="Definition"/>
       </w:pPr>
       <w:r>
-        <w:t xml:space="preserve">33</w:t>
+        <w:t xml:space="preserve">31</w:t>
       </w:r>
     </w:p>
     <w:p>
@@ -48946,7 +48530,7 @@
         <w:pStyle w:val="Definition"/>
       </w:pPr>
       <w:r>
-        <w:t xml:space="preserve">2026-08-03</w:t>
+        <w:t xml:space="preserve">2026-08-17</w:t>
       </w:r>
     </w:p>
     <w:p>
@@ -49043,7 +48627,7 @@
         <w:pStyle w:val="Definition"/>
       </w:pPr>
       <w:r>
-        <w:t xml:space="preserve">55</w:t>
+        <w:t xml:space="preserve">56</w:t>
       </w:r>
     </w:p>
     <w:p>
@@ -49083,7 +48667,7 @@
         <w:pStyle w:val="Definition"/>
       </w:pPr>
       <w:r>
-        <w:t xml:space="preserve">2026-08-03</w:t>
+        <w:t xml:space="preserve">2026-08-17</w:t>
       </w:r>
     </w:p>
     <w:p>
@@ -49220,7 +48804,7 @@
         <w:pStyle w:val="Definition"/>
       </w:pPr>
       <w:r>
-        <w:t xml:space="preserve">2026-08-03</w:t>
+        <w:t xml:space="preserve">2026-08-17</w:t>
       </w:r>
     </w:p>
     <w:p>
@@ -49317,7 +48901,7 @@
         <w:pStyle w:val="Definition"/>
       </w:pPr>
       <w:r>
-        <w:t xml:space="preserve">133</w:t>
+        <w:t xml:space="preserve">127</w:t>
       </w:r>
     </w:p>
     <w:p>
@@ -49357,7 +48941,7 @@
         <w:pStyle w:val="Definition"/>
       </w:pPr>
       <w:r>
-        <w:t xml:space="preserve">2026-08-03</w:t>
+        <w:t xml:space="preserve">2026-08-17</w:t>
       </w:r>
     </w:p>
     <w:p>
@@ -49454,7 +49038,7 @@
         <w:pStyle w:val="Definition"/>
       </w:pPr>
       <w:r>
-        <w:t xml:space="preserve">80</w:t>
+        <w:t xml:space="preserve">75</w:t>
       </w:r>
     </w:p>
     <w:p>
@@ -49494,7 +49078,7 @@
         <w:pStyle w:val="Definition"/>
       </w:pPr>
       <w:r>
-        <w:t xml:space="preserve">2026-08-03</w:t>
+        <w:t xml:space="preserve">2026-08-17</w:t>
       </w:r>
     </w:p>
     <w:p>
@@ -49591,7 +49175,7 @@
         <w:pStyle w:val="Definition"/>
       </w:pPr>
       <w:r>
-        <w:t xml:space="preserve">60</w:t>
+        <w:t xml:space="preserve">46</w:t>
       </w:r>
     </w:p>
     <w:p>
@@ -49631,7 +49215,7 @@
         <w:pStyle w:val="Definition"/>
       </w:pPr>
       <w:r>
-        <w:t xml:space="preserve">2026-08-03</w:t>
+        <w:t xml:space="preserve">2026-08-17</w:t>
       </w:r>
     </w:p>
     <w:p>
@@ -49728,7 +49312,7 @@
         <w:pStyle w:val="Definition"/>
       </w:pPr>
       <w:r>
-        <w:t xml:space="preserve">59</w:t>
+        <w:t xml:space="preserve">68</w:t>
       </w:r>
     </w:p>
     <w:p>
@@ -49768,7 +49352,7 @@
         <w:pStyle w:val="Definition"/>
       </w:pPr>
       <w:r>
-        <w:t xml:space="preserve">2026-08-03</w:t>
+        <w:t xml:space="preserve">2026-08-17</w:t>
       </w:r>
     </w:p>
     <w:p>
@@ -49865,7 +49449,7 @@
         <w:pStyle w:val="Definition"/>
       </w:pPr>
       <w:r>
-        <w:t xml:space="preserve">59</w:t>
+        <w:t xml:space="preserve">55</w:t>
       </w:r>
     </w:p>
     <w:p>
@@ -49905,7 +49489,7 @@
         <w:pStyle w:val="Definition"/>
       </w:pPr>
       <w:r>
-        <w:t xml:space="preserve">2026-08-03</w:t>
+        <w:t xml:space="preserve">2026-08-17</w:t>
       </w:r>
     </w:p>
     <w:p>
@@ -50002,7 +49586,7 @@
         <w:pStyle w:val="Definition"/>
       </w:pPr>
       <w:r>
-        <w:t xml:space="preserve">55</w:t>
+        <w:t xml:space="preserve">54</w:t>
       </w:r>
     </w:p>
     <w:p>
@@ -50042,7 +49626,7 @@
         <w:pStyle w:val="Definition"/>
       </w:pPr>
       <w:r>
-        <w:t xml:space="preserve">2026-08-03</w:t>
+        <w:t xml:space="preserve">2026-08-17</w:t>
       </w:r>
     </w:p>
     <w:p>
@@ -50139,7 +49723,7 @@
         <w:pStyle w:val="Definition"/>
       </w:pPr>
       <w:r>
-        <w:t xml:space="preserve">64</w:t>
+        <w:t xml:space="preserve">60</w:t>
       </w:r>
     </w:p>
     <w:p>
@@ -50179,7 +49763,7 @@
         <w:pStyle w:val="Definition"/>
       </w:pPr>
       <w:r>
-        <w:t xml:space="preserve">2026-08-03</w:t>
+        <w:t xml:space="preserve">2026-08-17</w:t>
       </w:r>
     </w:p>
     <w:p>
@@ -50276,7 +49860,7 @@
         <w:pStyle w:val="Definition"/>
       </w:pPr>
       <w:r>
-        <w:t xml:space="preserve">101</w:t>
+        <w:t xml:space="preserve">93</w:t>
       </w:r>
     </w:p>
     <w:p>
@@ -50316,7 +49900,7 @@
         <w:pStyle w:val="Definition"/>
       </w:pPr>
       <w:r>
-        <w:t xml:space="preserve">2026-08-03</w:t>
+        <w:t xml:space="preserve">2026-08-17</w:t>
       </w:r>
     </w:p>
     <w:p>
@@ -50413,7 +49997,7 @@
         <w:pStyle w:val="Definition"/>
       </w:pPr>
       <w:r>
-        <w:t xml:space="preserve">36</w:t>
+        <w:t xml:space="preserve">34</w:t>
       </w:r>
     </w:p>
     <w:p>
@@ -50453,7 +50037,7 @@
         <w:pStyle w:val="Definition"/>
       </w:pPr>
       <w:r>
-        <w:t xml:space="preserve">2026-08-03</w:t>
+        <w:t xml:space="preserve">2026-08-17</w:t>
       </w:r>
     </w:p>
     <w:p>
@@ -50550,7 +50134,7 @@
         <w:pStyle w:val="Definition"/>
       </w:pPr>
       <w:r>
-        <w:t xml:space="preserve">33</w:t>
+        <w:t xml:space="preserve">32</w:t>
       </w:r>
     </w:p>
     <w:p>
@@ -50590,7 +50174,7 @@
         <w:pStyle w:val="Definition"/>
       </w:pPr>
       <w:r>
-        <w:t xml:space="preserve">2026-08-03</w:t>
+        <w:t xml:space="preserve">2026-08-17</w:t>
       </w:r>
     </w:p>
     <w:p>
@@ -50654,7 +50238,7 @@
           <w:rPr>
             <w:rStyle w:val="Hyperlink"/>
           </w:rPr>
-          <w:t xml:space="preserve">Descriptor and Role Inference</w:t>
+          <w:t xml:space="preserve">Descriptor and Hook Validation</w:t>
         </w:r>
       </w:hyperlink>
     </w:p>
@@ -50687,7 +50271,7 @@
         <w:pStyle w:val="Definition"/>
       </w:pPr>
       <w:r>
-        <w:t xml:space="preserve">41</w:t>
+        <w:t xml:space="preserve">40</w:t>
       </w:r>
     </w:p>
     <w:p>
@@ -50727,7 +50311,7 @@
         <w:pStyle w:val="Definition"/>
       </w:pPr>
       <w:r>
-        <w:t xml:space="preserve">2026-08-03</w:t>
+        <w:t xml:space="preserve">2026-08-17</w:t>
       </w:r>
     </w:p>
     <w:p>
@@ -50791,7 +50375,7 @@
           <w:rPr>
             <w:rStyle w:val="Hyperlink"/>
           </w:rPr>
-          <w:t xml:space="preserve">Descriptor and Role Inference</w:t>
+          <w:t xml:space="preserve">Descriptor and Hook Validation</w:t>
         </w:r>
       </w:hyperlink>
     </w:p>
@@ -50864,7 +50448,7 @@
         <w:pStyle w:val="Definition"/>
       </w:pPr>
       <w:r>
-        <w:t xml:space="preserve">2026-08-03</w:t>
+        <w:t xml:space="preserve">2026-08-17</w:t>
       </w:r>
     </w:p>
     <w:p>
@@ -50928,7 +50512,7 @@
           <w:rPr>
             <w:rStyle w:val="Hyperlink"/>
           </w:rPr>
-          <w:t xml:space="preserve">Descriptor and Role Inference</w:t>
+          <w:t xml:space="preserve">Descriptor and Hook Validation</w:t>
         </w:r>
       </w:hyperlink>
     </w:p>
@@ -50961,7 +50545,7 @@
         <w:pStyle w:val="Definition"/>
       </w:pPr>
       <w:r>
-        <w:t xml:space="preserve">46</w:t>
+        <w:t xml:space="preserve">44</w:t>
       </w:r>
     </w:p>
     <w:p>
@@ -51001,7 +50585,7 @@
         <w:pStyle w:val="Definition"/>
       </w:pPr>
       <w:r>
-        <w:t xml:space="preserve">2026-08-03</w:t>
+        <w:t xml:space="preserve">2026-08-17</w:t>
       </w:r>
     </w:p>
     <w:p>
@@ -51065,7 +50649,7 @@
           <w:rPr>
             <w:rStyle w:val="Hyperlink"/>
           </w:rPr>
-          <w:t xml:space="preserve">Descriptor and Role Inference</w:t>
+          <w:t xml:space="preserve">Descriptor and Hook Validation</w:t>
         </w:r>
       </w:hyperlink>
     </w:p>
@@ -51098,7 +50682,7 @@
         <w:pStyle w:val="Definition"/>
       </w:pPr>
       <w:r>
-        <w:t xml:space="preserve">45</w:t>
+        <w:t xml:space="preserve">44</w:t>
       </w:r>
     </w:p>
     <w:p>
@@ -51138,7 +50722,7 @@
         <w:pStyle w:val="Definition"/>
       </w:pPr>
       <w:r>
-        <w:t xml:space="preserve">2026-08-03</w:t>
+        <w:t xml:space="preserve">2026-08-17</w:t>
       </w:r>
     </w:p>
     <w:p>
@@ -51202,7 +50786,7 @@
           <w:rPr>
             <w:rStyle w:val="Hyperlink"/>
           </w:rPr>
-          <w:t xml:space="preserve">Descriptor and Role Inference</w:t>
+          <w:t xml:space="preserve">Descriptor and Hook Validation</w:t>
         </w:r>
       </w:hyperlink>
     </w:p>
@@ -51235,7 +50819,7 @@
         <w:pStyle w:val="Definition"/>
       </w:pPr>
       <w:r>
-        <w:t xml:space="preserve">48</w:t>
+        <w:t xml:space="preserve">47</w:t>
       </w:r>
     </w:p>
     <w:p>
@@ -51275,7 +50859,7 @@
         <w:pStyle w:val="Definition"/>
       </w:pPr>
       <w:r>
-        <w:t xml:space="preserve">2026-08-03</w:t>
+        <w:t xml:space="preserve">2026-08-17</w:t>
       </w:r>
     </w:p>
     <w:p>
@@ -51339,7 +50923,7 @@
           <w:rPr>
             <w:rStyle w:val="Hyperlink"/>
           </w:rPr>
-          <w:t xml:space="preserve">Verification Descriptor</w:t>
+          <w:t xml:space="preserve">Analyze Query Descriptor</w:t>
         </w:r>
       </w:hyperlink>
     </w:p>
@@ -51372,7 +50956,7 @@
         <w:pStyle w:val="Definition"/>
       </w:pPr>
       <w:r>
-        <w:t xml:space="preserve">50</w:t>
+        <w:t xml:space="preserve">49</w:t>
       </w:r>
     </w:p>
     <w:p>
@@ -51412,7 +50996,7 @@
         <w:pStyle w:val="Definition"/>
       </w:pPr>
       <w:r>
-        <w:t xml:space="preserve">2026-08-03</w:t>
+        <w:t xml:space="preserve">2026-08-17</w:t>
       </w:r>
     </w:p>
     <w:p>
@@ -51509,7 +51093,7 @@
         <w:pStyle w:val="Definition"/>
       </w:pPr>
       <w:r>
-        <w:t xml:space="preserve">98</w:t>
+        <w:t xml:space="preserve">97</w:t>
       </w:r>
     </w:p>
     <w:p>
@@ -51549,7 +51133,7 @@
         <w:pStyle w:val="Definition"/>
       </w:pPr>
       <w:r>
-        <w:t xml:space="preserve">2026-08-03</w:t>
+        <w:t xml:space="preserve">2026-08-17</w:t>
       </w:r>
     </w:p>
     <w:p>
@@ -51646,7 +51230,7 @@
         <w:pStyle w:val="Definition"/>
       </w:pPr>
       <w:r>
-        <w:t xml:space="preserve">45</w:t>
+        <w:t xml:space="preserve">43</w:t>
       </w:r>
     </w:p>
     <w:p>
@@ -51686,7 +51270,7 @@
         <w:pStyle w:val="Definition"/>
       </w:pPr>
       <w:r>
-        <w:t xml:space="preserve">2026-08-03</w:t>
+        <w:t xml:space="preserve">2026-08-17</w:t>
       </w:r>
     </w:p>
     <w:p>
@@ -51783,7 +51367,7 @@
         <w:pStyle w:val="Definition"/>
       </w:pPr>
       <w:r>
-        <w:t xml:space="preserve">210</w:t>
+        <w:t xml:space="preserve">204</w:t>
       </w:r>
     </w:p>
     <w:p>
@@ -51823,7 +51407,7 @@
         <w:pStyle w:val="Definition"/>
       </w:pPr>
       <w:r>
-        <w:t xml:space="preserve">2026-08-03</w:t>
+        <w:t xml:space="preserve">2026-08-17</w:t>
       </w:r>
     </w:p>
     <w:p>
@@ -51920,7 +51504,7 @@
         <w:pStyle w:val="Definition"/>
       </w:pPr>
       <w:r>
-        <w:t xml:space="preserve">118</w:t>
+        <w:t xml:space="preserve">115</w:t>
       </w:r>
     </w:p>
     <w:p>
@@ -51960,7 +51544,7 @@
         <w:pStyle w:val="Definition"/>
       </w:pPr>
       <w:r>
-        <w:t xml:space="preserve">2026-08-03</w:t>
+        <w:t xml:space="preserve">2026-08-17</w:t>
       </w:r>
     </w:p>
     <w:p>
@@ -52057,7 +51641,7 @@
         <w:pStyle w:val="Definition"/>
       </w:pPr>
       <w:r>
-        <w:t xml:space="preserve">116</w:t>
+        <w:t xml:space="preserve">112</w:t>
       </w:r>
     </w:p>
     <w:p>
@@ -52097,7 +51681,7 @@
         <w:pStyle w:val="Definition"/>
       </w:pPr>
       <w:r>
-        <w:t xml:space="preserve">2026-08-03</w:t>
+        <w:t xml:space="preserve">2026-08-17</w:t>
       </w:r>
     </w:p>
     <w:p>
@@ -52194,7 +51778,7 @@
         <w:pStyle w:val="Definition"/>
       </w:pPr>
       <w:r>
-        <w:t xml:space="preserve">33</w:t>
+        <w:t xml:space="preserve">32</w:t>
       </w:r>
     </w:p>
     <w:p>
@@ -52234,7 +51818,7 @@
         <w:pStyle w:val="Definition"/>
       </w:pPr>
       <w:r>
-        <w:t xml:space="preserve">2026-08-03</w:t>
+        <w:t xml:space="preserve">2026-08-17</w:t>
       </w:r>
     </w:p>
     <w:p>
@@ -52331,7 +51915,7 @@
         <w:pStyle w:val="Definition"/>
       </w:pPr>
       <w:r>
-        <w:t xml:space="preserve">76</w:t>
+        <w:t xml:space="preserve">77</w:t>
       </w:r>
     </w:p>
     <w:p>
@@ -52371,7 +51955,7 @@
         <w:pStyle w:val="Definition"/>
       </w:pPr>
       <w:r>
-        <w:t xml:space="preserve">2026-08-03</w:t>
+        <w:t xml:space="preserve">2026-08-17</w:t>
       </w:r>
     </w:p>
     <w:p>
@@ -52468,7 +52052,7 @@
         <w:pStyle w:val="Definition"/>
       </w:pPr>
       <w:r>
-        <w:t xml:space="preserve">49</w:t>
+        <w:t xml:space="preserve">47</w:t>
       </w:r>
     </w:p>
     <w:p>
@@ -52508,7 +52092,7 @@
         <w:pStyle w:val="Definition"/>
       </w:pPr>
       <w:r>
-        <w:t xml:space="preserve">2026-08-03</w:t>
+        <w:t xml:space="preserve">2026-08-17</w:t>
       </w:r>
     </w:p>
     <w:p>
@@ -52605,7 +52189,7 @@
         <w:pStyle w:val="Definition"/>
       </w:pPr>
       <w:r>
-        <w:t xml:space="preserve">40</w:t>
+        <w:t xml:space="preserve">38</w:t>
       </w:r>
     </w:p>
     <w:p>
@@ -52645,7 +52229,7 @@
         <w:pStyle w:val="Definition"/>
       </w:pPr>
       <w:r>
-        <w:t xml:space="preserve">2026-08-03</w:t>
+        <w:t xml:space="preserve">2026-08-17</w:t>
       </w:r>
     </w:p>
     <w:p>
@@ -52742,7 +52326,7 @@
         <w:pStyle w:val="Definition"/>
       </w:pPr>
       <w:r>
-        <w:t xml:space="preserve">69</w:t>
+        <w:t xml:space="preserve">71</w:t>
       </w:r>
     </w:p>
     <w:p>
@@ -52782,7 +52366,7 @@
         <w:pStyle w:val="Definition"/>
       </w:pPr>
       <w:r>
-        <w:t xml:space="preserve">2026-08-03</w:t>
+        <w:t xml:space="preserve">2026-08-17</w:t>
       </w:r>
     </w:p>
     <w:p>
@@ -52879,7 +52463,7 @@
         <w:pStyle w:val="Definition"/>
       </w:pPr>
       <w:r>
-        <w:t xml:space="preserve">84</w:t>
+        <w:t xml:space="preserve">85</w:t>
       </w:r>
     </w:p>
     <w:p>
@@ -52919,7 +52503,7 @@
         <w:pStyle w:val="Definition"/>
       </w:pPr>
       <w:r>
-        <w:t xml:space="preserve">2026-08-03</w:t>
+        <w:t xml:space="preserve">2026-08-17</w:t>
       </w:r>
     </w:p>
     <w:p>
@@ -53016,7 +52600,7 @@
         <w:pStyle w:val="Definition"/>
       </w:pPr>
       <w:r>
-        <w:t xml:space="preserve">41</w:t>
+        <w:t xml:space="preserve">40</w:t>
       </w:r>
     </w:p>
     <w:p>
@@ -53056,7 +52640,7 @@
         <w:pStyle w:val="Definition"/>
       </w:pPr>
       <w:r>
-        <w:t xml:space="preserve">2026-08-03</w:t>
+        <w:t xml:space="preserve">2026-08-17</w:t>
       </w:r>
     </w:p>
     <w:p>
@@ -53153,7 +52737,7 @@
         <w:pStyle w:val="Definition"/>
       </w:pPr>
       <w:r>
-        <w:t xml:space="preserve">48</w:t>
+        <w:t xml:space="preserve">47</w:t>
       </w:r>
     </w:p>
     <w:p>
@@ -53193,7 +52777,7 @@
         <w:pStyle w:val="Definition"/>
       </w:pPr>
       <w:r>
-        <w:t xml:space="preserve">2026-08-03</w:t>
+        <w:t xml:space="preserve">2026-08-17</w:t>
       </w:r>
     </w:p>
     <w:p>
@@ -53290,7 +52874,7 @@
         <w:pStyle w:val="Definition"/>
       </w:pPr>
       <w:r>
-        <w:t xml:space="preserve">119</w:t>
+        <w:t xml:space="preserve">111</w:t>
       </w:r>
     </w:p>
     <w:p>
@@ -53330,7 +52914,7 @@
         <w:pStyle w:val="Definition"/>
       </w:pPr>
       <w:r>
-        <w:t xml:space="preserve">2026-08-03</w:t>
+        <w:t xml:space="preserve">2026-08-17</w:t>
       </w:r>
     </w:p>
     <w:p>
@@ -53427,7 +53011,7 @@
         <w:pStyle w:val="Definition"/>
       </w:pPr>
       <w:r>
-        <w:t xml:space="preserve">162</w:t>
+        <w:t xml:space="preserve">152</w:t>
       </w:r>
     </w:p>
     <w:p>
@@ -53467,7 +53051,7 @@
         <w:pStyle w:val="Definition"/>
       </w:pPr>
       <w:r>
-        <w:t xml:space="preserve">2026-08-03</w:t>
+        <w:t xml:space="preserve">2026-08-17</w:t>
       </w:r>
     </w:p>
     <w:p>
@@ -53564,7 +53148,7 @@
         <w:pStyle w:val="Definition"/>
       </w:pPr>
       <w:r>
-        <w:t xml:space="preserve">98</w:t>
+        <w:t xml:space="preserve">96</w:t>
       </w:r>
     </w:p>
     <w:p>
@@ -53604,7 +53188,7 @@
         <w:pStyle w:val="Definition"/>
       </w:pPr>
       <w:r>
-        <w:t xml:space="preserve">2026-08-03</w:t>
+        <w:t xml:space="preserve">2026-08-17</w:t>
       </w:r>
     </w:p>
     <w:p>
@@ -53701,7 +53285,7 @@
         <w:pStyle w:val="Definition"/>
       </w:pPr>
       <w:r>
-        <w:t xml:space="preserve">137</w:t>
+        <w:t xml:space="preserve">133</w:t>
       </w:r>
     </w:p>
     <w:p>
@@ -53741,7 +53325,7 @@
         <w:pStyle w:val="Definition"/>
       </w:pPr>
       <w:r>
-        <w:t xml:space="preserve">2026-08-03</w:t>
+        <w:t xml:space="preserve">2026-08-17</w:t>
       </w:r>
     </w:p>
     <w:p>
@@ -53838,7 +53422,7 @@
         <w:pStyle w:val="Definition"/>
       </w:pPr>
       <w:r>
-        <w:t xml:space="preserve">146</w:t>
+        <w:t xml:space="preserve">142</w:t>
       </w:r>
     </w:p>
     <w:p>
@@ -53878,7 +53462,7 @@
         <w:pStyle w:val="Definition"/>
       </w:pPr>
       <w:r>
-        <w:t xml:space="preserve">2026-08-03</w:t>
+        <w:t xml:space="preserve">2026-08-17</w:t>
       </w:r>
     </w:p>
     <w:p>
@@ -53975,7 +53559,7 @@
         <w:pStyle w:val="Definition"/>
       </w:pPr>
       <w:r>
-        <w:t xml:space="preserve">231</w:t>
+        <w:t xml:space="preserve">218</w:t>
       </w:r>
     </w:p>
     <w:p>
@@ -54015,7 +53599,7 @@
         <w:pStyle w:val="Definition"/>
       </w:pPr>
       <w:r>
-        <w:t xml:space="preserve">2026-08-03</w:t>
+        <w:t xml:space="preserve">2026-08-17</w:t>
       </w:r>
     </w:p>
     <w:p>
@@ -54112,7 +53696,7 @@
         <w:pStyle w:val="Definition"/>
       </w:pPr>
       <w:r>
-        <w:t xml:space="preserve">250</w:t>
+        <w:t xml:space="preserve">241</w:t>
       </w:r>
     </w:p>
     <w:p>
@@ -54152,7 +53736,7 @@
         <w:pStyle w:val="Definition"/>
       </w:pPr>
       <w:r>
-        <w:t xml:space="preserve">2026-08-03</w:t>
+        <w:t xml:space="preserve">2026-08-17</w:t>
       </w:r>
     </w:p>
     <w:p>
@@ -54226,6 +53810,143 @@
         <w:keepNext/>
         <w:outlineLvl w:val="0"/>
       </w:pPr>
+      <w:bookmarkStart w:name="TR-INT-016-01" w:id="17735"/>
+      <w:r>
+        <w:t xml:space="preserve">TR-INT-016-01: Int 016 01 Label Slugify</w:t>
+      </w:r>
+      <w:bookmarkEnd w:id="17735"/>
+    </w:p>
+    <w:p>
+      <w:pPr>
+        <w:pStyle w:val="DefinitionTerm"/>
+      </w:pPr>
+      <w:r>
+        <w:rPr>
+          <w:bCs/>
+          <w:b/>
+        </w:rPr>
+        <w:t xml:space="preserve">DURATION MS:</w:t>
+      </w:r>
+    </w:p>
+    <w:p>
+      <w:pPr>
+        <w:pStyle w:val="Definition"/>
+      </w:pPr>
+      <w:r>
+        <w:t xml:space="preserve">40</w:t>
+      </w:r>
+    </w:p>
+    <w:p>
+      <w:pPr>
+        <w:pStyle w:val="DefinitionTerm"/>
+      </w:pPr>
+      <w:r>
+        <w:rPr>
+          <w:bCs/>
+          <w:b/>
+        </w:rPr>
+        <w:t xml:space="preserve">EXECUTED BY:</w:t>
+      </w:r>
+    </w:p>
+    <w:p>
+      <w:pPr>
+        <w:pStyle w:val="Definition"/>
+      </w:pPr>
+      <w:r>
+        <w:t xml:space="preserve">E2E Test Runner</w:t>
+      </w:r>
+    </w:p>
+    <w:p>
+      <w:pPr>
+        <w:pStyle w:val="DefinitionTerm"/>
+      </w:pPr>
+      <w:r>
+        <w:rPr>
+          <w:bCs/>
+          <w:b/>
+        </w:rPr>
+        <w:t xml:space="preserve">EXECUTION DATE:</w:t>
+      </w:r>
+    </w:p>
+    <w:p>
+      <w:pPr>
+        <w:pStyle w:val="Definition"/>
+      </w:pPr>
+      <w:r>
+        <w:t xml:space="preserve">2026-08-17</w:t>
+      </w:r>
+    </w:p>
+    <w:p>
+      <w:pPr>
+        <w:pStyle w:val="DefinitionTerm"/>
+      </w:pPr>
+      <w:r>
+        <w:rPr>
+          <w:bCs/>
+          <w:b/>
+        </w:rPr>
+        <w:t xml:space="preserve">RESULT:</w:t>
+      </w:r>
+    </w:p>
+    <w:p>
+      <w:pPr>
+        <w:pStyle w:val="Definition"/>
+      </w:pPr>
+      <w:r>
+        <w:t xml:space="preserve">Pass</w:t>
+      </w:r>
+    </w:p>
+    <w:p>
+      <w:pPr>
+        <w:pStyle w:val="DefinitionTerm"/>
+      </w:pPr>
+      <w:r>
+        <w:rPr>
+          <w:bCs/>
+          <w:b/>
+        </w:rPr>
+        <w:t xml:space="preserve">TEST FILE:</w:t>
+      </w:r>
+    </w:p>
+    <w:p>
+      <w:pPr>
+        <w:pStyle w:val="Definition"/>
+      </w:pPr>
+      <w:r>
+        <w:t xml:space="preserve">tests/e2e/internals/vc_int_016_01_label_slugify.md</w:t>
+      </w:r>
+    </w:p>
+    <w:p>
+      <w:pPr>
+        <w:pStyle w:val="DefinitionTerm"/>
+      </w:pPr>
+      <w:r>
+        <w:rPr>
+          <w:bCs/>
+          <w:b/>
+        </w:rPr>
+        <w:t xml:space="preserve">TRACEABILITY:</w:t>
+      </w:r>
+    </w:p>
+    <w:p>
+      <w:pPr>
+        <w:pStyle w:val="Definition"/>
+      </w:pPr>
+      <w:hyperlink w:anchor="VC-INT-016">
+        <w:r>
+          <w:rPr>
+            <w:rStyle w:val="Hyperlink"/>
+          </w:rPr>
+          <w:t xml:space="preserve">UTF-8 Label Slugification</w:t>
+        </w:r>
+      </w:hyperlink>
+    </w:p>
+    <w:p>
+      <w:pPr>
+        <w:pStyle w:val="SpecObjectHeader"/>
+        <w:keepNext/>
+        <w:outlineLvl w:val="0"/>
+      </w:pPr>
       <w:bookmarkStart w:name="TR-CFG-001-01" w:id="98262"/>
       <w:r>
         <w:t xml:space="preserve">TR-CFG-001-01: Cfg 001 01 Manifest Over Env</w:t>
@@ -54289,7 +54010,7 @@
         <w:pStyle w:val="Definition"/>
       </w:pPr>
       <w:r>
-        <w:t xml:space="preserve">2026-08-03</w:t>
+        <w:t xml:space="preserve">2026-08-17</w:t>
       </w:r>
     </w:p>
     <w:p>
@@ -54354,143 +54075,6 @@
             <w:rStyle w:val="Hyperlink"/>
           </w:rPr>
           <w:t xml:space="preserve">Manifest-Only Configuration</w:t>
-        </w:r>
-      </w:hyperlink>
-    </w:p>
-    <w:p>
-      <w:pPr>
-        <w:pStyle w:val="SpecObjectHeader"/>
-        <w:keepNext/>
-        <w:outlineLvl w:val="0"/>
-      </w:pPr>
-      <w:bookmarkStart w:name="TR-INT-016-01" w:id="17735"/>
-      <w:r>
-        <w:t xml:space="preserve">TR-INT-016-01: Int 016 01 Label Slugify</w:t>
-      </w:r>
-      <w:bookmarkEnd w:id="17735"/>
-    </w:p>
-    <w:p>
-      <w:pPr>
-        <w:pStyle w:val="DefinitionTerm"/>
-      </w:pPr>
-      <w:r>
-        <w:rPr>
-          <w:bCs/>
-          <w:b/>
-        </w:rPr>
-        <w:t xml:space="preserve">DURATION MS:</w:t>
-      </w:r>
-    </w:p>
-    <w:p>
-      <w:pPr>
-        <w:pStyle w:val="Definition"/>
-      </w:pPr>
-      <w:r>
-        <w:t xml:space="preserve">41</w:t>
-      </w:r>
-    </w:p>
-    <w:p>
-      <w:pPr>
-        <w:pStyle w:val="DefinitionTerm"/>
-      </w:pPr>
-      <w:r>
-        <w:rPr>
-          <w:bCs/>
-          <w:b/>
-        </w:rPr>
-        <w:t xml:space="preserve">EXECUTED BY:</w:t>
-      </w:r>
-    </w:p>
-    <w:p>
-      <w:pPr>
-        <w:pStyle w:val="Definition"/>
-      </w:pPr>
-      <w:r>
-        <w:t xml:space="preserve">E2E Test Runner</w:t>
-      </w:r>
-    </w:p>
-    <w:p>
-      <w:pPr>
-        <w:pStyle w:val="DefinitionTerm"/>
-      </w:pPr>
-      <w:r>
-        <w:rPr>
-          <w:bCs/>
-          <w:b/>
-        </w:rPr>
-        <w:t xml:space="preserve">EXECUTION DATE:</w:t>
-      </w:r>
-    </w:p>
-    <w:p>
-      <w:pPr>
-        <w:pStyle w:val="Definition"/>
-      </w:pPr>
-      <w:r>
-        <w:t xml:space="preserve">2026-08-03</w:t>
-      </w:r>
-    </w:p>
-    <w:p>
-      <w:pPr>
-        <w:pStyle w:val="DefinitionTerm"/>
-      </w:pPr>
-      <w:r>
-        <w:rPr>
-          <w:bCs/>
-          <w:b/>
-        </w:rPr>
-        <w:t xml:space="preserve">RESULT:</w:t>
-      </w:r>
-    </w:p>
-    <w:p>
-      <w:pPr>
-        <w:pStyle w:val="Definition"/>
-      </w:pPr>
-      <w:r>
-        <w:t xml:space="preserve">Pass</w:t>
-      </w:r>
-    </w:p>
-    <w:p>
-      <w:pPr>
-        <w:pStyle w:val="DefinitionTerm"/>
-      </w:pPr>
-      <w:r>
-        <w:rPr>
-          <w:bCs/>
-          <w:b/>
-        </w:rPr>
-        <w:t xml:space="preserve">TEST FILE:</w:t>
-      </w:r>
-    </w:p>
-    <w:p>
-      <w:pPr>
-        <w:pStyle w:val="Definition"/>
-      </w:pPr>
-      <w:r>
-        <w:t xml:space="preserve">tests/e2e/internals/vc_int_016_01_label_slugify.md</w:t>
-      </w:r>
-    </w:p>
-    <w:p>
-      <w:pPr>
-        <w:pStyle w:val="DefinitionTerm"/>
-      </w:pPr>
-      <w:r>
-        <w:rPr>
-          <w:bCs/>
-          <w:b/>
-        </w:rPr>
-        <w:t xml:space="preserve">TRACEABILITY:</w:t>
-      </w:r>
-    </w:p>
-    <w:p>
-      <w:pPr>
-        <w:pStyle w:val="Definition"/>
-      </w:pPr>
-      <w:hyperlink w:anchor="VC-INT-016">
-        <w:r>
-          <w:rPr>
-            <w:rStyle w:val="Hyperlink"/>
-          </w:rPr>
-          <w:t xml:space="preserve">UTF-8 Label Slugification</w:t>
         </w:r>
       </w:hyperlink>
     </w:p>
@@ -55782,18 +55366,18 @@
     <w:basedOn w:val="VerbatimChar"/>
     <w:rPr/>
   </w:style>
-  <w:style w:customStyle="1" w:type="paragraph" w:styleId="SpecObjectHeader">
+  <w:style w:customStyle="1" w:styleId="SpecObjectHeader" w:type="paragraph">
     <w:name w:val="Spec Object Header"/>
     <w:basedOn w:val="Normal"/>
     <w:next w:val="FirstParagraph"/>
     <w:qFormat/>
     <w:pPr>
       <w:keepNext/>
-      <w:spacing w:lineRule="auto" w:line="276" w:after="120" w:before="280"/>
+      <w:spacing w:before="280" w:after="120" w:line="276" w:lineRule="auto"/>
       <w:outlineLvl w:val="0"/>
     </w:pPr>
     <w:rPr>
-      <w:rFonts w:hAnsi="Calibri Light" w:ascii="Calibri Light" w:cs="Calibri Light"/>
+      <w:rFonts w:ascii="Calibri Light" w:hAnsi="Calibri Light" w:cs="Calibri Light"/>
       <w:b/>
       <w:bCs/>
       <w:color w:val="0F4C64"/>

--- a/engineering/downloads/svc.docx
+++ b/engineering/downloads/svc.docx
@@ -8104,6 +8104,262 @@
                   <w:rStyle w:val="Hyperlink"/>
                 </w:rPr>
                 <w:t xml:space="preserve">TR-029-03</w:t>
+              </w:r>
+            </w:hyperlink>
+          </w:p>
+        </w:tc>
+        <w:tc>
+          <w:tcPr/>
+          <w:p>
+            <w:pPr>
+              <w:pStyle w:val="Compact"/>
+              <w:jc w:val="center"/>
+            </w:pPr>
+            <w:r>
+              <w:rPr>
+                <w:bCs/>
+                <w:b/>
+              </w:rPr>
+              <w:t xml:space="preserve">PASS</w:t>
+            </w:r>
+          </w:p>
+        </w:tc>
+      </w:tr>
+      <w:tr>
+        <w:tc>
+          <w:tcPr/>
+          <w:p>
+            <w:pPr>
+              <w:pStyle w:val="Compact"/>
+              <w:jc w:val="left"/>
+            </w:pPr>
+            <w:hyperlink w:anchor="VC-029">
+              <w:r>
+                <w:rPr>
+                  <w:rStyle w:val="Hyperlink"/>
+                </w:rPr>
+                <w:t xml:space="preserve">VC-029</w:t>
+              </w:r>
+            </w:hyperlink>
+          </w:p>
+        </w:tc>
+        <w:tc>
+          <w:tcPr/>
+          <w:p>
+            <w:pPr>
+              <w:pStyle w:val="Compact"/>
+              <w:jc w:val="left"/>
+            </w:pPr>
+            <w:r>
+              <w:t xml:space="preserve">DOCX Generation</w:t>
+            </w:r>
+          </w:p>
+        </w:tc>
+        <w:tc>
+          <w:tcPr/>
+          <w:p>
+            <w:pPr>
+              <w:pStyle w:val="Compact"/>
+              <w:jc w:val="left"/>
+            </w:pPr>
+            <w:hyperlink w:anchor="TR-029-04">
+              <w:r>
+                <w:rPr>
+                  <w:rStyle w:val="Hyperlink"/>
+                </w:rPr>
+                <w:t xml:space="preserve">TR-029-04</w:t>
+              </w:r>
+            </w:hyperlink>
+          </w:p>
+        </w:tc>
+        <w:tc>
+          <w:tcPr/>
+          <w:p>
+            <w:pPr>
+              <w:pStyle w:val="Compact"/>
+              <w:jc w:val="center"/>
+            </w:pPr>
+            <w:r>
+              <w:rPr>
+                <w:bCs/>
+                <w:b/>
+              </w:rPr>
+              <w:t xml:space="preserve">PASS</w:t>
+            </w:r>
+          </w:p>
+        </w:tc>
+      </w:tr>
+      <w:tr>
+        <w:tc>
+          <w:tcPr/>
+          <w:p>
+            <w:pPr>
+              <w:pStyle w:val="Compact"/>
+              <w:jc w:val="left"/>
+            </w:pPr>
+            <w:hyperlink w:anchor="VC-029">
+              <w:r>
+                <w:rPr>
+                  <w:rStyle w:val="Hyperlink"/>
+                </w:rPr>
+                <w:t xml:space="preserve">VC-029</w:t>
+              </w:r>
+            </w:hyperlink>
+          </w:p>
+        </w:tc>
+        <w:tc>
+          <w:tcPr/>
+          <w:p>
+            <w:pPr>
+              <w:pStyle w:val="Compact"/>
+              <w:jc w:val="left"/>
+            </w:pPr>
+            <w:r>
+              <w:t xml:space="preserve">DOCX Generation</w:t>
+            </w:r>
+          </w:p>
+        </w:tc>
+        <w:tc>
+          <w:tcPr/>
+          <w:p>
+            <w:pPr>
+              <w:pStyle w:val="Compact"/>
+              <w:jc w:val="left"/>
+            </w:pPr>
+            <w:hyperlink w:anchor="TR-029-05">
+              <w:r>
+                <w:rPr>
+                  <w:rStyle w:val="Hyperlink"/>
+                </w:rPr>
+                <w:t xml:space="preserve">TR-029-05</w:t>
+              </w:r>
+            </w:hyperlink>
+          </w:p>
+        </w:tc>
+        <w:tc>
+          <w:tcPr/>
+          <w:p>
+            <w:pPr>
+              <w:pStyle w:val="Compact"/>
+              <w:jc w:val="center"/>
+            </w:pPr>
+            <w:r>
+              <w:rPr>
+                <w:bCs/>
+                <w:b/>
+              </w:rPr>
+              <w:t xml:space="preserve">PASS</w:t>
+            </w:r>
+          </w:p>
+        </w:tc>
+      </w:tr>
+      <w:tr>
+        <w:tc>
+          <w:tcPr/>
+          <w:p>
+            <w:pPr>
+              <w:pStyle w:val="Compact"/>
+              <w:jc w:val="left"/>
+            </w:pPr>
+            <w:hyperlink w:anchor="VC-029">
+              <w:r>
+                <w:rPr>
+                  <w:rStyle w:val="Hyperlink"/>
+                </w:rPr>
+                <w:t xml:space="preserve">VC-029</w:t>
+              </w:r>
+            </w:hyperlink>
+          </w:p>
+        </w:tc>
+        <w:tc>
+          <w:tcPr/>
+          <w:p>
+            <w:pPr>
+              <w:pStyle w:val="Compact"/>
+              <w:jc w:val="left"/>
+            </w:pPr>
+            <w:r>
+              <w:t xml:space="preserve">DOCX Generation</w:t>
+            </w:r>
+          </w:p>
+        </w:tc>
+        <w:tc>
+          <w:tcPr/>
+          <w:p>
+            <w:pPr>
+              <w:pStyle w:val="Compact"/>
+              <w:jc w:val="left"/>
+            </w:pPr>
+            <w:hyperlink w:anchor="TR-029-06">
+              <w:r>
+                <w:rPr>
+                  <w:rStyle w:val="Hyperlink"/>
+                </w:rPr>
+                <w:t xml:space="preserve">TR-029-06</w:t>
+              </w:r>
+            </w:hyperlink>
+          </w:p>
+        </w:tc>
+        <w:tc>
+          <w:tcPr/>
+          <w:p>
+            <w:pPr>
+              <w:pStyle w:val="Compact"/>
+              <w:jc w:val="center"/>
+            </w:pPr>
+            <w:r>
+              <w:rPr>
+                <w:bCs/>
+                <w:b/>
+              </w:rPr>
+              <w:t xml:space="preserve">PASS</w:t>
+            </w:r>
+          </w:p>
+        </w:tc>
+      </w:tr>
+      <w:tr>
+        <w:tc>
+          <w:tcPr/>
+          <w:p>
+            <w:pPr>
+              <w:pStyle w:val="Compact"/>
+              <w:jc w:val="left"/>
+            </w:pPr>
+            <w:hyperlink w:anchor="VC-029">
+              <w:r>
+                <w:rPr>
+                  <w:rStyle w:val="Hyperlink"/>
+                </w:rPr>
+                <w:t xml:space="preserve">VC-029</w:t>
+              </w:r>
+            </w:hyperlink>
+          </w:p>
+        </w:tc>
+        <w:tc>
+          <w:tcPr/>
+          <w:p>
+            <w:pPr>
+              <w:pStyle w:val="Compact"/>
+              <w:jc w:val="left"/>
+            </w:pPr>
+            <w:r>
+              <w:t xml:space="preserve">DOCX Generation</w:t>
+            </w:r>
+          </w:p>
+        </w:tc>
+        <w:tc>
+          <w:tcPr/>
+          <w:p>
+            <w:pPr>
+              <w:pStyle w:val="Compact"/>
+              <w:jc w:val="left"/>
+            </w:pPr>
+            <w:hyperlink w:anchor="TR-029-07">
+              <w:r>
+                <w:rPr>
+                  <w:rStyle w:val="Hyperlink"/>
+                </w:rPr>
+                <w:t xml:space="preserve">TR-029-07</w:t>
               </w:r>
             </w:hyperlink>
           </w:p>
@@ -14619,6 +14875,310 @@
               <w:pStyle w:val="Compact"/>
               <w:jc w:val="left"/>
             </w:pPr>
+            <w:hyperlink r:id="rId50">
+              <w:r>
+                <w:rPr>
+                  <w:rStyle w:val="Hyperlink"/>
+                </w:rPr>
+                <w:t xml:space="preserve">HLR-OUT-005</w:t>
+              </w:r>
+            </w:hyperlink>
+          </w:p>
+        </w:tc>
+        <w:tc>
+          <w:tcPr/>
+          <w:p>
+            <w:pPr>
+              <w:pStyle w:val="Compact"/>
+              <w:jc w:val="left"/>
+            </w:pPr>
+            <w:r>
+              <w:t xml:space="preserve">DOCX Generation</w:t>
+            </w:r>
+          </w:p>
+        </w:tc>
+        <w:tc>
+          <w:tcPr/>
+          <w:p>
+            <w:pPr>
+              <w:pStyle w:val="Compact"/>
+              <w:jc w:val="left"/>
+            </w:pPr>
+            <w:hyperlink w:anchor="VC-029">
+              <w:r>
+                <w:rPr>
+                  <w:rStyle w:val="Hyperlink"/>
+                </w:rPr>
+                <w:t xml:space="preserve">VC-029</w:t>
+              </w:r>
+            </w:hyperlink>
+          </w:p>
+        </w:tc>
+        <w:tc>
+          <w:tcPr/>
+          <w:p>
+            <w:pPr>
+              <w:pStyle w:val="Compact"/>
+              <w:jc w:val="left"/>
+            </w:pPr>
+            <w:r>
+              <w:t xml:space="preserve">DOCX Generation</w:t>
+            </w:r>
+          </w:p>
+        </w:tc>
+        <w:tc>
+          <w:tcPr/>
+          <w:p>
+            <w:pPr>
+              <w:pStyle w:val="Compact"/>
+              <w:jc w:val="center"/>
+            </w:pPr>
+            <w:r>
+              <w:rPr>
+                <w:bCs/>
+                <w:b/>
+              </w:rPr>
+              <w:t xml:space="preserve">✓ Pass</w:t>
+            </w:r>
+          </w:p>
+        </w:tc>
+      </w:tr>
+      <w:tr>
+        <w:tc>
+          <w:tcPr/>
+          <w:p>
+            <w:pPr>
+              <w:pStyle w:val="Compact"/>
+              <w:jc w:val="left"/>
+            </w:pPr>
+            <w:hyperlink r:id="rId50">
+              <w:r>
+                <w:rPr>
+                  <w:rStyle w:val="Hyperlink"/>
+                </w:rPr>
+                <w:t xml:space="preserve">HLR-OUT-005</w:t>
+              </w:r>
+            </w:hyperlink>
+          </w:p>
+        </w:tc>
+        <w:tc>
+          <w:tcPr/>
+          <w:p>
+            <w:pPr>
+              <w:pStyle w:val="Compact"/>
+              <w:jc w:val="left"/>
+            </w:pPr>
+            <w:r>
+              <w:t xml:space="preserve">DOCX Generation</w:t>
+            </w:r>
+          </w:p>
+        </w:tc>
+        <w:tc>
+          <w:tcPr/>
+          <w:p>
+            <w:pPr>
+              <w:pStyle w:val="Compact"/>
+              <w:jc w:val="left"/>
+            </w:pPr>
+            <w:hyperlink w:anchor="VC-029">
+              <w:r>
+                <w:rPr>
+                  <w:rStyle w:val="Hyperlink"/>
+                </w:rPr>
+                <w:t xml:space="preserve">VC-029</w:t>
+              </w:r>
+            </w:hyperlink>
+          </w:p>
+        </w:tc>
+        <w:tc>
+          <w:tcPr/>
+          <w:p>
+            <w:pPr>
+              <w:pStyle w:val="Compact"/>
+              <w:jc w:val="left"/>
+            </w:pPr>
+            <w:r>
+              <w:t xml:space="preserve">DOCX Generation</w:t>
+            </w:r>
+          </w:p>
+        </w:tc>
+        <w:tc>
+          <w:tcPr/>
+          <w:p>
+            <w:pPr>
+              <w:pStyle w:val="Compact"/>
+              <w:jc w:val="center"/>
+            </w:pPr>
+            <w:r>
+              <w:rPr>
+                <w:bCs/>
+                <w:b/>
+              </w:rPr>
+              <w:t xml:space="preserve">✓ Pass</w:t>
+            </w:r>
+          </w:p>
+        </w:tc>
+      </w:tr>
+      <w:tr>
+        <w:tc>
+          <w:tcPr/>
+          <w:p>
+            <w:pPr>
+              <w:pStyle w:val="Compact"/>
+              <w:jc w:val="left"/>
+            </w:pPr>
+            <w:hyperlink r:id="rId50">
+              <w:r>
+                <w:rPr>
+                  <w:rStyle w:val="Hyperlink"/>
+                </w:rPr>
+                <w:t xml:space="preserve">HLR-OUT-005</w:t>
+              </w:r>
+            </w:hyperlink>
+          </w:p>
+        </w:tc>
+        <w:tc>
+          <w:tcPr/>
+          <w:p>
+            <w:pPr>
+              <w:pStyle w:val="Compact"/>
+              <w:jc w:val="left"/>
+            </w:pPr>
+            <w:r>
+              <w:t xml:space="preserve">DOCX Generation</w:t>
+            </w:r>
+          </w:p>
+        </w:tc>
+        <w:tc>
+          <w:tcPr/>
+          <w:p>
+            <w:pPr>
+              <w:pStyle w:val="Compact"/>
+              <w:jc w:val="left"/>
+            </w:pPr>
+            <w:hyperlink w:anchor="VC-029">
+              <w:r>
+                <w:rPr>
+                  <w:rStyle w:val="Hyperlink"/>
+                </w:rPr>
+                <w:t xml:space="preserve">VC-029</w:t>
+              </w:r>
+            </w:hyperlink>
+          </w:p>
+        </w:tc>
+        <w:tc>
+          <w:tcPr/>
+          <w:p>
+            <w:pPr>
+              <w:pStyle w:val="Compact"/>
+              <w:jc w:val="left"/>
+            </w:pPr>
+            <w:r>
+              <w:t xml:space="preserve">DOCX Generation</w:t>
+            </w:r>
+          </w:p>
+        </w:tc>
+        <w:tc>
+          <w:tcPr/>
+          <w:p>
+            <w:pPr>
+              <w:pStyle w:val="Compact"/>
+              <w:jc w:val="center"/>
+            </w:pPr>
+            <w:r>
+              <w:rPr>
+                <w:bCs/>
+                <w:b/>
+              </w:rPr>
+              <w:t xml:space="preserve">✓ Pass</w:t>
+            </w:r>
+          </w:p>
+        </w:tc>
+      </w:tr>
+      <w:tr>
+        <w:tc>
+          <w:tcPr/>
+          <w:p>
+            <w:pPr>
+              <w:pStyle w:val="Compact"/>
+              <w:jc w:val="left"/>
+            </w:pPr>
+            <w:hyperlink r:id="rId50">
+              <w:r>
+                <w:rPr>
+                  <w:rStyle w:val="Hyperlink"/>
+                </w:rPr>
+                <w:t xml:space="preserve">HLR-OUT-005</w:t>
+              </w:r>
+            </w:hyperlink>
+          </w:p>
+        </w:tc>
+        <w:tc>
+          <w:tcPr/>
+          <w:p>
+            <w:pPr>
+              <w:pStyle w:val="Compact"/>
+              <w:jc w:val="left"/>
+            </w:pPr>
+            <w:r>
+              <w:t xml:space="preserve">DOCX Generation</w:t>
+            </w:r>
+          </w:p>
+        </w:tc>
+        <w:tc>
+          <w:tcPr/>
+          <w:p>
+            <w:pPr>
+              <w:pStyle w:val="Compact"/>
+              <w:jc w:val="left"/>
+            </w:pPr>
+            <w:hyperlink w:anchor="VC-029">
+              <w:r>
+                <w:rPr>
+                  <w:rStyle w:val="Hyperlink"/>
+                </w:rPr>
+                <w:t xml:space="preserve">VC-029</w:t>
+              </w:r>
+            </w:hyperlink>
+          </w:p>
+        </w:tc>
+        <w:tc>
+          <w:tcPr/>
+          <w:p>
+            <w:pPr>
+              <w:pStyle w:val="Compact"/>
+              <w:jc w:val="left"/>
+            </w:pPr>
+            <w:r>
+              <w:t xml:space="preserve">DOCX Generation</w:t>
+            </w:r>
+          </w:p>
+        </w:tc>
+        <w:tc>
+          <w:tcPr/>
+          <w:p>
+            <w:pPr>
+              <w:pStyle w:val="Compact"/>
+              <w:jc w:val="center"/>
+            </w:pPr>
+            <w:r>
+              <w:rPr>
+                <w:bCs/>
+                <w:b/>
+              </w:rPr>
+              <w:t xml:space="preserve">✓ Pass</w:t>
+            </w:r>
+          </w:p>
+        </w:tc>
+      </w:tr>
+      <w:tr>
+        <w:tc>
+          <w:tcPr/>
+          <w:p>
+            <w:pPr>
+              <w:pStyle w:val="Compact"/>
+              <w:jc w:val="left"/>
+            </w:pPr>
             <w:hyperlink r:id="rId51">
               <w:r>
                 <w:rPr>
@@ -34771,7 +35331,7 @@
         <w:pStyle w:val="Compact"/>
       </w:pPr>
       <w:r>
-        <w:t xml:space="preserve">OOXML postprocessing applied</w:t>
+        <w:t xml:space="preserve">Editing an inherited base preset invalidates the cached reference.docx</w:t>
       </w:r>
     </w:p>
     <w:p>
@@ -34783,7 +35343,7 @@
         <w:pStyle w:val="Compact"/>
       </w:pPr>
       <w:r>
-        <w:t xml:space="preserve">No hyperlink anchor or field reference dangles without a matching bookmark</w:t>
+        <w:t xml:space="preserve">First-row table cells are top-aligned and unrelated vertical alignment remains unchanged</w:t>
       </w:r>
     </w:p>
     <w:p>
@@ -34795,6 +35355,30 @@
         <w:pStyle w:val="Compact"/>
       </w:pPr>
       <w:r>
+        <w:t xml:space="preserve">OOXML postprocessing applied</w:t>
+      </w:r>
+    </w:p>
+    <w:p>
+      <w:pPr>
+        <w:numPr>
+          <w:ilvl w:val="0"/>
+          <w:numId w:val="1093"/>
+        </w:numPr>
+        <w:pStyle w:val="Compact"/>
+      </w:pPr>
+      <w:r>
+        <w:t xml:space="preserve">No hyperlink anchor or field reference dangles without a matching bookmark</w:t>
+      </w:r>
+    </w:p>
+    <w:p>
+      <w:pPr>
+        <w:numPr>
+          <w:ilvl w:val="0"/>
+          <w:numId w:val="1093"/>
+        </w:numPr>
+        <w:pStyle w:val="Compact"/>
+      </w:pPr>
+      <w:r>
         <w:t xml:space="preserve">LibreOffice finalization (docx.update_fields / docx.export_pdf) updates fields in place and produces a valid PDF</w:t>
       </w:r>
     </w:p>
@@ -34844,6 +35428,30 @@
       </w:pPr>
       <w:r>
         <w:t xml:space="preserve">Verify preset lookup and style resolution for DOCX float/object rendering paths</w:t>
+      </w:r>
+    </w:p>
+    <w:p>
+      <w:pPr>
+        <w:numPr>
+          <w:ilvl w:val="0"/>
+          <w:numId w:val="1094"/>
+        </w:numPr>
+        <w:pStyle w:val="Compact"/>
+      </w:pPr>
+      <w:r>
+        <w:t xml:space="preserve">Verify reference caching hashes the complete preset extends chain</w:t>
+      </w:r>
+    </w:p>
+    <w:p>
+      <w:pPr>
+        <w:numPr>
+          <w:ilvl w:val="0"/>
+          <w:numId w:val="1094"/>
+        </w:numPr>
+        <w:pStyle w:val="Compact"/>
+      </w:pPr>
+      <w:r>
+        <w:t xml:space="preserve">Verify generated reference.docx table headers are top-aligned without changing unrelated styles</w:t>
       </w:r>
     </w:p>
     <w:p>
@@ -39585,7 +40193,7 @@
         <w:pStyle w:val="Definition"/>
       </w:pPr>
       <w:r>
-        <w:t xml:space="preserve">46</w:t>
+        <w:t xml:space="preserve">47</w:t>
       </w:r>
     </w:p>
     <w:p>
@@ -39689,7 +40297,7 @@
           <w:rPr>
             <w:rStyle w:val="Hyperlink"/>
           </w:rPr>
-          <w:t xml:space="preserve">Handler Registration</w:t>
+          <w:t xml:space="preserve">VC-002</w:t>
         </w:r>
       </w:hyperlink>
     </w:p>
@@ -39722,7 +40330,7 @@
         <w:pStyle w:val="Definition"/>
       </w:pPr>
       <w:r>
-        <w:t xml:space="preserve">50</w:t>
+        <w:t xml:space="preserve">51</w:t>
       </w:r>
     </w:p>
     <w:p>
@@ -39826,7 +40434,7 @@
           <w:rPr>
             <w:rStyle w:val="Hyperlink"/>
           </w:rPr>
-          <w:t xml:space="preserve">Context Propagation</w:t>
+          <w:t xml:space="preserve">VC-006</w:t>
         </w:r>
       </w:hyperlink>
     </w:p>
@@ -39963,7 +40571,7 @@
           <w:rPr>
             <w:rStyle w:val="Hyperlink"/>
           </w:rPr>
-          <w:t xml:space="preserve">Sourcepos Normalization</w:t>
+          <w:t xml:space="preserve">VC-PIPE-007</w:t>
         </w:r>
       </w:hyperlink>
     </w:p>
@@ -40100,7 +40708,7 @@
           <w:rPr>
             <w:rStyle w:val="Hyperlink"/>
           </w:rPr>
-          <w:t xml:space="preserve">Prerequisite-Not-Found Diagnostic</w:t>
+          <w:t xml:space="preserve">VC-PIPE-012</w:t>
         </w:r>
       </w:hyperlink>
     </w:p>
@@ -40133,7 +40741,7 @@
         <w:pStyle w:val="Definition"/>
       </w:pPr>
       <w:r>
-        <w:t xml:space="preserve">175</w:t>
+        <w:t xml:space="preserve">176</w:t>
       </w:r>
     </w:p>
     <w:p>
@@ -40237,7 +40845,7 @@
           <w:rPr>
             <w:rStyle w:val="Hyperlink"/>
           </w:rPr>
-          <w:t xml:space="preserve">Incremental Stale Relation Rebind</w:t>
+          <w:t xml:space="preserve">VC-PIPE-013</w:t>
         </w:r>
       </w:hyperlink>
     </w:p>
@@ -40374,7 +40982,7 @@
           <w:rPr>
             <w:rStyle w:val="Hyperlink"/>
           </w:rPr>
-          <w:t xml:space="preserve">Incremental Cross-Document View Freshness</w:t>
+          <w:t xml:space="preserve">VC-PIPE-014</w:t>
         </w:r>
       </w:hyperlink>
     </w:p>
@@ -40407,7 +41015,7 @@
         <w:pStyle w:val="Definition"/>
       </w:pPr>
       <w:r>
-        <w:t xml:space="preserve">212</w:t>
+        <w:t xml:space="preserve">210</w:t>
       </w:r>
     </w:p>
     <w:p>
@@ -40511,7 +41119,7 @@
           <w:rPr>
             <w:rStyle w:val="Hyperlink"/>
           </w:rPr>
-          <w:t xml:space="preserve">Incremental Cross-Document View Freshness</w:t>
+          <w:t xml:space="preserve">VC-PIPE-014</w:t>
         </w:r>
       </w:hyperlink>
     </w:p>
@@ -40648,7 +41256,7 @@
           <w:rPr>
             <w:rStyle w:val="Hyperlink"/>
           </w:rPr>
-          <w:t xml:space="preserve">SQLite Persistence</w:t>
+          <w:t xml:space="preserve">VC-007</w:t>
         </w:r>
       </w:hyperlink>
     </w:p>
@@ -40785,7 +41393,7 @@
           <w:rPr>
             <w:rStyle w:val="Hyperlink"/>
           </w:rPr>
-          <w:t xml:space="preserve">EAV Attribute Model</w:t>
+          <w:t xml:space="preserve">VC-008</w:t>
         </w:r>
       </w:hyperlink>
     </w:p>
@@ -40922,7 +41530,7 @@
           <w:rPr>
             <w:rStyle w:val="Hyperlink"/>
           </w:rPr>
-          <w:t xml:space="preserve">EAV Attribute Model</w:t>
+          <w:t xml:space="preserve">VC-008</w:t>
         </w:r>
       </w:hyperlink>
     </w:p>
@@ -41059,7 +41667,7 @@
           <w:rPr>
             <w:rStyle w:val="Hyperlink"/>
           </w:rPr>
-          <w:t xml:space="preserve">Build Cache</w:t>
+          <w:t xml:space="preserve">VC-009</w:t>
         </w:r>
       </w:hyperlink>
     </w:p>
@@ -41092,7 +41700,7 @@
         <w:pStyle w:val="Definition"/>
       </w:pPr>
       <w:r>
-        <w:t xml:space="preserve">676</w:t>
+        <w:t xml:space="preserve">672</w:t>
       </w:r>
     </w:p>
     <w:p>
@@ -41196,7 +41804,7 @@
           <w:rPr>
             <w:rStyle w:val="Hyperlink"/>
           </w:rPr>
-          <w:t xml:space="preserve">Output Cache</w:t>
+          <w:t xml:space="preserve">VC-010</w:t>
         </w:r>
       </w:hyperlink>
     </w:p>
@@ -41229,7 +41837,7 @@
         <w:pStyle w:val="Definition"/>
       </w:pPr>
       <w:r>
-        <w:t xml:space="preserve">150</w:t>
+        <w:t xml:space="preserve">147</w:t>
       </w:r>
     </w:p>
     <w:p>
@@ -41333,7 +41941,7 @@
           <w:rPr>
             <w:rStyle w:val="Hyperlink"/>
           </w:rPr>
-          <w:t xml:space="preserve">EAV Pivot Views</w:t>
+          <w:t xml:space="preserve">VC-033</w:t>
         </w:r>
       </w:hyperlink>
     </w:p>
@@ -41470,7 +42078,7 @@
           <w:rPr>
             <w:rStyle w:val="Hyperlink"/>
           </w:rPr>
-          <w:t xml:space="preserve">Spec Objects Container</w:t>
+          <w:t xml:space="preserve">VC-013</w:t>
         </w:r>
       </w:hyperlink>
     </w:p>
@@ -41503,7 +42111,7 @@
         <w:pStyle w:val="Definition"/>
       </w:pPr>
       <w:r>
-        <w:t xml:space="preserve">99</w:t>
+        <w:t xml:space="preserve">101</w:t>
       </w:r>
     </w:p>
     <w:p>
@@ -41607,7 +42215,7 @@
           <w:rPr>
             <w:rStyle w:val="Hyperlink"/>
           </w:rPr>
-          <w:t xml:space="preserve">Spec Objects Container</w:t>
+          <w:t xml:space="preserve">VC-013</w:t>
         </w:r>
       </w:hyperlink>
     </w:p>
@@ -41640,7 +42248,7 @@
         <w:pStyle w:val="Definition"/>
       </w:pPr>
       <w:r>
-        <w:t xml:space="preserve">88</w:t>
+        <w:t xml:space="preserve">89</w:t>
       </w:r>
     </w:p>
     <w:p>
@@ -41744,7 +42352,7 @@
           <w:rPr>
             <w:rStyle w:val="Hyperlink"/>
           </w:rPr>
-          <w:t xml:space="preserve">Spec Floats Container</w:t>
+          <w:t xml:space="preserve">VC-014</w:t>
         </w:r>
       </w:hyperlink>
     </w:p>
@@ -41777,7 +42385,7 @@
         <w:pStyle w:val="Definition"/>
       </w:pPr>
       <w:r>
-        <w:t xml:space="preserve">58</w:t>
+        <w:t xml:space="preserve">59</w:t>
       </w:r>
     </w:p>
     <w:p>
@@ -41881,7 +42489,7 @@
           <w:rPr>
             <w:rStyle w:val="Hyperlink"/>
           </w:rPr>
-          <w:t xml:space="preserve">Spec Floats Container</w:t>
+          <w:t xml:space="preserve">VC-014</w:t>
         </w:r>
       </w:hyperlink>
     </w:p>
@@ -42018,7 +42626,7 @@
           <w:rPr>
             <w:rStyle w:val="Hyperlink"/>
           </w:rPr>
-          <w:t xml:space="preserve">Spec Floats Container</w:t>
+          <w:t xml:space="preserve">VC-014</w:t>
         </w:r>
       </w:hyperlink>
     </w:p>
@@ -42051,7 +42659,7 @@
         <w:pStyle w:val="Definition"/>
       </w:pPr>
       <w:r>
-        <w:t xml:space="preserve">39</w:t>
+        <w:t xml:space="preserve">40</w:t>
       </w:r>
     </w:p>
     <w:p>
@@ -42155,7 +42763,7 @@
           <w:rPr>
             <w:rStyle w:val="Hyperlink"/>
           </w:rPr>
-          <w:t xml:space="preserve">Spec Floats Container</w:t>
+          <w:t xml:space="preserve">VC-014</w:t>
         </w:r>
       </w:hyperlink>
     </w:p>
@@ -42188,7 +42796,7 @@
         <w:pStyle w:val="Definition"/>
       </w:pPr>
       <w:r>
-        <w:t xml:space="preserve">38</w:t>
+        <w:t xml:space="preserve">37</w:t>
       </w:r>
     </w:p>
     <w:p>
@@ -42292,7 +42900,7 @@
           <w:rPr>
             <w:rStyle w:val="Hyperlink"/>
           </w:rPr>
-          <w:t xml:space="preserve">Spec Floats Container</w:t>
+          <w:t xml:space="preserve">VC-014</w:t>
         </w:r>
       </w:hyperlink>
     </w:p>
@@ -42429,7 +43037,7 @@
           <w:rPr>
             <w:rStyle w:val="Hyperlink"/>
           </w:rPr>
-          <w:t xml:space="preserve">Spec Floats Container</w:t>
+          <w:t xml:space="preserve">VC-014</w:t>
         </w:r>
       </w:hyperlink>
     </w:p>
@@ -42462,7 +43070,7 @@
         <w:pStyle w:val="Definition"/>
       </w:pPr>
       <w:r>
-        <w:t xml:space="preserve">43</w:t>
+        <w:t xml:space="preserve">42</w:t>
       </w:r>
     </w:p>
     <w:p>
@@ -42566,7 +43174,7 @@
           <w:rPr>
             <w:rStyle w:val="Hyperlink"/>
           </w:rPr>
-          <w:t xml:space="preserve">Spec Floats Container</w:t>
+          <w:t xml:space="preserve">VC-014</w:t>
         </w:r>
       </w:hyperlink>
     </w:p>
@@ -42703,7 +43311,7 @@
           <w:rPr>
             <w:rStyle w:val="Hyperlink"/>
           </w:rPr>
-          <w:t xml:space="preserve">Spec Floats Container</w:t>
+          <w:t xml:space="preserve">VC-014</w:t>
         </w:r>
       </w:hyperlink>
     </w:p>
@@ -42736,7 +43344,7 @@
         <w:pStyle w:val="Definition"/>
       </w:pPr>
       <w:r>
-        <w:t xml:space="preserve">46</w:t>
+        <w:t xml:space="preserve">48</w:t>
       </w:r>
     </w:p>
     <w:p>
@@ -42840,7 +43448,7 @@
           <w:rPr>
             <w:rStyle w:val="Hyperlink"/>
           </w:rPr>
-          <w:t xml:space="preserve">Spec Floats Container</w:t>
+          <w:t xml:space="preserve">VC-014</w:t>
         </w:r>
       </w:hyperlink>
     </w:p>
@@ -42977,7 +43585,7 @@
           <w:rPr>
             <w:rStyle w:val="Hyperlink"/>
           </w:rPr>
-          <w:t xml:space="preserve">Spec Floats Container</w:t>
+          <w:t xml:space="preserve">VC-014</w:t>
         </w:r>
       </w:hyperlink>
     </w:p>
@@ -43010,7 +43618,7 @@
         <w:pStyle w:val="Definition"/>
       </w:pPr>
       <w:r>
-        <w:t xml:space="preserve">46</w:t>
+        <w:t xml:space="preserve">45</w:t>
       </w:r>
     </w:p>
     <w:p>
@@ -43114,7 +43722,7 @@
           <w:rPr>
             <w:rStyle w:val="Hyperlink"/>
           </w:rPr>
-          <w:t xml:space="preserve">Spec Relations Container</w:t>
+          <w:t xml:space="preserve">VC-015</w:t>
         </w:r>
       </w:hyperlink>
     </w:p>
@@ -43147,7 +43755,7 @@
         <w:pStyle w:val="Definition"/>
       </w:pPr>
       <w:r>
-        <w:t xml:space="preserve">50</w:t>
+        <w:t xml:space="preserve">49</w:t>
       </w:r>
     </w:p>
     <w:p>
@@ -43251,7 +43859,7 @@
           <w:rPr>
             <w:rStyle w:val="Hyperlink"/>
           </w:rPr>
-          <w:t xml:space="preserve">Spec Relations Container</w:t>
+          <w:t xml:space="preserve">VC-015</w:t>
         </w:r>
       </w:hyperlink>
     </w:p>
@@ -43284,7 +43892,7 @@
         <w:pStyle w:val="Definition"/>
       </w:pPr>
       <w:r>
-        <w:t xml:space="preserve">93</w:t>
+        <w:t xml:space="preserve">94</w:t>
       </w:r>
     </w:p>
     <w:p>
@@ -43388,7 +43996,7 @@
           <w:rPr>
             <w:rStyle w:val="Hyperlink"/>
           </w:rPr>
-          <w:t xml:space="preserve">Spec Relations Container</w:t>
+          <w:t xml:space="preserve">VC-015</w:t>
         </w:r>
       </w:hyperlink>
     </w:p>
@@ -43421,7 +44029,7 @@
         <w:pStyle w:val="Definition"/>
       </w:pPr>
       <w:r>
-        <w:t xml:space="preserve">49</w:t>
+        <w:t xml:space="preserve">48</w:t>
       </w:r>
     </w:p>
     <w:p>
@@ -43525,7 +44133,7 @@
           <w:rPr>
             <w:rStyle w:val="Hyperlink"/>
           </w:rPr>
-          <w:t xml:space="preserve">Spec Relations Container</w:t>
+          <w:t xml:space="preserve">VC-015</w:t>
         </w:r>
       </w:hyperlink>
     </w:p>
@@ -43662,7 +44270,7 @@
           <w:rPr>
             <w:rStyle w:val="Hyperlink"/>
           </w:rPr>
-          <w:t xml:space="preserve">Spec Relations Container</w:t>
+          <w:t xml:space="preserve">VC-015</w:t>
         </w:r>
       </w:hyperlink>
     </w:p>
@@ -43695,7 +44303,7 @@
         <w:pStyle w:val="Definition"/>
       </w:pPr>
       <w:r>
-        <w:t xml:space="preserve">44</w:t>
+        <w:t xml:space="preserve">45</w:t>
       </w:r>
     </w:p>
     <w:p>
@@ -43799,7 +44407,7 @@
           <w:rPr>
             <w:rStyle w:val="Hyperlink"/>
           </w:rPr>
-          <w:t xml:space="preserve">Spec Relations Container</w:t>
+          <w:t xml:space="preserve">VC-015</w:t>
         </w:r>
       </w:hyperlink>
     </w:p>
@@ -43936,7 +44544,7 @@
           <w:rPr>
             <w:rStyle w:val="Hyperlink"/>
           </w:rPr>
-          <w:t xml:space="preserve">Spec Relations Container</w:t>
+          <w:t xml:space="preserve">VC-015</w:t>
         </w:r>
       </w:hyperlink>
     </w:p>
@@ -43969,7 +44577,7 @@
         <w:pStyle w:val="Definition"/>
       </w:pPr>
       <w:r>
-        <w:t xml:space="preserve">55</w:t>
+        <w:t xml:space="preserve">56</w:t>
       </w:r>
     </w:p>
     <w:p>
@@ -44073,7 +44681,7 @@
           <w:rPr>
             <w:rStyle w:val="Hyperlink"/>
           </w:rPr>
-          <w:t xml:space="preserve">Spec Relations Container</w:t>
+          <w:t xml:space="preserve">VC-015</w:t>
         </w:r>
       </w:hyperlink>
     </w:p>
@@ -44210,7 +44818,7 @@
           <w:rPr>
             <w:rStyle w:val="Hyperlink"/>
           </w:rPr>
-          <w:t xml:space="preserve">Spec Relations Container</w:t>
+          <w:t xml:space="preserve">VC-015</w:t>
         </w:r>
       </w:hyperlink>
     </w:p>
@@ -44243,7 +44851,7 @@
         <w:pStyle w:val="Definition"/>
       </w:pPr>
       <w:r>
-        <w:t xml:space="preserve">56</w:t>
+        <w:t xml:space="preserve">55</w:t>
       </w:r>
     </w:p>
     <w:p>
@@ -44347,7 +44955,7 @@
           <w:rPr>
             <w:rStyle w:val="Hyperlink"/>
           </w:rPr>
-          <w:t xml:space="preserve">Spec Relations Container</w:t>
+          <w:t xml:space="preserve">VC-015</w:t>
         </w:r>
       </w:hyperlink>
     </w:p>
@@ -44484,7 +45092,7 @@
           <w:rPr>
             <w:rStyle w:val="Hyperlink"/>
           </w:rPr>
-          <w:t xml:space="preserve">Spec Views Container</w:t>
+          <w:t xml:space="preserve">VC-016</w:t>
         </w:r>
       </w:hyperlink>
     </w:p>
@@ -44517,7 +45125,7 @@
         <w:pStyle w:val="Definition"/>
       </w:pPr>
       <w:r>
-        <w:t xml:space="preserve">37</w:t>
+        <w:t xml:space="preserve">38</w:t>
       </w:r>
     </w:p>
     <w:p>
@@ -44621,7 +45229,7 @@
           <w:rPr>
             <w:rStyle w:val="Hyperlink"/>
           </w:rPr>
-          <w:t xml:space="preserve">Spec Views Container</w:t>
+          <w:t xml:space="preserve">VC-016</w:t>
         </w:r>
       </w:hyperlink>
     </w:p>
@@ -44654,7 +45262,7 @@
         <w:pStyle w:val="Definition"/>
       </w:pPr>
       <w:r>
-        <w:t xml:space="preserve">87</w:t>
+        <w:t xml:space="preserve">83</w:t>
       </w:r>
     </w:p>
     <w:p>
@@ -44758,7 +45366,7 @@
           <w:rPr>
             <w:rStyle w:val="Hyperlink"/>
           </w:rPr>
-          <w:t xml:space="preserve">Spec Views Container</w:t>
+          <w:t xml:space="preserve">VC-016</w:t>
         </w:r>
       </w:hyperlink>
     </w:p>
@@ -44791,7 +45399,7 @@
         <w:pStyle w:val="Definition"/>
       </w:pPr>
       <w:r>
-        <w:t xml:space="preserve">40</w:t>
+        <w:t xml:space="preserve">41</w:t>
       </w:r>
     </w:p>
     <w:p>
@@ -44895,7 +45503,7 @@
           <w:rPr>
             <w:rStyle w:val="Hyperlink"/>
           </w:rPr>
-          <w:t xml:space="preserve">Spec Views Container</w:t>
+          <w:t xml:space="preserve">VC-016</w:t>
         </w:r>
       </w:hyperlink>
     </w:p>
@@ -45032,7 +45640,7 @@
           <w:rPr>
             <w:rStyle w:val="Hyperlink"/>
           </w:rPr>
-          <w:t xml:space="preserve">Spec Views Container</w:t>
+          <w:t xml:space="preserve">VC-016</w:t>
         </w:r>
       </w:hyperlink>
     </w:p>
@@ -45065,7 +45673,7 @@
         <w:pStyle w:val="Definition"/>
       </w:pPr>
       <w:r>
-        <w:t xml:space="preserve">38</w:t>
+        <w:t xml:space="preserve">36</w:t>
       </w:r>
     </w:p>
     <w:p>
@@ -45169,7 +45777,7 @@
           <w:rPr>
             <w:rStyle w:val="Hyperlink"/>
           </w:rPr>
-          <w:t xml:space="preserve">Spec Attributes Container</w:t>
+          <w:t xml:space="preserve">VC-017</w:t>
         </w:r>
       </w:hyperlink>
     </w:p>
@@ -45202,7 +45810,7 @@
         <w:pStyle w:val="Definition"/>
       </w:pPr>
       <w:r>
-        <w:t xml:space="preserve">39</w:t>
+        <w:t xml:space="preserve">38</w:t>
       </w:r>
     </w:p>
     <w:p>
@@ -45306,7 +45914,7 @@
           <w:rPr>
             <w:rStyle w:val="Hyperlink"/>
           </w:rPr>
-          <w:t xml:space="preserve">Spec Attributes Container</w:t>
+          <w:t xml:space="preserve">VC-017</w:t>
         </w:r>
       </w:hyperlink>
     </w:p>
@@ -45339,7 +45947,7 @@
         <w:pStyle w:val="Definition"/>
       </w:pPr>
       <w:r>
-        <w:t xml:space="preserve">121</w:t>
+        <w:t xml:space="preserve">122</w:t>
       </w:r>
     </w:p>
     <w:p>
@@ -45443,7 +46051,7 @@
           <w:rPr>
             <w:rStyle w:val="Hyperlink"/>
           </w:rPr>
-          <w:t xml:space="preserve">Spec Attributes Container</w:t>
+          <w:t xml:space="preserve">VC-017</w:t>
         </w:r>
       </w:hyperlink>
     </w:p>
@@ -45476,7 +46084,7 @@
         <w:pStyle w:val="Definition"/>
       </w:pPr>
       <w:r>
-        <w:t xml:space="preserve">106</w:t>
+        <w:t xml:space="preserve">104</w:t>
       </w:r>
     </w:p>
     <w:p>
@@ -45580,7 +46188,7 @@
           <w:rPr>
             <w:rStyle w:val="Hyperlink"/>
           </w:rPr>
-          <w:t xml:space="preserve">Spec Attributes Container</w:t>
+          <w:t xml:space="preserve">VC-017</w:t>
         </w:r>
       </w:hyperlink>
     </w:p>
@@ -45717,7 +46325,7 @@
           <w:rPr>
             <w:rStyle w:val="Hyperlink"/>
           </w:rPr>
-          <w:t xml:space="preserve">Type Validation</w:t>
+          <w:t xml:space="preserve">VC-018</w:t>
         </w:r>
       </w:hyperlink>
     </w:p>
@@ -45750,7 +46358,7 @@
         <w:pStyle w:val="Definition"/>
       </w:pPr>
       <w:r>
-        <w:t xml:space="preserve">134</w:t>
+        <w:t xml:space="preserve">136</w:t>
       </w:r>
     </w:p>
     <w:p>
@@ -45854,7 +46462,7 @@
           <w:rPr>
             <w:rStyle w:val="Hyperlink"/>
           </w:rPr>
-          <w:t xml:space="preserve">Type Validation</w:t>
+          <w:t xml:space="preserve">VC-018</w:t>
         </w:r>
       </w:hyperlink>
     </w:p>
@@ -45887,7 +46495,7 @@
         <w:pStyle w:val="Definition"/>
       </w:pPr>
       <w:r>
-        <w:t xml:space="preserve">102</w:t>
+        <w:t xml:space="preserve">105</w:t>
       </w:r>
     </w:p>
     <w:p>
@@ -45991,7 +46599,7 @@
           <w:rPr>
             <w:rStyle w:val="Hyperlink"/>
           </w:rPr>
-          <w:t xml:space="preserve">Type Validation</w:t>
+          <w:t xml:space="preserve">VC-018</w:t>
         </w:r>
       </w:hyperlink>
     </w:p>
@@ -46024,7 +46632,7 @@
         <w:pStyle w:val="Definition"/>
       </w:pPr>
       <w:r>
-        <w:t xml:space="preserve">91</w:t>
+        <w:t xml:space="preserve">92</w:t>
       </w:r>
     </w:p>
     <w:p>
@@ -46128,7 +46736,7 @@
           <w:rPr>
             <w:rStyle w:val="Hyperlink"/>
           </w:rPr>
-          <w:t xml:space="preserve">Type Validation</w:t>
+          <w:t xml:space="preserve">VC-018</w:t>
         </w:r>
       </w:hyperlink>
     </w:p>
@@ -46265,7 +46873,7 @@
           <w:rPr>
             <w:rStyle w:val="Hyperlink"/>
           </w:rPr>
-          <w:t xml:space="preserve">Type Validation</w:t>
+          <w:t xml:space="preserve">VC-018</w:t>
         </w:r>
       </w:hyperlink>
     </w:p>
@@ -46402,7 +47010,7 @@
           <w:rPr>
             <w:rStyle w:val="Hyperlink"/>
           </w:rPr>
-          <w:t xml:space="preserve">Type Validation</w:t>
+          <w:t xml:space="preserve">VC-018</w:t>
         </w:r>
       </w:hyperlink>
     </w:p>
@@ -46435,7 +47043,7 @@
         <w:pStyle w:val="Definition"/>
       </w:pPr>
       <w:r>
-        <w:t xml:space="preserve">43</w:t>
+        <w:t xml:space="preserve">44</w:t>
       </w:r>
     </w:p>
     <w:p>
@@ -46539,7 +47147,7 @@
           <w:rPr>
             <w:rStyle w:val="Hyperlink"/>
           </w:rPr>
-          <w:t xml:space="preserve">Type Validation</w:t>
+          <w:t xml:space="preserve">VC-018</w:t>
         </w:r>
       </w:hyperlink>
     </w:p>
@@ -46572,7 +47180,7 @@
         <w:pStyle w:val="Definition"/>
       </w:pPr>
       <w:r>
-        <w:t xml:space="preserve">45</w:t>
+        <w:t xml:space="preserve">44</w:t>
       </w:r>
     </w:p>
     <w:p>
@@ -46676,7 +47284,7 @@
           <w:rPr>
             <w:rStyle w:val="Hyperlink"/>
           </w:rPr>
-          <w:t xml:space="preserve">Type Validation</w:t>
+          <w:t xml:space="preserve">VC-018</w:t>
         </w:r>
       </w:hyperlink>
     </w:p>
@@ -46709,7 +47317,7 @@
         <w:pStyle w:val="Definition"/>
       </w:pPr>
       <w:r>
-        <w:t xml:space="preserve">54</w:t>
+        <w:t xml:space="preserve">52</w:t>
       </w:r>
     </w:p>
     <w:p>
@@ -46813,7 +47421,7 @@
           <w:rPr>
             <w:rStyle w:val="Hyperlink"/>
           </w:rPr>
-          <w:t xml:space="preserve">Type Validation</w:t>
+          <w:t xml:space="preserve">VC-018</w:t>
         </w:r>
       </w:hyperlink>
     </w:p>
@@ -46846,7 +47454,7 @@
         <w:pStyle w:val="Definition"/>
       </w:pPr>
       <w:r>
-        <w:t xml:space="preserve">57</w:t>
+        <w:t xml:space="preserve">56</w:t>
       </w:r>
     </w:p>
     <w:p>
@@ -46950,7 +47558,7 @@
           <w:rPr>
             <w:rStyle w:val="Hyperlink"/>
           </w:rPr>
-          <w:t xml:space="preserve">Type Validation</w:t>
+          <w:t xml:space="preserve">VC-018</w:t>
         </w:r>
       </w:hyperlink>
     </w:p>
@@ -46983,7 +47591,7 @@
         <w:pStyle w:val="Definition"/>
       </w:pPr>
       <w:r>
-        <w:t xml:space="preserve">62</w:t>
+        <w:t xml:space="preserve">61</w:t>
       </w:r>
     </w:p>
     <w:p>
@@ -47087,7 +47695,7 @@
           <w:rPr>
             <w:rStyle w:val="Hyperlink"/>
           </w:rPr>
-          <w:t xml:space="preserve">Type Validation</w:t>
+          <w:t xml:space="preserve">VC-018</w:t>
         </w:r>
       </w:hyperlink>
     </w:p>
@@ -47120,7 +47728,7 @@
         <w:pStyle w:val="Definition"/>
       </w:pPr>
       <w:r>
-        <w:t xml:space="preserve">68</w:t>
+        <w:t xml:space="preserve">69</w:t>
       </w:r>
     </w:p>
     <w:p>
@@ -47224,7 +47832,7 @@
           <w:rPr>
             <w:rStyle w:val="Hyperlink"/>
           </w:rPr>
-          <w:t xml:space="preserve">Type Validation</w:t>
+          <w:t xml:space="preserve">VC-018</w:t>
         </w:r>
       </w:hyperlink>
     </w:p>
@@ -47257,7 +47865,7 @@
         <w:pStyle w:val="Definition"/>
       </w:pPr>
       <w:r>
-        <w:t xml:space="preserve">71</w:t>
+        <w:t xml:space="preserve">70</w:t>
       </w:r>
     </w:p>
     <w:p>
@@ -47361,7 +47969,7 @@
           <w:rPr>
             <w:rStyle w:val="Hyperlink"/>
           </w:rPr>
-          <w:t xml:space="preserve">Model Type Loading</w:t>
+          <w:t xml:space="preserve">VC-019</w:t>
         </w:r>
       </w:hyperlink>
     </w:p>
@@ -47498,7 +48106,7 @@
           <w:rPr>
             <w:rStyle w:val="Hyperlink"/>
           </w:rPr>
-          <w:t xml:space="preserve">Model Type Loading</w:t>
+          <w:t xml:space="preserve">VC-019</w:t>
         </w:r>
       </w:hyperlink>
     </w:p>
@@ -47531,7 +48139,7 @@
         <w:pStyle w:val="Definition"/>
       </w:pPr>
       <w:r>
-        <w:t xml:space="preserve">97</w:t>
+        <w:t xml:space="preserve">99</w:t>
       </w:r>
     </w:p>
     <w:p>
@@ -47635,7 +48243,7 @@
           <w:rPr>
             <w:rStyle w:val="Hyperlink"/>
           </w:rPr>
-          <w:t xml:space="preserve">Model Type Loading</w:t>
+          <w:t xml:space="preserve">VC-019</w:t>
         </w:r>
       </w:hyperlink>
     </w:p>
@@ -47668,7 +48276,7 @@
         <w:pStyle w:val="Definition"/>
       </w:pPr>
       <w:r>
-        <w:t xml:space="preserve">99</w:t>
+        <w:t xml:space="preserve">100</w:t>
       </w:r>
     </w:p>
     <w:p>
@@ -47772,7 +48380,7 @@
           <w:rPr>
             <w:rStyle w:val="Hyperlink"/>
           </w:rPr>
-          <w:t xml:space="preserve">Model Type Loading</w:t>
+          <w:t xml:space="preserve">VC-019</w:t>
         </w:r>
       </w:hyperlink>
     </w:p>
@@ -47909,7 +48517,7 @@
           <w:rPr>
             <w:rStyle w:val="Hyperlink"/>
           </w:rPr>
-          <w:t xml:space="preserve">Model Type Loading</w:t>
+          <w:t xml:space="preserve">VC-019</w:t>
         </w:r>
       </w:hyperlink>
     </w:p>
@@ -48046,7 +48654,7 @@
           <w:rPr>
             <w:rStyle w:val="Hyperlink"/>
           </w:rPr>
-          <w:t xml:space="preserve">Model Type Loading</w:t>
+          <w:t xml:space="preserve">VC-019</w:t>
         </w:r>
       </w:hyperlink>
     </w:p>
@@ -48079,7 +48687,7 @@
         <w:pStyle w:val="Definition"/>
       </w:pPr>
       <w:r>
-        <w:t xml:space="preserve">70</w:t>
+        <w:t xml:space="preserve">69</w:t>
       </w:r>
     </w:p>
     <w:p>
@@ -48183,7 +48791,7 @@
           <w:rPr>
             <w:rStyle w:val="Hyperlink"/>
           </w:rPr>
-          <w:t xml:space="preserve">Model Directory Structure</w:t>
+          <w:t xml:space="preserve">VC-020</w:t>
         </w:r>
       </w:hyperlink>
     </w:p>
@@ -48320,7 +48928,7 @@
           <w:rPr>
             <w:rStyle w:val="Hyperlink"/>
           </w:rPr>
-          <w:t xml:space="preserve">Descriptor Registration</w:t>
+          <w:t xml:space="preserve">VC-021</w:t>
         </w:r>
       </w:hyperlink>
     </w:p>
@@ -48457,7 +49065,7 @@
           <w:rPr>
             <w:rStyle w:val="Hyperlink"/>
           </w:rPr>
-          <w:t xml:space="preserve">Type Definition Schema</w:t>
+          <w:t xml:space="preserve">VC-022</w:t>
         </w:r>
       </w:hyperlink>
     </w:p>
@@ -48490,7 +49098,7 @@
         <w:pStyle w:val="Definition"/>
       </w:pPr>
       <w:r>
-        <w:t xml:space="preserve">31</w:t>
+        <w:t xml:space="preserve">32</w:t>
       </w:r>
     </w:p>
     <w:p>
@@ -48594,7 +49202,7 @@
           <w:rPr>
             <w:rStyle w:val="Hyperlink"/>
           </w:rPr>
-          <w:t xml:space="preserve">Model Path Resolution</w:t>
+          <w:t xml:space="preserve">VC-023</w:t>
         </w:r>
       </w:hyperlink>
     </w:p>
@@ -48627,7 +49235,7 @@
         <w:pStyle w:val="Definition"/>
       </w:pPr>
       <w:r>
-        <w:t xml:space="preserve">56</w:t>
+        <w:t xml:space="preserve">55</w:t>
       </w:r>
     </w:p>
     <w:p>
@@ -48731,7 +49339,7 @@
           <w:rPr>
             <w:rStyle w:val="Hyperlink"/>
           </w:rPr>
-          <w:t xml:space="preserve">External Renderer Registration</w:t>
+          <w:t xml:space="preserve">VC-024</w:t>
         </w:r>
       </w:hyperlink>
     </w:p>
@@ -48764,7 +49372,7 @@
         <w:pStyle w:val="Definition"/>
       </w:pPr>
       <w:r>
-        <w:t xml:space="preserve">71</w:t>
+        <w:t xml:space="preserve">70</w:t>
       </w:r>
     </w:p>
     <w:p>
@@ -48868,7 +49476,7 @@
           <w:rPr>
             <w:rStyle w:val="Hyperlink"/>
           </w:rPr>
-          <w:t xml:space="preserve">Data View Generator Loading</w:t>
+          <w:t xml:space="preserve">VC-025</w:t>
         </w:r>
       </w:hyperlink>
     </w:p>
@@ -48901,7 +49509,7 @@
         <w:pStyle w:val="Definition"/>
       </w:pPr>
       <w:r>
-        <w:t xml:space="preserve">127</w:t>
+        <w:t xml:space="preserve">126</w:t>
       </w:r>
     </w:p>
     <w:p>
@@ -49005,7 +49613,7 @@
           <w:rPr>
             <w:rStyle w:val="Hyperlink"/>
           </w:rPr>
-          <w:t xml:space="preserve">Data View Generator Loading</w:t>
+          <w:t xml:space="preserve">VC-025</w:t>
         </w:r>
       </w:hyperlink>
     </w:p>
@@ -49038,7 +49646,7 @@
         <w:pStyle w:val="Definition"/>
       </w:pPr>
       <w:r>
-        <w:t xml:space="preserve">75</w:t>
+        <w:t xml:space="preserve">77</w:t>
       </w:r>
     </w:p>
     <w:p>
@@ -49142,7 +49750,7 @@
           <w:rPr>
             <w:rStyle w:val="Hyperlink"/>
           </w:rPr>
-          <w:t xml:space="preserve">Data View Generator Loading</w:t>
+          <w:t xml:space="preserve">VC-025</w:t>
         </w:r>
       </w:hyperlink>
     </w:p>
@@ -49175,7 +49783,7 @@
         <w:pStyle w:val="Definition"/>
       </w:pPr>
       <w:r>
-        <w:t xml:space="preserve">46</w:t>
+        <w:t xml:space="preserve">59</w:t>
       </w:r>
     </w:p>
     <w:p>
@@ -49279,7 +49887,7 @@
           <w:rPr>
             <w:rStyle w:val="Hyperlink"/>
           </w:rPr>
-          <w:t xml:space="preserve">Data View Generator Loading</w:t>
+          <w:t xml:space="preserve">VC-025</w:t>
         </w:r>
       </w:hyperlink>
     </w:p>
@@ -49312,7 +49920,7 @@
         <w:pStyle w:val="Definition"/>
       </w:pPr>
       <w:r>
-        <w:t xml:space="preserve">68</w:t>
+        <w:t xml:space="preserve">57</w:t>
       </w:r>
     </w:p>
     <w:p>
@@ -49416,7 +50024,7 @@
           <w:rPr>
             <w:rStyle w:val="Hyperlink"/>
           </w:rPr>
-          <w:t xml:space="preserve">Data View Generator Loading</w:t>
+          <w:t xml:space="preserve">VC-025</w:t>
         </w:r>
       </w:hyperlink>
     </w:p>
@@ -49449,7 +50057,7 @@
         <w:pStyle w:val="Definition"/>
       </w:pPr>
       <w:r>
-        <w:t xml:space="preserve">55</w:t>
+        <w:t xml:space="preserve">56</w:t>
       </w:r>
     </w:p>
     <w:p>
@@ -49553,7 +50161,7 @@
           <w:rPr>
             <w:rStyle w:val="Hyperlink"/>
           </w:rPr>
-          <w:t xml:space="preserve">Data View Generator Loading</w:t>
+          <w:t xml:space="preserve">VC-025</w:t>
         </w:r>
       </w:hyperlink>
     </w:p>
@@ -49586,7 +50194,7 @@
         <w:pStyle w:val="Definition"/>
       </w:pPr>
       <w:r>
-        <w:t xml:space="preserve">54</w:t>
+        <w:t xml:space="preserve">53</w:t>
       </w:r>
     </w:p>
     <w:p>
@@ -49690,7 +50298,7 @@
           <w:rPr>
             <w:rStyle w:val="Hyperlink"/>
           </w:rPr>
-          <w:t xml:space="preserve">Data View Generator Loading</w:t>
+          <w:t xml:space="preserve">VC-025</w:t>
         </w:r>
       </w:hyperlink>
     </w:p>
@@ -49723,7 +50331,7 @@
         <w:pStyle w:val="Definition"/>
       </w:pPr>
       <w:r>
-        <w:t xml:space="preserve">60</w:t>
+        <w:t xml:space="preserve">61</w:t>
       </w:r>
     </w:p>
     <w:p>
@@ -49827,7 +50435,7 @@
           <w:rPr>
             <w:rStyle w:val="Hyperlink"/>
           </w:rPr>
-          <w:t xml:space="preserve">Data View Generator Loading</w:t>
+          <w:t xml:space="preserve">VC-025</w:t>
         </w:r>
       </w:hyperlink>
     </w:p>
@@ -49860,7 +50468,7 @@
         <w:pStyle w:val="Definition"/>
       </w:pPr>
       <w:r>
-        <w:t xml:space="preserve">93</w:t>
+        <w:t xml:space="preserve">95</w:t>
       </w:r>
     </w:p>
     <w:p>
@@ -49964,7 +50572,7 @@
           <w:rPr>
             <w:rStyle w:val="Hyperlink"/>
           </w:rPr>
-          <w:t xml:space="preserve">Data View Generator Loading</w:t>
+          <w:t xml:space="preserve">VC-025</w:t>
         </w:r>
       </w:hyperlink>
     </w:p>
@@ -50101,7 +50709,7 @@
           <w:rPr>
             <w:rStyle w:val="Hyperlink"/>
           </w:rPr>
-          <w:t xml:space="preserve">Canonical Hook Context</w:t>
+          <w:t xml:space="preserve">VC-EXT-009</w:t>
         </w:r>
       </w:hyperlink>
     </w:p>
@@ -50238,7 +50846,7 @@
           <w:rPr>
             <w:rStyle w:val="Hyperlink"/>
           </w:rPr>
-          <w:t xml:space="preserve">Descriptor and Hook Validation</w:t>
+          <w:t xml:space="preserve">VC-EXT-011</w:t>
         </w:r>
       </w:hyperlink>
     </w:p>
@@ -50271,7 +50879,7 @@
         <w:pStyle w:val="Definition"/>
       </w:pPr>
       <w:r>
-        <w:t xml:space="preserve">40</w:t>
+        <w:t xml:space="preserve">39</w:t>
       </w:r>
     </w:p>
     <w:p>
@@ -50375,7 +50983,7 @@
           <w:rPr>
             <w:rStyle w:val="Hyperlink"/>
           </w:rPr>
-          <w:t xml:space="preserve">Descriptor and Hook Validation</w:t>
+          <w:t xml:space="preserve">VC-EXT-011</w:t>
         </w:r>
       </w:hyperlink>
     </w:p>
@@ -50408,7 +51016,7 @@
         <w:pStyle w:val="Definition"/>
       </w:pPr>
       <w:r>
-        <w:t xml:space="preserve">43</w:t>
+        <w:t xml:space="preserve">40</w:t>
       </w:r>
     </w:p>
     <w:p>
@@ -50512,7 +51120,7 @@
           <w:rPr>
             <w:rStyle w:val="Hyperlink"/>
           </w:rPr>
-          <w:t xml:space="preserve">Descriptor and Hook Validation</w:t>
+          <w:t xml:space="preserve">VC-EXT-011</w:t>
         </w:r>
       </w:hyperlink>
     </w:p>
@@ -50545,7 +51153,7 @@
         <w:pStyle w:val="Definition"/>
       </w:pPr>
       <w:r>
-        <w:t xml:space="preserve">44</w:t>
+        <w:t xml:space="preserve">45</w:t>
       </w:r>
     </w:p>
     <w:p>
@@ -50649,7 +51257,7 @@
           <w:rPr>
             <w:rStyle w:val="Hyperlink"/>
           </w:rPr>
-          <w:t xml:space="preserve">Descriptor and Hook Validation</w:t>
+          <w:t xml:space="preserve">VC-EXT-011</w:t>
         </w:r>
       </w:hyperlink>
     </w:p>
@@ -50682,7 +51290,7 @@
         <w:pStyle w:val="Definition"/>
       </w:pPr>
       <w:r>
-        <w:t xml:space="preserve">44</w:t>
+        <w:t xml:space="preserve">43</w:t>
       </w:r>
     </w:p>
     <w:p>
@@ -50786,7 +51394,7 @@
           <w:rPr>
             <w:rStyle w:val="Hyperlink"/>
           </w:rPr>
-          <w:t xml:space="preserve">Descriptor and Hook Validation</w:t>
+          <w:t xml:space="preserve">VC-EXT-011</w:t>
         </w:r>
       </w:hyperlink>
     </w:p>
@@ -50923,7 +51531,7 @@
           <w:rPr>
             <w:rStyle w:val="Hyperlink"/>
           </w:rPr>
-          <w:t xml:space="preserve">Analyze Query Descriptor</w:t>
+          <w:t xml:space="preserve">VC-EXT-012</w:t>
         </w:r>
       </w:hyperlink>
     </w:p>
@@ -50956,7 +51564,7 @@
         <w:pStyle w:val="Definition"/>
       </w:pPr>
       <w:r>
-        <w:t xml:space="preserve">49</w:t>
+        <w:t xml:space="preserve">47</w:t>
       </w:r>
     </w:p>
     <w:p>
@@ -51060,7 +51668,7 @@
           <w:rPr>
             <w:rStyle w:val="Hyperlink"/>
           </w:rPr>
-          <w:t xml:space="preserve">Float Numbering</w:t>
+          <w:t xml:space="preserve">VC-027</w:t>
         </w:r>
       </w:hyperlink>
     </w:p>
@@ -51093,7 +51701,7 @@
         <w:pStyle w:val="Definition"/>
       </w:pPr>
       <w:r>
-        <w:t xml:space="preserve">97</w:t>
+        <w:t xml:space="preserve">96</w:t>
       </w:r>
     </w:p>
     <w:p>
@@ -51197,7 +51805,7 @@
           <w:rPr>
             <w:rStyle w:val="Hyperlink"/>
           </w:rPr>
-          <w:t xml:space="preserve">Multi-Format Output</w:t>
+          <w:t xml:space="preserve">VC-028</w:t>
         </w:r>
       </w:hyperlink>
     </w:p>
@@ -51230,7 +51838,7 @@
         <w:pStyle w:val="Definition"/>
       </w:pPr>
       <w:r>
-        <w:t xml:space="preserve">43</w:t>
+        <w:t xml:space="preserve">46</w:t>
       </w:r>
     </w:p>
     <w:p>
@@ -51334,7 +51942,7 @@
           <w:rPr>
             <w:rStyle w:val="Hyperlink"/>
           </w:rPr>
-          <w:t xml:space="preserve">Multi-Format Output</w:t>
+          <w:t xml:space="preserve">VC-028</w:t>
         </w:r>
       </w:hyperlink>
     </w:p>
@@ -51367,7 +51975,7 @@
         <w:pStyle w:val="Definition"/>
       </w:pPr>
       <w:r>
-        <w:t xml:space="preserve">204</w:t>
+        <w:t xml:space="preserve">258</w:t>
       </w:r>
     </w:p>
     <w:p>
@@ -51471,7 +52079,7 @@
           <w:rPr>
             <w:rStyle w:val="Hyperlink"/>
           </w:rPr>
-          <w:t xml:space="preserve">DOCX Generation</w:t>
+          <w:t xml:space="preserve">VC-029</w:t>
         </w:r>
       </w:hyperlink>
     </w:p>
@@ -51504,7 +52112,7 @@
         <w:pStyle w:val="Definition"/>
       </w:pPr>
       <w:r>
-        <w:t xml:space="preserve">115</w:t>
+        <w:t xml:space="preserve">152</w:t>
       </w:r>
     </w:p>
     <w:p>
@@ -51608,7 +52216,7 @@
           <w:rPr>
             <w:rStyle w:val="Hyperlink"/>
           </w:rPr>
-          <w:t xml:space="preserve">DOCX Generation</w:t>
+          <w:t xml:space="preserve">VC-029</w:t>
         </w:r>
       </w:hyperlink>
     </w:p>
@@ -51641,7 +52249,7 @@
         <w:pStyle w:val="Definition"/>
       </w:pPr>
       <w:r>
-        <w:t xml:space="preserve">112</w:t>
+        <w:t xml:space="preserve">159</w:t>
       </w:r>
     </w:p>
     <w:p>
@@ -51745,7 +52353,7 @@
           <w:rPr>
             <w:rStyle w:val="Hyperlink"/>
           </w:rPr>
-          <w:t xml:space="preserve">DOCX Generation</w:t>
+          <w:t xml:space="preserve">VC-029</w:t>
         </w:r>
       </w:hyperlink>
     </w:p>
@@ -51755,6 +52363,554 @@
         <w:keepNext/>
         <w:outlineLvl w:val="0"/>
       </w:pPr>
+      <w:bookmarkStart w:name="TR-029-04" w:id="85962"/>
+      <w:r>
+        <w:t xml:space="preserve">TR-029-04: 029 04 Bookmark Resolution</w:t>
+      </w:r>
+      <w:bookmarkEnd w:id="85962"/>
+    </w:p>
+    <w:p>
+      <w:pPr>
+        <w:pStyle w:val="DefinitionTerm"/>
+      </w:pPr>
+      <w:r>
+        <w:rPr>
+          <w:bCs/>
+          <w:b/>
+        </w:rPr>
+        <w:t xml:space="preserve">DURATION MS:</w:t>
+      </w:r>
+    </w:p>
+    <w:p>
+      <w:pPr>
+        <w:pStyle w:val="Definition"/>
+      </w:pPr>
+      <w:r>
+        <w:t xml:space="preserve">182</w:t>
+      </w:r>
+    </w:p>
+    <w:p>
+      <w:pPr>
+        <w:pStyle w:val="DefinitionTerm"/>
+      </w:pPr>
+      <w:r>
+        <w:rPr>
+          <w:bCs/>
+          <w:b/>
+        </w:rPr>
+        <w:t xml:space="preserve">EXECUTED BY:</w:t>
+      </w:r>
+    </w:p>
+    <w:p>
+      <w:pPr>
+        <w:pStyle w:val="Definition"/>
+      </w:pPr>
+      <w:r>
+        <w:t xml:space="preserve">E2E Test Runner</w:t>
+      </w:r>
+    </w:p>
+    <w:p>
+      <w:pPr>
+        <w:pStyle w:val="DefinitionTerm"/>
+      </w:pPr>
+      <w:r>
+        <w:rPr>
+          <w:bCs/>
+          <w:b/>
+        </w:rPr>
+        <w:t xml:space="preserve">EXECUTION DATE:</w:t>
+      </w:r>
+    </w:p>
+    <w:p>
+      <w:pPr>
+        <w:pStyle w:val="Definition"/>
+      </w:pPr>
+      <w:r>
+        <w:t xml:space="preserve">2026-08-17</w:t>
+      </w:r>
+    </w:p>
+    <w:p>
+      <w:pPr>
+        <w:pStyle w:val="DefinitionTerm"/>
+      </w:pPr>
+      <w:r>
+        <w:rPr>
+          <w:bCs/>
+          <w:b/>
+        </w:rPr>
+        <w:t xml:space="preserve">RESULT:</w:t>
+      </w:r>
+    </w:p>
+    <w:p>
+      <w:pPr>
+        <w:pStyle w:val="Definition"/>
+      </w:pPr>
+      <w:r>
+        <w:t xml:space="preserve">Pass</w:t>
+      </w:r>
+    </w:p>
+    <w:p>
+      <w:pPr>
+        <w:pStyle w:val="DefinitionTerm"/>
+      </w:pPr>
+      <w:r>
+        <w:rPr>
+          <w:bCs/>
+          <w:b/>
+        </w:rPr>
+        <w:t xml:space="preserve">TEST FILE:</w:t>
+      </w:r>
+    </w:p>
+    <w:p>
+      <w:pPr>
+        <w:pStyle w:val="Definition"/>
+      </w:pPr>
+      <w:r>
+        <w:t xml:space="preserve">tests/e2e/ooxml/vc_029_04_bookmark_resolution.md</w:t>
+      </w:r>
+    </w:p>
+    <w:p>
+      <w:pPr>
+        <w:pStyle w:val="DefinitionTerm"/>
+      </w:pPr>
+      <w:r>
+        <w:rPr>
+          <w:bCs/>
+          <w:b/>
+        </w:rPr>
+        <w:t xml:space="preserve">TRACEABILITY:</w:t>
+      </w:r>
+    </w:p>
+    <w:p>
+      <w:pPr>
+        <w:pStyle w:val="Definition"/>
+      </w:pPr>
+      <w:hyperlink w:anchor="VC-029">
+        <w:r>
+          <w:rPr>
+            <w:rStyle w:val="Hyperlink"/>
+          </w:rPr>
+          <w:t xml:space="preserve">VC-029</w:t>
+        </w:r>
+      </w:hyperlink>
+    </w:p>
+    <w:p>
+      <w:pPr>
+        <w:pStyle w:val="SpecObjectHeader"/>
+        <w:keepNext/>
+        <w:outlineLvl w:val="0"/>
+      </w:pPr>
+      <w:bookmarkStart w:name="TR-029-05" w:id="85963"/>
+      <w:r>
+        <w:t xml:space="preserve">TR-029-05: 029 05 Libreoffice Roundtrip</w:t>
+      </w:r>
+      <w:bookmarkEnd w:id="85963"/>
+    </w:p>
+    <w:p>
+      <w:pPr>
+        <w:pStyle w:val="DefinitionTerm"/>
+      </w:pPr>
+      <w:r>
+        <w:rPr>
+          <w:bCs/>
+          <w:b/>
+        </w:rPr>
+        <w:t xml:space="preserve">DURATION MS:</w:t>
+      </w:r>
+    </w:p>
+    <w:p>
+      <w:pPr>
+        <w:pStyle w:val="Definition"/>
+      </w:pPr>
+      <w:r>
+        <w:t xml:space="preserve">183</w:t>
+      </w:r>
+    </w:p>
+    <w:p>
+      <w:pPr>
+        <w:pStyle w:val="DefinitionTerm"/>
+      </w:pPr>
+      <w:r>
+        <w:rPr>
+          <w:bCs/>
+          <w:b/>
+        </w:rPr>
+        <w:t xml:space="preserve">EXECUTED BY:</w:t>
+      </w:r>
+    </w:p>
+    <w:p>
+      <w:pPr>
+        <w:pStyle w:val="Definition"/>
+      </w:pPr>
+      <w:r>
+        <w:t xml:space="preserve">E2E Test Runner</w:t>
+      </w:r>
+    </w:p>
+    <w:p>
+      <w:pPr>
+        <w:pStyle w:val="DefinitionTerm"/>
+      </w:pPr>
+      <w:r>
+        <w:rPr>
+          <w:bCs/>
+          <w:b/>
+        </w:rPr>
+        <w:t xml:space="preserve">EXECUTION DATE:</w:t>
+      </w:r>
+    </w:p>
+    <w:p>
+      <w:pPr>
+        <w:pStyle w:val="Definition"/>
+      </w:pPr>
+      <w:r>
+        <w:t xml:space="preserve">2026-08-17</w:t>
+      </w:r>
+    </w:p>
+    <w:p>
+      <w:pPr>
+        <w:pStyle w:val="DefinitionTerm"/>
+      </w:pPr>
+      <w:r>
+        <w:rPr>
+          <w:bCs/>
+          <w:b/>
+        </w:rPr>
+        <w:t xml:space="preserve">RESULT:</w:t>
+      </w:r>
+    </w:p>
+    <w:p>
+      <w:pPr>
+        <w:pStyle w:val="Definition"/>
+      </w:pPr>
+      <w:r>
+        <w:t xml:space="preserve">Pass</w:t>
+      </w:r>
+    </w:p>
+    <w:p>
+      <w:pPr>
+        <w:pStyle w:val="DefinitionTerm"/>
+      </w:pPr>
+      <w:r>
+        <w:rPr>
+          <w:bCs/>
+          <w:b/>
+        </w:rPr>
+        <w:t xml:space="preserve">TEST FILE:</w:t>
+      </w:r>
+    </w:p>
+    <w:p>
+      <w:pPr>
+        <w:pStyle w:val="Definition"/>
+      </w:pPr>
+      <w:r>
+        <w:t xml:space="preserve">tests/e2e/ooxml/vc_029_05_libreoffice_roundtrip.md</w:t>
+      </w:r>
+    </w:p>
+    <w:p>
+      <w:pPr>
+        <w:pStyle w:val="DefinitionTerm"/>
+      </w:pPr>
+      <w:r>
+        <w:rPr>
+          <w:bCs/>
+          <w:b/>
+        </w:rPr>
+        <w:t xml:space="preserve">TRACEABILITY:</w:t>
+      </w:r>
+    </w:p>
+    <w:p>
+      <w:pPr>
+        <w:pStyle w:val="Definition"/>
+      </w:pPr>
+      <w:hyperlink w:anchor="VC-029">
+        <w:r>
+          <w:rPr>
+            <w:rStyle w:val="Hyperlink"/>
+          </w:rPr>
+          <w:t xml:space="preserve">VC-029</w:t>
+        </w:r>
+      </w:hyperlink>
+    </w:p>
+    <w:p>
+      <w:pPr>
+        <w:pStyle w:val="SpecObjectHeader"/>
+        <w:keepNext/>
+        <w:outlineLvl w:val="0"/>
+      </w:pPr>
+      <w:bookmarkStart w:name="TR-029-06" w:id="85964"/>
+      <w:r>
+        <w:t xml:space="preserve">TR-029-06: 029 06 Reference Cache Chain</w:t>
+      </w:r>
+      <w:bookmarkEnd w:id="85964"/>
+    </w:p>
+    <w:p>
+      <w:pPr>
+        <w:pStyle w:val="DefinitionTerm"/>
+      </w:pPr>
+      <w:r>
+        <w:rPr>
+          <w:bCs/>
+          <w:b/>
+        </w:rPr>
+        <w:t xml:space="preserve">DURATION MS:</w:t>
+      </w:r>
+    </w:p>
+    <w:p>
+      <w:pPr>
+        <w:pStyle w:val="Definition"/>
+      </w:pPr>
+      <w:r>
+        <w:t xml:space="preserve">32</w:t>
+      </w:r>
+    </w:p>
+    <w:p>
+      <w:pPr>
+        <w:pStyle w:val="DefinitionTerm"/>
+      </w:pPr>
+      <w:r>
+        <w:rPr>
+          <w:bCs/>
+          <w:b/>
+        </w:rPr>
+        <w:t xml:space="preserve">EXECUTED BY:</w:t>
+      </w:r>
+    </w:p>
+    <w:p>
+      <w:pPr>
+        <w:pStyle w:val="Definition"/>
+      </w:pPr>
+      <w:r>
+        <w:t xml:space="preserve">E2E Test Runner</w:t>
+      </w:r>
+    </w:p>
+    <w:p>
+      <w:pPr>
+        <w:pStyle w:val="DefinitionTerm"/>
+      </w:pPr>
+      <w:r>
+        <w:rPr>
+          <w:bCs/>
+          <w:b/>
+        </w:rPr>
+        <w:t xml:space="preserve">EXECUTION DATE:</w:t>
+      </w:r>
+    </w:p>
+    <w:p>
+      <w:pPr>
+        <w:pStyle w:val="Definition"/>
+      </w:pPr>
+      <w:r>
+        <w:t xml:space="preserve">2026-08-17</w:t>
+      </w:r>
+    </w:p>
+    <w:p>
+      <w:pPr>
+        <w:pStyle w:val="DefinitionTerm"/>
+      </w:pPr>
+      <w:r>
+        <w:rPr>
+          <w:bCs/>
+          <w:b/>
+        </w:rPr>
+        <w:t xml:space="preserve">RESULT:</w:t>
+      </w:r>
+    </w:p>
+    <w:p>
+      <w:pPr>
+        <w:pStyle w:val="Definition"/>
+      </w:pPr>
+      <w:r>
+        <w:t xml:space="preserve">Pass</w:t>
+      </w:r>
+    </w:p>
+    <w:p>
+      <w:pPr>
+        <w:pStyle w:val="DefinitionTerm"/>
+      </w:pPr>
+      <w:r>
+        <w:rPr>
+          <w:bCs/>
+          <w:b/>
+        </w:rPr>
+        <w:t xml:space="preserve">TEST FILE:</w:t>
+      </w:r>
+    </w:p>
+    <w:p>
+      <w:pPr>
+        <w:pStyle w:val="Definition"/>
+      </w:pPr>
+      <w:r>
+        <w:t xml:space="preserve">tests/e2e/preset/vc_029_06_reference_cache_chain.md</w:t>
+      </w:r>
+    </w:p>
+    <w:p>
+      <w:pPr>
+        <w:pStyle w:val="DefinitionTerm"/>
+      </w:pPr>
+      <w:r>
+        <w:rPr>
+          <w:bCs/>
+          <w:b/>
+        </w:rPr>
+        <w:t xml:space="preserve">TRACEABILITY:</w:t>
+      </w:r>
+    </w:p>
+    <w:p>
+      <w:pPr>
+        <w:pStyle w:val="Definition"/>
+      </w:pPr>
+      <w:hyperlink w:anchor="VC-029">
+        <w:r>
+          <w:rPr>
+            <w:rStyle w:val="Hyperlink"/>
+          </w:rPr>
+          <w:t xml:space="preserve">VC-029</w:t>
+        </w:r>
+      </w:hyperlink>
+    </w:p>
+    <w:p>
+      <w:pPr>
+        <w:pStyle w:val="SpecObjectHeader"/>
+        <w:keepNext/>
+        <w:outlineLvl w:val="0"/>
+      </w:pPr>
+      <w:bookmarkStart w:name="TR-029-07" w:id="85965"/>
+      <w:r>
+        <w:t xml:space="preserve">TR-029-07: 029 07 Reference Table Header</w:t>
+      </w:r>
+      <w:bookmarkEnd w:id="85965"/>
+    </w:p>
+    <w:p>
+      <w:pPr>
+        <w:pStyle w:val="DefinitionTerm"/>
+      </w:pPr>
+      <w:r>
+        <w:rPr>
+          <w:bCs/>
+          <w:b/>
+        </w:rPr>
+        <w:t xml:space="preserve">DURATION MS:</w:t>
+      </w:r>
+    </w:p>
+    <w:p>
+      <w:pPr>
+        <w:pStyle w:val="Definition"/>
+      </w:pPr>
+      <w:r>
+        <w:t xml:space="preserve">119</w:t>
+      </w:r>
+    </w:p>
+    <w:p>
+      <w:pPr>
+        <w:pStyle w:val="DefinitionTerm"/>
+      </w:pPr>
+      <w:r>
+        <w:rPr>
+          <w:bCs/>
+          <w:b/>
+        </w:rPr>
+        <w:t xml:space="preserve">EXECUTED BY:</w:t>
+      </w:r>
+    </w:p>
+    <w:p>
+      <w:pPr>
+        <w:pStyle w:val="Definition"/>
+      </w:pPr>
+      <w:r>
+        <w:t xml:space="preserve">E2E Test Runner</w:t>
+      </w:r>
+    </w:p>
+    <w:p>
+      <w:pPr>
+        <w:pStyle w:val="DefinitionTerm"/>
+      </w:pPr>
+      <w:r>
+        <w:rPr>
+          <w:bCs/>
+          <w:b/>
+        </w:rPr>
+        <w:t xml:space="preserve">EXECUTION DATE:</w:t>
+      </w:r>
+    </w:p>
+    <w:p>
+      <w:pPr>
+        <w:pStyle w:val="Definition"/>
+      </w:pPr>
+      <w:r>
+        <w:t xml:space="preserve">2026-08-17</w:t>
+      </w:r>
+    </w:p>
+    <w:p>
+      <w:pPr>
+        <w:pStyle w:val="DefinitionTerm"/>
+      </w:pPr>
+      <w:r>
+        <w:rPr>
+          <w:bCs/>
+          <w:b/>
+        </w:rPr>
+        <w:t xml:space="preserve">RESULT:</w:t>
+      </w:r>
+    </w:p>
+    <w:p>
+      <w:pPr>
+        <w:pStyle w:val="Definition"/>
+      </w:pPr>
+      <w:r>
+        <w:t xml:space="preserve">Pass</w:t>
+      </w:r>
+    </w:p>
+    <w:p>
+      <w:pPr>
+        <w:pStyle w:val="DefinitionTerm"/>
+      </w:pPr>
+      <w:r>
+        <w:rPr>
+          <w:bCs/>
+          <w:b/>
+        </w:rPr>
+        <w:t xml:space="preserve">TEST FILE:</w:t>
+      </w:r>
+    </w:p>
+    <w:p>
+      <w:pPr>
+        <w:pStyle w:val="Definition"/>
+      </w:pPr>
+      <w:r>
+        <w:t xml:space="preserve">tests/e2e/ooxml/vc_029_07_reference_table_header.md</w:t>
+      </w:r>
+    </w:p>
+    <w:p>
+      <w:pPr>
+        <w:pStyle w:val="DefinitionTerm"/>
+      </w:pPr>
+      <w:r>
+        <w:rPr>
+          <w:bCs/>
+          <w:b/>
+        </w:rPr>
+        <w:t xml:space="preserve">TRACEABILITY:</w:t>
+      </w:r>
+    </w:p>
+    <w:p>
+      <w:pPr>
+        <w:pStyle w:val="Definition"/>
+      </w:pPr>
+      <w:hyperlink w:anchor="VC-029">
+        <w:r>
+          <w:rPr>
+            <w:rStyle w:val="Hyperlink"/>
+          </w:rPr>
+          <w:t xml:space="preserve">VC-029</w:t>
+        </w:r>
+      </w:hyperlink>
+    </w:p>
+    <w:p>
+      <w:pPr>
+        <w:pStyle w:val="SpecObjectHeader"/>
+        <w:keepNext/>
+        <w:outlineLvl w:val="0"/>
+      </w:pPr>
       <w:bookmarkStart w:name="TR-030-01" w:id="41361"/>
       <w:r>
         <w:t xml:space="preserve">TR-030-01: 030 01 Html Options</w:t>
@@ -51778,7 +52934,7 @@
         <w:pStyle w:val="Definition"/>
       </w:pPr>
       <w:r>
-        <w:t xml:space="preserve">32</w:t>
+        <w:t xml:space="preserve">33</w:t>
       </w:r>
     </w:p>
     <w:p>
@@ -51882,7 +53038,7 @@
           <w:rPr>
             <w:rStyle w:val="Hyperlink"/>
           </w:rPr>
-          <w:t xml:space="preserve">HTML5 Generation</w:t>
+          <w:t xml:space="preserve">VC-030</w:t>
         </w:r>
       </w:hyperlink>
     </w:p>
@@ -51915,7 +53071,7 @@
         <w:pStyle w:val="Definition"/>
       </w:pPr>
       <w:r>
-        <w:t xml:space="preserve">77</w:t>
+        <w:t xml:space="preserve">79</w:t>
       </w:r>
     </w:p>
     <w:p>
@@ -52019,7 +53175,7 @@
           <w:rPr>
             <w:rStyle w:val="Hyperlink"/>
           </w:rPr>
-          <w:t xml:space="preserve">HTML5 Generation</w:t>
+          <w:t xml:space="preserve">VC-030</w:t>
         </w:r>
       </w:hyperlink>
     </w:p>
@@ -52052,7 +53208,7 @@
         <w:pStyle w:val="Definition"/>
       </w:pPr>
       <w:r>
-        <w:t xml:space="preserve">47</w:t>
+        <w:t xml:space="preserve">46</w:t>
       </w:r>
     </w:p>
     <w:p>
@@ -52156,7 +53312,7 @@
           <w:rPr>
             <w:rStyle w:val="Hyperlink"/>
           </w:rPr>
-          <w:t xml:space="preserve">HTML5 Generation</w:t>
+          <w:t xml:space="preserve">VC-030</w:t>
         </w:r>
       </w:hyperlink>
     </w:p>
@@ -52189,7 +53345,7 @@
         <w:pStyle w:val="Definition"/>
       </w:pPr>
       <w:r>
-        <w:t xml:space="preserve">38</w:t>
+        <w:t xml:space="preserve">39</w:t>
       </w:r>
     </w:p>
     <w:p>
@@ -52293,7 +53449,7 @@
           <w:rPr>
             <w:rStyle w:val="Hyperlink"/>
           </w:rPr>
-          <w:t xml:space="preserve">Document Assembly</w:t>
+          <w:t xml:space="preserve">VC-031</w:t>
         </w:r>
       </w:hyperlink>
     </w:p>
@@ -52326,7 +53482,7 @@
         <w:pStyle w:val="Definition"/>
       </w:pPr>
       <w:r>
-        <w:t xml:space="preserve">71</w:t>
+        <w:t xml:space="preserve">68</w:t>
       </w:r>
     </w:p>
     <w:p>
@@ -52430,7 +53586,7 @@
           <w:rPr>
             <w:rStyle w:val="Hyperlink"/>
           </w:rPr>
-          <w:t xml:space="preserve">Float Resolution</w:t>
+          <w:t xml:space="preserve">VC-032</w:t>
         </w:r>
       </w:hyperlink>
     </w:p>
@@ -52463,7 +53619,7 @@
         <w:pStyle w:val="Definition"/>
       </w:pPr>
       <w:r>
-        <w:t xml:space="preserve">85</w:t>
+        <w:t xml:space="preserve">84</w:t>
       </w:r>
     </w:p>
     <w:p>
@@ -52567,7 +53723,7 @@
           <w:rPr>
             <w:rStyle w:val="Hyperlink"/>
           </w:rPr>
-          <w:t xml:space="preserve">Document Assembly</w:t>
+          <w:t xml:space="preserve">VC-OUT-001</w:t>
         </w:r>
       </w:hyperlink>
     </w:p>
@@ -52600,7 +53756,7 @@
         <w:pStyle w:val="Definition"/>
       </w:pPr>
       <w:r>
-        <w:t xml:space="preserve">40</w:t>
+        <w:t xml:space="preserve">42</w:t>
       </w:r>
     </w:p>
     <w:p>
@@ -52704,7 +53860,7 @@
           <w:rPr>
             <w:rStyle w:val="Hyperlink"/>
           </w:rPr>
-          <w:t xml:space="preserve">Render Decoration</w:t>
+          <w:t xml:space="preserve">VC-OUT-004</w:t>
         </w:r>
       </w:hyperlink>
     </w:p>
@@ -52841,7 +53997,7 @@
           <w:rPr>
             <w:rStyle w:val="Hyperlink"/>
           </w:rPr>
-          <w:t xml:space="preserve">Spec Object Render Handler</w:t>
+          <w:t xml:space="preserve">VC-OUT-005</w:t>
         </w:r>
       </w:hyperlink>
     </w:p>
@@ -52874,7 +54030,7 @@
         <w:pStyle w:val="Definition"/>
       </w:pPr>
       <w:r>
-        <w:t xml:space="preserve">111</w:t>
+        <w:t xml:space="preserve">157</w:t>
       </w:r>
     </w:p>
     <w:p>
@@ -52978,7 +54134,7 @@
           <w:rPr>
             <w:rStyle w:val="Hyperlink"/>
           </w:rPr>
-          <w:t xml:space="preserve">Heading Hierarchy Well-formedness</w:t>
+          <w:t xml:space="preserve">VC-OUT-008</w:t>
         </w:r>
       </w:hyperlink>
     </w:p>
@@ -53011,7 +54167,7 @@
         <w:pStyle w:val="Definition"/>
       </w:pPr>
       <w:r>
-        <w:t xml:space="preserve">152</w:t>
+        <w:t xml:space="preserve">192</w:t>
       </w:r>
     </w:p>
     <w:p>
@@ -53115,7 +54271,7 @@
           <w:rPr>
             <w:rStyle w:val="Hyperlink"/>
           </w:rPr>
-          <w:t xml:space="preserve">Heading Hierarchy Well-formedness</w:t>
+          <w:t xml:space="preserve">VC-OUT-008</w:t>
         </w:r>
       </w:hyperlink>
     </w:p>
@@ -53148,7 +54304,7 @@
         <w:pStyle w:val="Definition"/>
       </w:pPr>
       <w:r>
-        <w:t xml:space="preserve">96</w:t>
+        <w:t xml:space="preserve">129</w:t>
       </w:r>
     </w:p>
     <w:p>
@@ -53252,7 +54408,7 @@
           <w:rPr>
             <w:rStyle w:val="Hyperlink"/>
           </w:rPr>
-          <w:t xml:space="preserve">Section Scope Termination</w:t>
+          <w:t xml:space="preserve">VC-OUT-009</w:t>
         </w:r>
       </w:hyperlink>
     </w:p>
@@ -53285,7 +54441,7 @@
         <w:pStyle w:val="Definition"/>
       </w:pPr>
       <w:r>
-        <w:t xml:space="preserve">133</w:t>
+        <w:t xml:space="preserve">167</w:t>
       </w:r>
     </w:p>
     <w:p>
@@ -53389,7 +54545,7 @@
           <w:rPr>
             <w:rStyle w:val="Hyperlink"/>
           </w:rPr>
-          <w:t xml:space="preserve">Cross-Format Heading Consistency</w:t>
+          <w:t xml:space="preserve">VC-OUT-010</w:t>
         </w:r>
       </w:hyperlink>
     </w:p>
@@ -53422,7 +54578,7 @@
         <w:pStyle w:val="Definition"/>
       </w:pPr>
       <w:r>
-        <w:t xml:space="preserve">142</w:t>
+        <w:t xml:space="preserve">184</w:t>
       </w:r>
     </w:p>
     <w:p>
@@ -53526,7 +54682,7 @@
           <w:rPr>
             <w:rStyle w:val="Hyperlink"/>
           </w:rPr>
-          <w:t xml:space="preserve">Include Heading Level Shift</w:t>
+          <w:t xml:space="preserve">VC-OUT-011</w:t>
         </w:r>
       </w:hyperlink>
     </w:p>
@@ -53559,7 +54715,7 @@
         <w:pStyle w:val="Definition"/>
       </w:pPr>
       <w:r>
-        <w:t xml:space="preserve">218</w:t>
+        <w:t xml:space="preserve">267</w:t>
       </w:r>
     </w:p>
     <w:p>
@@ -53663,7 +54819,7 @@
           <w:rPr>
             <w:rStyle w:val="Hyperlink"/>
           </w:rPr>
-          <w:t xml:space="preserve">Include Heading Level Shift</w:t>
+          <w:t xml:space="preserve">VC-OUT-011</w:t>
         </w:r>
       </w:hyperlink>
     </w:p>
@@ -53696,7 +54852,7 @@
         <w:pStyle w:val="Definition"/>
       </w:pPr>
       <w:r>
-        <w:t xml:space="preserve">241</w:t>
+        <w:t xml:space="preserve">340</w:t>
       </w:r>
     </w:p>
     <w:p>
@@ -53800,7 +54956,7 @@
           <w:rPr>
             <w:rStyle w:val="Hyperlink"/>
           </w:rPr>
-          <w:t xml:space="preserve">Include Heading Level Shift</w:t>
+          <w:t xml:space="preserve">VC-OUT-011</w:t>
         </w:r>
       </w:hyperlink>
     </w:p>
@@ -53937,7 +55093,7 @@
           <w:rPr>
             <w:rStyle w:val="Hyperlink"/>
           </w:rPr>
-          <w:t xml:space="preserve">UTF-8 Label Slugification</w:t>
+          <w:t xml:space="preserve">VC-INT-016</w:t>
         </w:r>
       </w:hyperlink>
     </w:p>
@@ -53970,7 +55126,7 @@
         <w:pStyle w:val="Definition"/>
       </w:pPr>
       <w:r>
-        <w:t xml:space="preserve">37</w:t>
+        <w:t xml:space="preserve">34</w:t>
       </w:r>
     </w:p>
     <w:p>
@@ -54074,7 +55230,7 @@
           <w:rPr>
             <w:rStyle w:val="Hyperlink"/>
           </w:rPr>
-          <w:t xml:space="preserve">Manifest-Only Configuration</w:t>
+          <w:t xml:space="preserve">VC-CFG-001</w:t>
         </w:r>
       </w:hyperlink>
     </w:p>
@@ -55366,18 +56522,18 @@
     <w:basedOn w:val="VerbatimChar"/>
     <w:rPr/>
   </w:style>
-  <w:style w:customStyle="1" w:styleId="SpecObjectHeader" w:type="paragraph">
+  <w:style w:styleId="SpecObjectHeader" w:type="paragraph" w:customStyle="1">
     <w:name w:val="Spec Object Header"/>
     <w:basedOn w:val="Normal"/>
     <w:next w:val="FirstParagraph"/>
     <w:qFormat/>
     <w:pPr>
       <w:keepNext/>
-      <w:spacing w:before="280" w:after="120" w:line="276" w:lineRule="auto"/>
+      <w:spacing w:before="280" w:lineRule="auto" w:line="276" w:after="120"/>
       <w:outlineLvl w:val="0"/>
     </w:pPr>
     <w:rPr>
-      <w:rFonts w:ascii="Calibri Light" w:hAnsi="Calibri Light" w:cs="Calibri Light"/>
+      <w:rFonts w:hAnsi="Calibri Light" w:cs="Calibri Light" w:ascii="Calibri Light"/>
       <w:b/>
       <w:bCs/>
       <w:color w:val="0F4C64"/>

--- a/engineering/downloads/svc.docx
+++ b/engineering/downloads/svc.docx
@@ -21176,7 +21176,7 @@
         <w:keepNext/>
         <w:outlineLvl w:val="0"/>
       </w:pPr>
-      <w:bookmarkStart w:name="VC-001" w:id="71154"/>
+      <w:bookmarkStart w:id="71154" w:name="VC-001"/>
       <w:r>
         <w:t xml:space="preserve">VC-001: Five-Phase Lifecycle</w:t>
       </w:r>
@@ -21618,7 +21618,7 @@
         <w:keepNext/>
         <w:outlineLvl w:val="0"/>
       </w:pPr>
-      <w:bookmarkStart w:name="VC-002" w:id="71155"/>
+      <w:bookmarkStart w:id="71155" w:name="VC-002"/>
       <w:r>
         <w:t xml:space="preserve">VC-002: Handler Registration</w:t>
       </w:r>
@@ -22088,7 +22088,7 @@
         <w:keepNext/>
         <w:outlineLvl w:val="0"/>
       </w:pPr>
-      <w:bookmarkStart w:name="VC-003" w:id="71156"/>
+      <w:bookmarkStart w:id="71156" w:name="VC-003"/>
       <w:r>
         <w:t xml:space="preserve">VC-003: Topological Ordering</w:t>
       </w:r>
@@ -22458,7 +22458,7 @@
         <w:keepNext/>
         <w:outlineLvl w:val="0"/>
       </w:pPr>
-      <w:bookmarkStart w:name="VC-004" w:id="71157"/>
+      <w:bookmarkStart w:id="71157" w:name="VC-004"/>
       <w:r>
         <w:t xml:space="preserve">VC-004: Phase Abort on Errors</w:t>
       </w:r>
@@ -22697,7 +22697,7 @@
         <w:keepNext/>
         <w:outlineLvl w:val="0"/>
       </w:pPr>
-      <w:bookmarkStart w:name="VC-005" w:id="71158"/>
+      <w:bookmarkStart w:id="71158" w:name="VC-005"/>
       <w:r>
         <w:t xml:space="preserve">VC-005: Batch Dispatch Across All Phases</w:t>
       </w:r>
@@ -23056,7 +23056,7 @@
         <w:keepNext/>
         <w:outlineLvl w:val="0"/>
       </w:pPr>
-      <w:bookmarkStart w:name="VC-006" w:id="71159"/>
+      <w:bookmarkStart w:id="71159" w:name="VC-006"/>
       <w:r>
         <w:t xml:space="preserve">VC-006: Context Propagation</w:t>
       </w:r>
@@ -23348,7 +23348,7 @@
         <w:keepNext/>
         <w:outlineLvl w:val="0"/>
       </w:pPr>
-      <w:bookmarkStart w:name="VC-PIPE-007" w:id="39577"/>
+      <w:bookmarkStart w:id="39577" w:name="VC-PIPE-007"/>
       <w:r>
         <w:t xml:space="preserve">VC-PIPE-007: Sourcepos Normalization</w:t>
       </w:r>
@@ -23715,7 +23715,7 @@
         <w:keepNext/>
         <w:outlineLvl w:val="0"/>
       </w:pPr>
-      <w:bookmarkStart w:name="VC-PIPE-008" w:id="39578"/>
+      <w:bookmarkStart w:id="39578" w:name="VC-PIPE-008"/>
       <w:r>
         <w:t xml:space="preserve">VC-PIPE-008: CommonSpec Input Parsing</w:t>
       </w:r>
@@ -24260,7 +24260,7 @@
         <w:keepNext/>
         <w:outlineLvl w:val="0"/>
       </w:pPr>
-      <w:bookmarkStart w:name="VC-PIPE-009" w:id="39579"/>
+      <w:bookmarkStart w:id="39579" w:name="VC-PIPE-009"/>
       <w:r>
         <w:t xml:space="preserve">VC-PIPE-009: Include File Expansion</w:t>
       </w:r>
@@ -24567,7 +24567,7 @@
         <w:keepNext/>
         <w:outlineLvl w:val="0"/>
       </w:pPr>
-      <w:bookmarkStart w:name="VC-PIPE-010" w:id="39601"/>
+      <w:bookmarkStart w:id="39601" w:name="VC-PIPE-010"/>
       <w:r>
         <w:t xml:space="preserve">VC-PIPE-010: PID Auto-Generation</w:t>
       </w:r>
@@ -25019,7 +25019,7 @@
         <w:keepNext/>
         <w:outlineLvl w:val="0"/>
       </w:pPr>
-      <w:bookmarkStart w:name="VC-PIPE-011" w:id="39602"/>
+      <w:bookmarkStart w:id="39602" w:name="VC-PIPE-011"/>
       <w:r>
         <w:t xml:space="preserve">VC-PIPE-011: Relation Type Inference</w:t>
       </w:r>
@@ -25426,7 +25426,7 @@
         <w:keepNext/>
         <w:outlineLvl w:val="0"/>
       </w:pPr>
-      <w:bookmarkStart w:name="VC-PIPE-012" w:id="39603"/>
+      <w:bookmarkStart w:id="39603" w:name="VC-PIPE-012"/>
       <w:r>
         <w:t xml:space="preserve">VC-PIPE-012: Prerequisite-Not-Found Diagnostic</w:t>
       </w:r>
@@ -25712,7 +25712,7 @@
         <w:keepNext/>
         <w:outlineLvl w:val="0"/>
       </w:pPr>
-      <w:bookmarkStart w:name="VC-PIPE-013" w:id="39604"/>
+      <w:bookmarkStart w:id="39604" w:name="VC-PIPE-013"/>
       <w:r>
         <w:t xml:space="preserve">VC-PIPE-013: Incremental Stale Relation Rebind</w:t>
       </w:r>
@@ -26033,7 +26033,7 @@
         <w:keepNext/>
         <w:outlineLvl w:val="0"/>
       </w:pPr>
-      <w:bookmarkStart w:name="VC-PIPE-014" w:id="39605"/>
+      <w:bookmarkStart w:id="39605" w:name="VC-PIPE-014"/>
       <w:r>
         <w:t xml:space="preserve">VC-PIPE-014: Incremental Cross-Document View Freshness</w:t>
       </w:r>
@@ -26323,7 +26323,7 @@
         <w:keepNext/>
         <w:outlineLvl w:val="0"/>
       </w:pPr>
-      <w:bookmarkStart w:name="VC-007" w:id="71160"/>
+      <w:bookmarkStart w:id="71160" w:name="VC-007"/>
       <w:r>
         <w:t xml:space="preserve">VC-007: SQLite Persistence</w:t>
       </w:r>
@@ -26579,7 +26579,7 @@
         <w:keepNext/>
         <w:outlineLvl w:val="0"/>
       </w:pPr>
-      <w:bookmarkStart w:name="VC-008" w:id="71161"/>
+      <w:bookmarkStart w:id="71161" w:name="VC-008"/>
       <w:r>
         <w:t xml:space="preserve">VC-008: EAV Attribute Model</w:t>
       </w:r>
@@ -26988,7 +26988,7 @@
         <w:keepNext/>
         <w:outlineLvl w:val="0"/>
       </w:pPr>
-      <w:bookmarkStart w:name="VC-009" w:id="71162"/>
+      <w:bookmarkStart w:id="71162" w:name="VC-009"/>
       <w:r>
         <w:t xml:space="preserve">VC-009: Build Cache</w:t>
       </w:r>
@@ -27244,7 +27244,7 @@
         <w:keepNext/>
         <w:outlineLvl w:val="0"/>
       </w:pPr>
-      <w:bookmarkStart w:name="VC-010" w:id="71184"/>
+      <w:bookmarkStart w:id="71184" w:name="VC-010"/>
       <w:r>
         <w:t xml:space="preserve">VC-010: Output Cache</w:t>
       </w:r>
@@ -27500,7 +27500,7 @@
         <w:keepNext/>
         <w:outlineLvl w:val="0"/>
       </w:pPr>
-      <w:bookmarkStart w:name="VC-011" w:id="71185"/>
+      <w:bookmarkStart w:id="71185" w:name="VC-011"/>
       <w:r>
         <w:t xml:space="preserve">VC-011: Incremental Rebuild</w:t>
       </w:r>
@@ -27751,7 +27751,7 @@
         <w:keepNext/>
         <w:outlineLvl w:val="0"/>
       </w:pPr>
-      <w:bookmarkStart w:name="VC-033" w:id="71249"/>
+      <w:bookmarkStart w:id="71249" w:name="VC-033"/>
       <w:r>
         <w:t xml:space="preserve">VC-033: EAV Pivot Views</w:t>
       </w:r>
@@ -28101,7 +28101,7 @@
         <w:keepNext/>
         <w:outlineLvl w:val="0"/>
       </w:pPr>
-      <w:bookmarkStart w:name="VC-012" w:id="71186"/>
+      <w:bookmarkStart w:id="71186" w:name="VC-012"/>
       <w:r>
         <w:t xml:space="preserve">VC-012: Specifications Container</w:t>
       </w:r>
@@ -28352,7 +28352,7 @@
         <w:keepNext/>
         <w:outlineLvl w:val="0"/>
       </w:pPr>
-      <w:bookmarkStart w:name="VC-013" w:id="71187"/>
+      <w:bookmarkStart w:id="71187" w:name="VC-013"/>
       <w:r>
         <w:t xml:space="preserve">VC-013: Spec Objects Container</w:t>
       </w:r>
@@ -28632,7 +28632,7 @@
         <w:keepNext/>
         <w:outlineLvl w:val="0"/>
       </w:pPr>
-      <w:bookmarkStart w:name="VC-014" w:id="71188"/>
+      <w:bookmarkStart w:id="71188" w:name="VC-014"/>
       <w:r>
         <w:t xml:space="preserve">VC-014: Spec Floats Container</w:t>
       </w:r>
@@ -28915,7 +28915,7 @@
         <w:keepNext/>
         <w:outlineLvl w:val="0"/>
       </w:pPr>
-      <w:bookmarkStart w:name="VC-015" w:id="71189"/>
+      <w:bookmarkStart w:id="71189" w:name="VC-015"/>
       <w:r>
         <w:t xml:space="preserve">VC-015: Spec Relations Container</w:t>
       </w:r>
@@ -29250,7 +29250,7 @@
         <w:keepNext/>
         <w:outlineLvl w:val="0"/>
       </w:pPr>
-      <w:bookmarkStart w:name="VC-016" w:id="71190"/>
+      <w:bookmarkStart w:id="71190" w:name="VC-016"/>
       <w:r>
         <w:t xml:space="preserve">VC-016: Spec Views Container</w:t>
       </w:r>
@@ -29591,7 +29591,7 @@
         <w:keepNext/>
         <w:outlineLvl w:val="0"/>
       </w:pPr>
-      <w:bookmarkStart w:name="VC-017" w:id="71191"/>
+      <w:bookmarkStart w:id="71191" w:name="VC-017"/>
       <w:r>
         <w:t xml:space="preserve">VC-017: Spec Attributes Container</w:t>
       </w:r>
@@ -29842,7 +29842,7 @@
         <w:keepNext/>
         <w:outlineLvl w:val="0"/>
       </w:pPr>
-      <w:bookmarkStart w:name="VC-018" w:id="71192"/>
+      <w:bookmarkStart w:id="71192" w:name="VC-018"/>
       <w:r>
         <w:t xml:space="preserve">VC-018: Type Validation</w:t>
       </w:r>
@@ -30276,7 +30276,7 @@
         <w:keepNext/>
         <w:outlineLvl w:val="0"/>
       </w:pPr>
-      <w:bookmarkStart w:name="VC-INT-016" w:id="67800"/>
+      <w:bookmarkStart w:id="67800" w:name="VC-INT-016"/>
       <w:r>
         <w:t xml:space="preserve">VC-INT-016: UTF-8 Label Slugification</w:t>
       </w:r>
@@ -30584,7 +30584,7 @@
         <w:keepNext/>
         <w:outlineLvl w:val="0"/>
       </w:pPr>
-      <w:bookmarkStart w:name="VC-019" w:id="71193"/>
+      <w:bookmarkStart w:id="71193" w:name="VC-019"/>
       <w:r>
         <w:t xml:space="preserve">VC-019: Model Type Loading</w:t>
       </w:r>
@@ -30811,7 +30811,7 @@
         <w:keepNext/>
         <w:outlineLvl w:val="0"/>
       </w:pPr>
-      <w:bookmarkStart w:name="VC-020" w:id="71215"/>
+      <w:bookmarkStart w:id="71215" w:name="VC-020"/>
       <w:r>
         <w:t xml:space="preserve">VC-020: Model Directory Structure</w:t>
       </w:r>
@@ -31062,7 +31062,7 @@
         <w:keepNext/>
         <w:outlineLvl w:val="0"/>
       </w:pPr>
-      <w:bookmarkStart w:name="VC-021" w:id="71216"/>
+      <w:bookmarkStart w:id="71216" w:name="VC-021"/>
       <w:r>
         <w:t xml:space="preserve">VC-021: Descriptor Registration</w:t>
       </w:r>
@@ -31325,7 +31325,7 @@
         <w:keepNext/>
         <w:outlineLvl w:val="0"/>
       </w:pPr>
-      <w:bookmarkStart w:name="VC-022" w:id="71217"/>
+      <w:bookmarkStart w:id="71217" w:name="VC-022"/>
       <w:r>
         <w:t xml:space="preserve">VC-022: Type Definition Schema</w:t>
       </w:r>
@@ -31562,7 +31562,7 @@
         <w:keepNext/>
         <w:outlineLvl w:val="0"/>
       </w:pPr>
-      <w:bookmarkStart w:name="VC-023" w:id="71218"/>
+      <w:bookmarkStart w:id="71218" w:name="VC-023"/>
       <w:r>
         <w:t xml:space="preserve">VC-023: Model Path Resolution</w:t>
       </w:r>
@@ -31801,7 +31801,7 @@
         <w:keepNext/>
         <w:outlineLvl w:val="0"/>
       </w:pPr>
-      <w:bookmarkStart w:name="VC-024" w:id="71219"/>
+      <w:bookmarkStart w:id="71219" w:name="VC-024"/>
       <w:r>
         <w:t xml:space="preserve">VC-024: External Renderer Registration</w:t>
       </w:r>
@@ -32195,7 +32195,7 @@
         <w:keepNext/>
         <w:outlineLvl w:val="0"/>
       </w:pPr>
-      <w:bookmarkStart w:name="VC-025" w:id="71220"/>
+      <w:bookmarkStart w:id="71220" w:name="VC-025"/>
       <w:r>
         <w:t xml:space="preserve">VC-025: Data View Generator Loading</w:t>
       </w:r>
@@ -32530,7 +32530,7 @@
         <w:keepNext/>
         <w:outlineLvl w:val="0"/>
       </w:pPr>
-      <w:bookmarkStart w:name="VC-026" w:id="71221"/>
+      <w:bookmarkStart w:id="71221" w:name="VC-026"/>
       <w:r>
         <w:t xml:space="preserve">VC-026: Hook Index</w:t>
       </w:r>
@@ -32797,7 +32797,7 @@
         <w:keepNext/>
         <w:outlineLvl w:val="0"/>
       </w:pPr>
-      <w:bookmarkStart w:name="VC-EXT-009" w:id="44558"/>
+      <w:bookmarkStart w:id="44558" w:name="VC-EXT-009"/>
       <w:r>
         <w:t xml:space="preserve">VC-EXT-009: Canonical Hook Context</w:t>
       </w:r>
@@ -33014,7 +33014,7 @@
         <w:keepNext/>
         <w:outlineLvl w:val="0"/>
       </w:pPr>
-      <w:bookmarkStart w:name="VC-EXT-010" w:id="44580"/>
+      <w:bookmarkStart w:id="44580" w:name="VC-EXT-010"/>
       <w:r>
         <w:t xml:space="preserve">VC-EXT-010: Model Manifest</w:t>
       </w:r>
@@ -33249,7 +33249,7 @@
         <w:keepNext/>
         <w:outlineLvl w:val="0"/>
       </w:pPr>
-      <w:bookmarkStart w:name="VC-EXT-011" w:id="44581"/>
+      <w:bookmarkStart w:id="44581" w:name="VC-EXT-011"/>
       <w:r>
         <w:t xml:space="preserve">VC-EXT-011: Descriptor and Hook Validation</w:t>
       </w:r>
@@ -33523,7 +33523,7 @@
         <w:keepNext/>
         <w:outlineLvl w:val="0"/>
       </w:pPr>
-      <w:bookmarkStart w:name="VC-EXT-012" w:id="44582"/>
+      <w:bookmarkStart w:id="44582" w:name="VC-EXT-012"/>
       <w:r>
         <w:t xml:space="preserve">VC-EXT-012: Analyze Query Descriptor</w:t>
       </w:r>
@@ -33794,7 +33794,7 @@
         <w:keepNext/>
         <w:outlineLvl w:val="0"/>
       </w:pPr>
-      <w:bookmarkStart w:name="VC-CFG-001" w:id="6697"/>
+      <w:bookmarkStart w:id="6697" w:name="VC-CFG-001"/>
       <w:r>
         <w:t xml:space="preserve">VC-CFG-001: Manifest-Only Configuration</w:t>
       </w:r>
@@ -34036,7 +34036,7 @@
         <w:keepNext/>
         <w:outlineLvl w:val="0"/>
       </w:pPr>
-      <w:bookmarkStart w:name="VC-031" w:id="71247"/>
+      <w:bookmarkStart w:id="71247" w:name="VC-031"/>
       <w:r>
         <w:t xml:space="preserve">VC-031: Document Assembly</w:t>
       </w:r>
@@ -34316,7 +34316,7 @@
         <w:keepNext/>
         <w:outlineLvl w:val="0"/>
       </w:pPr>
-      <w:bookmarkStart w:name="VC-032" w:id="71248"/>
+      <w:bookmarkStart w:id="71248" w:name="VC-032"/>
       <w:r>
         <w:t xml:space="preserve">VC-032: Float Resolution</w:t>
       </w:r>
@@ -34641,7 +34641,7 @@
         <w:keepNext/>
         <w:outlineLvl w:val="0"/>
       </w:pPr>
-      <w:bookmarkStart w:name="VC-027" w:id="71222"/>
+      <w:bookmarkStart w:id="71222" w:name="VC-027"/>
       <w:r>
         <w:t xml:space="preserve">VC-027: Float Numbering</w:t>
       </w:r>
@@ -34945,7 +34945,7 @@
         <w:keepNext/>
         <w:outlineLvl w:val="0"/>
       </w:pPr>
-      <w:bookmarkStart w:name="VC-028" w:id="71223"/>
+      <w:bookmarkStart w:id="71223" w:name="VC-028"/>
       <w:r>
         <w:t xml:space="preserve">VC-028: Multi-Format Output</w:t>
       </w:r>
@@ -35196,7 +35196,7 @@
         <w:keepNext/>
         <w:outlineLvl w:val="0"/>
       </w:pPr>
-      <w:bookmarkStart w:name="VC-029" w:id="71224"/>
+      <w:bookmarkStart w:id="71224" w:name="VC-029"/>
       <w:r>
         <w:t xml:space="preserve">VC-029: DOCX Generation</w:t>
       </w:r>
@@ -35538,7 +35538,7 @@
         <w:keepNext/>
         <w:outlineLvl w:val="0"/>
       </w:pPr>
-      <w:bookmarkStart w:name="VC-030" w:id="71246"/>
+      <w:bookmarkStart w:id="71246" w:name="VC-030"/>
       <w:r>
         <w:t xml:space="preserve">VC-030: HTML5 Generation</w:t>
       </w:r>
@@ -35789,7 +35789,7 @@
         <w:keepNext/>
         <w:outlineLvl w:val="0"/>
       </w:pPr>
-      <w:bookmarkStart w:name="VC-OUT-001" w:id="93907"/>
+      <w:bookmarkStart w:id="93907" w:name="VC-OUT-001"/>
       <w:r>
         <w:t xml:space="preserve">VC-OUT-001: Document Assembly</w:t>
       </w:r>
@@ -36087,7 +36087,7 @@
         <w:keepNext/>
         <w:outlineLvl w:val="0"/>
       </w:pPr>
-      <w:bookmarkStart w:name="VC-OUT-004" w:id="93910"/>
+      <w:bookmarkStart w:id="93910" w:name="VC-OUT-004"/>
       <w:r>
         <w:t xml:space="preserve">VC-OUT-004: Render Decoration</w:t>
       </w:r>
@@ -36355,7 +36355,7 @@
         <w:keepNext/>
         <w:outlineLvl w:val="0"/>
       </w:pPr>
-      <w:bookmarkStart w:name="VC-OUT-005" w:id="93911"/>
+      <w:bookmarkStart w:id="93911" w:name="VC-OUT-005"/>
       <w:r>
         <w:t xml:space="preserve">VC-OUT-005: Spec Object Render Handler</w:t>
       </w:r>
@@ -36594,7 +36594,7 @@
         <w:keepNext/>
         <w:outlineLvl w:val="0"/>
       </w:pPr>
-      <w:bookmarkStart w:name="VC-OUT-007" w:id="93913"/>
+      <w:bookmarkStart w:id="93913" w:name="VC-OUT-007"/>
       <w:r>
         <w:t xml:space="preserve">VC-OUT-007: Full-Text Search Indexing</w:t>
       </w:r>
@@ -36969,7 +36969,7 @@
         <w:keepNext/>
         <w:outlineLvl w:val="0"/>
       </w:pPr>
-      <w:bookmarkStart w:name="VC-OUT-008" w:id="93914"/>
+      <w:bookmarkStart w:id="93914" w:name="VC-OUT-008"/>
       <w:r>
         <w:t xml:space="preserve">VC-OUT-008: Heading Hierarchy Well-formedness</w:t>
       </w:r>
@@ -37329,7 +37329,7 @@
         <w:keepNext/>
         <w:outlineLvl w:val="0"/>
       </w:pPr>
-      <w:bookmarkStart w:name="VC-OUT-009" w:id="93915"/>
+      <w:bookmarkStart w:id="93915" w:name="VC-OUT-009"/>
       <w:r>
         <w:t xml:space="preserve">VC-OUT-009: Section Scope Termination</w:t>
       </w:r>
@@ -37731,7 +37731,7 @@
         <w:keepNext/>
         <w:outlineLvl w:val="0"/>
       </w:pPr>
-      <w:bookmarkStart w:name="VC-OUT-010" w:id="93937"/>
+      <w:bookmarkStart w:id="93937" w:name="VC-OUT-010"/>
       <w:r>
         <w:t xml:space="preserve">VC-OUT-010: Cross-Format Heading Consistency</w:t>
       </w:r>
@@ -37977,7 +37977,7 @@
         <w:keepNext/>
         <w:outlineLvl w:val="0"/>
       </w:pPr>
-      <w:bookmarkStart w:name="VC-OUT-011" w:id="93938"/>
+      <w:bookmarkStart w:id="93938" w:name="VC-OUT-011"/>
       <w:r>
         <w:t xml:space="preserve">VC-OUT-011: Include Heading Level Shift</w:t>
       </w:r>
@@ -38673,7 +38673,7 @@
         <w:keepNext/>
         <w:outlineLvl w:val="0"/>
       </w:pPr>
-      <w:bookmarkStart w:name="VC-AUDIT-001" w:id="34784"/>
+      <w:bookmarkStart w:id="34784" w:name="VC-AUDIT-001"/>
       <w:r>
         <w:t xml:space="preserve">VC-AUDIT-001: Content-Addressed Hashing</w:t>
       </w:r>
@@ -38981,7 +38981,7 @@
         <w:keepNext/>
         <w:outlineLvl w:val="0"/>
       </w:pPr>
-      <w:bookmarkStart w:name="VC-AUDIT-002" w:id="34785"/>
+      <w:bookmarkStart w:id="34785" w:name="VC-AUDIT-002"/>
       <w:r>
         <w:t xml:space="preserve">VC-AUDIT-002: Include Dependency Tracking</w:t>
       </w:r>
@@ -39265,7 +39265,7 @@
         <w:keepNext/>
         <w:outlineLvl w:val="0"/>
       </w:pPr>
-      <w:bookmarkStart w:name="VC-AUDIT-003" w:id="34786"/>
+      <w:bookmarkStart w:id="34786" w:name="VC-AUDIT-003"/>
       <w:r>
         <w:t xml:space="preserve">VC-AUDIT-003: Structured Diagnostic Reporting</w:t>
       </w:r>
@@ -39579,7 +39579,7 @@
         <w:keepNext/>
         <w:outlineLvl w:val="0"/>
       </w:pPr>
-      <w:bookmarkStart w:name="VC-AUDIT-004" w:id="34787"/>
+      <w:bookmarkStart w:id="34787" w:name="VC-AUDIT-004"/>
       <w:r>
         <w:t xml:space="preserve">VC-AUDIT-004: Structured Logging</w:t>
       </w:r>
@@ -39866,7 +39866,7 @@
         <w:keepNext/>
         <w:outlineLvl w:val="0"/>
       </w:pPr>
-      <w:bookmarkStart w:name="VC-AUDIT-005" w:id="34788"/>
+      <w:bookmarkStart w:id="34788" w:name="VC-AUDIT-005"/>
       <w:r>
         <w:t xml:space="preserve">VC-AUDIT-005: Build Reproducibility</w:t>
       </w:r>
@@ -40170,7 +40170,7 @@
         <w:keepNext/>
         <w:outlineLvl w:val="0"/>
       </w:pPr>
-      <w:bookmarkStart w:name="TR-002-01" w:id="30380"/>
+      <w:bookmarkStart w:id="30380" w:name="TR-002-01"/>
       <w:r>
         <w:t xml:space="preserve">TR-002-01: 002 01 Handler Registration</w:t>
       </w:r>
@@ -40193,7 +40193,7 @@
         <w:pStyle w:val="Definition"/>
       </w:pPr>
       <w:r>
-        <w:t xml:space="preserve">47</w:t>
+        <w:t xml:space="preserve">46</w:t>
       </w:r>
     </w:p>
     <w:p>
@@ -40307,7 +40307,7 @@
         <w:keepNext/>
         <w:outlineLvl w:val="0"/>
       </w:pPr>
-      <w:bookmarkStart w:name="TR-006-01" w:id="49544"/>
+      <w:bookmarkStart w:id="49544" w:name="TR-006-01"/>
       <w:r>
         <w:t xml:space="preserve">TR-006-01: 006 01 Context Propagation</w:t>
       </w:r>
@@ -40330,7 +40330,7 @@
         <w:pStyle w:val="Definition"/>
       </w:pPr>
       <w:r>
-        <w:t xml:space="preserve">51</w:t>
+        <w:t xml:space="preserve">52</w:t>
       </w:r>
     </w:p>
     <w:p>
@@ -40444,7 +40444,7 @@
         <w:keepNext/>
         <w:outlineLvl w:val="0"/>
       </w:pPr>
-      <w:bookmarkStart w:name="TR-PIPE-007-01" w:id="14632"/>
+      <w:bookmarkStart w:id="14632" w:name="TR-PIPE-007-01"/>
       <w:r>
         <w:t xml:space="preserve">TR-PIPE-007-01: Pipe 007 01 Sourcepos Compat</w:t>
       </w:r>
@@ -40467,7 +40467,7 @@
         <w:pStyle w:val="Definition"/>
       </w:pPr>
       <w:r>
-        <w:t xml:space="preserve">40</w:t>
+        <w:t xml:space="preserve">42</w:t>
       </w:r>
     </w:p>
     <w:p>
@@ -40581,7 +40581,7 @@
         <w:keepNext/>
         <w:outlineLvl w:val="0"/>
       </w:pPr>
-      <w:bookmarkStart w:name="TR-PIPE-012-01" w:id="89198"/>
+      <w:bookmarkStart w:id="89198" w:name="TR-PIPE-012-01"/>
       <w:r>
         <w:t xml:space="preserve">TR-PIPE-012-01: Pipe 012 01 Prereq Not Found</w:t>
       </w:r>
@@ -40604,7 +40604,7 @@
         <w:pStyle w:val="Definition"/>
       </w:pPr>
       <w:r>
-        <w:t xml:space="preserve">36</w:t>
+        <w:t xml:space="preserve">38</w:t>
       </w:r>
     </w:p>
     <w:p>
@@ -40718,7 +40718,7 @@
         <w:keepNext/>
         <w:outlineLvl w:val="0"/>
       </w:pPr>
-      <w:bookmarkStart w:name="TR-PIPE-013-01" w:id="18989"/>
+      <w:bookmarkStart w:id="18989" w:name="TR-PIPE-013-01"/>
       <w:r>
         <w:t xml:space="preserve">TR-PIPE-013-01: Pipe 013 01 Stale Relation Rebind</w:t>
       </w:r>
@@ -40741,7 +40741,7 @@
         <w:pStyle w:val="Definition"/>
       </w:pPr>
       <w:r>
-        <w:t xml:space="preserve">176</w:t>
+        <w:t xml:space="preserve">179</w:t>
       </w:r>
     </w:p>
     <w:p>
@@ -40855,7 +40855,7 @@
         <w:keepNext/>
         <w:outlineLvl w:val="0"/>
       </w:pPr>
-      <w:bookmarkStart w:name="TR-PIPE-014-01" w:id="48780"/>
+      <w:bookmarkStart w:id="48780" w:name="TR-PIPE-014-01"/>
       <w:r>
         <w:t xml:space="preserve">TR-PIPE-014-01: Pipe 014 01 Stale View Cross Doc</w:t>
       </w:r>
@@ -40878,7 +40878,7 @@
         <w:pStyle w:val="Definition"/>
       </w:pPr>
       <w:r>
-        <w:t xml:space="preserve">228</w:t>
+        <w:t xml:space="preserve">233</w:t>
       </w:r>
     </w:p>
     <w:p>
@@ -40992,7 +40992,7 @@
         <w:keepNext/>
         <w:outlineLvl w:val="0"/>
       </w:pPr>
-      <w:bookmarkStart w:name="TR-PIPE-014-02" w:id="48781"/>
+      <w:bookmarkStart w:id="48781" w:name="TR-PIPE-014-02"/>
       <w:r>
         <w:t xml:space="preserve">TR-PIPE-014-02: Pipe 014 02 Stale Allocation View</w:t>
       </w:r>
@@ -41015,7 +41015,7 @@
         <w:pStyle w:val="Definition"/>
       </w:pPr>
       <w:r>
-        <w:t xml:space="preserve">210</w:t>
+        <w:t xml:space="preserve">212</w:t>
       </w:r>
     </w:p>
     <w:p>
@@ -41129,7 +41129,7 @@
         <w:keepNext/>
         <w:outlineLvl w:val="0"/>
       </w:pPr>
-      <w:bookmarkStart w:name="TR-007-01" w:id="79335"/>
+      <w:bookmarkStart w:id="79335" w:name="TR-007-01"/>
       <w:r>
         <w:t xml:space="preserve">TR-007-01: 007 01 Db Persistence</w:t>
       </w:r>
@@ -41152,7 +41152,7 @@
         <w:pStyle w:val="Definition"/>
       </w:pPr>
       <w:r>
-        <w:t xml:space="preserve">92</w:t>
+        <w:t xml:space="preserve">97</w:t>
       </w:r>
     </w:p>
     <w:p>
@@ -41266,7 +41266,7 @@
         <w:keepNext/>
         <w:outlineLvl w:val="0"/>
       </w:pPr>
-      <w:bookmarkStart w:name="TR-008-01" w:id="9126"/>
+      <w:bookmarkStart w:id="9126" w:name="TR-008-01"/>
       <w:r>
         <w:t xml:space="preserve">TR-008-01: 008 01 Cast Datatype Matrix</w:t>
       </w:r>
@@ -41289,7 +41289,7 @@
         <w:pStyle w:val="Definition"/>
       </w:pPr>
       <w:r>
-        <w:t xml:space="preserve">75</w:t>
+        <w:t xml:space="preserve">77</w:t>
       </w:r>
     </w:p>
     <w:p>
@@ -41403,7 +41403,7 @@
         <w:keepNext/>
         <w:outlineLvl w:val="0"/>
       </w:pPr>
-      <w:bookmarkStart w:name="TR-008-02" w:id="9127"/>
+      <w:bookmarkStart w:id="9127" w:name="TR-008-02"/>
       <w:r>
         <w:t xml:space="preserve">TR-008-02: 008 02 Cast Negative</w:t>
       </w:r>
@@ -41426,7 +41426,7 @@
         <w:pStyle w:val="Definition"/>
       </w:pPr>
       <w:r>
-        <w:t xml:space="preserve">68</w:t>
+        <w:t xml:space="preserve">69</w:t>
       </w:r>
     </w:p>
     <w:p>
@@ -41540,7 +41540,7 @@
         <w:keepNext/>
         <w:outlineLvl w:val="0"/>
       </w:pPr>
-      <w:bookmarkStart w:name="TR-009-01" w:id="38917"/>
+      <w:bookmarkStart w:id="38917" w:name="TR-009-01"/>
       <w:r>
         <w:t xml:space="preserve">TR-009-01: 009 01 Incremental Cache</w:t>
       </w:r>
@@ -41563,7 +41563,7 @@
         <w:pStyle w:val="Definition"/>
       </w:pPr>
       <w:r>
-        <w:t xml:space="preserve">275</w:t>
+        <w:t xml:space="preserve">279</w:t>
       </w:r>
     </w:p>
     <w:p>
@@ -41677,7 +41677,7 @@
         <w:keepNext/>
         <w:outlineLvl w:val="0"/>
       </w:pPr>
-      <w:bookmarkStart w:name="TR-010-01" w:id="94319"/>
+      <w:bookmarkStart w:id="94319" w:name="TR-010-01"/>
       <w:r>
         <w:t xml:space="preserve">TR-010-01: 010 01 Incremental Multi Emit</w:t>
       </w:r>
@@ -41700,7 +41700,7 @@
         <w:pStyle w:val="Definition"/>
       </w:pPr>
       <w:r>
-        <w:t xml:space="preserve">672</w:t>
+        <w:t xml:space="preserve">687</w:t>
       </w:r>
     </w:p>
     <w:p>
@@ -41814,7 +41814,7 @@
         <w:keepNext/>
         <w:outlineLvl w:val="0"/>
       </w:pPr>
-      <w:bookmarkStart w:name="TR-033-01" w:id="30734"/>
+      <w:bookmarkStart w:id="30734" w:name="TR-033-01"/>
       <w:r>
         <w:t xml:space="preserve">TR-033-01: 033 01 Eav Views</w:t>
       </w:r>
@@ -41837,7 +41837,7 @@
         <w:pStyle w:val="Definition"/>
       </w:pPr>
       <w:r>
-        <w:t xml:space="preserve">147</w:t>
+        <w:t xml:space="preserve">149</w:t>
       </w:r>
     </w:p>
     <w:p>
@@ -41951,7 +41951,7 @@
         <w:keepNext/>
         <w:outlineLvl w:val="0"/>
       </w:pPr>
-      <w:bookmarkStart w:name="TR-013-01" w:id="83692"/>
+      <w:bookmarkStart w:id="83692" w:name="TR-013-01"/>
       <w:r>
         <w:t xml:space="preserve">TR-013-01: 013 01 Document Walker</w:t>
       </w:r>
@@ -41974,7 +41974,7 @@
         <w:pStyle w:val="Definition"/>
       </w:pPr>
       <w:r>
-        <w:t xml:space="preserve">74</w:t>
+        <w:t xml:space="preserve">75</w:t>
       </w:r>
     </w:p>
     <w:p>
@@ -42088,7 +42088,7 @@
         <w:keepNext/>
         <w:outlineLvl w:val="0"/>
       </w:pPr>
-      <w:bookmarkStart w:name="TR-013-02" w:id="83693"/>
+      <w:bookmarkStart w:id="83693" w:name="TR-013-02"/>
       <w:r>
         <w:t xml:space="preserve">TR-013-02: 013 02 Syntax Parsing</w:t>
       </w:r>
@@ -42111,7 +42111,7 @@
         <w:pStyle w:val="Definition"/>
       </w:pPr>
       <w:r>
-        <w:t xml:space="preserve">101</w:t>
+        <w:t xml:space="preserve">99</w:t>
       </w:r>
     </w:p>
     <w:p>
@@ -42225,7 +42225,7 @@
         <w:keepNext/>
         <w:outlineLvl w:val="0"/>
       </w:pPr>
-      <w:bookmarkStart w:name="TR-014-01" w:id="13483"/>
+      <w:bookmarkStart w:id="13483" w:name="TR-014-01"/>
       <w:r>
         <w:t xml:space="preserve">TR-014-01: 014 01 Float Syntax</w:t>
       </w:r>
@@ -42362,7 +42362,7 @@
         <w:keepNext/>
         <w:outlineLvl w:val="0"/>
       </w:pPr>
-      <w:bookmarkStart w:name="TR-014-02" w:id="13484"/>
+      <w:bookmarkStart w:id="13484" w:name="TR-014-02"/>
       <w:r>
         <w:t xml:space="preserve">TR-014-02: 014 02 Float Tables</w:t>
       </w:r>
@@ -42385,7 +42385,7 @@
         <w:pStyle w:val="Definition"/>
       </w:pPr>
       <w:r>
-        <w:t xml:space="preserve">59</w:t>
+        <w:t xml:space="preserve">60</w:t>
       </w:r>
     </w:p>
     <w:p>
@@ -42499,7 +42499,7 @@
         <w:keepNext/>
         <w:outlineLvl w:val="0"/>
       </w:pPr>
-      <w:bookmarkStart w:name="TR-014-03" w:id="13485"/>
+      <w:bookmarkStart w:id="13485" w:name="TR-014-03"/>
       <w:r>
         <w:t xml:space="preserve">TR-014-03: 014 03 Float Figures</w:t>
       </w:r>
@@ -42522,7 +42522,7 @@
         <w:pStyle w:val="Definition"/>
       </w:pPr>
       <w:r>
-        <w:t xml:space="preserve">38</w:t>
+        <w:t xml:space="preserve">40</w:t>
       </w:r>
     </w:p>
     <w:p>
@@ -42636,7 +42636,7 @@
         <w:keepNext/>
         <w:outlineLvl w:val="0"/>
       </w:pPr>
-      <w:bookmarkStart w:name="TR-014-04" w:id="13486"/>
+      <w:bookmarkStart w:id="13486" w:name="TR-014-04"/>
       <w:r>
         <w:t xml:space="preserve">TR-014-04: 014 04 Float Base</w:t>
       </w:r>
@@ -42773,7 +42773,7 @@
         <w:keepNext/>
         <w:outlineLvl w:val="0"/>
       </w:pPr>
-      <w:bookmarkStart w:name="TR-014-05" w:id="13487"/>
+      <w:bookmarkStart w:id="13487" w:name="TR-014-05"/>
       <w:r>
         <w:t xml:space="preserve">TR-014-05: 014 05 Spec Floats</w:t>
       </w:r>
@@ -42796,7 +42796,7 @@
         <w:pStyle w:val="Definition"/>
       </w:pPr>
       <w:r>
-        <w:t xml:space="preserve">37</w:t>
+        <w:t xml:space="preserve">41</w:t>
       </w:r>
     </w:p>
     <w:p>
@@ -42910,7 +42910,7 @@
         <w:keepNext/>
         <w:outlineLvl w:val="0"/>
       </w:pPr>
-      <w:bookmarkStart w:name="TR-014-06" w:id="13488"/>
+      <w:bookmarkStart w:id="13488" w:name="TR-014-06"/>
       <w:r>
         <w:t xml:space="preserve">TR-014-06: 014 06 Float Utilities</w:t>
       </w:r>
@@ -42933,7 +42933,7 @@
         <w:pStyle w:val="Definition"/>
       </w:pPr>
       <w:r>
-        <w:t xml:space="preserve">54</w:t>
+        <w:t xml:space="preserve">57</w:t>
       </w:r>
     </w:p>
     <w:p>
@@ -43047,7 +43047,7 @@
         <w:keepNext/>
         <w:outlineLvl w:val="0"/>
       </w:pPr>
-      <w:bookmarkStart w:name="TR-014-07" w:id="13489"/>
+      <w:bookmarkStart w:id="13489" w:name="TR-014-07"/>
       <w:r>
         <w:t xml:space="preserve">TR-014-07: 014 07 Emit Float</w:t>
       </w:r>
@@ -43070,7 +43070,7 @@
         <w:pStyle w:val="Definition"/>
       </w:pPr>
       <w:r>
-        <w:t xml:space="preserve">42</w:t>
+        <w:t xml:space="preserve">45</w:t>
       </w:r>
     </w:p>
     <w:p>
@@ -43184,7 +43184,7 @@
         <w:keepNext/>
         <w:outlineLvl w:val="0"/>
       </w:pPr>
-      <w:bookmarkStart w:name="TR-014-08" w:id="13490"/>
+      <w:bookmarkStart w:id="13490" w:name="TR-014-08"/>
       <w:r>
         <w:t xml:space="preserve">TR-014-08: 014 08 Logger Paths</w:t>
       </w:r>
@@ -43207,7 +43207,7 @@
         <w:pStyle w:val="Definition"/>
       </w:pPr>
       <w:r>
-        <w:t xml:space="preserve">46</w:t>
+        <w:t xml:space="preserve">48</w:t>
       </w:r>
     </w:p>
     <w:p>
@@ -43321,7 +43321,7 @@
         <w:keepNext/>
         <w:outlineLvl w:val="0"/>
       </w:pPr>
-      <w:bookmarkStart w:name="TR-014-09" w:id="13491"/>
+      <w:bookmarkStart w:id="13491" w:name="TR-014-09"/>
       <w:r>
         <w:t xml:space="preserve">TR-014-09: 014 09 Figure Copy</w:t>
       </w:r>
@@ -43344,7 +43344,7 @@
         <w:pStyle w:val="Definition"/>
       </w:pPr>
       <w:r>
-        <w:t xml:space="preserve">48</w:t>
+        <w:t xml:space="preserve">50</w:t>
       </w:r>
     </w:p>
     <w:p>
@@ -43458,7 +43458,7 @@
         <w:keepNext/>
         <w:outlineLvl w:val="0"/>
       </w:pPr>
-      <w:bookmarkStart w:name="TR-014-10" w:id="13513"/>
+      <w:bookmarkStart w:id="13513" w:name="TR-014-10"/>
       <w:r>
         <w:t xml:space="preserve">TR-014-10: 014 10 Figure Include From File</w:t>
       </w:r>
@@ -43481,7 +43481,7 @@
         <w:pStyle w:val="Definition"/>
       </w:pPr>
       <w:r>
-        <w:t xml:space="preserve">41</w:t>
+        <w:t xml:space="preserve">42</w:t>
       </w:r>
     </w:p>
     <w:p>
@@ -43595,7 +43595,7 @@
         <w:keepNext/>
         <w:outlineLvl w:val="0"/>
       </w:pPr>
-      <w:bookmarkStart w:name="TR-015-01" w:id="43274"/>
+      <w:bookmarkStart w:id="43274" w:name="TR-015-01"/>
       <w:r>
         <w:t xml:space="preserve">TR-015-01: 015 01 Relation Resolver</w:t>
       </w:r>
@@ -43618,7 +43618,7 @@
         <w:pStyle w:val="Definition"/>
       </w:pPr>
       <w:r>
-        <w:t xml:space="preserve">45</w:t>
+        <w:t xml:space="preserve">49</w:t>
       </w:r>
     </w:p>
     <w:p>
@@ -43732,7 +43732,7 @@
         <w:keepNext/>
         <w:outlineLvl w:val="0"/>
       </w:pPr>
-      <w:bookmarkStart w:name="TR-015-02" w:id="43275"/>
+      <w:bookmarkStart w:id="43275" w:name="TR-015-02"/>
       <w:r>
         <w:t xml:space="preserve">TR-015-02: 015 02 Relation Edges</w:t>
       </w:r>
@@ -43755,7 +43755,7 @@
         <w:pStyle w:val="Definition"/>
       </w:pPr>
       <w:r>
-        <w:t xml:space="preserve">49</w:t>
+        <w:t xml:space="preserve">54</w:t>
       </w:r>
     </w:p>
     <w:p>
@@ -43869,7 +43869,7 @@
         <w:keepNext/>
         <w:outlineLvl w:val="0"/>
       </w:pPr>
-      <w:bookmarkStart w:name="TR-015-03" w:id="43276"/>
+      <w:bookmarkStart w:id="43276" w:name="TR-015-03"/>
       <w:r>
         <w:t xml:space="preserve">TR-015-03: 015 03 Links</w:t>
       </w:r>
@@ -44006,7 +44006,7 @@
         <w:keepNext/>
         <w:outlineLvl w:val="0"/>
       </w:pPr>
-      <w:bookmarkStart w:name="TR-015-04" w:id="43277"/>
+      <w:bookmarkStart w:id="43277" w:name="TR-015-04"/>
       <w:r>
         <w:t xml:space="preserve">TR-015-04: 015 04 Xref</w:t>
       </w:r>
@@ -44029,7 +44029,7 @@
         <w:pStyle w:val="Definition"/>
       </w:pPr>
       <w:r>
-        <w:t xml:space="preserve">48</w:t>
+        <w:t xml:space="preserve">52</w:t>
       </w:r>
     </w:p>
     <w:p>
@@ -44143,7 +44143,7 @@
         <w:keepNext/>
         <w:outlineLvl w:val="0"/>
       </w:pPr>
-      <w:bookmarkStart w:name="TR-015-05" w:id="43278"/>
+      <w:bookmarkStart w:id="43278" w:name="TR-015-05"/>
       <w:r>
         <w:t xml:space="preserve">TR-015-05: 015 05 Citations</w:t>
       </w:r>
@@ -44166,7 +44166,7 @@
         <w:pStyle w:val="Definition"/>
       </w:pPr>
       <w:r>
-        <w:t xml:space="preserve">43</w:t>
+        <w:t xml:space="preserve">42</w:t>
       </w:r>
     </w:p>
     <w:p>
@@ -44280,7 +44280,7 @@
         <w:keepNext/>
         <w:outlineLvl w:val="0"/>
       </w:pPr>
-      <w:bookmarkStart w:name="TR-015-06" w:id="43279"/>
+      <w:bookmarkStart w:id="43279" w:name="TR-015-06"/>
       <w:r>
         <w:t xml:space="preserve">TR-015-06: 015 06 Scoped Resolution</w:t>
       </w:r>
@@ -44417,7 +44417,7 @@
         <w:keepNext/>
         <w:outlineLvl w:val="0"/>
       </w:pPr>
-      <w:bookmarkStart w:name="TR-015-07" w:id="43280"/>
+      <w:bookmarkStart w:id="43280" w:name="TR-015-07"/>
       <w:r>
         <w:t xml:space="preserve">TR-015-07: 015 07 Attribute Scope Prefixes</w:t>
       </w:r>
@@ -44440,7 +44440,7 @@
         <w:pStyle w:val="Definition"/>
       </w:pPr>
       <w:r>
-        <w:t xml:space="preserve">64</w:t>
+        <w:t xml:space="preserve">65</w:t>
       </w:r>
     </w:p>
     <w:p>
@@ -44554,7 +44554,7 @@
         <w:keepNext/>
         <w:outlineLvl w:val="0"/>
       </w:pPr>
-      <w:bookmarkStart w:name="TR-015-08" w:id="43281"/>
+      <w:bookmarkStart w:id="43281" w:name="TR-015-08"/>
       <w:r>
         <w:t xml:space="preserve">TR-015-08: 015 08 Scoped Label Resolution</w:t>
       </w:r>
@@ -44577,7 +44577,7 @@
         <w:pStyle w:val="Definition"/>
       </w:pPr>
       <w:r>
-        <w:t xml:space="preserve">56</w:t>
+        <w:t xml:space="preserve">57</w:t>
       </w:r>
     </w:p>
     <w:p>
@@ -44691,7 +44691,7 @@
         <w:keepNext/>
         <w:outlineLvl w:val="0"/>
       </w:pPr>
-      <w:bookmarkStart w:name="TR-015-09" w:id="43282"/>
+      <w:bookmarkStart w:id="43282" w:name="TR-015-09"/>
       <w:r>
         <w:t xml:space="preserve">TR-015-09: 015 09 Section Xrefs</w:t>
       </w:r>
@@ -44714,7 +44714,7 @@
         <w:pStyle w:val="Definition"/>
       </w:pPr>
       <w:r>
-        <w:t xml:space="preserve">44</w:t>
+        <w:t xml:space="preserve">45</w:t>
       </w:r>
     </w:p>
     <w:p>
@@ -44828,7 +44828,7 @@
         <w:keepNext/>
         <w:outlineLvl w:val="0"/>
       </w:pPr>
-      <w:bookmarkStart w:name="TR-015-10" w:id="43304"/>
+      <w:bookmarkStart w:id="43304" w:name="TR-015-10"/>
       <w:r>
         <w:t xml:space="preserve">TR-015-10: 015 10 Type Inference</w:t>
       </w:r>
@@ -44851,7 +44851,7 @@
         <w:pStyle w:val="Definition"/>
       </w:pPr>
       <w:r>
-        <w:t xml:space="preserve">55</w:t>
+        <w:t xml:space="preserve">56</w:t>
       </w:r>
     </w:p>
     <w:p>
@@ -44965,7 +44965,7 @@
         <w:keepNext/>
         <w:outlineLvl w:val="0"/>
       </w:pPr>
-      <w:bookmarkStart w:name="TR-016-01" w:id="73065"/>
+      <w:bookmarkStart w:id="73065" w:name="TR-016-01"/>
       <w:r>
         <w:t xml:space="preserve">TR-016-01: 016 01 View Render</w:t>
       </w:r>
@@ -44988,7 +44988,7 @@
         <w:pStyle w:val="Definition"/>
       </w:pPr>
       <w:r>
-        <w:t xml:space="preserve">39</w:t>
+        <w:t xml:space="preserve">40</w:t>
       </w:r>
     </w:p>
     <w:p>
@@ -45102,7 +45102,7 @@
         <w:keepNext/>
         <w:outlineLvl w:val="0"/>
       </w:pPr>
-      <w:bookmarkStart w:name="TR-016-02" w:id="73066"/>
+      <w:bookmarkStart w:id="73066" w:name="TR-016-02"/>
       <w:r>
         <w:t xml:space="preserve">TR-016-02: 016 02 View Utils</w:t>
       </w:r>
@@ -45125,7 +45125,7 @@
         <w:pStyle w:val="Definition"/>
       </w:pPr>
       <w:r>
-        <w:t xml:space="preserve">38</w:t>
+        <w:t xml:space="preserve">40</w:t>
       </w:r>
     </w:p>
     <w:p>
@@ -45239,7 +45239,7 @@
         <w:keepNext/>
         <w:outlineLvl w:val="0"/>
       </w:pPr>
-      <w:bookmarkStart w:name="TR-016-03" w:id="73067"/>
+      <w:bookmarkStart w:id="73067" w:name="TR-016-03"/>
       <w:r>
         <w:t xml:space="preserve">TR-016-03: 016 03 Inline Views</w:t>
       </w:r>
@@ -45262,7 +45262,7 @@
         <w:pStyle w:val="Definition"/>
       </w:pPr>
       <w:r>
-        <w:t xml:space="preserve">83</w:t>
+        <w:t xml:space="preserve">84</w:t>
       </w:r>
     </w:p>
     <w:p>
@@ -45376,7 +45376,7 @@
         <w:keepNext/>
         <w:outlineLvl w:val="0"/>
       </w:pPr>
-      <w:bookmarkStart w:name="TR-016-04" w:id="73068"/>
+      <w:bookmarkStart w:id="73068" w:name="TR-016-04"/>
       <w:r>
         <w:t xml:space="preserve">TR-016-04: 016 04 View Render Characterization</w:t>
       </w:r>
@@ -45399,7 +45399,7 @@
         <w:pStyle w:val="Definition"/>
       </w:pPr>
       <w:r>
-        <w:t xml:space="preserve">41</w:t>
+        <w:t xml:space="preserve">43</w:t>
       </w:r>
     </w:p>
     <w:p>
@@ -45513,7 +45513,7 @@
         <w:keepNext/>
         <w:outlineLvl w:val="0"/>
       </w:pPr>
-      <w:bookmarkStart w:name="TR-016-05" w:id="73069"/>
+      <w:bookmarkStart w:id="73069" w:name="TR-016-05"/>
       <w:r>
         <w:t xml:space="preserve">TR-016-05: 016 05 View Params</w:t>
       </w:r>
@@ -45650,7 +45650,7 @@
         <w:keepNext/>
         <w:outlineLvl w:val="0"/>
       </w:pPr>
-      <w:bookmarkStart w:name="TR-017-01" w:id="2856"/>
+      <w:bookmarkStart w:id="2856" w:name="TR-017-01"/>
       <w:r>
         <w:t xml:space="preserve">TR-017-01: 017 01 Attribute Caster</w:t>
       </w:r>
@@ -45673,7 +45673,7 @@
         <w:pStyle w:val="Definition"/>
       </w:pPr>
       <w:r>
-        <w:t xml:space="preserve">36</w:t>
+        <w:t xml:space="preserve">39</w:t>
       </w:r>
     </w:p>
     <w:p>
@@ -45787,7 +45787,7 @@
         <w:keepNext/>
         <w:outlineLvl w:val="0"/>
       </w:pPr>
-      <w:bookmarkStart w:name="TR-017-02" w:id="2857"/>
+      <w:bookmarkStart w:id="2857" w:name="TR-017-02"/>
       <w:r>
         <w:t xml:space="preserve">TR-017-02: 017 02 Attribute Para Utils</w:t>
       </w:r>
@@ -45810,7 +45810,7 @@
         <w:pStyle w:val="Definition"/>
       </w:pPr>
       <w:r>
-        <w:t xml:space="preserve">38</w:t>
+        <w:t xml:space="preserve">41</w:t>
       </w:r>
     </w:p>
     <w:p>
@@ -45924,7 +45924,7 @@
         <w:keepNext/>
         <w:outlineLvl w:val="0"/>
       </w:pPr>
-      <w:bookmarkStart w:name="TR-017-03" w:id="2858"/>
+      <w:bookmarkStart w:id="2858" w:name="TR-017-03"/>
       <w:r>
         <w:t xml:space="preserve">TR-017-03: 017 03 Attr Dedup</w:t>
       </w:r>
@@ -45947,7 +45947,7 @@
         <w:pStyle w:val="Definition"/>
       </w:pPr>
       <w:r>
-        <w:t xml:space="preserve">122</w:t>
+        <w:t xml:space="preserve">123</w:t>
       </w:r>
     </w:p>
     <w:p>
@@ -46061,7 +46061,7 @@
         <w:keepNext/>
         <w:outlineLvl w:val="0"/>
       </w:pPr>
-      <w:bookmarkStart w:name="TR-017-04" w:id="2859"/>
+      <w:bookmarkStart w:id="2859" w:name="TR-017-04"/>
       <w:r>
         <w:t xml:space="preserve">TR-017-04: 017 04 Syntax Attributes</w:t>
       </w:r>
@@ -46084,7 +46084,7 @@
         <w:pStyle w:val="Definition"/>
       </w:pPr>
       <w:r>
-        <w:t xml:space="preserve">104</w:t>
+        <w:t xml:space="preserve">103</w:t>
       </w:r>
     </w:p>
     <w:p>
@@ -46198,7 +46198,7 @@
         <w:keepNext/>
         <w:outlineLvl w:val="0"/>
       </w:pPr>
-      <w:bookmarkStart w:name="TR-018-01" w:id="32647"/>
+      <w:bookmarkStart w:id="32647" w:name="TR-018-01"/>
       <w:r>
         <w:t xml:space="preserve">TR-018-01: 018 01 Db Validation</w:t>
       </w:r>
@@ -46221,7 +46221,7 @@
         <w:pStyle w:val="Definition"/>
       </w:pPr>
       <w:r>
-        <w:t xml:space="preserve">51</w:t>
+        <w:t xml:space="preserve">52</w:t>
       </w:r>
     </w:p>
     <w:p>
@@ -46335,7 +46335,7 @@
         <w:keepNext/>
         <w:outlineLvl w:val="0"/>
       </w:pPr>
-      <w:bookmarkStart w:name="TR-018-02" w:id="32648"/>
+      <w:bookmarkStart w:id="32648" w:name="TR-018-02"/>
       <w:r>
         <w:t xml:space="preserve">TR-018-02: 018 02 Verify Object Attrs</w:t>
       </w:r>
@@ -46358,7 +46358,7 @@
         <w:pStyle w:val="Definition"/>
       </w:pPr>
       <w:r>
-        <w:t xml:space="preserve">136</w:t>
+        <w:t xml:space="preserve">135</w:t>
       </w:r>
     </w:p>
     <w:p>
@@ -46472,7 +46472,7 @@
         <w:keepNext/>
         <w:outlineLvl w:val="0"/>
       </w:pPr>
-      <w:bookmarkStart w:name="TR-018-03" w:id="32649"/>
+      <w:bookmarkStart w:id="32649" w:name="TR-018-03"/>
       <w:r>
         <w:t xml:space="preserve">TR-018-03: 018 03 Verify Floats</w:t>
       </w:r>
@@ -46495,7 +46495,7 @@
         <w:pStyle w:val="Definition"/>
       </w:pPr>
       <w:r>
-        <w:t xml:space="preserve">105</w:t>
+        <w:t xml:space="preserve">107</w:t>
       </w:r>
     </w:p>
     <w:p>
@@ -46609,7 +46609,7 @@
         <w:keepNext/>
         <w:outlineLvl w:val="0"/>
       </w:pPr>
-      <w:bookmarkStart w:name="TR-018-04" w:id="32650"/>
+      <w:bookmarkStart w:id="32650" w:name="TR-018-04"/>
       <w:r>
         <w:t xml:space="preserve">TR-018-04: 018 04 Verify Relations</w:t>
       </w:r>
@@ -46632,7 +46632,7 @@
         <w:pStyle w:val="Definition"/>
       </w:pPr>
       <w:r>
-        <w:t xml:space="preserve">92</w:t>
+        <w:t xml:space="preserve">96</w:t>
       </w:r>
     </w:p>
     <w:p>
@@ -46746,7 +46746,7 @@
         <w:keepNext/>
         <w:outlineLvl w:val="0"/>
       </w:pPr>
-      <w:bookmarkStart w:name="TR-018-05" w:id="32651"/>
+      <w:bookmarkStart w:id="32651" w:name="TR-018-05"/>
       <w:r>
         <w:t xml:space="preserve">TR-018-05: 018 05 Verify Views</w:t>
       </w:r>
@@ -46769,7 +46769,7 @@
         <w:pStyle w:val="Definition"/>
       </w:pPr>
       <w:r>
-        <w:t xml:space="preserve">77</w:t>
+        <w:t xml:space="preserve">80</w:t>
       </w:r>
     </w:p>
     <w:p>
@@ -46883,7 +46883,7 @@
         <w:keepNext/>
         <w:outlineLvl w:val="0"/>
       </w:pPr>
-      <w:bookmarkStart w:name="TR-018-07" w:id="32653"/>
+      <w:bookmarkStart w:id="32653" w:name="TR-018-07"/>
       <w:r>
         <w:t xml:space="preserve">TR-018-07: 018 07 Verify Invalid Spec Type</w:t>
       </w:r>
@@ -46906,7 +46906,7 @@
         <w:pStyle w:val="Definition"/>
       </w:pPr>
       <w:r>
-        <w:t xml:space="preserve">41</w:t>
+        <w:t xml:space="preserve">44</w:t>
       </w:r>
     </w:p>
     <w:p>
@@ -47020,7 +47020,7 @@
         <w:keepNext/>
         <w:outlineLvl w:val="0"/>
       </w:pPr>
-      <w:bookmarkStart w:name="TR-018-09" w:id="32655"/>
+      <w:bookmarkStart w:id="32655" w:name="TR-018-09"/>
       <w:r>
         <w:t xml:space="preserve">TR-018-09: 018 09 Verify Inherited Enum</w:t>
       </w:r>
@@ -47043,7 +47043,7 @@
         <w:pStyle w:val="Definition"/>
       </w:pPr>
       <w:r>
-        <w:t xml:space="preserve">44</w:t>
+        <w:t xml:space="preserve">45</w:t>
       </w:r>
     </w:p>
     <w:p>
@@ -47157,7 +47157,7 @@
         <w:keepNext/>
         <w:outlineLvl w:val="0"/>
       </w:pPr>
-      <w:bookmarkStart w:name="TR-018-10" w:id="32677"/>
+      <w:bookmarkStart w:id="32677" w:name="TR-018-10"/>
       <w:r>
         <w:t xml:space="preserve">TR-018-10: 018 10 Verify Cast Failures</w:t>
       </w:r>
@@ -47180,7 +47180,7 @@
         <w:pStyle w:val="Definition"/>
       </w:pPr>
       <w:r>
-        <w:t xml:space="preserve">44</w:t>
+        <w:t xml:space="preserve">45</w:t>
       </w:r>
     </w:p>
     <w:p>
@@ -47294,7 +47294,7 @@
         <w:keepNext/>
         <w:outlineLvl w:val="0"/>
       </w:pPr>
-      <w:bookmarkStart w:name="TR-018-11" w:id="32678"/>
+      <w:bookmarkStart w:id="32678" w:name="TR-018-11"/>
       <w:r>
         <w:t xml:space="preserve">TR-018-11: 018 11 Verify Duplicate Pid</w:t>
       </w:r>
@@ -47317,7 +47317,7 @@
         <w:pStyle w:val="Definition"/>
       </w:pPr>
       <w:r>
-        <w:t xml:space="preserve">52</w:t>
+        <w:t xml:space="preserve">53</w:t>
       </w:r>
     </w:p>
     <w:p>
@@ -47431,7 +47431,7 @@
         <w:keepNext/>
         <w:outlineLvl w:val="0"/>
       </w:pPr>
-      <w:bookmarkStart w:name="TR-018-12" w:id="32679"/>
+      <w:bookmarkStart w:id="32679" w:name="TR-018-12"/>
       <w:r>
         <w:t xml:space="preserve">TR-018-12: 018 12 Verify Traceability Csu Fd</w:t>
       </w:r>
@@ -47454,7 +47454,7 @@
         <w:pStyle w:val="Definition"/>
       </w:pPr>
       <w:r>
-        <w:t xml:space="preserve">56</w:t>
+        <w:t xml:space="preserve">58</w:t>
       </w:r>
     </w:p>
     <w:p>
@@ -47568,7 +47568,7 @@
         <w:keepNext/>
         <w:outlineLvl w:val="0"/>
       </w:pPr>
-      <w:bookmarkStart w:name="TR-018-13" w:id="32680"/>
+      <w:bookmarkStart w:id="32680" w:name="TR-018-13"/>
       <w:r>
         <w:t xml:space="preserve">TR-018-13: 018 13 Verify Cast Multitype</w:t>
       </w:r>
@@ -47591,7 +47591,7 @@
         <w:pStyle w:val="Definition"/>
       </w:pPr>
       <w:r>
-        <w:t xml:space="preserve">61</w:t>
+        <w:t xml:space="preserve">64</w:t>
       </w:r>
     </w:p>
     <w:p>
@@ -47705,7 +47705,7 @@
         <w:keepNext/>
         <w:outlineLvl w:val="0"/>
       </w:pPr>
-      <w:bookmarkStart w:name="TR-018-14" w:id="32681"/>
+      <w:bookmarkStart w:id="32681" w:name="TR-018-14"/>
       <w:r>
         <w:t xml:space="preserve">TR-018-14: 018 14 Verify Float Last Section</w:t>
       </w:r>
@@ -47728,7 +47728,7 @@
         <w:pStyle w:val="Definition"/>
       </w:pPr>
       <w:r>
-        <w:t xml:space="preserve">69</w:t>
+        <w:t xml:space="preserve">72</w:t>
       </w:r>
     </w:p>
     <w:p>
@@ -47842,7 +47842,7 @@
         <w:keepNext/>
         <w:outlineLvl w:val="0"/>
       </w:pPr>
-      <w:bookmarkStart w:name="TR-019-01" w:id="62438"/>
+      <w:bookmarkStart w:id="62438" w:name="TR-019-01"/>
       <w:r>
         <w:t xml:space="preserve">TR-019-01: 019 01 Preset Load Chain</w:t>
       </w:r>
@@ -47865,7 +47865,7 @@
         <w:pStyle w:val="Definition"/>
       </w:pPr>
       <w:r>
-        <w:t xml:space="preserve">70</w:t>
+        <w:t xml:space="preserve">71</w:t>
       </w:r>
     </w:p>
     <w:p>
@@ -47979,7 +47979,7 @@
         <w:keepNext/>
         <w:outlineLvl w:val="0"/>
       </w:pPr>
-      <w:bookmarkStart w:name="TR-019-02" w:id="62439"/>
+      <w:bookmarkStart w:id="62439" w:name="TR-019-02"/>
       <w:r>
         <w:t xml:space="preserve">TR-019-02: 019 02 Sf Type</w:t>
       </w:r>
@@ -48116,7 +48116,7 @@
         <w:keepNext/>
         <w:outlineLvl w:val="0"/>
       </w:pPr>
-      <w:bookmarkStart w:name="TR-019-03" w:id="62440"/>
+      <w:bookmarkStart w:id="62440" w:name="TR-019-03"/>
       <w:r>
         <w:t xml:space="preserve">TR-019-03: 019 03 Nfr Type</w:t>
       </w:r>
@@ -48253,7 +48253,7 @@
         <w:keepNext/>
         <w:outlineLvl w:val="0"/>
       </w:pPr>
-      <w:bookmarkStart w:name="TR-019-04" w:id="62441"/>
+      <w:bookmarkStart w:id="62441" w:name="TR-019-04"/>
       <w:r>
         <w:t xml:space="preserve">TR-019-04: 019 04 Realizes Relation</w:t>
       </w:r>
@@ -48276,7 +48276,7 @@
         <w:pStyle w:val="Definition"/>
       </w:pPr>
       <w:r>
-        <w:t xml:space="preserve">100</w:t>
+        <w:t xml:space="preserve">102</w:t>
       </w:r>
     </w:p>
     <w:p>
@@ -48390,7 +48390,7 @@
         <w:keepNext/>
         <w:outlineLvl w:val="0"/>
       </w:pPr>
-      <w:bookmarkStart w:name="TR-019-05" w:id="62442"/>
+      <w:bookmarkStart w:id="62442" w:name="TR-019-05"/>
       <w:r>
         <w:t xml:space="preserve">TR-019-05: 019 05 Xref Decomposition</w:t>
       </w:r>
@@ -48413,7 +48413,7 @@
         <w:pStyle w:val="Definition"/>
       </w:pPr>
       <w:r>
-        <w:t xml:space="preserve">68</w:t>
+        <w:t xml:space="preserve">69</w:t>
       </w:r>
     </w:p>
     <w:p>
@@ -48527,7 +48527,7 @@
         <w:keepNext/>
         <w:outlineLvl w:val="0"/>
       </w:pPr>
-      <w:bookmarkStart w:name="TR-019-06" w:id="62443"/>
+      <w:bookmarkStart w:id="62443" w:name="TR-019-06"/>
       <w:r>
         <w:t xml:space="preserve">TR-019-06: 019 06 Xref Dic</w:t>
       </w:r>
@@ -48550,7 +48550,7 @@
         <w:pStyle w:val="Definition"/>
       </w:pPr>
       <w:r>
-        <w:t xml:space="preserve">76</w:t>
+        <w:t xml:space="preserve">77</w:t>
       </w:r>
     </w:p>
     <w:p>
@@ -48664,7 +48664,7 @@
         <w:keepNext/>
         <w:outlineLvl w:val="0"/>
       </w:pPr>
-      <w:bookmarkStart w:name="TR-020-01" w:id="17840"/>
+      <w:bookmarkStart w:id="17840" w:name="TR-020-01"/>
       <w:r>
         <w:t xml:space="preserve">TR-020-01: 020 01 Model Directory Structure</w:t>
       </w:r>
@@ -48687,7 +48687,7 @@
         <w:pStyle w:val="Definition"/>
       </w:pPr>
       <w:r>
-        <w:t xml:space="preserve">69</w:t>
+        <w:t xml:space="preserve">72</w:t>
       </w:r>
     </w:p>
     <w:p>
@@ -48801,7 +48801,7 @@
         <w:keepNext/>
         <w:outlineLvl w:val="0"/>
       </w:pPr>
-      <w:bookmarkStart w:name="TR-021-01" w:id="47631"/>
+      <w:bookmarkStart w:id="47631" w:name="TR-021-01"/>
       <w:r>
         <w:t xml:space="preserve">TR-021-01: 021 01 Handler Registration Interface</w:t>
       </w:r>
@@ -48824,7 +48824,7 @@
         <w:pStyle w:val="Definition"/>
       </w:pPr>
       <w:r>
-        <w:t xml:space="preserve">31</w:t>
+        <w:t xml:space="preserve">32</w:t>
       </w:r>
     </w:p>
     <w:p>
@@ -48938,7 +48938,7 @@
         <w:keepNext/>
         <w:outlineLvl w:val="0"/>
       </w:pPr>
-      <w:bookmarkStart w:name="TR-022-01" w:id="77422"/>
+      <w:bookmarkStart w:id="77422" w:name="TR-022-01"/>
       <w:r>
         <w:t xml:space="preserve">TR-022-01: 022 01 Type Definition Schema</w:t>
       </w:r>
@@ -48961,7 +48961,7 @@
         <w:pStyle w:val="Definition"/>
       </w:pPr>
       <w:r>
-        <w:t xml:space="preserve">33</w:t>
+        <w:t xml:space="preserve">34</w:t>
       </w:r>
     </w:p>
     <w:p>
@@ -49075,7 +49075,7 @@
         <w:keepNext/>
         <w:outlineLvl w:val="0"/>
       </w:pPr>
-      <w:bookmarkStart w:name="TR-023-01" w:id="7213"/>
+      <w:bookmarkStart w:id="7213" w:name="TR-023-01"/>
       <w:r>
         <w:t xml:space="preserve">TR-023-01: 023 01 Model Path Resolution</w:t>
       </w:r>
@@ -49098,7 +49098,7 @@
         <w:pStyle w:val="Definition"/>
       </w:pPr>
       <w:r>
-        <w:t xml:space="preserve">32</w:t>
+        <w:t xml:space="preserve">33</w:t>
       </w:r>
     </w:p>
     <w:p>
@@ -49212,7 +49212,7 @@
         <w:keepNext/>
         <w:outlineLvl w:val="0"/>
       </w:pPr>
-      <w:bookmarkStart w:name="TR-024-01" w:id="37004"/>
+      <w:bookmarkStart w:id="37004" w:name="TR-024-01"/>
       <w:r>
         <w:t xml:space="preserve">TR-024-01: 024 01 Plantuml</w:t>
       </w:r>
@@ -49235,7 +49235,7 @@
         <w:pStyle w:val="Definition"/>
       </w:pPr>
       <w:r>
-        <w:t xml:space="preserve">55</w:t>
+        <w:t xml:space="preserve">58</w:t>
       </w:r>
     </w:p>
     <w:p>
@@ -49349,7 +49349,7 @@
         <w:keepNext/>
         <w:outlineLvl w:val="0"/>
       </w:pPr>
-      <w:bookmarkStart w:name="TR-025-02" w:id="66796"/>
+      <w:bookmarkStart w:id="66796" w:name="TR-025-02"/>
       <w:r>
         <w:t xml:space="preserve">TR-025-02: 025 02 View Registration</w:t>
       </w:r>
@@ -49372,7 +49372,7 @@
         <w:pStyle w:val="Definition"/>
       </w:pPr>
       <w:r>
-        <w:t xml:space="preserve">70</w:t>
+        <w:t xml:space="preserve">72</w:t>
       </w:r>
     </w:p>
     <w:p>
@@ -49486,7 +49486,7 @@
         <w:keepNext/>
         <w:outlineLvl w:val="0"/>
       </w:pPr>
-      <w:bookmarkStart w:name="TR-025-03" w:id="66797"/>
+      <w:bookmarkStart w:id="66797" w:name="TR-025-03"/>
       <w:r>
         <w:t xml:space="preserve">TR-025-03: 025 03 Traceability Matrix</w:t>
       </w:r>
@@ -49509,7 +49509,7 @@
         <w:pStyle w:val="Definition"/>
       </w:pPr>
       <w:r>
-        <w:t xml:space="preserve">126</w:t>
+        <w:t xml:space="preserve">129</w:t>
       </w:r>
     </w:p>
     <w:p>
@@ -49623,7 +49623,7 @@
         <w:keepNext/>
         <w:outlineLvl w:val="0"/>
       </w:pPr>
-      <w:bookmarkStart w:name="TR-025-04" w:id="66798"/>
+      <w:bookmarkStart w:id="66798" w:name="TR-025-04"/>
       <w:r>
         <w:t xml:space="preserve">TR-025-04: 025 04 Test Results Matrix</w:t>
       </w:r>
@@ -49646,7 +49646,7 @@
         <w:pStyle w:val="Definition"/>
       </w:pPr>
       <w:r>
-        <w:t xml:space="preserve">77</w:t>
+        <w:t xml:space="preserve">76</w:t>
       </w:r>
     </w:p>
     <w:p>
@@ -49760,7 +49760,7 @@
         <w:keepNext/>
         <w:outlineLvl w:val="0"/>
       </w:pPr>
-      <w:bookmarkStart w:name="TR-025-05" w:id="66799"/>
+      <w:bookmarkStart w:id="66799" w:name="TR-025-05"/>
       <w:r>
         <w:t xml:space="preserve">TR-025-05: 025 05 Traceability Matrix Block Empty</w:t>
       </w:r>
@@ -49897,7 +49897,7 @@
         <w:keepNext/>
         <w:outlineLvl w:val="0"/>
       </w:pPr>
-      <w:bookmarkStart w:name="TR-025-06" w:id="66800"/>
+      <w:bookmarkStart w:id="66800" w:name="TR-025-06"/>
       <w:r>
         <w:t xml:space="preserve">TR-025-06: 025 06 Traceability Matrix Textblock Empty</w:t>
       </w:r>
@@ -50034,7 +50034,7 @@
         <w:keepNext/>
         <w:outlineLvl w:val="0"/>
       </w:pPr>
-      <w:bookmarkStart w:name="TR-025-07" w:id="66801"/>
+      <w:bookmarkStart w:id="66801" w:name="TR-025-07"/>
       <w:r>
         <w:t xml:space="preserve">TR-025-07: 025 07 Test Results Matrix Block Empty</w:t>
       </w:r>
@@ -50057,7 +50057,7 @@
         <w:pStyle w:val="Definition"/>
       </w:pPr>
       <w:r>
-        <w:t xml:space="preserve">56</w:t>
+        <w:t xml:space="preserve">57</w:t>
       </w:r>
     </w:p>
     <w:p>
@@ -50171,7 +50171,7 @@
         <w:keepNext/>
         <w:outlineLvl w:val="0"/>
       </w:pPr>
-      <w:bookmarkStart w:name="TR-025-08" w:id="66802"/>
+      <w:bookmarkStart w:id="66802" w:name="TR-025-08"/>
       <w:r>
         <w:t xml:space="preserve">TR-025-08: 025 08 Test Results Matrix Textblock Empty</w:t>
       </w:r>
@@ -50194,7 +50194,7 @@
         <w:pStyle w:val="Definition"/>
       </w:pPr>
       <w:r>
-        <w:t xml:space="preserve">53</w:t>
+        <w:t xml:space="preserve">54</w:t>
       </w:r>
     </w:p>
     <w:p>
@@ -50308,7 +50308,7 @@
         <w:keepNext/>
         <w:outlineLvl w:val="0"/>
       </w:pPr>
-      <w:bookmarkStart w:name="TR-025-09" w:id="66803"/>
+      <w:bookmarkStart w:id="66803" w:name="TR-025-09"/>
       <w:r>
         <w:t xml:space="preserve">TR-025-09: 025 09 Test Execution Matrix</w:t>
       </w:r>
@@ -50331,7 +50331,7 @@
         <w:pStyle w:val="Definition"/>
       </w:pPr>
       <w:r>
-        <w:t xml:space="preserve">61</w:t>
+        <w:t xml:space="preserve">60</w:t>
       </w:r>
     </w:p>
     <w:p>
@@ -50445,7 +50445,7 @@
         <w:keepNext/>
         <w:outlineLvl w:val="0"/>
       </w:pPr>
-      <w:bookmarkStart w:name="TR-025-10" w:id="66825"/>
+      <w:bookmarkStart w:id="66825" w:name="TR-025-10"/>
       <w:r>
         <w:t xml:space="preserve">TR-025-10: 025 10 Allocation Matrix Param</w:t>
       </w:r>
@@ -50468,7 +50468,7 @@
         <w:pStyle w:val="Definition"/>
       </w:pPr>
       <w:r>
-        <w:t xml:space="preserve">95</w:t>
+        <w:t xml:space="preserve">94</w:t>
       </w:r>
     </w:p>
     <w:p>
@@ -50582,7 +50582,7 @@
         <w:keepNext/>
         <w:outlineLvl w:val="0"/>
       </w:pPr>
-      <w:bookmarkStart w:name="TR-EXT-009-01" w:id="15313"/>
+      <w:bookmarkStart w:id="15313" w:name="TR-EXT-009-01"/>
       <w:r>
         <w:t xml:space="preserve">TR-EXT-009-01: Ext 009 01 Canonical Ctx</w:t>
       </w:r>
@@ -50605,7 +50605,7 @@
         <w:pStyle w:val="Definition"/>
       </w:pPr>
       <w:r>
-        <w:t xml:space="preserve">34</w:t>
+        <w:t xml:space="preserve">35</w:t>
       </w:r>
     </w:p>
     <w:p>
@@ -50719,7 +50719,7 @@
         <w:keepNext/>
         <w:outlineLvl w:val="0"/>
       </w:pPr>
-      <w:bookmarkStart w:name="TR-EXT-011-01" w:id="506"/>
+      <w:bookmarkStart w:id="506" w:name="TR-EXT-011-01"/>
       <w:r>
         <w:t xml:space="preserve">TR-EXT-011-01: Ext 011 01 Host Registry</w:t>
       </w:r>
@@ -50742,7 +50742,7 @@
         <w:pStyle w:val="Definition"/>
       </w:pPr>
       <w:r>
-        <w:t xml:space="preserve">32</w:t>
+        <w:t xml:space="preserve">35</w:t>
       </w:r>
     </w:p>
     <w:p>
@@ -50856,7 +50856,7 @@
         <w:keepNext/>
         <w:outlineLvl w:val="0"/>
       </w:pPr>
-      <w:bookmarkStart w:name="TR-EXT-011-02" w:id="507"/>
+      <w:bookmarkStart w:id="507" w:name="TR-EXT-011-02"/>
       <w:r>
         <w:t xml:space="preserve">TR-EXT-011-02: Ext 011 02 Inherited Card Render</w:t>
       </w:r>
@@ -50879,7 +50879,7 @@
         <w:pStyle w:val="Definition"/>
       </w:pPr>
       <w:r>
-        <w:t xml:space="preserve">39</w:t>
+        <w:t xml:space="preserve">41</w:t>
       </w:r>
     </w:p>
     <w:p>
@@ -50993,7 +50993,7 @@
         <w:keepNext/>
         <w:outlineLvl w:val="0"/>
       </w:pPr>
-      <w:bookmarkStart w:name="TR-EXT-011-03" w:id="508"/>
+      <w:bookmarkStart w:id="508" w:name="TR-EXT-011-03"/>
       <w:r>
         <w:t xml:space="preserve">TR-EXT-011-03: Ext 011 03 Float Render Index</w:t>
       </w:r>
@@ -51016,7 +51016,7 @@
         <w:pStyle w:val="Definition"/>
       </w:pPr>
       <w:r>
-        <w:t xml:space="preserve">40</w:t>
+        <w:t xml:space="preserve">42</w:t>
       </w:r>
     </w:p>
     <w:p>
@@ -51130,7 +51130,7 @@
         <w:keepNext/>
         <w:outlineLvl w:val="0"/>
       </w:pPr>
-      <w:bookmarkStart w:name="TR-EXT-011-04" w:id="509"/>
+      <w:bookmarkStart w:id="509" w:name="TR-EXT-011-04"/>
       <w:r>
         <w:t xml:space="preserve">TR-EXT-011-04: Ext 011 04 External Float Hooks</w:t>
       </w:r>
@@ -51153,7 +51153,7 @@
         <w:pStyle w:val="Definition"/>
       </w:pPr>
       <w:r>
-        <w:t xml:space="preserve">45</w:t>
+        <w:t xml:space="preserve">46</w:t>
       </w:r>
     </w:p>
     <w:p>
@@ -51267,7 +51267,7 @@
         <w:keepNext/>
         <w:outlineLvl w:val="0"/>
       </w:pPr>
-      <w:bookmarkStart w:name="TR-EXT-011-05" w:id="510"/>
+      <w:bookmarkStart w:id="510" w:name="TR-EXT-011-05"/>
       <w:r>
         <w:t xml:space="preserve">TR-EXT-011-05: Ext 011 05 Hook Return Contracts</w:t>
       </w:r>
@@ -51290,7 +51290,7 @@
         <w:pStyle w:val="Definition"/>
       </w:pPr>
       <w:r>
-        <w:t xml:space="preserve">43</w:t>
+        <w:t xml:space="preserve">45</w:t>
       </w:r>
     </w:p>
     <w:p>
@@ -51404,7 +51404,7 @@
         <w:keepNext/>
         <w:outlineLvl w:val="0"/>
       </w:pPr>
-      <w:bookmarkStart w:name="TR-EXT-012-01" w:id="30297"/>
+      <w:bookmarkStart w:id="30297" w:name="TR-EXT-012-01"/>
       <w:r>
         <w:t xml:space="preserve">TR-EXT-012-01: Ext 012 01 Verification Descriptor</w:t>
       </w:r>
@@ -51427,7 +51427,7 @@
         <w:pStyle w:val="Definition"/>
       </w:pPr>
       <w:r>
-        <w:t xml:space="preserve">47</w:t>
+        <w:t xml:space="preserve">49</w:t>
       </w:r>
     </w:p>
     <w:p>
@@ -51541,7 +51541,7 @@
         <w:keepNext/>
         <w:outlineLvl w:val="0"/>
       </w:pPr>
-      <w:bookmarkStart w:name="TR-027-01" w:id="26377"/>
+      <w:bookmarkStart w:id="26377" w:name="TR-027-01"/>
       <w:r>
         <w:t xml:space="preserve">TR-027-01: 027 01 Float Numbering</w:t>
       </w:r>
@@ -51564,7 +51564,7 @@
         <w:pStyle w:val="Definition"/>
       </w:pPr>
       <w:r>
-        <w:t xml:space="preserve">47</w:t>
+        <w:t xml:space="preserve">52</w:t>
       </w:r>
     </w:p>
     <w:p>
@@ -51678,7 +51678,7 @@
         <w:keepNext/>
         <w:outlineLvl w:val="0"/>
       </w:pPr>
-      <w:bookmarkStart w:name="TR-028-01" w:id="56168"/>
+      <w:bookmarkStart w:id="56168" w:name="TR-028-01"/>
       <w:r>
         <w:t xml:space="preserve">TR-028-01: 028 01 Output Formats</w:t>
       </w:r>
@@ -51701,7 +51701,7 @@
         <w:pStyle w:val="Definition"/>
       </w:pPr>
       <w:r>
-        <w:t xml:space="preserve">96</w:t>
+        <w:t xml:space="preserve">99</w:t>
       </w:r>
     </w:p>
     <w:p>
@@ -51815,7 +51815,7 @@
         <w:keepNext/>
         <w:outlineLvl w:val="0"/>
       </w:pPr>
-      <w:bookmarkStart w:name="TR-028-02" w:id="56169"/>
+      <w:bookmarkStart w:id="56169" w:name="TR-028-02"/>
       <w:r>
         <w:t xml:space="preserve">TR-028-02: 028 02 Bibliography</w:t>
       </w:r>
@@ -51838,7 +51838,7 @@
         <w:pStyle w:val="Definition"/>
       </w:pPr>
       <w:r>
-        <w:t xml:space="preserve">46</w:t>
+        <w:t xml:space="preserve">49</w:t>
       </w:r>
     </w:p>
     <w:p>
@@ -51952,7 +51952,7 @@
         <w:keepNext/>
         <w:outlineLvl w:val="0"/>
       </w:pPr>
-      <w:bookmarkStart w:name="TR-029-01" w:id="85959"/>
+      <w:bookmarkStart w:id="85959" w:name="TR-029-01"/>
       <w:r>
         <w:t xml:space="preserve">TR-029-01: 029 01 Ooxml Schema Validation</w:t>
       </w:r>
@@ -51975,7 +51975,7 @@
         <w:pStyle w:val="Definition"/>
       </w:pPr>
       <w:r>
-        <w:t xml:space="preserve">258</w:t>
+        <w:t xml:space="preserve">265</w:t>
       </w:r>
     </w:p>
     <w:p>
@@ -52089,7 +52089,7 @@
         <w:keepNext/>
         <w:outlineLvl w:val="0"/>
       </w:pPr>
-      <w:bookmarkStart w:name="TR-029-02" w:id="85960"/>
+      <w:bookmarkStart w:id="85960" w:name="TR-029-02"/>
       <w:r>
         <w:t xml:space="preserve">TR-029-02: 029 02 Ooxml Validator Selftest</w:t>
       </w:r>
@@ -52112,7 +52112,7 @@
         <w:pStyle w:val="Definition"/>
       </w:pPr>
       <w:r>
-        <w:t xml:space="preserve">152</w:t>
+        <w:t xml:space="preserve">155</w:t>
       </w:r>
     </w:p>
     <w:p>
@@ -52226,7 +52226,7 @@
         <w:keepNext/>
         <w:outlineLvl w:val="0"/>
       </w:pPr>
-      <w:bookmarkStart w:name="TR-029-03" w:id="85961"/>
+      <w:bookmarkStart w:id="85961" w:name="TR-029-03"/>
       <w:r>
         <w:t xml:space="preserve">TR-029-03: 029 03 Caption Seq Cache</w:t>
       </w:r>
@@ -52249,7 +52249,7 @@
         <w:pStyle w:val="Definition"/>
       </w:pPr>
       <w:r>
-        <w:t xml:space="preserve">159</w:t>
+        <w:t xml:space="preserve">164</w:t>
       </w:r>
     </w:p>
     <w:p>
@@ -52363,7 +52363,7 @@
         <w:keepNext/>
         <w:outlineLvl w:val="0"/>
       </w:pPr>
-      <w:bookmarkStart w:name="TR-029-04" w:id="85962"/>
+      <w:bookmarkStart w:id="85962" w:name="TR-029-04"/>
       <w:r>
         <w:t xml:space="preserve">TR-029-04: 029 04 Bookmark Resolution</w:t>
       </w:r>
@@ -52386,7 +52386,7 @@
         <w:pStyle w:val="Definition"/>
       </w:pPr>
       <w:r>
-        <w:t xml:space="preserve">182</w:t>
+        <w:t xml:space="preserve">188</w:t>
       </w:r>
     </w:p>
     <w:p>
@@ -52500,7 +52500,7 @@
         <w:keepNext/>
         <w:outlineLvl w:val="0"/>
       </w:pPr>
-      <w:bookmarkStart w:name="TR-029-05" w:id="85963"/>
+      <w:bookmarkStart w:id="85963" w:name="TR-029-05"/>
       <w:r>
         <w:t xml:space="preserve">TR-029-05: 029 05 Libreoffice Roundtrip</w:t>
       </w:r>
@@ -52523,7 +52523,7 @@
         <w:pStyle w:val="Definition"/>
       </w:pPr>
       <w:r>
-        <w:t xml:space="preserve">183</w:t>
+        <w:t xml:space="preserve">187</w:t>
       </w:r>
     </w:p>
     <w:p>
@@ -52637,7 +52637,7 @@
         <w:keepNext/>
         <w:outlineLvl w:val="0"/>
       </w:pPr>
-      <w:bookmarkStart w:name="TR-029-06" w:id="85964"/>
+      <w:bookmarkStart w:id="85964" w:name="TR-029-06"/>
       <w:r>
         <w:t xml:space="preserve">TR-029-06: 029 06 Reference Cache Chain</w:t>
       </w:r>
@@ -52774,7 +52774,7 @@
         <w:keepNext/>
         <w:outlineLvl w:val="0"/>
       </w:pPr>
-      <w:bookmarkStart w:name="TR-029-07" w:id="85965"/>
+      <w:bookmarkStart w:id="85965" w:name="TR-029-07"/>
       <w:r>
         <w:t xml:space="preserve">TR-029-07: 029 07 Reference Table Header</w:t>
       </w:r>
@@ -52797,7 +52797,7 @@
         <w:pStyle w:val="Definition"/>
       </w:pPr>
       <w:r>
-        <w:t xml:space="preserve">119</w:t>
+        <w:t xml:space="preserve">116</w:t>
       </w:r>
     </w:p>
     <w:p>
@@ -52911,7 +52911,7 @@
         <w:keepNext/>
         <w:outlineLvl w:val="0"/>
       </w:pPr>
-      <w:bookmarkStart w:name="TR-030-01" w:id="41361"/>
+      <w:bookmarkStart w:id="41361" w:name="TR-030-01"/>
       <w:r>
         <w:t xml:space="preserve">TR-030-01: 030 01 Html Options</w:t>
       </w:r>
@@ -53048,7 +53048,7 @@
         <w:keepNext/>
         <w:outlineLvl w:val="0"/>
       </w:pPr>
-      <w:bookmarkStart w:name="TR-030-02" w:id="41362"/>
+      <w:bookmarkStart w:id="41362" w:name="TR-030-02"/>
       <w:r>
         <w:t xml:space="preserve">TR-030-02: 030 02 Web Generation</w:t>
       </w:r>
@@ -53071,7 +53071,7 @@
         <w:pStyle w:val="Definition"/>
       </w:pPr>
       <w:r>
-        <w:t xml:space="preserve">79</w:t>
+        <w:t xml:space="preserve">81</w:t>
       </w:r>
     </w:p>
     <w:p>
@@ -53185,7 +53185,7 @@
         <w:keepNext/>
         <w:outlineLvl w:val="0"/>
       </w:pPr>
-      <w:bookmarkStart w:name="TR-030-03" w:id="41363"/>
+      <w:bookmarkStart w:id="41363" w:name="TR-030-03"/>
       <w:r>
         <w:t xml:space="preserve">TR-030-03: 030 03 Web Search</w:t>
       </w:r>
@@ -53208,7 +53208,7 @@
         <w:pStyle w:val="Definition"/>
       </w:pPr>
       <w:r>
-        <w:t xml:space="preserve">46</w:t>
+        <w:t xml:space="preserve">48</w:t>
       </w:r>
     </w:p>
     <w:p>
@@ -53322,7 +53322,7 @@
         <w:keepNext/>
         <w:outlineLvl w:val="0"/>
       </w:pPr>
-      <w:bookmarkStart w:name="TR-031-01" w:id="71152"/>
+      <w:bookmarkStart w:id="71152" w:name="TR-031-01"/>
       <w:r>
         <w:t xml:space="preserve">TR-031-01: 031 01 Assembler</w:t>
       </w:r>
@@ -53345,7 +53345,7 @@
         <w:pStyle w:val="Definition"/>
       </w:pPr>
       <w:r>
-        <w:t xml:space="preserve">39</w:t>
+        <w:t xml:space="preserve">41</w:t>
       </w:r>
     </w:p>
     <w:p>
@@ -53459,7 +53459,7 @@
         <w:keepNext/>
         <w:outlineLvl w:val="0"/>
       </w:pPr>
-      <w:bookmarkStart w:name="TR-032-01" w:id="943"/>
+      <w:bookmarkStart w:id="943" w:name="TR-032-01"/>
       <w:r>
         <w:t xml:space="preserve">TR-032-01: 032 01 Caption Structure</w:t>
       </w:r>
@@ -53482,7 +53482,7 @@
         <w:pStyle w:val="Definition"/>
       </w:pPr>
       <w:r>
-        <w:t xml:space="preserve">68</w:t>
+        <w:t xml:space="preserve">72</w:t>
       </w:r>
     </w:p>
     <w:p>
@@ -53596,7 +53596,7 @@
         <w:keepNext/>
         <w:outlineLvl w:val="0"/>
       </w:pPr>
-      <w:bookmarkStart w:name="TR-OUT-001-01" w:id="71372"/>
+      <w:bookmarkStart w:id="71372" w:name="TR-OUT-001-01"/>
       <w:r>
         <w:t xml:space="preserve">TR-OUT-001-01: Out 001 01 Assembly Order</w:t>
       </w:r>
@@ -53619,7 +53619,7 @@
         <w:pStyle w:val="Definition"/>
       </w:pPr>
       <w:r>
-        <w:t xml:space="preserve">84</w:t>
+        <w:t xml:space="preserve">87</w:t>
       </w:r>
     </w:p>
     <w:p>
@@ -53733,7 +53733,7 @@
         <w:keepNext/>
         <w:outlineLvl w:val="0"/>
       </w:pPr>
-      <w:bookmarkStart w:name="TR-OUT-004-01" w:id="60745"/>
+      <w:bookmarkStart w:id="60745" w:name="TR-OUT-004-01"/>
       <w:r>
         <w:t xml:space="preserve">TR-OUT-004-01: Out 004 01 Render Utils</w:t>
       </w:r>
@@ -53756,7 +53756,7 @@
         <w:pStyle w:val="Definition"/>
       </w:pPr>
       <w:r>
-        <w:t xml:space="preserve">42</w:t>
+        <w:t xml:space="preserve">44</w:t>
       </w:r>
     </w:p>
     <w:p>
@@ -53870,7 +53870,7 @@
         <w:keepNext/>
         <w:outlineLvl w:val="0"/>
       </w:pPr>
-      <w:bookmarkStart w:name="TR-OUT-005-01" w:id="90536"/>
+      <w:bookmarkStart w:id="90536" w:name="TR-OUT-005-01"/>
       <w:r>
         <w:t xml:space="preserve">TR-OUT-005-01: Out 005 01 Render Handler</w:t>
       </w:r>
@@ -53893,7 +53893,7 @@
         <w:pStyle w:val="Definition"/>
       </w:pPr>
       <w:r>
-        <w:t xml:space="preserve">47</w:t>
+        <w:t xml:space="preserve">48</w:t>
       </w:r>
     </w:p>
     <w:p>
@@ -54007,7 +54007,7 @@
         <w:keepNext/>
         <w:outlineLvl w:val="0"/>
       </w:pPr>
-      <w:bookmarkStart w:name="TR-OUT-008-01" w:id="79909"/>
+      <w:bookmarkStart w:id="79909" w:name="TR-OUT-008-01"/>
       <w:r>
         <w:t xml:space="preserve">TR-OUT-008-01: Out 008 01 Heading Hierarchy</w:t>
       </w:r>
@@ -54030,7 +54030,7 @@
         <w:pStyle w:val="Definition"/>
       </w:pPr>
       <w:r>
-        <w:t xml:space="preserve">157</w:t>
+        <w:t xml:space="preserve">149</w:t>
       </w:r>
     </w:p>
     <w:p>
@@ -54144,7 +54144,7 @@
         <w:keepNext/>
         <w:outlineLvl w:val="0"/>
       </w:pPr>
-      <w:bookmarkStart w:name="TR-OUT-008-02" w:id="79910"/>
+      <w:bookmarkStart w:id="79910" w:name="TR-OUT-008-02"/>
       <w:r>
         <w:t xml:space="preserve">TR-OUT-008-02: Out 008 02 Broken Hierarchy</w:t>
       </w:r>
@@ -54167,7 +54167,7 @@
         <w:pStyle w:val="Definition"/>
       </w:pPr>
       <w:r>
-        <w:t xml:space="preserve">192</w:t>
+        <w:t xml:space="preserve">189</w:t>
       </w:r>
     </w:p>
     <w:p>
@@ -54281,7 +54281,7 @@
         <w:keepNext/>
         <w:outlineLvl w:val="0"/>
       </w:pPr>
-      <w:bookmarkStart w:name="TR-OUT-009-01" w:id="9700"/>
+      <w:bookmarkStart w:id="9700" w:name="TR-OUT-009-01"/>
       <w:r>
         <w:t xml:space="preserve">TR-OUT-009-01: Out 009 01 Section Close</w:t>
       </w:r>
@@ -54304,7 +54304,7 @@
         <w:pStyle w:val="Definition"/>
       </w:pPr>
       <w:r>
-        <w:t xml:space="preserve">129</w:t>
+        <w:t xml:space="preserve">132</w:t>
       </w:r>
     </w:p>
     <w:p>
@@ -54418,7 +54418,7 @@
         <w:keepNext/>
         <w:outlineLvl w:val="0"/>
       </w:pPr>
-      <w:bookmarkStart w:name="TR-OUT-010-01" w:id="65102"/>
+      <w:bookmarkStart w:id="65102" w:name="TR-OUT-010-01"/>
       <w:r>
         <w:t xml:space="preserve">TR-OUT-010-01: Out 010 01 Cross Format Levels</w:t>
       </w:r>
@@ -54441,7 +54441,7 @@
         <w:pStyle w:val="Definition"/>
       </w:pPr>
       <w:r>
-        <w:t xml:space="preserve">167</w:t>
+        <w:t xml:space="preserve">171</w:t>
       </w:r>
     </w:p>
     <w:p>
@@ -54555,7 +54555,7 @@
         <w:keepNext/>
         <w:outlineLvl w:val="0"/>
       </w:pPr>
-      <w:bookmarkStart w:name="TR-OUT-011-01" w:id="94893"/>
+      <w:bookmarkStart w:id="94893" w:name="TR-OUT-011-01"/>
       <w:r>
         <w:t xml:space="preserve">TR-OUT-011-01: Out 011 01 Include Level Shift</w:t>
       </w:r>
@@ -54578,7 +54578,7 @@
         <w:pStyle w:val="Definition"/>
       </w:pPr>
       <w:r>
-        <w:t xml:space="preserve">184</w:t>
+        <w:t xml:space="preserve">186</w:t>
       </w:r>
     </w:p>
     <w:p>
@@ -54692,7 +54692,7 @@
         <w:keepNext/>
         <w:outlineLvl w:val="0"/>
       </w:pPr>
-      <w:bookmarkStart w:name="TR-OUT-011-02" w:id="94894"/>
+      <w:bookmarkStart w:id="94894" w:name="TR-OUT-011-02"/>
       <w:r>
         <w:t xml:space="preserve">TR-OUT-011-02: Out 011 02 Include Level Combos</w:t>
       </w:r>
@@ -54715,7 +54715,7 @@
         <w:pStyle w:val="Definition"/>
       </w:pPr>
       <w:r>
-        <w:t xml:space="preserve">267</w:t>
+        <w:t xml:space="preserve">273</w:t>
       </w:r>
     </w:p>
     <w:p>
@@ -54829,7 +54829,7 @@
         <w:keepNext/>
         <w:outlineLvl w:val="0"/>
       </w:pPr>
-      <w:bookmarkStart w:name="TR-OUT-011-03" w:id="94895"/>
+      <w:bookmarkStart w:id="94895" w:name="TR-OUT-011-03"/>
       <w:r>
         <w:t xml:space="preserve">TR-OUT-011-03: Out 011 03 Include Level Guards</w:t>
       </w:r>
@@ -54852,7 +54852,7 @@
         <w:pStyle w:val="Definition"/>
       </w:pPr>
       <w:r>
-        <w:t xml:space="preserve">340</w:t>
+        <w:t xml:space="preserve">345</w:t>
       </w:r>
     </w:p>
     <w:p>
@@ -54966,7 +54966,7 @@
         <w:keepNext/>
         <w:outlineLvl w:val="0"/>
       </w:pPr>
-      <w:bookmarkStart w:name="TR-INT-016-01" w:id="17735"/>
+      <w:bookmarkStart w:id="17735" w:name="TR-INT-016-01"/>
       <w:r>
         <w:t xml:space="preserve">TR-INT-016-01: Int 016 01 Label Slugify</w:t>
       </w:r>
@@ -54989,7 +54989,7 @@
         <w:pStyle w:val="Definition"/>
       </w:pPr>
       <w:r>
-        <w:t xml:space="preserve">40</w:t>
+        <w:t xml:space="preserve">42</w:t>
       </w:r>
     </w:p>
     <w:p>
@@ -55103,7 +55103,7 @@
         <w:keepNext/>
         <w:outlineLvl w:val="0"/>
       </w:pPr>
-      <w:bookmarkStart w:name="TR-CFG-001-01" w:id="98262"/>
+      <w:bookmarkStart w:id="98262" w:name="TR-CFG-001-01"/>
       <w:r>
         <w:t xml:space="preserve">TR-CFG-001-01: Cfg 001 01 Manifest Over Env</w:t>
       </w:r>
@@ -55126,7 +55126,7 @@
         <w:pStyle w:val="Definition"/>
       </w:pPr>
       <w:r>
-        <w:t xml:space="preserve">34</w:t>
+        <w:t xml:space="preserve">37</w:t>
       </w:r>
     </w:p>
     <w:p>
@@ -56522,18 +56522,18 @@
     <w:basedOn w:val="VerbatimChar"/>
     <w:rPr/>
   </w:style>
-  <w:style w:styleId="SpecObjectHeader" w:type="paragraph" w:customStyle="1">
+  <w:style w:type="paragraph" w:styleId="SpecObjectHeader" w:customStyle="1">
     <w:name w:val="Spec Object Header"/>
     <w:basedOn w:val="Normal"/>
     <w:next w:val="FirstParagraph"/>
     <w:qFormat/>
     <w:pPr>
       <w:keepNext/>
-      <w:spacing w:before="280" w:lineRule="auto" w:line="276" w:after="120"/>
+      <w:spacing w:after="120" w:line="276" w:lineRule="auto" w:before="280"/>
       <w:outlineLvl w:val="0"/>
     </w:pPr>
     <w:rPr>
-      <w:rFonts w:hAnsi="Calibri Light" w:cs="Calibri Light" w:ascii="Calibri Light"/>
+      <w:rFonts w:cs="Calibri Light" w:hAnsi="Calibri Light" w:ascii="Calibri Light"/>
       <w:b/>
       <w:bCs/>
       <w:color w:val="0F4C64"/>

--- a/engineering/downloads/svc.docx
+++ b/engineering/downloads/svc.docx
@@ -21176,7 +21176,7 @@
         <w:keepNext/>
         <w:outlineLvl w:val="0"/>
       </w:pPr>
-      <w:bookmarkStart w:id="71154" w:name="VC-001"/>
+      <w:bookmarkStart w:name="VC-001" w:id="71154"/>
       <w:r>
         <w:t xml:space="preserve">VC-001: Five-Phase Lifecycle</w:t>
       </w:r>
@@ -21618,7 +21618,7 @@
         <w:keepNext/>
         <w:outlineLvl w:val="0"/>
       </w:pPr>
-      <w:bookmarkStart w:id="71155" w:name="VC-002"/>
+      <w:bookmarkStart w:name="VC-002" w:id="71155"/>
       <w:r>
         <w:t xml:space="preserve">VC-002: Handler Registration</w:t>
       </w:r>
@@ -22088,7 +22088,7 @@
         <w:keepNext/>
         <w:outlineLvl w:val="0"/>
       </w:pPr>
-      <w:bookmarkStart w:id="71156" w:name="VC-003"/>
+      <w:bookmarkStart w:name="VC-003" w:id="71156"/>
       <w:r>
         <w:t xml:space="preserve">VC-003: Topological Ordering</w:t>
       </w:r>
@@ -22458,7 +22458,7 @@
         <w:keepNext/>
         <w:outlineLvl w:val="0"/>
       </w:pPr>
-      <w:bookmarkStart w:id="71157" w:name="VC-004"/>
+      <w:bookmarkStart w:name="VC-004" w:id="71157"/>
       <w:r>
         <w:t xml:space="preserve">VC-004: Phase Abort on Errors</w:t>
       </w:r>
@@ -22697,7 +22697,7 @@
         <w:keepNext/>
         <w:outlineLvl w:val="0"/>
       </w:pPr>
-      <w:bookmarkStart w:id="71158" w:name="VC-005"/>
+      <w:bookmarkStart w:name="VC-005" w:id="71158"/>
       <w:r>
         <w:t xml:space="preserve">VC-005: Batch Dispatch Across All Phases</w:t>
       </w:r>
@@ -23056,7 +23056,7 @@
         <w:keepNext/>
         <w:outlineLvl w:val="0"/>
       </w:pPr>
-      <w:bookmarkStart w:id="71159" w:name="VC-006"/>
+      <w:bookmarkStart w:name="VC-006" w:id="71159"/>
       <w:r>
         <w:t xml:space="preserve">VC-006: Context Propagation</w:t>
       </w:r>
@@ -23348,7 +23348,7 @@
         <w:keepNext/>
         <w:outlineLvl w:val="0"/>
       </w:pPr>
-      <w:bookmarkStart w:id="39577" w:name="VC-PIPE-007"/>
+      <w:bookmarkStart w:name="VC-PIPE-007" w:id="39577"/>
       <w:r>
         <w:t xml:space="preserve">VC-PIPE-007: Sourcepos Normalization</w:t>
       </w:r>
@@ -23715,7 +23715,7 @@
         <w:keepNext/>
         <w:outlineLvl w:val="0"/>
       </w:pPr>
-      <w:bookmarkStart w:id="39578" w:name="VC-PIPE-008"/>
+      <w:bookmarkStart w:name="VC-PIPE-008" w:id="39578"/>
       <w:r>
         <w:t xml:space="preserve">VC-PIPE-008: CommonSpec Input Parsing</w:t>
       </w:r>
@@ -24260,7 +24260,7 @@
         <w:keepNext/>
         <w:outlineLvl w:val="0"/>
       </w:pPr>
-      <w:bookmarkStart w:id="39579" w:name="VC-PIPE-009"/>
+      <w:bookmarkStart w:name="VC-PIPE-009" w:id="39579"/>
       <w:r>
         <w:t xml:space="preserve">VC-PIPE-009: Include File Expansion</w:t>
       </w:r>
@@ -24567,7 +24567,7 @@
         <w:keepNext/>
         <w:outlineLvl w:val="0"/>
       </w:pPr>
-      <w:bookmarkStart w:id="39601" w:name="VC-PIPE-010"/>
+      <w:bookmarkStart w:name="VC-PIPE-010" w:id="39601"/>
       <w:r>
         <w:t xml:space="preserve">VC-PIPE-010: PID Auto-Generation</w:t>
       </w:r>
@@ -25019,7 +25019,7 @@
         <w:keepNext/>
         <w:outlineLvl w:val="0"/>
       </w:pPr>
-      <w:bookmarkStart w:id="39602" w:name="VC-PIPE-011"/>
+      <w:bookmarkStart w:name="VC-PIPE-011" w:id="39602"/>
       <w:r>
         <w:t xml:space="preserve">VC-PIPE-011: Relation Type Inference</w:t>
       </w:r>
@@ -25426,7 +25426,7 @@
         <w:keepNext/>
         <w:outlineLvl w:val="0"/>
       </w:pPr>
-      <w:bookmarkStart w:id="39603" w:name="VC-PIPE-012"/>
+      <w:bookmarkStart w:name="VC-PIPE-012" w:id="39603"/>
       <w:r>
         <w:t xml:space="preserve">VC-PIPE-012: Prerequisite-Not-Found Diagnostic</w:t>
       </w:r>
@@ -25712,7 +25712,7 @@
         <w:keepNext/>
         <w:outlineLvl w:val="0"/>
       </w:pPr>
-      <w:bookmarkStart w:id="39604" w:name="VC-PIPE-013"/>
+      <w:bookmarkStart w:name="VC-PIPE-013" w:id="39604"/>
       <w:r>
         <w:t xml:space="preserve">VC-PIPE-013: Incremental Stale Relation Rebind</w:t>
       </w:r>
@@ -26033,7 +26033,7 @@
         <w:keepNext/>
         <w:outlineLvl w:val="0"/>
       </w:pPr>
-      <w:bookmarkStart w:id="39605" w:name="VC-PIPE-014"/>
+      <w:bookmarkStart w:name="VC-PIPE-014" w:id="39605"/>
       <w:r>
         <w:t xml:space="preserve">VC-PIPE-014: Incremental Cross-Document View Freshness</w:t>
       </w:r>
@@ -26323,7 +26323,7 @@
         <w:keepNext/>
         <w:outlineLvl w:val="0"/>
       </w:pPr>
-      <w:bookmarkStart w:id="71160" w:name="VC-007"/>
+      <w:bookmarkStart w:name="VC-007" w:id="71160"/>
       <w:r>
         <w:t xml:space="preserve">VC-007: SQLite Persistence</w:t>
       </w:r>
@@ -26579,7 +26579,7 @@
         <w:keepNext/>
         <w:outlineLvl w:val="0"/>
       </w:pPr>
-      <w:bookmarkStart w:id="71161" w:name="VC-008"/>
+      <w:bookmarkStart w:name="VC-008" w:id="71161"/>
       <w:r>
         <w:t xml:space="preserve">VC-008: EAV Attribute Model</w:t>
       </w:r>
@@ -26988,7 +26988,7 @@
         <w:keepNext/>
         <w:outlineLvl w:val="0"/>
       </w:pPr>
-      <w:bookmarkStart w:id="71162" w:name="VC-009"/>
+      <w:bookmarkStart w:name="VC-009" w:id="71162"/>
       <w:r>
         <w:t xml:space="preserve">VC-009: Build Cache</w:t>
       </w:r>
@@ -27244,7 +27244,7 @@
         <w:keepNext/>
         <w:outlineLvl w:val="0"/>
       </w:pPr>
-      <w:bookmarkStart w:id="71184" w:name="VC-010"/>
+      <w:bookmarkStart w:name="VC-010" w:id="71184"/>
       <w:r>
         <w:t xml:space="preserve">VC-010: Output Cache</w:t>
       </w:r>
@@ -27500,7 +27500,7 @@
         <w:keepNext/>
         <w:outlineLvl w:val="0"/>
       </w:pPr>
-      <w:bookmarkStart w:id="71185" w:name="VC-011"/>
+      <w:bookmarkStart w:name="VC-011" w:id="71185"/>
       <w:r>
         <w:t xml:space="preserve">VC-011: Incremental Rebuild</w:t>
       </w:r>
@@ -27751,7 +27751,7 @@
         <w:keepNext/>
         <w:outlineLvl w:val="0"/>
       </w:pPr>
-      <w:bookmarkStart w:id="71249" w:name="VC-033"/>
+      <w:bookmarkStart w:name="VC-033" w:id="71249"/>
       <w:r>
         <w:t xml:space="preserve">VC-033: EAV Pivot Views</w:t>
       </w:r>
@@ -28101,7 +28101,7 @@
         <w:keepNext/>
         <w:outlineLvl w:val="0"/>
       </w:pPr>
-      <w:bookmarkStart w:id="71186" w:name="VC-012"/>
+      <w:bookmarkStart w:name="VC-012" w:id="71186"/>
       <w:r>
         <w:t xml:space="preserve">VC-012: Specifications Container</w:t>
       </w:r>
@@ -28352,7 +28352,7 @@
         <w:keepNext/>
         <w:outlineLvl w:val="0"/>
       </w:pPr>
-      <w:bookmarkStart w:id="71187" w:name="VC-013"/>
+      <w:bookmarkStart w:name="VC-013" w:id="71187"/>
       <w:r>
         <w:t xml:space="preserve">VC-013: Spec Objects Container</w:t>
       </w:r>
@@ -28632,7 +28632,7 @@
         <w:keepNext/>
         <w:outlineLvl w:val="0"/>
       </w:pPr>
-      <w:bookmarkStart w:id="71188" w:name="VC-014"/>
+      <w:bookmarkStart w:name="VC-014" w:id="71188"/>
       <w:r>
         <w:t xml:space="preserve">VC-014: Spec Floats Container</w:t>
       </w:r>
@@ -28915,7 +28915,7 @@
         <w:keepNext/>
         <w:outlineLvl w:val="0"/>
       </w:pPr>
-      <w:bookmarkStart w:id="71189" w:name="VC-015"/>
+      <w:bookmarkStart w:name="VC-015" w:id="71189"/>
       <w:r>
         <w:t xml:space="preserve">VC-015: Spec Relations Container</w:t>
       </w:r>
@@ -29250,7 +29250,7 @@
         <w:keepNext/>
         <w:outlineLvl w:val="0"/>
       </w:pPr>
-      <w:bookmarkStart w:id="71190" w:name="VC-016"/>
+      <w:bookmarkStart w:name="VC-016" w:id="71190"/>
       <w:r>
         <w:t xml:space="preserve">VC-016: Spec Views Container</w:t>
       </w:r>
@@ -29591,7 +29591,7 @@
         <w:keepNext/>
         <w:outlineLvl w:val="0"/>
       </w:pPr>
-      <w:bookmarkStart w:id="71191" w:name="VC-017"/>
+      <w:bookmarkStart w:name="VC-017" w:id="71191"/>
       <w:r>
         <w:t xml:space="preserve">VC-017: Spec Attributes Container</w:t>
       </w:r>
@@ -29842,7 +29842,7 @@
         <w:keepNext/>
         <w:outlineLvl w:val="0"/>
       </w:pPr>
-      <w:bookmarkStart w:id="71192" w:name="VC-018"/>
+      <w:bookmarkStart w:name="VC-018" w:id="71192"/>
       <w:r>
         <w:t xml:space="preserve">VC-018: Type Validation</w:t>
       </w:r>
@@ -30276,7 +30276,7 @@
         <w:keepNext/>
         <w:outlineLvl w:val="0"/>
       </w:pPr>
-      <w:bookmarkStart w:id="67800" w:name="VC-INT-016"/>
+      <w:bookmarkStart w:name="VC-INT-016" w:id="67800"/>
       <w:r>
         <w:t xml:space="preserve">VC-INT-016: UTF-8 Label Slugification</w:t>
       </w:r>
@@ -30584,7 +30584,7 @@
         <w:keepNext/>
         <w:outlineLvl w:val="0"/>
       </w:pPr>
-      <w:bookmarkStart w:id="71193" w:name="VC-019"/>
+      <w:bookmarkStart w:name="VC-019" w:id="71193"/>
       <w:r>
         <w:t xml:space="preserve">VC-019: Model Type Loading</w:t>
       </w:r>
@@ -30811,7 +30811,7 @@
         <w:keepNext/>
         <w:outlineLvl w:val="0"/>
       </w:pPr>
-      <w:bookmarkStart w:id="71215" w:name="VC-020"/>
+      <w:bookmarkStart w:name="VC-020" w:id="71215"/>
       <w:r>
         <w:t xml:space="preserve">VC-020: Model Directory Structure</w:t>
       </w:r>
@@ -31062,7 +31062,7 @@
         <w:keepNext/>
         <w:outlineLvl w:val="0"/>
       </w:pPr>
-      <w:bookmarkStart w:id="71216" w:name="VC-021"/>
+      <w:bookmarkStart w:name="VC-021" w:id="71216"/>
       <w:r>
         <w:t xml:space="preserve">VC-021: Descriptor Registration</w:t>
       </w:r>
@@ -31325,7 +31325,7 @@
         <w:keepNext/>
         <w:outlineLvl w:val="0"/>
       </w:pPr>
-      <w:bookmarkStart w:id="71217" w:name="VC-022"/>
+      <w:bookmarkStart w:name="VC-022" w:id="71217"/>
       <w:r>
         <w:t xml:space="preserve">VC-022: Type Definition Schema</w:t>
       </w:r>
@@ -31562,7 +31562,7 @@
         <w:keepNext/>
         <w:outlineLvl w:val="0"/>
       </w:pPr>
-      <w:bookmarkStart w:id="71218" w:name="VC-023"/>
+      <w:bookmarkStart w:name="VC-023" w:id="71218"/>
       <w:r>
         <w:t xml:space="preserve">VC-023: Model Path Resolution</w:t>
       </w:r>
@@ -31801,7 +31801,7 @@
         <w:keepNext/>
         <w:outlineLvl w:val="0"/>
       </w:pPr>
-      <w:bookmarkStart w:id="71219" w:name="VC-024"/>
+      <w:bookmarkStart w:name="VC-024" w:id="71219"/>
       <w:r>
         <w:t xml:space="preserve">VC-024: External Renderer Registration</w:t>
       </w:r>
@@ -32195,7 +32195,7 @@
         <w:keepNext/>
         <w:outlineLvl w:val="0"/>
       </w:pPr>
-      <w:bookmarkStart w:id="71220" w:name="VC-025"/>
+      <w:bookmarkStart w:name="VC-025" w:id="71220"/>
       <w:r>
         <w:t xml:space="preserve">VC-025: Data View Generator Loading</w:t>
       </w:r>
@@ -32530,7 +32530,7 @@
         <w:keepNext/>
         <w:outlineLvl w:val="0"/>
       </w:pPr>
-      <w:bookmarkStart w:id="71221" w:name="VC-026"/>
+      <w:bookmarkStart w:name="VC-026" w:id="71221"/>
       <w:r>
         <w:t xml:space="preserve">VC-026: Hook Index</w:t>
       </w:r>
@@ -32797,7 +32797,7 @@
         <w:keepNext/>
         <w:outlineLvl w:val="0"/>
       </w:pPr>
-      <w:bookmarkStart w:id="44558" w:name="VC-EXT-009"/>
+      <w:bookmarkStart w:name="VC-EXT-009" w:id="44558"/>
       <w:r>
         <w:t xml:space="preserve">VC-EXT-009: Canonical Hook Context</w:t>
       </w:r>
@@ -33014,7 +33014,7 @@
         <w:keepNext/>
         <w:outlineLvl w:val="0"/>
       </w:pPr>
-      <w:bookmarkStart w:id="44580" w:name="VC-EXT-010"/>
+      <w:bookmarkStart w:name="VC-EXT-010" w:id="44580"/>
       <w:r>
         <w:t xml:space="preserve">VC-EXT-010: Model Manifest</w:t>
       </w:r>
@@ -33249,7 +33249,7 @@
         <w:keepNext/>
         <w:outlineLvl w:val="0"/>
       </w:pPr>
-      <w:bookmarkStart w:id="44581" w:name="VC-EXT-011"/>
+      <w:bookmarkStart w:name="VC-EXT-011" w:id="44581"/>
       <w:r>
         <w:t xml:space="preserve">VC-EXT-011: Descriptor and Hook Validation</w:t>
       </w:r>
@@ -33523,7 +33523,7 @@
         <w:keepNext/>
         <w:outlineLvl w:val="0"/>
       </w:pPr>
-      <w:bookmarkStart w:id="44582" w:name="VC-EXT-012"/>
+      <w:bookmarkStart w:name="VC-EXT-012" w:id="44582"/>
       <w:r>
         <w:t xml:space="preserve">VC-EXT-012: Analyze Query Descriptor</w:t>
       </w:r>
@@ -33794,7 +33794,7 @@
         <w:keepNext/>
         <w:outlineLvl w:val="0"/>
       </w:pPr>
-      <w:bookmarkStart w:id="6697" w:name="VC-CFG-001"/>
+      <w:bookmarkStart w:name="VC-CFG-001" w:id="6697"/>
       <w:r>
         <w:t xml:space="preserve">VC-CFG-001: Manifest-Only Configuration</w:t>
       </w:r>
@@ -34036,7 +34036,7 @@
         <w:keepNext/>
         <w:outlineLvl w:val="0"/>
       </w:pPr>
-      <w:bookmarkStart w:id="71247" w:name="VC-031"/>
+      <w:bookmarkStart w:name="VC-031" w:id="71247"/>
       <w:r>
         <w:t xml:space="preserve">VC-031: Document Assembly</w:t>
       </w:r>
@@ -34316,7 +34316,7 @@
         <w:keepNext/>
         <w:outlineLvl w:val="0"/>
       </w:pPr>
-      <w:bookmarkStart w:id="71248" w:name="VC-032"/>
+      <w:bookmarkStart w:name="VC-032" w:id="71248"/>
       <w:r>
         <w:t xml:space="preserve">VC-032: Float Resolution</w:t>
       </w:r>
@@ -34641,7 +34641,7 @@
         <w:keepNext/>
         <w:outlineLvl w:val="0"/>
       </w:pPr>
-      <w:bookmarkStart w:id="71222" w:name="VC-027"/>
+      <w:bookmarkStart w:name="VC-027" w:id="71222"/>
       <w:r>
         <w:t xml:space="preserve">VC-027: Float Numbering</w:t>
       </w:r>
@@ -34945,7 +34945,7 @@
         <w:keepNext/>
         <w:outlineLvl w:val="0"/>
       </w:pPr>
-      <w:bookmarkStart w:id="71223" w:name="VC-028"/>
+      <w:bookmarkStart w:name="VC-028" w:id="71223"/>
       <w:r>
         <w:t xml:space="preserve">VC-028: Multi-Format Output</w:t>
       </w:r>
@@ -35196,7 +35196,7 @@
         <w:keepNext/>
         <w:outlineLvl w:val="0"/>
       </w:pPr>
-      <w:bookmarkStart w:id="71224" w:name="VC-029"/>
+      <w:bookmarkStart w:name="VC-029" w:id="71224"/>
       <w:r>
         <w:t xml:space="preserve">VC-029: DOCX Generation</w:t>
       </w:r>
@@ -35538,7 +35538,7 @@
         <w:keepNext/>
         <w:outlineLvl w:val="0"/>
       </w:pPr>
-      <w:bookmarkStart w:id="71246" w:name="VC-030"/>
+      <w:bookmarkStart w:name="VC-030" w:id="71246"/>
       <w:r>
         <w:t xml:space="preserve">VC-030: HTML5 Generation</w:t>
       </w:r>
@@ -35789,7 +35789,7 @@
         <w:keepNext/>
         <w:outlineLvl w:val="0"/>
       </w:pPr>
-      <w:bookmarkStart w:id="93907" w:name="VC-OUT-001"/>
+      <w:bookmarkStart w:name="VC-OUT-001" w:id="93907"/>
       <w:r>
         <w:t xml:space="preserve">VC-OUT-001: Document Assembly</w:t>
       </w:r>
@@ -36087,7 +36087,7 @@
         <w:keepNext/>
         <w:outlineLvl w:val="0"/>
       </w:pPr>
-      <w:bookmarkStart w:id="93910" w:name="VC-OUT-004"/>
+      <w:bookmarkStart w:name="VC-OUT-004" w:id="93910"/>
       <w:r>
         <w:t xml:space="preserve">VC-OUT-004: Render Decoration</w:t>
       </w:r>
@@ -36355,7 +36355,7 @@
         <w:keepNext/>
         <w:outlineLvl w:val="0"/>
       </w:pPr>
-      <w:bookmarkStart w:id="93911" w:name="VC-OUT-005"/>
+      <w:bookmarkStart w:name="VC-OUT-005" w:id="93911"/>
       <w:r>
         <w:t xml:space="preserve">VC-OUT-005: Spec Object Render Handler</w:t>
       </w:r>
@@ -36594,7 +36594,7 @@
         <w:keepNext/>
         <w:outlineLvl w:val="0"/>
       </w:pPr>
-      <w:bookmarkStart w:id="93913" w:name="VC-OUT-007"/>
+      <w:bookmarkStart w:name="VC-OUT-007" w:id="93913"/>
       <w:r>
         <w:t xml:space="preserve">VC-OUT-007: Full-Text Search Indexing</w:t>
       </w:r>
@@ -36969,7 +36969,7 @@
         <w:keepNext/>
         <w:outlineLvl w:val="0"/>
       </w:pPr>
-      <w:bookmarkStart w:id="93914" w:name="VC-OUT-008"/>
+      <w:bookmarkStart w:name="VC-OUT-008" w:id="93914"/>
       <w:r>
         <w:t xml:space="preserve">VC-OUT-008: Heading Hierarchy Well-formedness</w:t>
       </w:r>
@@ -37329,7 +37329,7 @@
         <w:keepNext/>
         <w:outlineLvl w:val="0"/>
       </w:pPr>
-      <w:bookmarkStart w:id="93915" w:name="VC-OUT-009"/>
+      <w:bookmarkStart w:name="VC-OUT-009" w:id="93915"/>
       <w:r>
         <w:t xml:space="preserve">VC-OUT-009: Section Scope Termination</w:t>
       </w:r>
@@ -37731,7 +37731,7 @@
         <w:keepNext/>
         <w:outlineLvl w:val="0"/>
       </w:pPr>
-      <w:bookmarkStart w:id="93937" w:name="VC-OUT-010"/>
+      <w:bookmarkStart w:name="VC-OUT-010" w:id="93937"/>
       <w:r>
         <w:t xml:space="preserve">VC-OUT-010: Cross-Format Heading Consistency</w:t>
       </w:r>
@@ -37977,7 +37977,7 @@
         <w:keepNext/>
         <w:outlineLvl w:val="0"/>
       </w:pPr>
-      <w:bookmarkStart w:id="93938" w:name="VC-OUT-011"/>
+      <w:bookmarkStart w:name="VC-OUT-011" w:id="93938"/>
       <w:r>
         <w:t xml:space="preserve">VC-OUT-011: Include Heading Level Shift</w:t>
       </w:r>
@@ -38673,7 +38673,7 @@
         <w:keepNext/>
         <w:outlineLvl w:val="0"/>
       </w:pPr>
-      <w:bookmarkStart w:id="34784" w:name="VC-AUDIT-001"/>
+      <w:bookmarkStart w:name="VC-AUDIT-001" w:id="34784"/>
       <w:r>
         <w:t xml:space="preserve">VC-AUDIT-001: Content-Addressed Hashing</w:t>
       </w:r>
@@ -38981,7 +38981,7 @@
         <w:keepNext/>
         <w:outlineLvl w:val="0"/>
       </w:pPr>
-      <w:bookmarkStart w:id="34785" w:name="VC-AUDIT-002"/>
+      <w:bookmarkStart w:name="VC-AUDIT-002" w:id="34785"/>
       <w:r>
         <w:t xml:space="preserve">VC-AUDIT-002: Include Dependency Tracking</w:t>
       </w:r>
@@ -39265,7 +39265,7 @@
         <w:keepNext/>
         <w:outlineLvl w:val="0"/>
       </w:pPr>
-      <w:bookmarkStart w:id="34786" w:name="VC-AUDIT-003"/>
+      <w:bookmarkStart w:name="VC-AUDIT-003" w:id="34786"/>
       <w:r>
         <w:t xml:space="preserve">VC-AUDIT-003: Structured Diagnostic Reporting</w:t>
       </w:r>
@@ -39579,7 +39579,7 @@
         <w:keepNext/>
         <w:outlineLvl w:val="0"/>
       </w:pPr>
-      <w:bookmarkStart w:id="34787" w:name="VC-AUDIT-004"/>
+      <w:bookmarkStart w:name="VC-AUDIT-004" w:id="34787"/>
       <w:r>
         <w:t xml:space="preserve">VC-AUDIT-004: Structured Logging</w:t>
       </w:r>
@@ -39866,7 +39866,7 @@
         <w:keepNext/>
         <w:outlineLvl w:val="0"/>
       </w:pPr>
-      <w:bookmarkStart w:id="34788" w:name="VC-AUDIT-005"/>
+      <w:bookmarkStart w:name="VC-AUDIT-005" w:id="34788"/>
       <w:r>
         <w:t xml:space="preserve">VC-AUDIT-005: Build Reproducibility</w:t>
       </w:r>
@@ -40170,7 +40170,7 @@
         <w:keepNext/>
         <w:outlineLvl w:val="0"/>
       </w:pPr>
-      <w:bookmarkStart w:id="30380" w:name="TR-002-01"/>
+      <w:bookmarkStart w:name="TR-002-01" w:id="30380"/>
       <w:r>
         <w:t xml:space="preserve">TR-002-01: 002 01 Handler Registration</w:t>
       </w:r>
@@ -40193,7 +40193,7 @@
         <w:pStyle w:val="Definition"/>
       </w:pPr>
       <w:r>
-        <w:t xml:space="preserve">46</w:t>
+        <w:t xml:space="preserve">50</w:t>
       </w:r>
     </w:p>
     <w:p>
@@ -40233,7 +40233,7 @@
         <w:pStyle w:val="Definition"/>
       </w:pPr>
       <w:r>
-        <w:t xml:space="preserve">2026-08-17</w:t>
+        <w:t xml:space="preserve">2026-08-18</w:t>
       </w:r>
     </w:p>
     <w:p>
@@ -40307,7 +40307,7 @@
         <w:keepNext/>
         <w:outlineLvl w:val="0"/>
       </w:pPr>
-      <w:bookmarkStart w:id="49544" w:name="TR-006-01"/>
+      <w:bookmarkStart w:name="TR-006-01" w:id="49544"/>
       <w:r>
         <w:t xml:space="preserve">TR-006-01: 006 01 Context Propagation</w:t>
       </w:r>
@@ -40330,7 +40330,7 @@
         <w:pStyle w:val="Definition"/>
       </w:pPr>
       <w:r>
-        <w:t xml:space="preserve">52</w:t>
+        <w:t xml:space="preserve">54</w:t>
       </w:r>
     </w:p>
     <w:p>
@@ -40370,7 +40370,7 @@
         <w:pStyle w:val="Definition"/>
       </w:pPr>
       <w:r>
-        <w:t xml:space="preserve">2026-08-17</w:t>
+        <w:t xml:space="preserve">2026-08-18</w:t>
       </w:r>
     </w:p>
     <w:p>
@@ -40444,7 +40444,7 @@
         <w:keepNext/>
         <w:outlineLvl w:val="0"/>
       </w:pPr>
-      <w:bookmarkStart w:id="14632" w:name="TR-PIPE-007-01"/>
+      <w:bookmarkStart w:name="TR-PIPE-007-01" w:id="14632"/>
       <w:r>
         <w:t xml:space="preserve">TR-PIPE-007-01: Pipe 007 01 Sourcepos Compat</w:t>
       </w:r>
@@ -40467,7 +40467,7 @@
         <w:pStyle w:val="Definition"/>
       </w:pPr>
       <w:r>
-        <w:t xml:space="preserve">42</w:t>
+        <w:t xml:space="preserve">47</w:t>
       </w:r>
     </w:p>
     <w:p>
@@ -40507,7 +40507,7 @@
         <w:pStyle w:val="Definition"/>
       </w:pPr>
       <w:r>
-        <w:t xml:space="preserve">2026-08-17</w:t>
+        <w:t xml:space="preserve">2026-08-18</w:t>
       </w:r>
     </w:p>
     <w:p>
@@ -40581,7 +40581,7 @@
         <w:keepNext/>
         <w:outlineLvl w:val="0"/>
       </w:pPr>
-      <w:bookmarkStart w:id="89198" w:name="TR-PIPE-012-01"/>
+      <w:bookmarkStart w:name="TR-PIPE-012-01" w:id="89198"/>
       <w:r>
         <w:t xml:space="preserve">TR-PIPE-012-01: Pipe 012 01 Prereq Not Found</w:t>
       </w:r>
@@ -40604,7 +40604,7 @@
         <w:pStyle w:val="Definition"/>
       </w:pPr>
       <w:r>
-        <w:t xml:space="preserve">38</w:t>
+        <w:t xml:space="preserve">40</w:t>
       </w:r>
     </w:p>
     <w:p>
@@ -40644,7 +40644,7 @@
         <w:pStyle w:val="Definition"/>
       </w:pPr>
       <w:r>
-        <w:t xml:space="preserve">2026-08-17</w:t>
+        <w:t xml:space="preserve">2026-08-18</w:t>
       </w:r>
     </w:p>
     <w:p>
@@ -40718,7 +40718,7 @@
         <w:keepNext/>
         <w:outlineLvl w:val="0"/>
       </w:pPr>
-      <w:bookmarkStart w:id="18989" w:name="TR-PIPE-013-01"/>
+      <w:bookmarkStart w:name="TR-PIPE-013-01" w:id="18989"/>
       <w:r>
         <w:t xml:space="preserve">TR-PIPE-013-01: Pipe 013 01 Stale Relation Rebind</w:t>
       </w:r>
@@ -40741,7 +40741,7 @@
         <w:pStyle w:val="Definition"/>
       </w:pPr>
       <w:r>
-        <w:t xml:space="preserve">179</w:t>
+        <w:t xml:space="preserve">183</w:t>
       </w:r>
     </w:p>
     <w:p>
@@ -40781,7 +40781,7 @@
         <w:pStyle w:val="Definition"/>
       </w:pPr>
       <w:r>
-        <w:t xml:space="preserve">2026-08-17</w:t>
+        <w:t xml:space="preserve">2026-08-18</w:t>
       </w:r>
     </w:p>
     <w:p>
@@ -40855,7 +40855,7 @@
         <w:keepNext/>
         <w:outlineLvl w:val="0"/>
       </w:pPr>
-      <w:bookmarkStart w:id="48780" w:name="TR-PIPE-014-01"/>
+      <w:bookmarkStart w:name="TR-PIPE-014-01" w:id="48780"/>
       <w:r>
         <w:t xml:space="preserve">TR-PIPE-014-01: Pipe 014 01 Stale View Cross Doc</w:t>
       </w:r>
@@ -40878,7 +40878,7 @@
         <w:pStyle w:val="Definition"/>
       </w:pPr>
       <w:r>
-        <w:t xml:space="preserve">233</w:t>
+        <w:t xml:space="preserve">249</w:t>
       </w:r>
     </w:p>
     <w:p>
@@ -40918,7 +40918,7 @@
         <w:pStyle w:val="Definition"/>
       </w:pPr>
       <w:r>
-        <w:t xml:space="preserve">2026-08-17</w:t>
+        <w:t xml:space="preserve">2026-08-18</w:t>
       </w:r>
     </w:p>
     <w:p>
@@ -40992,7 +40992,7 @@
         <w:keepNext/>
         <w:outlineLvl w:val="0"/>
       </w:pPr>
-      <w:bookmarkStart w:id="48781" w:name="TR-PIPE-014-02"/>
+      <w:bookmarkStart w:name="TR-PIPE-014-02" w:id="48781"/>
       <w:r>
         <w:t xml:space="preserve">TR-PIPE-014-02: Pipe 014 02 Stale Allocation View</w:t>
       </w:r>
@@ -41015,7 +41015,7 @@
         <w:pStyle w:val="Definition"/>
       </w:pPr>
       <w:r>
-        <w:t xml:space="preserve">212</w:t>
+        <w:t xml:space="preserve">231</w:t>
       </w:r>
     </w:p>
     <w:p>
@@ -41055,7 +41055,7 @@
         <w:pStyle w:val="Definition"/>
       </w:pPr>
       <w:r>
-        <w:t xml:space="preserve">2026-08-17</w:t>
+        <w:t xml:space="preserve">2026-08-18</w:t>
       </w:r>
     </w:p>
     <w:p>
@@ -41129,7 +41129,7 @@
         <w:keepNext/>
         <w:outlineLvl w:val="0"/>
       </w:pPr>
-      <w:bookmarkStart w:id="79335" w:name="TR-007-01"/>
+      <w:bookmarkStart w:name="TR-007-01" w:id="79335"/>
       <w:r>
         <w:t xml:space="preserve">TR-007-01: 007 01 Db Persistence</w:t>
       </w:r>
@@ -41152,7 +41152,7 @@
         <w:pStyle w:val="Definition"/>
       </w:pPr>
       <w:r>
-        <w:t xml:space="preserve">97</w:t>
+        <w:t xml:space="preserve">102</w:t>
       </w:r>
     </w:p>
     <w:p>
@@ -41192,7 +41192,7 @@
         <w:pStyle w:val="Definition"/>
       </w:pPr>
       <w:r>
-        <w:t xml:space="preserve">2026-08-17</w:t>
+        <w:t xml:space="preserve">2026-08-18</w:t>
       </w:r>
     </w:p>
     <w:p>
@@ -41266,7 +41266,7 @@
         <w:keepNext/>
         <w:outlineLvl w:val="0"/>
       </w:pPr>
-      <w:bookmarkStart w:id="9126" w:name="TR-008-01"/>
+      <w:bookmarkStart w:name="TR-008-01" w:id="9126"/>
       <w:r>
         <w:t xml:space="preserve">TR-008-01: 008 01 Cast Datatype Matrix</w:t>
       </w:r>
@@ -41289,7 +41289,7 @@
         <w:pStyle w:val="Definition"/>
       </w:pPr>
       <w:r>
-        <w:t xml:space="preserve">77</w:t>
+        <w:t xml:space="preserve">82</w:t>
       </w:r>
     </w:p>
     <w:p>
@@ -41329,7 +41329,7 @@
         <w:pStyle w:val="Definition"/>
       </w:pPr>
       <w:r>
-        <w:t xml:space="preserve">2026-08-17</w:t>
+        <w:t xml:space="preserve">2026-08-18</w:t>
       </w:r>
     </w:p>
     <w:p>
@@ -41403,7 +41403,7 @@
         <w:keepNext/>
         <w:outlineLvl w:val="0"/>
       </w:pPr>
-      <w:bookmarkStart w:id="9127" w:name="TR-008-02"/>
+      <w:bookmarkStart w:name="TR-008-02" w:id="9127"/>
       <w:r>
         <w:t xml:space="preserve">TR-008-02: 008 02 Cast Negative</w:t>
       </w:r>
@@ -41426,7 +41426,7 @@
         <w:pStyle w:val="Definition"/>
       </w:pPr>
       <w:r>
-        <w:t xml:space="preserve">69</w:t>
+        <w:t xml:space="preserve">76</w:t>
       </w:r>
     </w:p>
     <w:p>
@@ -41466,7 +41466,7 @@
         <w:pStyle w:val="Definition"/>
       </w:pPr>
       <w:r>
-        <w:t xml:space="preserve">2026-08-17</w:t>
+        <w:t xml:space="preserve">2026-08-18</w:t>
       </w:r>
     </w:p>
     <w:p>
@@ -41540,7 +41540,7 @@
         <w:keepNext/>
         <w:outlineLvl w:val="0"/>
       </w:pPr>
-      <w:bookmarkStart w:id="38917" w:name="TR-009-01"/>
+      <w:bookmarkStart w:name="TR-009-01" w:id="38917"/>
       <w:r>
         <w:t xml:space="preserve">TR-009-01: 009 01 Incremental Cache</w:t>
       </w:r>
@@ -41563,7 +41563,7 @@
         <w:pStyle w:val="Definition"/>
       </w:pPr>
       <w:r>
-        <w:t xml:space="preserve">279</w:t>
+        <w:t xml:space="preserve">287</w:t>
       </w:r>
     </w:p>
     <w:p>
@@ -41603,7 +41603,7 @@
         <w:pStyle w:val="Definition"/>
       </w:pPr>
       <w:r>
-        <w:t xml:space="preserve">2026-08-17</w:t>
+        <w:t xml:space="preserve">2026-08-18</w:t>
       </w:r>
     </w:p>
     <w:p>
@@ -41677,7 +41677,7 @@
         <w:keepNext/>
         <w:outlineLvl w:val="0"/>
       </w:pPr>
-      <w:bookmarkStart w:id="94319" w:name="TR-010-01"/>
+      <w:bookmarkStart w:name="TR-010-01" w:id="94319"/>
       <w:r>
         <w:t xml:space="preserve">TR-010-01: 010 01 Incremental Multi Emit</w:t>
       </w:r>
@@ -41700,7 +41700,7 @@
         <w:pStyle w:val="Definition"/>
       </w:pPr>
       <w:r>
-        <w:t xml:space="preserve">687</w:t>
+        <w:t xml:space="preserve">728</w:t>
       </w:r>
     </w:p>
     <w:p>
@@ -41740,7 +41740,7 @@
         <w:pStyle w:val="Definition"/>
       </w:pPr>
       <w:r>
-        <w:t xml:space="preserve">2026-08-17</w:t>
+        <w:t xml:space="preserve">2026-08-18</w:t>
       </w:r>
     </w:p>
     <w:p>
@@ -41814,7 +41814,7 @@
         <w:keepNext/>
         <w:outlineLvl w:val="0"/>
       </w:pPr>
-      <w:bookmarkStart w:id="30734" w:name="TR-033-01"/>
+      <w:bookmarkStart w:name="TR-033-01" w:id="30734"/>
       <w:r>
         <w:t xml:space="preserve">TR-033-01: 033 01 Eav Views</w:t>
       </w:r>
@@ -41837,7 +41837,7 @@
         <w:pStyle w:val="Definition"/>
       </w:pPr>
       <w:r>
-        <w:t xml:space="preserve">149</w:t>
+        <w:t xml:space="preserve">166</w:t>
       </w:r>
     </w:p>
     <w:p>
@@ -41877,7 +41877,7 @@
         <w:pStyle w:val="Definition"/>
       </w:pPr>
       <w:r>
-        <w:t xml:space="preserve">2026-08-17</w:t>
+        <w:t xml:space="preserve">2026-08-18</w:t>
       </w:r>
     </w:p>
     <w:p>
@@ -41951,7 +41951,7 @@
         <w:keepNext/>
         <w:outlineLvl w:val="0"/>
       </w:pPr>
-      <w:bookmarkStart w:id="83692" w:name="TR-013-01"/>
+      <w:bookmarkStart w:name="TR-013-01" w:id="83692"/>
       <w:r>
         <w:t xml:space="preserve">TR-013-01: 013 01 Document Walker</w:t>
       </w:r>
@@ -41974,7 +41974,7 @@
         <w:pStyle w:val="Definition"/>
       </w:pPr>
       <w:r>
-        <w:t xml:space="preserve">75</w:t>
+        <w:t xml:space="preserve">78</w:t>
       </w:r>
     </w:p>
     <w:p>
@@ -42014,7 +42014,7 @@
         <w:pStyle w:val="Definition"/>
       </w:pPr>
       <w:r>
-        <w:t xml:space="preserve">2026-08-17</w:t>
+        <w:t xml:space="preserve">2026-08-18</w:t>
       </w:r>
     </w:p>
     <w:p>
@@ -42088,7 +42088,7 @@
         <w:keepNext/>
         <w:outlineLvl w:val="0"/>
       </w:pPr>
-      <w:bookmarkStart w:id="83693" w:name="TR-013-02"/>
+      <w:bookmarkStart w:name="TR-013-02" w:id="83693"/>
       <w:r>
         <w:t xml:space="preserve">TR-013-02: 013 02 Syntax Parsing</w:t>
       </w:r>
@@ -42111,7 +42111,7 @@
         <w:pStyle w:val="Definition"/>
       </w:pPr>
       <w:r>
-        <w:t xml:space="preserve">99</w:t>
+        <w:t xml:space="preserve">109</w:t>
       </w:r>
     </w:p>
     <w:p>
@@ -42151,7 +42151,7 @@
         <w:pStyle w:val="Definition"/>
       </w:pPr>
       <w:r>
-        <w:t xml:space="preserve">2026-08-17</w:t>
+        <w:t xml:space="preserve">2026-08-18</w:t>
       </w:r>
     </w:p>
     <w:p>
@@ -42225,7 +42225,7 @@
         <w:keepNext/>
         <w:outlineLvl w:val="0"/>
       </w:pPr>
-      <w:bookmarkStart w:id="13483" w:name="TR-014-01"/>
+      <w:bookmarkStart w:name="TR-014-01" w:id="13483"/>
       <w:r>
         <w:t xml:space="preserve">TR-014-01: 014 01 Float Syntax</w:t>
       </w:r>
@@ -42248,7 +42248,7 @@
         <w:pStyle w:val="Definition"/>
       </w:pPr>
       <w:r>
-        <w:t xml:space="preserve">89</w:t>
+        <w:t xml:space="preserve">98</w:t>
       </w:r>
     </w:p>
     <w:p>
@@ -42288,7 +42288,7 @@
         <w:pStyle w:val="Definition"/>
       </w:pPr>
       <w:r>
-        <w:t xml:space="preserve">2026-08-17</w:t>
+        <w:t xml:space="preserve">2026-08-18</w:t>
       </w:r>
     </w:p>
     <w:p>
@@ -42362,7 +42362,7 @@
         <w:keepNext/>
         <w:outlineLvl w:val="0"/>
       </w:pPr>
-      <w:bookmarkStart w:id="13484" w:name="TR-014-02"/>
+      <w:bookmarkStart w:name="TR-014-02" w:id="13484"/>
       <w:r>
         <w:t xml:space="preserve">TR-014-02: 014 02 Float Tables</w:t>
       </w:r>
@@ -42385,7 +42385,7 @@
         <w:pStyle w:val="Definition"/>
       </w:pPr>
       <w:r>
-        <w:t xml:space="preserve">60</w:t>
+        <w:t xml:space="preserve">68</w:t>
       </w:r>
     </w:p>
     <w:p>
@@ -42425,7 +42425,7 @@
         <w:pStyle w:val="Definition"/>
       </w:pPr>
       <w:r>
-        <w:t xml:space="preserve">2026-08-17</w:t>
+        <w:t xml:space="preserve">2026-08-18</w:t>
       </w:r>
     </w:p>
     <w:p>
@@ -42499,7 +42499,7 @@
         <w:keepNext/>
         <w:outlineLvl w:val="0"/>
       </w:pPr>
-      <w:bookmarkStart w:id="13485" w:name="TR-014-03"/>
+      <w:bookmarkStart w:name="TR-014-03" w:id="13485"/>
       <w:r>
         <w:t xml:space="preserve">TR-014-03: 014 03 Float Figures</w:t>
       </w:r>
@@ -42522,7 +42522,7 @@
         <w:pStyle w:val="Definition"/>
       </w:pPr>
       <w:r>
-        <w:t xml:space="preserve">40</w:t>
+        <w:t xml:space="preserve">46</w:t>
       </w:r>
     </w:p>
     <w:p>
@@ -42562,7 +42562,7 @@
         <w:pStyle w:val="Definition"/>
       </w:pPr>
       <w:r>
-        <w:t xml:space="preserve">2026-08-17</w:t>
+        <w:t xml:space="preserve">2026-08-18</w:t>
       </w:r>
     </w:p>
     <w:p>
@@ -42636,7 +42636,7 @@
         <w:keepNext/>
         <w:outlineLvl w:val="0"/>
       </w:pPr>
-      <w:bookmarkStart w:id="13486" w:name="TR-014-04"/>
+      <w:bookmarkStart w:name="TR-014-04" w:id="13486"/>
       <w:r>
         <w:t xml:space="preserve">TR-014-04: 014 04 Float Base</w:t>
       </w:r>
@@ -42659,7 +42659,7 @@
         <w:pStyle w:val="Definition"/>
       </w:pPr>
       <w:r>
-        <w:t xml:space="preserve">40</w:t>
+        <w:t xml:space="preserve">43</w:t>
       </w:r>
     </w:p>
     <w:p>
@@ -42699,7 +42699,7 @@
         <w:pStyle w:val="Definition"/>
       </w:pPr>
       <w:r>
-        <w:t xml:space="preserve">2026-08-17</w:t>
+        <w:t xml:space="preserve">2026-08-18</w:t>
       </w:r>
     </w:p>
     <w:p>
@@ -42773,7 +42773,7 @@
         <w:keepNext/>
         <w:outlineLvl w:val="0"/>
       </w:pPr>
-      <w:bookmarkStart w:id="13487" w:name="TR-014-05"/>
+      <w:bookmarkStart w:name="TR-014-05" w:id="13487"/>
       <w:r>
         <w:t xml:space="preserve">TR-014-05: 014 05 Spec Floats</w:t>
       </w:r>
@@ -42796,7 +42796,7 @@
         <w:pStyle w:val="Definition"/>
       </w:pPr>
       <w:r>
-        <w:t xml:space="preserve">41</w:t>
+        <w:t xml:space="preserve">43</w:t>
       </w:r>
     </w:p>
     <w:p>
@@ -42836,7 +42836,7 @@
         <w:pStyle w:val="Definition"/>
       </w:pPr>
       <w:r>
-        <w:t xml:space="preserve">2026-08-17</w:t>
+        <w:t xml:space="preserve">2026-08-18</w:t>
       </w:r>
     </w:p>
     <w:p>
@@ -42910,7 +42910,7 @@
         <w:keepNext/>
         <w:outlineLvl w:val="0"/>
       </w:pPr>
-      <w:bookmarkStart w:id="13488" w:name="TR-014-06"/>
+      <w:bookmarkStart w:name="TR-014-06" w:id="13488"/>
       <w:r>
         <w:t xml:space="preserve">TR-014-06: 014 06 Float Utilities</w:t>
       </w:r>
@@ -42933,7 +42933,7 @@
         <w:pStyle w:val="Definition"/>
       </w:pPr>
       <w:r>
-        <w:t xml:space="preserve">57</w:t>
+        <w:t xml:space="preserve">61</w:t>
       </w:r>
     </w:p>
     <w:p>
@@ -42973,7 +42973,7 @@
         <w:pStyle w:val="Definition"/>
       </w:pPr>
       <w:r>
-        <w:t xml:space="preserve">2026-08-17</w:t>
+        <w:t xml:space="preserve">2026-08-18</w:t>
       </w:r>
     </w:p>
     <w:p>
@@ -43047,7 +43047,7 @@
         <w:keepNext/>
         <w:outlineLvl w:val="0"/>
       </w:pPr>
-      <w:bookmarkStart w:id="13489" w:name="TR-014-07"/>
+      <w:bookmarkStart w:name="TR-014-07" w:id="13489"/>
       <w:r>
         <w:t xml:space="preserve">TR-014-07: 014 07 Emit Float</w:t>
       </w:r>
@@ -43070,7 +43070,7 @@
         <w:pStyle w:val="Definition"/>
       </w:pPr>
       <w:r>
-        <w:t xml:space="preserve">45</w:t>
+        <w:t xml:space="preserve">50</w:t>
       </w:r>
     </w:p>
     <w:p>
@@ -43110,7 +43110,7 @@
         <w:pStyle w:val="Definition"/>
       </w:pPr>
       <w:r>
-        <w:t xml:space="preserve">2026-08-17</w:t>
+        <w:t xml:space="preserve">2026-08-18</w:t>
       </w:r>
     </w:p>
     <w:p>
@@ -43184,7 +43184,7 @@
         <w:keepNext/>
         <w:outlineLvl w:val="0"/>
       </w:pPr>
-      <w:bookmarkStart w:id="13490" w:name="TR-014-08"/>
+      <w:bookmarkStart w:name="TR-014-08" w:id="13490"/>
       <w:r>
         <w:t xml:space="preserve">TR-014-08: 014 08 Logger Paths</w:t>
       </w:r>
@@ -43207,7 +43207,7 @@
         <w:pStyle w:val="Definition"/>
       </w:pPr>
       <w:r>
-        <w:t xml:space="preserve">48</w:t>
+        <w:t xml:space="preserve">49</w:t>
       </w:r>
     </w:p>
     <w:p>
@@ -43247,7 +43247,7 @@
         <w:pStyle w:val="Definition"/>
       </w:pPr>
       <w:r>
-        <w:t xml:space="preserve">2026-08-17</w:t>
+        <w:t xml:space="preserve">2026-08-18</w:t>
       </w:r>
     </w:p>
     <w:p>
@@ -43321,7 +43321,7 @@
         <w:keepNext/>
         <w:outlineLvl w:val="0"/>
       </w:pPr>
-      <w:bookmarkStart w:id="13491" w:name="TR-014-09"/>
+      <w:bookmarkStart w:name="TR-014-09" w:id="13491"/>
       <w:r>
         <w:t xml:space="preserve">TR-014-09: 014 09 Figure Copy</w:t>
       </w:r>
@@ -43344,7 +43344,7 @@
         <w:pStyle w:val="Definition"/>
       </w:pPr>
       <w:r>
-        <w:t xml:space="preserve">50</w:t>
+        <w:t xml:space="preserve">51</w:t>
       </w:r>
     </w:p>
     <w:p>
@@ -43384,7 +43384,7 @@
         <w:pStyle w:val="Definition"/>
       </w:pPr>
       <w:r>
-        <w:t xml:space="preserve">2026-08-17</w:t>
+        <w:t xml:space="preserve">2026-08-18</w:t>
       </w:r>
     </w:p>
     <w:p>
@@ -43458,7 +43458,7 @@
         <w:keepNext/>
         <w:outlineLvl w:val="0"/>
       </w:pPr>
-      <w:bookmarkStart w:id="13513" w:name="TR-014-10"/>
+      <w:bookmarkStart w:name="TR-014-10" w:id="13513"/>
       <w:r>
         <w:t xml:space="preserve">TR-014-10: 014 10 Figure Include From File</w:t>
       </w:r>
@@ -43481,7 +43481,7 @@
         <w:pStyle w:val="Definition"/>
       </w:pPr>
       <w:r>
-        <w:t xml:space="preserve">42</w:t>
+        <w:t xml:space="preserve">47</w:t>
       </w:r>
     </w:p>
     <w:p>
@@ -43521,7 +43521,7 @@
         <w:pStyle w:val="Definition"/>
       </w:pPr>
       <w:r>
-        <w:t xml:space="preserve">2026-08-17</w:t>
+        <w:t xml:space="preserve">2026-08-18</w:t>
       </w:r>
     </w:p>
     <w:p>
@@ -43595,7 +43595,7 @@
         <w:keepNext/>
         <w:outlineLvl w:val="0"/>
       </w:pPr>
-      <w:bookmarkStart w:id="43274" w:name="TR-015-01"/>
+      <w:bookmarkStart w:name="TR-015-01" w:id="43274"/>
       <w:r>
         <w:t xml:space="preserve">TR-015-01: 015 01 Relation Resolver</w:t>
       </w:r>
@@ -43618,7 +43618,7 @@
         <w:pStyle w:val="Definition"/>
       </w:pPr>
       <w:r>
-        <w:t xml:space="preserve">49</w:t>
+        <w:t xml:space="preserve">53</w:t>
       </w:r>
     </w:p>
     <w:p>
@@ -43658,7 +43658,7 @@
         <w:pStyle w:val="Definition"/>
       </w:pPr>
       <w:r>
-        <w:t xml:space="preserve">2026-08-17</w:t>
+        <w:t xml:space="preserve">2026-08-18</w:t>
       </w:r>
     </w:p>
     <w:p>
@@ -43732,7 +43732,7 @@
         <w:keepNext/>
         <w:outlineLvl w:val="0"/>
       </w:pPr>
-      <w:bookmarkStart w:id="43275" w:name="TR-015-02"/>
+      <w:bookmarkStart w:name="TR-015-02" w:id="43275"/>
       <w:r>
         <w:t xml:space="preserve">TR-015-02: 015 02 Relation Edges</w:t>
       </w:r>
@@ -43755,7 +43755,7 @@
         <w:pStyle w:val="Definition"/>
       </w:pPr>
       <w:r>
-        <w:t xml:space="preserve">54</w:t>
+        <w:t xml:space="preserve">58</w:t>
       </w:r>
     </w:p>
     <w:p>
@@ -43795,7 +43795,7 @@
         <w:pStyle w:val="Definition"/>
       </w:pPr>
       <w:r>
-        <w:t xml:space="preserve">2026-08-17</w:t>
+        <w:t xml:space="preserve">2026-08-18</w:t>
       </w:r>
     </w:p>
     <w:p>
@@ -43869,7 +43869,7 @@
         <w:keepNext/>
         <w:outlineLvl w:val="0"/>
       </w:pPr>
-      <w:bookmarkStart w:id="43276" w:name="TR-015-03"/>
+      <w:bookmarkStart w:name="TR-015-03" w:id="43276"/>
       <w:r>
         <w:t xml:space="preserve">TR-015-03: 015 03 Links</w:t>
       </w:r>
@@ -43892,7 +43892,7 @@
         <w:pStyle w:val="Definition"/>
       </w:pPr>
       <w:r>
-        <w:t xml:space="preserve">94</w:t>
+        <w:t xml:space="preserve">103</w:t>
       </w:r>
     </w:p>
     <w:p>
@@ -43932,7 +43932,7 @@
         <w:pStyle w:val="Definition"/>
       </w:pPr>
       <w:r>
-        <w:t xml:space="preserve">2026-08-17</w:t>
+        <w:t xml:space="preserve">2026-08-18</w:t>
       </w:r>
     </w:p>
     <w:p>
@@ -44006,7 +44006,7 @@
         <w:keepNext/>
         <w:outlineLvl w:val="0"/>
       </w:pPr>
-      <w:bookmarkStart w:id="43277" w:name="TR-015-04"/>
+      <w:bookmarkStart w:name="TR-015-04" w:id="43277"/>
       <w:r>
         <w:t xml:space="preserve">TR-015-04: 015 04 Xref</w:t>
       </w:r>
@@ -44029,7 +44029,7 @@
         <w:pStyle w:val="Definition"/>
       </w:pPr>
       <w:r>
-        <w:t xml:space="preserve">52</w:t>
+        <w:t xml:space="preserve">59</w:t>
       </w:r>
     </w:p>
     <w:p>
@@ -44069,7 +44069,7 @@
         <w:pStyle w:val="Definition"/>
       </w:pPr>
       <w:r>
-        <w:t xml:space="preserve">2026-08-17</w:t>
+        <w:t xml:space="preserve">2026-08-18</w:t>
       </w:r>
     </w:p>
     <w:p>
@@ -44143,7 +44143,7 @@
         <w:keepNext/>
         <w:outlineLvl w:val="0"/>
       </w:pPr>
-      <w:bookmarkStart w:id="43278" w:name="TR-015-05"/>
+      <w:bookmarkStart w:name="TR-015-05" w:id="43278"/>
       <w:r>
         <w:t xml:space="preserve">TR-015-05: 015 05 Citations</w:t>
       </w:r>
@@ -44166,7 +44166,7 @@
         <w:pStyle w:val="Definition"/>
       </w:pPr>
       <w:r>
-        <w:t xml:space="preserve">42</w:t>
+        <w:t xml:space="preserve">49</w:t>
       </w:r>
     </w:p>
     <w:p>
@@ -44206,7 +44206,7 @@
         <w:pStyle w:val="Definition"/>
       </w:pPr>
       <w:r>
-        <w:t xml:space="preserve">2026-08-17</w:t>
+        <w:t xml:space="preserve">2026-08-18</w:t>
       </w:r>
     </w:p>
     <w:p>
@@ -44280,7 +44280,7 @@
         <w:keepNext/>
         <w:outlineLvl w:val="0"/>
       </w:pPr>
-      <w:bookmarkStart w:id="43279" w:name="TR-015-06"/>
+      <w:bookmarkStart w:name="TR-015-06" w:id="43279"/>
       <w:r>
         <w:t xml:space="preserve">TR-015-06: 015 06 Scoped Resolution</w:t>
       </w:r>
@@ -44303,7 +44303,7 @@
         <w:pStyle w:val="Definition"/>
       </w:pPr>
       <w:r>
-        <w:t xml:space="preserve">45</w:t>
+        <w:t xml:space="preserve">50</w:t>
       </w:r>
     </w:p>
     <w:p>
@@ -44343,7 +44343,7 @@
         <w:pStyle w:val="Definition"/>
       </w:pPr>
       <w:r>
-        <w:t xml:space="preserve">2026-08-17</w:t>
+        <w:t xml:space="preserve">2026-08-18</w:t>
       </w:r>
     </w:p>
     <w:p>
@@ -44417,7 +44417,7 @@
         <w:keepNext/>
         <w:outlineLvl w:val="0"/>
       </w:pPr>
-      <w:bookmarkStart w:id="43280" w:name="TR-015-07"/>
+      <w:bookmarkStart w:name="TR-015-07" w:id="43280"/>
       <w:r>
         <w:t xml:space="preserve">TR-015-07: 015 07 Attribute Scope Prefixes</w:t>
       </w:r>
@@ -44440,7 +44440,7 @@
         <w:pStyle w:val="Definition"/>
       </w:pPr>
       <w:r>
-        <w:t xml:space="preserve">65</w:t>
+        <w:t xml:space="preserve">69</w:t>
       </w:r>
     </w:p>
     <w:p>
@@ -44480,7 +44480,7 @@
         <w:pStyle w:val="Definition"/>
       </w:pPr>
       <w:r>
-        <w:t xml:space="preserve">2026-08-17</w:t>
+        <w:t xml:space="preserve">2026-08-18</w:t>
       </w:r>
     </w:p>
     <w:p>
@@ -44554,7 +44554,7 @@
         <w:keepNext/>
         <w:outlineLvl w:val="0"/>
       </w:pPr>
-      <w:bookmarkStart w:id="43281" w:name="TR-015-08"/>
+      <w:bookmarkStart w:name="TR-015-08" w:id="43281"/>
       <w:r>
         <w:t xml:space="preserve">TR-015-08: 015 08 Scoped Label Resolution</w:t>
       </w:r>
@@ -44577,7 +44577,7 @@
         <w:pStyle w:val="Definition"/>
       </w:pPr>
       <w:r>
-        <w:t xml:space="preserve">57</w:t>
+        <w:t xml:space="preserve">63</w:t>
       </w:r>
     </w:p>
     <w:p>
@@ -44617,7 +44617,7 @@
         <w:pStyle w:val="Definition"/>
       </w:pPr>
       <w:r>
-        <w:t xml:space="preserve">2026-08-17</w:t>
+        <w:t xml:space="preserve">2026-08-18</w:t>
       </w:r>
     </w:p>
     <w:p>
@@ -44691,7 +44691,7 @@
         <w:keepNext/>
         <w:outlineLvl w:val="0"/>
       </w:pPr>
-      <w:bookmarkStart w:id="43282" w:name="TR-015-09"/>
+      <w:bookmarkStart w:name="TR-015-09" w:id="43282"/>
       <w:r>
         <w:t xml:space="preserve">TR-015-09: 015 09 Section Xrefs</w:t>
       </w:r>
@@ -44714,7 +44714,7 @@
         <w:pStyle w:val="Definition"/>
       </w:pPr>
       <w:r>
-        <w:t xml:space="preserve">45</w:t>
+        <w:t xml:space="preserve">51</w:t>
       </w:r>
     </w:p>
     <w:p>
@@ -44754,7 +44754,7 @@
         <w:pStyle w:val="Definition"/>
       </w:pPr>
       <w:r>
-        <w:t xml:space="preserve">2026-08-17</w:t>
+        <w:t xml:space="preserve">2026-08-18</w:t>
       </w:r>
     </w:p>
     <w:p>
@@ -44828,7 +44828,7 @@
         <w:keepNext/>
         <w:outlineLvl w:val="0"/>
       </w:pPr>
-      <w:bookmarkStart w:id="43304" w:name="TR-015-10"/>
+      <w:bookmarkStart w:name="TR-015-10" w:id="43304"/>
       <w:r>
         <w:t xml:space="preserve">TR-015-10: 015 10 Type Inference</w:t>
       </w:r>
@@ -44851,7 +44851,7 @@
         <w:pStyle w:val="Definition"/>
       </w:pPr>
       <w:r>
-        <w:t xml:space="preserve">56</w:t>
+        <w:t xml:space="preserve">63</w:t>
       </w:r>
     </w:p>
     <w:p>
@@ -44891,7 +44891,7 @@
         <w:pStyle w:val="Definition"/>
       </w:pPr>
       <w:r>
-        <w:t xml:space="preserve">2026-08-17</w:t>
+        <w:t xml:space="preserve">2026-08-18</w:t>
       </w:r>
     </w:p>
     <w:p>
@@ -44965,7 +44965,7 @@
         <w:keepNext/>
         <w:outlineLvl w:val="0"/>
       </w:pPr>
-      <w:bookmarkStart w:id="73065" w:name="TR-016-01"/>
+      <w:bookmarkStart w:name="TR-016-01" w:id="73065"/>
       <w:r>
         <w:t xml:space="preserve">TR-016-01: 016 01 View Render</w:t>
       </w:r>
@@ -44988,7 +44988,7 @@
         <w:pStyle w:val="Definition"/>
       </w:pPr>
       <w:r>
-        <w:t xml:space="preserve">40</w:t>
+        <w:t xml:space="preserve">45</w:t>
       </w:r>
     </w:p>
     <w:p>
@@ -45028,7 +45028,7 @@
         <w:pStyle w:val="Definition"/>
       </w:pPr>
       <w:r>
-        <w:t xml:space="preserve">2026-08-17</w:t>
+        <w:t xml:space="preserve">2026-08-18</w:t>
       </w:r>
     </w:p>
     <w:p>
@@ -45102,7 +45102,7 @@
         <w:keepNext/>
         <w:outlineLvl w:val="0"/>
       </w:pPr>
-      <w:bookmarkStart w:id="73066" w:name="TR-016-02"/>
+      <w:bookmarkStart w:name="TR-016-02" w:id="73066"/>
       <w:r>
         <w:t xml:space="preserve">TR-016-02: 016 02 View Utils</w:t>
       </w:r>
@@ -45165,7 +45165,7 @@
         <w:pStyle w:val="Definition"/>
       </w:pPr>
       <w:r>
-        <w:t xml:space="preserve">2026-08-17</w:t>
+        <w:t xml:space="preserve">2026-08-18</w:t>
       </w:r>
     </w:p>
     <w:p>
@@ -45239,7 +45239,7 @@
         <w:keepNext/>
         <w:outlineLvl w:val="0"/>
       </w:pPr>
-      <w:bookmarkStart w:id="73067" w:name="TR-016-03"/>
+      <w:bookmarkStart w:name="TR-016-03" w:id="73067"/>
       <w:r>
         <w:t xml:space="preserve">TR-016-03: 016 03 Inline Views</w:t>
       </w:r>
@@ -45262,7 +45262,7 @@
         <w:pStyle w:val="Definition"/>
       </w:pPr>
       <w:r>
-        <w:t xml:space="preserve">84</w:t>
+        <w:t xml:space="preserve">88</w:t>
       </w:r>
     </w:p>
     <w:p>
@@ -45302,7 +45302,7 @@
         <w:pStyle w:val="Definition"/>
       </w:pPr>
       <w:r>
-        <w:t xml:space="preserve">2026-08-17</w:t>
+        <w:t xml:space="preserve">2026-08-18</w:t>
       </w:r>
     </w:p>
     <w:p>
@@ -45376,7 +45376,7 @@
         <w:keepNext/>
         <w:outlineLvl w:val="0"/>
       </w:pPr>
-      <w:bookmarkStart w:id="73068" w:name="TR-016-04"/>
+      <w:bookmarkStart w:name="TR-016-04" w:id="73068"/>
       <w:r>
         <w:t xml:space="preserve">TR-016-04: 016 04 View Render Characterization</w:t>
       </w:r>
@@ -45399,7 +45399,7 @@
         <w:pStyle w:val="Definition"/>
       </w:pPr>
       <w:r>
-        <w:t xml:space="preserve">43</w:t>
+        <w:t xml:space="preserve">45</w:t>
       </w:r>
     </w:p>
     <w:p>
@@ -45439,7 +45439,7 @@
         <w:pStyle w:val="Definition"/>
       </w:pPr>
       <w:r>
-        <w:t xml:space="preserve">2026-08-17</w:t>
+        <w:t xml:space="preserve">2026-08-18</w:t>
       </w:r>
     </w:p>
     <w:p>
@@ -45513,7 +45513,7 @@
         <w:keepNext/>
         <w:outlineLvl w:val="0"/>
       </w:pPr>
-      <w:bookmarkStart w:id="73069" w:name="TR-016-05"/>
+      <w:bookmarkStart w:name="TR-016-05" w:id="73069"/>
       <w:r>
         <w:t xml:space="preserve">TR-016-05: 016 05 View Params</w:t>
       </w:r>
@@ -45536,7 +45536,7 @@
         <w:pStyle w:val="Definition"/>
       </w:pPr>
       <w:r>
-        <w:t xml:space="preserve">35</w:t>
+        <w:t xml:space="preserve">38</w:t>
       </w:r>
     </w:p>
     <w:p>
@@ -45576,7 +45576,7 @@
         <w:pStyle w:val="Definition"/>
       </w:pPr>
       <w:r>
-        <w:t xml:space="preserve">2026-08-17</w:t>
+        <w:t xml:space="preserve">2026-08-18</w:t>
       </w:r>
     </w:p>
     <w:p>
@@ -45650,7 +45650,7 @@
         <w:keepNext/>
         <w:outlineLvl w:val="0"/>
       </w:pPr>
-      <w:bookmarkStart w:id="2856" w:name="TR-017-01"/>
+      <w:bookmarkStart w:name="TR-017-01" w:id="2856"/>
       <w:r>
         <w:t xml:space="preserve">TR-017-01: 017 01 Attribute Caster</w:t>
       </w:r>
@@ -45673,7 +45673,7 @@
         <w:pStyle w:val="Definition"/>
       </w:pPr>
       <w:r>
-        <w:t xml:space="preserve">39</w:t>
+        <w:t xml:space="preserve">43</w:t>
       </w:r>
     </w:p>
     <w:p>
@@ -45713,7 +45713,7 @@
         <w:pStyle w:val="Definition"/>
       </w:pPr>
       <w:r>
-        <w:t xml:space="preserve">2026-08-17</w:t>
+        <w:t xml:space="preserve">2026-08-18</w:t>
       </w:r>
     </w:p>
     <w:p>
@@ -45787,7 +45787,7 @@
         <w:keepNext/>
         <w:outlineLvl w:val="0"/>
       </w:pPr>
-      <w:bookmarkStart w:id="2857" w:name="TR-017-02"/>
+      <w:bookmarkStart w:name="TR-017-02" w:id="2857"/>
       <w:r>
         <w:t xml:space="preserve">TR-017-02: 017 02 Attribute Para Utils</w:t>
       </w:r>
@@ -45810,7 +45810,7 @@
         <w:pStyle w:val="Definition"/>
       </w:pPr>
       <w:r>
-        <w:t xml:space="preserve">41</w:t>
+        <w:t xml:space="preserve">44</w:t>
       </w:r>
     </w:p>
     <w:p>
@@ -45850,7 +45850,7 @@
         <w:pStyle w:val="Definition"/>
       </w:pPr>
       <w:r>
-        <w:t xml:space="preserve">2026-08-17</w:t>
+        <w:t xml:space="preserve">2026-08-18</w:t>
       </w:r>
     </w:p>
     <w:p>
@@ -45924,7 +45924,7 @@
         <w:keepNext/>
         <w:outlineLvl w:val="0"/>
       </w:pPr>
-      <w:bookmarkStart w:id="2858" w:name="TR-017-03"/>
+      <w:bookmarkStart w:name="TR-017-03" w:id="2858"/>
       <w:r>
         <w:t xml:space="preserve">TR-017-03: 017 03 Attr Dedup</w:t>
       </w:r>
@@ -45947,7 +45947,7 @@
         <w:pStyle w:val="Definition"/>
       </w:pPr>
       <w:r>
-        <w:t xml:space="preserve">123</w:t>
+        <w:t xml:space="preserve">129</w:t>
       </w:r>
     </w:p>
     <w:p>
@@ -45987,7 +45987,7 @@
         <w:pStyle w:val="Definition"/>
       </w:pPr>
       <w:r>
-        <w:t xml:space="preserve">2026-08-17</w:t>
+        <w:t xml:space="preserve">2026-08-18</w:t>
       </w:r>
     </w:p>
     <w:p>
@@ -46061,7 +46061,7 @@
         <w:keepNext/>
         <w:outlineLvl w:val="0"/>
       </w:pPr>
-      <w:bookmarkStart w:id="2859" w:name="TR-017-04"/>
+      <w:bookmarkStart w:name="TR-017-04" w:id="2859"/>
       <w:r>
         <w:t xml:space="preserve">TR-017-04: 017 04 Syntax Attributes</w:t>
       </w:r>
@@ -46084,7 +46084,7 @@
         <w:pStyle w:val="Definition"/>
       </w:pPr>
       <w:r>
-        <w:t xml:space="preserve">103</w:t>
+        <w:t xml:space="preserve">120</w:t>
       </w:r>
     </w:p>
     <w:p>
@@ -46124,7 +46124,7 @@
         <w:pStyle w:val="Definition"/>
       </w:pPr>
       <w:r>
-        <w:t xml:space="preserve">2026-08-17</w:t>
+        <w:t xml:space="preserve">2026-08-18</w:t>
       </w:r>
     </w:p>
     <w:p>
@@ -46198,7 +46198,7 @@
         <w:keepNext/>
         <w:outlineLvl w:val="0"/>
       </w:pPr>
-      <w:bookmarkStart w:id="32647" w:name="TR-018-01"/>
+      <w:bookmarkStart w:name="TR-018-01" w:id="32647"/>
       <w:r>
         <w:t xml:space="preserve">TR-018-01: 018 01 Db Validation</w:t>
       </w:r>
@@ -46221,7 +46221,7 @@
         <w:pStyle w:val="Definition"/>
       </w:pPr>
       <w:r>
-        <w:t xml:space="preserve">52</w:t>
+        <w:t xml:space="preserve">59</w:t>
       </w:r>
     </w:p>
     <w:p>
@@ -46261,7 +46261,7 @@
         <w:pStyle w:val="Definition"/>
       </w:pPr>
       <w:r>
-        <w:t xml:space="preserve">2026-08-17</w:t>
+        <w:t xml:space="preserve">2026-08-18</w:t>
       </w:r>
     </w:p>
     <w:p>
@@ -46335,7 +46335,7 @@
         <w:keepNext/>
         <w:outlineLvl w:val="0"/>
       </w:pPr>
-      <w:bookmarkStart w:id="32648" w:name="TR-018-02"/>
+      <w:bookmarkStart w:name="TR-018-02" w:id="32648"/>
       <w:r>
         <w:t xml:space="preserve">TR-018-02: 018 02 Verify Object Attrs</w:t>
       </w:r>
@@ -46358,7 +46358,7 @@
         <w:pStyle w:val="Definition"/>
       </w:pPr>
       <w:r>
-        <w:t xml:space="preserve">135</w:t>
+        <w:t xml:space="preserve">155</w:t>
       </w:r>
     </w:p>
     <w:p>
@@ -46398,7 +46398,7 @@
         <w:pStyle w:val="Definition"/>
       </w:pPr>
       <w:r>
-        <w:t xml:space="preserve">2026-08-17</w:t>
+        <w:t xml:space="preserve">2026-08-18</w:t>
       </w:r>
     </w:p>
     <w:p>
@@ -46472,7 +46472,7 @@
         <w:keepNext/>
         <w:outlineLvl w:val="0"/>
       </w:pPr>
-      <w:bookmarkStart w:id="32649" w:name="TR-018-03"/>
+      <w:bookmarkStart w:name="TR-018-03" w:id="32649"/>
       <w:r>
         <w:t xml:space="preserve">TR-018-03: 018 03 Verify Floats</w:t>
       </w:r>
@@ -46495,7 +46495,7 @@
         <w:pStyle w:val="Definition"/>
       </w:pPr>
       <w:r>
-        <w:t xml:space="preserve">107</w:t>
+        <w:t xml:space="preserve">117</w:t>
       </w:r>
     </w:p>
     <w:p>
@@ -46535,7 +46535,7 @@
         <w:pStyle w:val="Definition"/>
       </w:pPr>
       <w:r>
-        <w:t xml:space="preserve">2026-08-17</w:t>
+        <w:t xml:space="preserve">2026-08-18</w:t>
       </w:r>
     </w:p>
     <w:p>
@@ -46609,7 +46609,7 @@
         <w:keepNext/>
         <w:outlineLvl w:val="0"/>
       </w:pPr>
-      <w:bookmarkStart w:id="32650" w:name="TR-018-04"/>
+      <w:bookmarkStart w:name="TR-018-04" w:id="32650"/>
       <w:r>
         <w:t xml:space="preserve">TR-018-04: 018 04 Verify Relations</w:t>
       </w:r>
@@ -46632,7 +46632,7 @@
         <w:pStyle w:val="Definition"/>
       </w:pPr>
       <w:r>
-        <w:t xml:space="preserve">96</w:t>
+        <w:t xml:space="preserve">110</w:t>
       </w:r>
     </w:p>
     <w:p>
@@ -46672,7 +46672,7 @@
         <w:pStyle w:val="Definition"/>
       </w:pPr>
       <w:r>
-        <w:t xml:space="preserve">2026-08-17</w:t>
+        <w:t xml:space="preserve">2026-08-18</w:t>
       </w:r>
     </w:p>
     <w:p>
@@ -46746,7 +46746,7 @@
         <w:keepNext/>
         <w:outlineLvl w:val="0"/>
       </w:pPr>
-      <w:bookmarkStart w:id="32651" w:name="TR-018-05"/>
+      <w:bookmarkStart w:name="TR-018-05" w:id="32651"/>
       <w:r>
         <w:t xml:space="preserve">TR-018-05: 018 05 Verify Views</w:t>
       </w:r>
@@ -46769,7 +46769,7 @@
         <w:pStyle w:val="Definition"/>
       </w:pPr>
       <w:r>
-        <w:t xml:space="preserve">80</w:t>
+        <w:t xml:space="preserve">89</w:t>
       </w:r>
     </w:p>
     <w:p>
@@ -46809,7 +46809,7 @@
         <w:pStyle w:val="Definition"/>
       </w:pPr>
       <w:r>
-        <w:t xml:space="preserve">2026-08-17</w:t>
+        <w:t xml:space="preserve">2026-08-18</w:t>
       </w:r>
     </w:p>
     <w:p>
@@ -46883,7 +46883,7 @@
         <w:keepNext/>
         <w:outlineLvl w:val="0"/>
       </w:pPr>
-      <w:bookmarkStart w:id="32653" w:name="TR-018-07"/>
+      <w:bookmarkStart w:name="TR-018-07" w:id="32653"/>
       <w:r>
         <w:t xml:space="preserve">TR-018-07: 018 07 Verify Invalid Spec Type</w:t>
       </w:r>
@@ -46906,7 +46906,7 @@
         <w:pStyle w:val="Definition"/>
       </w:pPr>
       <w:r>
-        <w:t xml:space="preserve">44</w:t>
+        <w:t xml:space="preserve">49</w:t>
       </w:r>
     </w:p>
     <w:p>
@@ -46946,7 +46946,7 @@
         <w:pStyle w:val="Definition"/>
       </w:pPr>
       <w:r>
-        <w:t xml:space="preserve">2026-08-17</w:t>
+        <w:t xml:space="preserve">2026-08-18</w:t>
       </w:r>
     </w:p>
     <w:p>
@@ -47020,7 +47020,7 @@
         <w:keepNext/>
         <w:outlineLvl w:val="0"/>
       </w:pPr>
-      <w:bookmarkStart w:id="32655" w:name="TR-018-09"/>
+      <w:bookmarkStart w:name="TR-018-09" w:id="32655"/>
       <w:r>
         <w:t xml:space="preserve">TR-018-09: 018 09 Verify Inherited Enum</w:t>
       </w:r>
@@ -47043,7 +47043,7 @@
         <w:pStyle w:val="Definition"/>
       </w:pPr>
       <w:r>
-        <w:t xml:space="preserve">45</w:t>
+        <w:t xml:space="preserve">52</w:t>
       </w:r>
     </w:p>
     <w:p>
@@ -47083,7 +47083,7 @@
         <w:pStyle w:val="Definition"/>
       </w:pPr>
       <w:r>
-        <w:t xml:space="preserve">2026-08-17</w:t>
+        <w:t xml:space="preserve">2026-08-18</w:t>
       </w:r>
     </w:p>
     <w:p>
@@ -47157,7 +47157,7 @@
         <w:keepNext/>
         <w:outlineLvl w:val="0"/>
       </w:pPr>
-      <w:bookmarkStart w:id="32677" w:name="TR-018-10"/>
+      <w:bookmarkStart w:name="TR-018-10" w:id="32677"/>
       <w:r>
         <w:t xml:space="preserve">TR-018-10: 018 10 Verify Cast Failures</w:t>
       </w:r>
@@ -47180,7 +47180,7 @@
         <w:pStyle w:val="Definition"/>
       </w:pPr>
       <w:r>
-        <w:t xml:space="preserve">45</w:t>
+        <w:t xml:space="preserve">54</w:t>
       </w:r>
     </w:p>
     <w:p>
@@ -47220,7 +47220,7 @@
         <w:pStyle w:val="Definition"/>
       </w:pPr>
       <w:r>
-        <w:t xml:space="preserve">2026-08-17</w:t>
+        <w:t xml:space="preserve">2026-08-18</w:t>
       </w:r>
     </w:p>
     <w:p>
@@ -47294,7 +47294,7 @@
         <w:keepNext/>
         <w:outlineLvl w:val="0"/>
       </w:pPr>
-      <w:bookmarkStart w:id="32678" w:name="TR-018-11"/>
+      <w:bookmarkStart w:name="TR-018-11" w:id="32678"/>
       <w:r>
         <w:t xml:space="preserve">TR-018-11: 018 11 Verify Duplicate Pid</w:t>
       </w:r>
@@ -47317,7 +47317,7 @@
         <w:pStyle w:val="Definition"/>
       </w:pPr>
       <w:r>
-        <w:t xml:space="preserve">53</w:t>
+        <w:t xml:space="preserve">61</w:t>
       </w:r>
     </w:p>
     <w:p>
@@ -47357,7 +47357,7 @@
         <w:pStyle w:val="Definition"/>
       </w:pPr>
       <w:r>
-        <w:t xml:space="preserve">2026-08-17</w:t>
+        <w:t xml:space="preserve">2026-08-18</w:t>
       </w:r>
     </w:p>
     <w:p>
@@ -47431,7 +47431,7 @@
         <w:keepNext/>
         <w:outlineLvl w:val="0"/>
       </w:pPr>
-      <w:bookmarkStart w:id="32679" w:name="TR-018-12"/>
+      <w:bookmarkStart w:name="TR-018-12" w:id="32679"/>
       <w:r>
         <w:t xml:space="preserve">TR-018-12: 018 12 Verify Traceability Csu Fd</w:t>
       </w:r>
@@ -47454,7 +47454,7 @@
         <w:pStyle w:val="Definition"/>
       </w:pPr>
       <w:r>
-        <w:t xml:space="preserve">58</w:t>
+        <w:t xml:space="preserve">68</w:t>
       </w:r>
     </w:p>
     <w:p>
@@ -47494,7 +47494,7 @@
         <w:pStyle w:val="Definition"/>
       </w:pPr>
       <w:r>
-        <w:t xml:space="preserve">2026-08-17</w:t>
+        <w:t xml:space="preserve">2026-08-18</w:t>
       </w:r>
     </w:p>
     <w:p>
@@ -47568,7 +47568,7 @@
         <w:keepNext/>
         <w:outlineLvl w:val="0"/>
       </w:pPr>
-      <w:bookmarkStart w:id="32680" w:name="TR-018-13"/>
+      <w:bookmarkStart w:name="TR-018-13" w:id="32680"/>
       <w:r>
         <w:t xml:space="preserve">TR-018-13: 018 13 Verify Cast Multitype</w:t>
       </w:r>
@@ -47591,7 +47591,7 @@
         <w:pStyle w:val="Definition"/>
       </w:pPr>
       <w:r>
-        <w:t xml:space="preserve">64</w:t>
+        <w:t xml:space="preserve">74</w:t>
       </w:r>
     </w:p>
     <w:p>
@@ -47631,7 +47631,7 @@
         <w:pStyle w:val="Definition"/>
       </w:pPr>
       <w:r>
-        <w:t xml:space="preserve">2026-08-17</w:t>
+        <w:t xml:space="preserve">2026-08-18</w:t>
       </w:r>
     </w:p>
     <w:p>
@@ -47705,7 +47705,7 @@
         <w:keepNext/>
         <w:outlineLvl w:val="0"/>
       </w:pPr>
-      <w:bookmarkStart w:id="32681" w:name="TR-018-14"/>
+      <w:bookmarkStart w:name="TR-018-14" w:id="32681"/>
       <w:r>
         <w:t xml:space="preserve">TR-018-14: 018 14 Verify Float Last Section</w:t>
       </w:r>
@@ -47728,7 +47728,7 @@
         <w:pStyle w:val="Definition"/>
       </w:pPr>
       <w:r>
-        <w:t xml:space="preserve">72</w:t>
+        <w:t xml:space="preserve">82</w:t>
       </w:r>
     </w:p>
     <w:p>
@@ -47768,7 +47768,7 @@
         <w:pStyle w:val="Definition"/>
       </w:pPr>
       <w:r>
-        <w:t xml:space="preserve">2026-08-17</w:t>
+        <w:t xml:space="preserve">2026-08-18</w:t>
       </w:r>
     </w:p>
     <w:p>
@@ -47842,7 +47842,7 @@
         <w:keepNext/>
         <w:outlineLvl w:val="0"/>
       </w:pPr>
-      <w:bookmarkStart w:id="62438" w:name="TR-019-01"/>
+      <w:bookmarkStart w:name="TR-019-01" w:id="62438"/>
       <w:r>
         <w:t xml:space="preserve">TR-019-01: 019 01 Preset Load Chain</w:t>
       </w:r>
@@ -47865,7 +47865,7 @@
         <w:pStyle w:val="Definition"/>
       </w:pPr>
       <w:r>
-        <w:t xml:space="preserve">71</w:t>
+        <w:t xml:space="preserve">73</w:t>
       </w:r>
     </w:p>
     <w:p>
@@ -47905,7 +47905,7 @@
         <w:pStyle w:val="Definition"/>
       </w:pPr>
       <w:r>
-        <w:t xml:space="preserve">2026-08-17</w:t>
+        <w:t xml:space="preserve">2026-08-18</w:t>
       </w:r>
     </w:p>
     <w:p>
@@ -47979,7 +47979,7 @@
         <w:keepNext/>
         <w:outlineLvl w:val="0"/>
       </w:pPr>
-      <w:bookmarkStart w:id="62439" w:name="TR-019-02"/>
+      <w:bookmarkStart w:name="TR-019-02" w:id="62439"/>
       <w:r>
         <w:t xml:space="preserve">TR-019-02: 019 02 Sf Type</w:t>
       </w:r>
@@ -48002,7 +48002,7 @@
         <w:pStyle w:val="Definition"/>
       </w:pPr>
       <w:r>
-        <w:t xml:space="preserve">97</w:t>
+        <w:t xml:space="preserve">105</w:t>
       </w:r>
     </w:p>
     <w:p>
@@ -48042,7 +48042,7 @@
         <w:pStyle w:val="Definition"/>
       </w:pPr>
       <w:r>
-        <w:t xml:space="preserve">2026-08-17</w:t>
+        <w:t xml:space="preserve">2026-08-18</w:t>
       </w:r>
     </w:p>
     <w:p>
@@ -48116,7 +48116,7 @@
         <w:keepNext/>
         <w:outlineLvl w:val="0"/>
       </w:pPr>
-      <w:bookmarkStart w:id="62440" w:name="TR-019-03"/>
+      <w:bookmarkStart w:name="TR-019-03" w:id="62440"/>
       <w:r>
         <w:t xml:space="preserve">TR-019-03: 019 03 Nfr Type</w:t>
       </w:r>
@@ -48139,7 +48139,7 @@
         <w:pStyle w:val="Definition"/>
       </w:pPr>
       <w:r>
-        <w:t xml:space="preserve">99</w:t>
+        <w:t xml:space="preserve">111</w:t>
       </w:r>
     </w:p>
     <w:p>
@@ -48179,7 +48179,7 @@
         <w:pStyle w:val="Definition"/>
       </w:pPr>
       <w:r>
-        <w:t xml:space="preserve">2026-08-17</w:t>
+        <w:t xml:space="preserve">2026-08-18</w:t>
       </w:r>
     </w:p>
     <w:p>
@@ -48253,7 +48253,7 @@
         <w:keepNext/>
         <w:outlineLvl w:val="0"/>
       </w:pPr>
-      <w:bookmarkStart w:id="62441" w:name="TR-019-04"/>
+      <w:bookmarkStart w:name="TR-019-04" w:id="62441"/>
       <w:r>
         <w:t xml:space="preserve">TR-019-04: 019 04 Realizes Relation</w:t>
       </w:r>
@@ -48276,7 +48276,7 @@
         <w:pStyle w:val="Definition"/>
       </w:pPr>
       <w:r>
-        <w:t xml:space="preserve">102</w:t>
+        <w:t xml:space="preserve">109</w:t>
       </w:r>
     </w:p>
     <w:p>
@@ -48316,7 +48316,7 @@
         <w:pStyle w:val="Definition"/>
       </w:pPr>
       <w:r>
-        <w:t xml:space="preserve">2026-08-17</w:t>
+        <w:t xml:space="preserve">2026-08-18</w:t>
       </w:r>
     </w:p>
     <w:p>
@@ -48390,7 +48390,7 @@
         <w:keepNext/>
         <w:outlineLvl w:val="0"/>
       </w:pPr>
-      <w:bookmarkStart w:id="62442" w:name="TR-019-05"/>
+      <w:bookmarkStart w:name="TR-019-05" w:id="62442"/>
       <w:r>
         <w:t xml:space="preserve">TR-019-05: 019 05 Xref Decomposition</w:t>
       </w:r>
@@ -48413,7 +48413,7 @@
         <w:pStyle w:val="Definition"/>
       </w:pPr>
       <w:r>
-        <w:t xml:space="preserve">69</w:t>
+        <w:t xml:space="preserve">81</w:t>
       </w:r>
     </w:p>
     <w:p>
@@ -48453,7 +48453,7 @@
         <w:pStyle w:val="Definition"/>
       </w:pPr>
       <w:r>
-        <w:t xml:space="preserve">2026-08-17</w:t>
+        <w:t xml:space="preserve">2026-08-18</w:t>
       </w:r>
     </w:p>
     <w:p>
@@ -48527,7 +48527,7 @@
         <w:keepNext/>
         <w:outlineLvl w:val="0"/>
       </w:pPr>
-      <w:bookmarkStart w:id="62443" w:name="TR-019-06"/>
+      <w:bookmarkStart w:name="TR-019-06" w:id="62443"/>
       <w:r>
         <w:t xml:space="preserve">TR-019-06: 019 06 Xref Dic</w:t>
       </w:r>
@@ -48550,7 +48550,7 @@
         <w:pStyle w:val="Definition"/>
       </w:pPr>
       <w:r>
-        <w:t xml:space="preserve">77</w:t>
+        <w:t xml:space="preserve">85</w:t>
       </w:r>
     </w:p>
     <w:p>
@@ -48590,7 +48590,7 @@
         <w:pStyle w:val="Definition"/>
       </w:pPr>
       <w:r>
-        <w:t xml:space="preserve">2026-08-17</w:t>
+        <w:t xml:space="preserve">2026-08-18</w:t>
       </w:r>
     </w:p>
     <w:p>
@@ -48664,7 +48664,7 @@
         <w:keepNext/>
         <w:outlineLvl w:val="0"/>
       </w:pPr>
-      <w:bookmarkStart w:id="17840" w:name="TR-020-01"/>
+      <w:bookmarkStart w:name="TR-020-01" w:id="17840"/>
       <w:r>
         <w:t xml:space="preserve">TR-020-01: 020 01 Model Directory Structure</w:t>
       </w:r>
@@ -48687,7 +48687,7 @@
         <w:pStyle w:val="Definition"/>
       </w:pPr>
       <w:r>
-        <w:t xml:space="preserve">72</w:t>
+        <w:t xml:space="preserve">69</w:t>
       </w:r>
     </w:p>
     <w:p>
@@ -48727,7 +48727,7 @@
         <w:pStyle w:val="Definition"/>
       </w:pPr>
       <w:r>
-        <w:t xml:space="preserve">2026-08-17</w:t>
+        <w:t xml:space="preserve">2026-08-18</w:t>
       </w:r>
     </w:p>
     <w:p>
@@ -48801,7 +48801,7 @@
         <w:keepNext/>
         <w:outlineLvl w:val="0"/>
       </w:pPr>
-      <w:bookmarkStart w:id="47631" w:name="TR-021-01"/>
+      <w:bookmarkStart w:name="TR-021-01" w:id="47631"/>
       <w:r>
         <w:t xml:space="preserve">TR-021-01: 021 01 Handler Registration Interface</w:t>
       </w:r>
@@ -48824,7 +48824,7 @@
         <w:pStyle w:val="Definition"/>
       </w:pPr>
       <w:r>
-        <w:t xml:space="preserve">32</w:t>
+        <w:t xml:space="preserve">35</w:t>
       </w:r>
     </w:p>
     <w:p>
@@ -48864,7 +48864,7 @@
         <w:pStyle w:val="Definition"/>
       </w:pPr>
       <w:r>
-        <w:t xml:space="preserve">2026-08-17</w:t>
+        <w:t xml:space="preserve">2026-08-18</w:t>
       </w:r>
     </w:p>
     <w:p>
@@ -48938,7 +48938,7 @@
         <w:keepNext/>
         <w:outlineLvl w:val="0"/>
       </w:pPr>
-      <w:bookmarkStart w:id="77422" w:name="TR-022-01"/>
+      <w:bookmarkStart w:name="TR-022-01" w:id="77422"/>
       <w:r>
         <w:t xml:space="preserve">TR-022-01: 022 01 Type Definition Schema</w:t>
       </w:r>
@@ -48961,7 +48961,7 @@
         <w:pStyle w:val="Definition"/>
       </w:pPr>
       <w:r>
-        <w:t xml:space="preserve">34</w:t>
+        <w:t xml:space="preserve">35</w:t>
       </w:r>
     </w:p>
     <w:p>
@@ -49001,7 +49001,7 @@
         <w:pStyle w:val="Definition"/>
       </w:pPr>
       <w:r>
-        <w:t xml:space="preserve">2026-08-17</w:t>
+        <w:t xml:space="preserve">2026-08-18</w:t>
       </w:r>
     </w:p>
     <w:p>
@@ -49075,7 +49075,7 @@
         <w:keepNext/>
         <w:outlineLvl w:val="0"/>
       </w:pPr>
-      <w:bookmarkStart w:id="7213" w:name="TR-023-01"/>
+      <w:bookmarkStart w:name="TR-023-01" w:id="7213"/>
       <w:r>
         <w:t xml:space="preserve">TR-023-01: 023 01 Model Path Resolution</w:t>
       </w:r>
@@ -49098,7 +49098,7 @@
         <w:pStyle w:val="Definition"/>
       </w:pPr>
       <w:r>
-        <w:t xml:space="preserve">33</w:t>
+        <w:t xml:space="preserve">36</w:t>
       </w:r>
     </w:p>
     <w:p>
@@ -49138,7 +49138,7 @@
         <w:pStyle w:val="Definition"/>
       </w:pPr>
       <w:r>
-        <w:t xml:space="preserve">2026-08-17</w:t>
+        <w:t xml:space="preserve">2026-08-18</w:t>
       </w:r>
     </w:p>
     <w:p>
@@ -49212,7 +49212,7 @@
         <w:keepNext/>
         <w:outlineLvl w:val="0"/>
       </w:pPr>
-      <w:bookmarkStart w:id="37004" w:name="TR-024-01"/>
+      <w:bookmarkStart w:name="TR-024-01" w:id="37004"/>
       <w:r>
         <w:t xml:space="preserve">TR-024-01: 024 01 Plantuml</w:t>
       </w:r>
@@ -49275,7 +49275,7 @@
         <w:pStyle w:val="Definition"/>
       </w:pPr>
       <w:r>
-        <w:t xml:space="preserve">2026-08-17</w:t>
+        <w:t xml:space="preserve">2026-08-18</w:t>
       </w:r>
     </w:p>
     <w:p>
@@ -49349,7 +49349,7 @@
         <w:keepNext/>
         <w:outlineLvl w:val="0"/>
       </w:pPr>
-      <w:bookmarkStart w:id="66796" w:name="TR-025-02"/>
+      <w:bookmarkStart w:name="TR-025-02" w:id="66796"/>
       <w:r>
         <w:t xml:space="preserve">TR-025-02: 025 02 View Registration</w:t>
       </w:r>
@@ -49372,7 +49372,7 @@
         <w:pStyle w:val="Definition"/>
       </w:pPr>
       <w:r>
-        <w:t xml:space="preserve">72</w:t>
+        <w:t xml:space="preserve">76</w:t>
       </w:r>
     </w:p>
     <w:p>
@@ -49412,7 +49412,7 @@
         <w:pStyle w:val="Definition"/>
       </w:pPr>
       <w:r>
-        <w:t xml:space="preserve">2026-08-17</w:t>
+        <w:t xml:space="preserve">2026-08-18</w:t>
       </w:r>
     </w:p>
     <w:p>
@@ -49486,7 +49486,7 @@
         <w:keepNext/>
         <w:outlineLvl w:val="0"/>
       </w:pPr>
-      <w:bookmarkStart w:id="66797" w:name="TR-025-03"/>
+      <w:bookmarkStart w:name="TR-025-03" w:id="66797"/>
       <w:r>
         <w:t xml:space="preserve">TR-025-03: 025 03 Traceability Matrix</w:t>
       </w:r>
@@ -49509,7 +49509,7 @@
         <w:pStyle w:val="Definition"/>
       </w:pPr>
       <w:r>
-        <w:t xml:space="preserve">129</w:t>
+        <w:t xml:space="preserve">141</w:t>
       </w:r>
     </w:p>
     <w:p>
@@ -49549,7 +49549,7 @@
         <w:pStyle w:val="Definition"/>
       </w:pPr>
       <w:r>
-        <w:t xml:space="preserve">2026-08-17</w:t>
+        <w:t xml:space="preserve">2026-08-18</w:t>
       </w:r>
     </w:p>
     <w:p>
@@ -49623,7 +49623,7 @@
         <w:keepNext/>
         <w:outlineLvl w:val="0"/>
       </w:pPr>
-      <w:bookmarkStart w:id="66798" w:name="TR-025-04"/>
+      <w:bookmarkStart w:name="TR-025-04" w:id="66798"/>
       <w:r>
         <w:t xml:space="preserve">TR-025-04: 025 04 Test Results Matrix</w:t>
       </w:r>
@@ -49646,7 +49646,7 @@
         <w:pStyle w:val="Definition"/>
       </w:pPr>
       <w:r>
-        <w:t xml:space="preserve">76</w:t>
+        <w:t xml:space="preserve">87</w:t>
       </w:r>
     </w:p>
     <w:p>
@@ -49686,7 +49686,7 @@
         <w:pStyle w:val="Definition"/>
       </w:pPr>
       <w:r>
-        <w:t xml:space="preserve">2026-08-17</w:t>
+        <w:t xml:space="preserve">2026-08-18</w:t>
       </w:r>
     </w:p>
     <w:p>
@@ -49760,7 +49760,7 @@
         <w:keepNext/>
         <w:outlineLvl w:val="0"/>
       </w:pPr>
-      <w:bookmarkStart w:id="66799" w:name="TR-025-05"/>
+      <w:bookmarkStart w:name="TR-025-05" w:id="66799"/>
       <w:r>
         <w:t xml:space="preserve">TR-025-05: 025 05 Traceability Matrix Block Empty</w:t>
       </w:r>
@@ -49783,7 +49783,7 @@
         <w:pStyle w:val="Definition"/>
       </w:pPr>
       <w:r>
-        <w:t xml:space="preserve">59</w:t>
+        <w:t xml:space="preserve">50</w:t>
       </w:r>
     </w:p>
     <w:p>
@@ -49823,7 +49823,7 @@
         <w:pStyle w:val="Definition"/>
       </w:pPr>
       <w:r>
-        <w:t xml:space="preserve">2026-08-17</w:t>
+        <w:t xml:space="preserve">2026-08-18</w:t>
       </w:r>
     </w:p>
     <w:p>
@@ -49897,7 +49897,7 @@
         <w:keepNext/>
         <w:outlineLvl w:val="0"/>
       </w:pPr>
-      <w:bookmarkStart w:id="66800" w:name="TR-025-06"/>
+      <w:bookmarkStart w:name="TR-025-06" w:id="66800"/>
       <w:r>
         <w:t xml:space="preserve">TR-025-06: 025 06 Traceability Matrix Textblock Empty</w:t>
       </w:r>
@@ -49920,7 +49920,7 @@
         <w:pStyle w:val="Definition"/>
       </w:pPr>
       <w:r>
-        <w:t xml:space="preserve">57</w:t>
+        <w:t xml:space="preserve">72</w:t>
       </w:r>
     </w:p>
     <w:p>
@@ -49960,7 +49960,7 @@
         <w:pStyle w:val="Definition"/>
       </w:pPr>
       <w:r>
-        <w:t xml:space="preserve">2026-08-17</w:t>
+        <w:t xml:space="preserve">2026-08-18</w:t>
       </w:r>
     </w:p>
     <w:p>
@@ -50034,7 +50034,7 @@
         <w:keepNext/>
         <w:outlineLvl w:val="0"/>
       </w:pPr>
-      <w:bookmarkStart w:id="66801" w:name="TR-025-07"/>
+      <w:bookmarkStart w:name="TR-025-07" w:id="66801"/>
       <w:r>
         <w:t xml:space="preserve">TR-025-07: 025 07 Test Results Matrix Block Empty</w:t>
       </w:r>
@@ -50057,7 +50057,7 @@
         <w:pStyle w:val="Definition"/>
       </w:pPr>
       <w:r>
-        <w:t xml:space="preserve">57</w:t>
+        <w:t xml:space="preserve">62</w:t>
       </w:r>
     </w:p>
     <w:p>
@@ -50097,7 +50097,7 @@
         <w:pStyle w:val="Definition"/>
       </w:pPr>
       <w:r>
-        <w:t xml:space="preserve">2026-08-17</w:t>
+        <w:t xml:space="preserve">2026-08-18</w:t>
       </w:r>
     </w:p>
     <w:p>
@@ -50171,7 +50171,7 @@
         <w:keepNext/>
         <w:outlineLvl w:val="0"/>
       </w:pPr>
-      <w:bookmarkStart w:id="66802" w:name="TR-025-08"/>
+      <w:bookmarkStart w:name="TR-025-08" w:id="66802"/>
       <w:r>
         <w:t xml:space="preserve">TR-025-08: 025 08 Test Results Matrix Textblock Empty</w:t>
       </w:r>
@@ -50194,7 +50194,7 @@
         <w:pStyle w:val="Definition"/>
       </w:pPr>
       <w:r>
-        <w:t xml:space="preserve">54</w:t>
+        <w:t xml:space="preserve">59</w:t>
       </w:r>
     </w:p>
     <w:p>
@@ -50234,7 +50234,7 @@
         <w:pStyle w:val="Definition"/>
       </w:pPr>
       <w:r>
-        <w:t xml:space="preserve">2026-08-17</w:t>
+        <w:t xml:space="preserve">2026-08-18</w:t>
       </w:r>
     </w:p>
     <w:p>
@@ -50308,7 +50308,7 @@
         <w:keepNext/>
         <w:outlineLvl w:val="0"/>
       </w:pPr>
-      <w:bookmarkStart w:id="66803" w:name="TR-025-09"/>
+      <w:bookmarkStart w:name="TR-025-09" w:id="66803"/>
       <w:r>
         <w:t xml:space="preserve">TR-025-09: 025 09 Test Execution Matrix</w:t>
       </w:r>
@@ -50331,7 +50331,7 @@
         <w:pStyle w:val="Definition"/>
       </w:pPr>
       <w:r>
-        <w:t xml:space="preserve">60</w:t>
+        <w:t xml:space="preserve">66</w:t>
       </w:r>
     </w:p>
     <w:p>
@@ -50371,7 +50371,7 @@
         <w:pStyle w:val="Definition"/>
       </w:pPr>
       <w:r>
-        <w:t xml:space="preserve">2026-08-17</w:t>
+        <w:t xml:space="preserve">2026-08-18</w:t>
       </w:r>
     </w:p>
     <w:p>
@@ -50445,7 +50445,7 @@
         <w:keepNext/>
         <w:outlineLvl w:val="0"/>
       </w:pPr>
-      <w:bookmarkStart w:id="66825" w:name="TR-025-10"/>
+      <w:bookmarkStart w:name="TR-025-10" w:id="66825"/>
       <w:r>
         <w:t xml:space="preserve">TR-025-10: 025 10 Allocation Matrix Param</w:t>
       </w:r>
@@ -50468,7 +50468,7 @@
         <w:pStyle w:val="Definition"/>
       </w:pPr>
       <w:r>
-        <w:t xml:space="preserve">94</w:t>
+        <w:t xml:space="preserve">106</w:t>
       </w:r>
     </w:p>
     <w:p>
@@ -50508,7 +50508,7 @@
         <w:pStyle w:val="Definition"/>
       </w:pPr>
       <w:r>
-        <w:t xml:space="preserve">2026-08-17</w:t>
+        <w:t xml:space="preserve">2026-08-18</w:t>
       </w:r>
     </w:p>
     <w:p>
@@ -50582,7 +50582,7 @@
         <w:keepNext/>
         <w:outlineLvl w:val="0"/>
       </w:pPr>
-      <w:bookmarkStart w:id="15313" w:name="TR-EXT-009-01"/>
+      <w:bookmarkStart w:name="TR-EXT-009-01" w:id="15313"/>
       <w:r>
         <w:t xml:space="preserve">TR-EXT-009-01: Ext 009 01 Canonical Ctx</w:t>
       </w:r>
@@ -50605,7 +50605,7 @@
         <w:pStyle w:val="Definition"/>
       </w:pPr>
       <w:r>
-        <w:t xml:space="preserve">35</w:t>
+        <w:t xml:space="preserve">39</w:t>
       </w:r>
     </w:p>
     <w:p>
@@ -50645,7 +50645,7 @@
         <w:pStyle w:val="Definition"/>
       </w:pPr>
       <w:r>
-        <w:t xml:space="preserve">2026-08-17</w:t>
+        <w:t xml:space="preserve">2026-08-18</w:t>
       </w:r>
     </w:p>
     <w:p>
@@ -50719,7 +50719,7 @@
         <w:keepNext/>
         <w:outlineLvl w:val="0"/>
       </w:pPr>
-      <w:bookmarkStart w:id="506" w:name="TR-EXT-011-01"/>
+      <w:bookmarkStart w:name="TR-EXT-011-01" w:id="506"/>
       <w:r>
         <w:t xml:space="preserve">TR-EXT-011-01: Ext 011 01 Host Registry</w:t>
       </w:r>
@@ -50742,7 +50742,7 @@
         <w:pStyle w:val="Definition"/>
       </w:pPr>
       <w:r>
-        <w:t xml:space="preserve">35</w:t>
+        <w:t xml:space="preserve">37</w:t>
       </w:r>
     </w:p>
     <w:p>
@@ -50782,7 +50782,7 @@
         <w:pStyle w:val="Definition"/>
       </w:pPr>
       <w:r>
-        <w:t xml:space="preserve">2026-08-17</w:t>
+        <w:t xml:space="preserve">2026-08-18</w:t>
       </w:r>
     </w:p>
     <w:p>
@@ -50856,7 +50856,7 @@
         <w:keepNext/>
         <w:outlineLvl w:val="0"/>
       </w:pPr>
-      <w:bookmarkStart w:id="507" w:name="TR-EXT-011-02"/>
+      <w:bookmarkStart w:name="TR-EXT-011-02" w:id="507"/>
       <w:r>
         <w:t xml:space="preserve">TR-EXT-011-02: Ext 011 02 Inherited Card Render</w:t>
       </w:r>
@@ -50879,7 +50879,7 @@
         <w:pStyle w:val="Definition"/>
       </w:pPr>
       <w:r>
-        <w:t xml:space="preserve">41</w:t>
+        <w:t xml:space="preserve">48</w:t>
       </w:r>
     </w:p>
     <w:p>
@@ -50919,7 +50919,7 @@
         <w:pStyle w:val="Definition"/>
       </w:pPr>
       <w:r>
-        <w:t xml:space="preserve">2026-08-17</w:t>
+        <w:t xml:space="preserve">2026-08-18</w:t>
       </w:r>
     </w:p>
     <w:p>
@@ -50993,7 +50993,7 @@
         <w:keepNext/>
         <w:outlineLvl w:val="0"/>
       </w:pPr>
-      <w:bookmarkStart w:id="508" w:name="TR-EXT-011-03"/>
+      <w:bookmarkStart w:name="TR-EXT-011-03" w:id="508"/>
       <w:r>
         <w:t xml:space="preserve">TR-EXT-011-03: Ext 011 03 Float Render Index</w:t>
       </w:r>
@@ -51016,7 +51016,7 @@
         <w:pStyle w:val="Definition"/>
       </w:pPr>
       <w:r>
-        <w:t xml:space="preserve">42</w:t>
+        <w:t xml:space="preserve">49</w:t>
       </w:r>
     </w:p>
     <w:p>
@@ -51056,7 +51056,7 @@
         <w:pStyle w:val="Definition"/>
       </w:pPr>
       <w:r>
-        <w:t xml:space="preserve">2026-08-17</w:t>
+        <w:t xml:space="preserve">2026-08-18</w:t>
       </w:r>
     </w:p>
     <w:p>
@@ -51130,7 +51130,7 @@
         <w:keepNext/>
         <w:outlineLvl w:val="0"/>
       </w:pPr>
-      <w:bookmarkStart w:id="509" w:name="TR-EXT-011-04"/>
+      <w:bookmarkStart w:name="TR-EXT-011-04" w:id="509"/>
       <w:r>
         <w:t xml:space="preserve">TR-EXT-011-04: Ext 011 04 External Float Hooks</w:t>
       </w:r>
@@ -51153,7 +51153,7 @@
         <w:pStyle w:val="Definition"/>
       </w:pPr>
       <w:r>
-        <w:t xml:space="preserve">46</w:t>
+        <w:t xml:space="preserve">50</w:t>
       </w:r>
     </w:p>
     <w:p>
@@ -51193,7 +51193,7 @@
         <w:pStyle w:val="Definition"/>
       </w:pPr>
       <w:r>
-        <w:t xml:space="preserve">2026-08-17</w:t>
+        <w:t xml:space="preserve">2026-08-18</w:t>
       </w:r>
     </w:p>
     <w:p>
@@ -51267,7 +51267,7 @@
         <w:keepNext/>
         <w:outlineLvl w:val="0"/>
       </w:pPr>
-      <w:bookmarkStart w:id="510" w:name="TR-EXT-011-05"/>
+      <w:bookmarkStart w:name="TR-EXT-011-05" w:id="510"/>
       <w:r>
         <w:t xml:space="preserve">TR-EXT-011-05: Ext 011 05 Hook Return Contracts</w:t>
       </w:r>
@@ -51290,7 +51290,7 @@
         <w:pStyle w:val="Definition"/>
       </w:pPr>
       <w:r>
-        <w:t xml:space="preserve">45</w:t>
+        <w:t xml:space="preserve">50</w:t>
       </w:r>
     </w:p>
     <w:p>
@@ -51330,7 +51330,7 @@
         <w:pStyle w:val="Definition"/>
       </w:pPr>
       <w:r>
-        <w:t xml:space="preserve">2026-08-17</w:t>
+        <w:t xml:space="preserve">2026-08-18</w:t>
       </w:r>
     </w:p>
     <w:p>
@@ -51404,7 +51404,7 @@
         <w:keepNext/>
         <w:outlineLvl w:val="0"/>
       </w:pPr>
-      <w:bookmarkStart w:id="30297" w:name="TR-EXT-012-01"/>
+      <w:bookmarkStart w:name="TR-EXT-012-01" w:id="30297"/>
       <w:r>
         <w:t xml:space="preserve">TR-EXT-012-01: Ext 012 01 Verification Descriptor</w:t>
       </w:r>
@@ -51427,7 +51427,7 @@
         <w:pStyle w:val="Definition"/>
       </w:pPr>
       <w:r>
-        <w:t xml:space="preserve">49</w:t>
+        <w:t xml:space="preserve">52</w:t>
       </w:r>
     </w:p>
     <w:p>
@@ -51467,7 +51467,7 @@
         <w:pStyle w:val="Definition"/>
       </w:pPr>
       <w:r>
-        <w:t xml:space="preserve">2026-08-17</w:t>
+        <w:t xml:space="preserve">2026-08-18</w:t>
       </w:r>
     </w:p>
     <w:p>
@@ -51541,7 +51541,7 @@
         <w:keepNext/>
         <w:outlineLvl w:val="0"/>
       </w:pPr>
-      <w:bookmarkStart w:id="26377" w:name="TR-027-01"/>
+      <w:bookmarkStart w:name="TR-027-01" w:id="26377"/>
       <w:r>
         <w:t xml:space="preserve">TR-027-01: 027 01 Float Numbering</w:t>
       </w:r>
@@ -51564,7 +51564,7 @@
         <w:pStyle w:val="Definition"/>
       </w:pPr>
       <w:r>
-        <w:t xml:space="preserve">52</w:t>
+        <w:t xml:space="preserve">54</w:t>
       </w:r>
     </w:p>
     <w:p>
@@ -51604,7 +51604,7 @@
         <w:pStyle w:val="Definition"/>
       </w:pPr>
       <w:r>
-        <w:t xml:space="preserve">2026-08-17</w:t>
+        <w:t xml:space="preserve">2026-08-18</w:t>
       </w:r>
     </w:p>
     <w:p>
@@ -51678,7 +51678,7 @@
         <w:keepNext/>
         <w:outlineLvl w:val="0"/>
       </w:pPr>
-      <w:bookmarkStart w:id="56168" w:name="TR-028-01"/>
+      <w:bookmarkStart w:name="TR-028-01" w:id="56168"/>
       <w:r>
         <w:t xml:space="preserve">TR-028-01: 028 01 Output Formats</w:t>
       </w:r>
@@ -51701,7 +51701,7 @@
         <w:pStyle w:val="Definition"/>
       </w:pPr>
       <w:r>
-        <w:t xml:space="preserve">99</w:t>
+        <w:t xml:space="preserve">107</w:t>
       </w:r>
     </w:p>
     <w:p>
@@ -51741,7 +51741,7 @@
         <w:pStyle w:val="Definition"/>
       </w:pPr>
       <w:r>
-        <w:t xml:space="preserve">2026-08-17</w:t>
+        <w:t xml:space="preserve">2026-08-18</w:t>
       </w:r>
     </w:p>
     <w:p>
@@ -51815,7 +51815,7 @@
         <w:keepNext/>
         <w:outlineLvl w:val="0"/>
       </w:pPr>
-      <w:bookmarkStart w:id="56169" w:name="TR-028-02"/>
+      <w:bookmarkStart w:name="TR-028-02" w:id="56169"/>
       <w:r>
         <w:t xml:space="preserve">TR-028-02: 028 02 Bibliography</w:t>
       </w:r>
@@ -51838,7 +51838,7 @@
         <w:pStyle w:val="Definition"/>
       </w:pPr>
       <w:r>
-        <w:t xml:space="preserve">49</w:t>
+        <w:t xml:space="preserve">50</w:t>
       </w:r>
     </w:p>
     <w:p>
@@ -51878,7 +51878,7 @@
         <w:pStyle w:val="Definition"/>
       </w:pPr>
       <w:r>
-        <w:t xml:space="preserve">2026-08-17</w:t>
+        <w:t xml:space="preserve">2026-08-18</w:t>
       </w:r>
     </w:p>
     <w:p>
@@ -51952,7 +51952,7 @@
         <w:keepNext/>
         <w:outlineLvl w:val="0"/>
       </w:pPr>
-      <w:bookmarkStart w:id="85959" w:name="TR-029-01"/>
+      <w:bookmarkStart w:name="TR-029-01" w:id="85959"/>
       <w:r>
         <w:t xml:space="preserve">TR-029-01: 029 01 Ooxml Schema Validation</w:t>
       </w:r>
@@ -51975,7 +51975,7 @@
         <w:pStyle w:val="Definition"/>
       </w:pPr>
       <w:r>
-        <w:t xml:space="preserve">265</w:t>
+        <w:t xml:space="preserve">297</w:t>
       </w:r>
     </w:p>
     <w:p>
@@ -52015,7 +52015,7 @@
         <w:pStyle w:val="Definition"/>
       </w:pPr>
       <w:r>
-        <w:t xml:space="preserve">2026-08-17</w:t>
+        <w:t xml:space="preserve">2026-08-18</w:t>
       </w:r>
     </w:p>
     <w:p>
@@ -52089,7 +52089,7 @@
         <w:keepNext/>
         <w:outlineLvl w:val="0"/>
       </w:pPr>
-      <w:bookmarkStart w:id="85960" w:name="TR-029-02"/>
+      <w:bookmarkStart w:name="TR-029-02" w:id="85960"/>
       <w:r>
         <w:t xml:space="preserve">TR-029-02: 029 02 Ooxml Validator Selftest</w:t>
       </w:r>
@@ -52112,7 +52112,7 @@
         <w:pStyle w:val="Definition"/>
       </w:pPr>
       <w:r>
-        <w:t xml:space="preserve">155</w:t>
+        <w:t xml:space="preserve">168</w:t>
       </w:r>
     </w:p>
     <w:p>
@@ -52152,7 +52152,7 @@
         <w:pStyle w:val="Definition"/>
       </w:pPr>
       <w:r>
-        <w:t xml:space="preserve">2026-08-17</w:t>
+        <w:t xml:space="preserve">2026-08-18</w:t>
       </w:r>
     </w:p>
     <w:p>
@@ -52226,7 +52226,7 @@
         <w:keepNext/>
         <w:outlineLvl w:val="0"/>
       </w:pPr>
-      <w:bookmarkStart w:id="85961" w:name="TR-029-03"/>
+      <w:bookmarkStart w:name="TR-029-03" w:id="85961"/>
       <w:r>
         <w:t xml:space="preserve">TR-029-03: 029 03 Caption Seq Cache</w:t>
       </w:r>
@@ -52249,7 +52249,7 @@
         <w:pStyle w:val="Definition"/>
       </w:pPr>
       <w:r>
-        <w:t xml:space="preserve">164</w:t>
+        <w:t xml:space="preserve">176</w:t>
       </w:r>
     </w:p>
     <w:p>
@@ -52289,7 +52289,7 @@
         <w:pStyle w:val="Definition"/>
       </w:pPr>
       <w:r>
-        <w:t xml:space="preserve">2026-08-17</w:t>
+        <w:t xml:space="preserve">2026-08-18</w:t>
       </w:r>
     </w:p>
     <w:p>
@@ -52363,7 +52363,7 @@
         <w:keepNext/>
         <w:outlineLvl w:val="0"/>
       </w:pPr>
-      <w:bookmarkStart w:id="85962" w:name="TR-029-04"/>
+      <w:bookmarkStart w:name="TR-029-04" w:id="85962"/>
       <w:r>
         <w:t xml:space="preserve">TR-029-04: 029 04 Bookmark Resolution</w:t>
       </w:r>
@@ -52386,7 +52386,7 @@
         <w:pStyle w:val="Definition"/>
       </w:pPr>
       <w:r>
-        <w:t xml:space="preserve">188</w:t>
+        <w:t xml:space="preserve">209</w:t>
       </w:r>
     </w:p>
     <w:p>
@@ -52426,7 +52426,7 @@
         <w:pStyle w:val="Definition"/>
       </w:pPr>
       <w:r>
-        <w:t xml:space="preserve">2026-08-17</w:t>
+        <w:t xml:space="preserve">2026-08-18</w:t>
       </w:r>
     </w:p>
     <w:p>
@@ -52500,7 +52500,7 @@
         <w:keepNext/>
         <w:outlineLvl w:val="0"/>
       </w:pPr>
-      <w:bookmarkStart w:id="85963" w:name="TR-029-05"/>
+      <w:bookmarkStart w:name="TR-029-05" w:id="85963"/>
       <w:r>
         <w:t xml:space="preserve">TR-029-05: 029 05 Libreoffice Roundtrip</w:t>
       </w:r>
@@ -52523,7 +52523,7 @@
         <w:pStyle w:val="Definition"/>
       </w:pPr>
       <w:r>
-        <w:t xml:space="preserve">187</w:t>
+        <w:t xml:space="preserve">201</w:t>
       </w:r>
     </w:p>
     <w:p>
@@ -52563,7 +52563,7 @@
         <w:pStyle w:val="Definition"/>
       </w:pPr>
       <w:r>
-        <w:t xml:space="preserve">2026-08-17</w:t>
+        <w:t xml:space="preserve">2026-08-18</w:t>
       </w:r>
     </w:p>
     <w:p>
@@ -52637,7 +52637,7 @@
         <w:keepNext/>
         <w:outlineLvl w:val="0"/>
       </w:pPr>
-      <w:bookmarkStart w:id="85964" w:name="TR-029-06"/>
+      <w:bookmarkStart w:name="TR-029-06" w:id="85964"/>
       <w:r>
         <w:t xml:space="preserve">TR-029-06: 029 06 Reference Cache Chain</w:t>
       </w:r>
@@ -52660,7 +52660,7 @@
         <w:pStyle w:val="Definition"/>
       </w:pPr>
       <w:r>
-        <w:t xml:space="preserve">32</w:t>
+        <w:t xml:space="preserve">34</w:t>
       </w:r>
     </w:p>
     <w:p>
@@ -52700,7 +52700,7 @@
         <w:pStyle w:val="Definition"/>
       </w:pPr>
       <w:r>
-        <w:t xml:space="preserve">2026-08-17</w:t>
+        <w:t xml:space="preserve">2026-08-18</w:t>
       </w:r>
     </w:p>
     <w:p>
@@ -52774,7 +52774,7 @@
         <w:keepNext/>
         <w:outlineLvl w:val="0"/>
       </w:pPr>
-      <w:bookmarkStart w:id="85965" w:name="TR-029-07"/>
+      <w:bookmarkStart w:name="TR-029-07" w:id="85965"/>
       <w:r>
         <w:t xml:space="preserve">TR-029-07: 029 07 Reference Table Header</w:t>
       </w:r>
@@ -52797,7 +52797,7 @@
         <w:pStyle w:val="Definition"/>
       </w:pPr>
       <w:r>
-        <w:t xml:space="preserve">116</w:t>
+        <w:t xml:space="preserve">121</w:t>
       </w:r>
     </w:p>
     <w:p>
@@ -52837,7 +52837,7 @@
         <w:pStyle w:val="Definition"/>
       </w:pPr>
       <w:r>
-        <w:t xml:space="preserve">2026-08-17</w:t>
+        <w:t xml:space="preserve">2026-08-18</w:t>
       </w:r>
     </w:p>
     <w:p>
@@ -52911,7 +52911,7 @@
         <w:keepNext/>
         <w:outlineLvl w:val="0"/>
       </w:pPr>
-      <w:bookmarkStart w:id="41361" w:name="TR-030-01"/>
+      <w:bookmarkStart w:name="TR-030-01" w:id="41361"/>
       <w:r>
         <w:t xml:space="preserve">TR-030-01: 030 01 Html Options</w:t>
       </w:r>
@@ -52934,7 +52934,7 @@
         <w:pStyle w:val="Definition"/>
       </w:pPr>
       <w:r>
-        <w:t xml:space="preserve">33</w:t>
+        <w:t xml:space="preserve">35</w:t>
       </w:r>
     </w:p>
     <w:p>
@@ -52974,7 +52974,7 @@
         <w:pStyle w:val="Definition"/>
       </w:pPr>
       <w:r>
-        <w:t xml:space="preserve">2026-08-17</w:t>
+        <w:t xml:space="preserve">2026-08-18</w:t>
       </w:r>
     </w:p>
     <w:p>
@@ -53048,7 +53048,7 @@
         <w:keepNext/>
         <w:outlineLvl w:val="0"/>
       </w:pPr>
-      <w:bookmarkStart w:id="41362" w:name="TR-030-02"/>
+      <w:bookmarkStart w:name="TR-030-02" w:id="41362"/>
       <w:r>
         <w:t xml:space="preserve">TR-030-02: 030 02 Web Generation</w:t>
       </w:r>
@@ -53071,7 +53071,7 @@
         <w:pStyle w:val="Definition"/>
       </w:pPr>
       <w:r>
-        <w:t xml:space="preserve">81</w:t>
+        <w:t xml:space="preserve">80</w:t>
       </w:r>
     </w:p>
     <w:p>
@@ -53111,7 +53111,7 @@
         <w:pStyle w:val="Definition"/>
       </w:pPr>
       <w:r>
-        <w:t xml:space="preserve">2026-08-17</w:t>
+        <w:t xml:space="preserve">2026-08-18</w:t>
       </w:r>
     </w:p>
     <w:p>
@@ -53185,7 +53185,7 @@
         <w:keepNext/>
         <w:outlineLvl w:val="0"/>
       </w:pPr>
-      <w:bookmarkStart w:id="41363" w:name="TR-030-03"/>
+      <w:bookmarkStart w:name="TR-030-03" w:id="41363"/>
       <w:r>
         <w:t xml:space="preserve">TR-030-03: 030 03 Web Search</w:t>
       </w:r>
@@ -53208,7 +53208,7 @@
         <w:pStyle w:val="Definition"/>
       </w:pPr>
       <w:r>
-        <w:t xml:space="preserve">48</w:t>
+        <w:t xml:space="preserve">52</w:t>
       </w:r>
     </w:p>
     <w:p>
@@ -53248,7 +53248,7 @@
         <w:pStyle w:val="Definition"/>
       </w:pPr>
       <w:r>
-        <w:t xml:space="preserve">2026-08-17</w:t>
+        <w:t xml:space="preserve">2026-08-18</w:t>
       </w:r>
     </w:p>
     <w:p>
@@ -53322,7 +53322,7 @@
         <w:keepNext/>
         <w:outlineLvl w:val="0"/>
       </w:pPr>
-      <w:bookmarkStart w:id="71152" w:name="TR-031-01"/>
+      <w:bookmarkStart w:name="TR-031-01" w:id="71152"/>
       <w:r>
         <w:t xml:space="preserve">TR-031-01: 031 01 Assembler</w:t>
       </w:r>
@@ -53385,7 +53385,7 @@
         <w:pStyle w:val="Definition"/>
       </w:pPr>
       <w:r>
-        <w:t xml:space="preserve">2026-08-17</w:t>
+        <w:t xml:space="preserve">2026-08-18</w:t>
       </w:r>
     </w:p>
     <w:p>
@@ -53459,7 +53459,7 @@
         <w:keepNext/>
         <w:outlineLvl w:val="0"/>
       </w:pPr>
-      <w:bookmarkStart w:id="943" w:name="TR-032-01"/>
+      <w:bookmarkStart w:name="TR-032-01" w:id="943"/>
       <w:r>
         <w:t xml:space="preserve">TR-032-01: 032 01 Caption Structure</w:t>
       </w:r>
@@ -53482,7 +53482,7 @@
         <w:pStyle w:val="Definition"/>
       </w:pPr>
       <w:r>
-        <w:t xml:space="preserve">72</w:t>
+        <w:t xml:space="preserve">77</w:t>
       </w:r>
     </w:p>
     <w:p>
@@ -53522,7 +53522,7 @@
         <w:pStyle w:val="Definition"/>
       </w:pPr>
       <w:r>
-        <w:t xml:space="preserve">2026-08-17</w:t>
+        <w:t xml:space="preserve">2026-08-18</w:t>
       </w:r>
     </w:p>
     <w:p>
@@ -53596,7 +53596,7 @@
         <w:keepNext/>
         <w:outlineLvl w:val="0"/>
       </w:pPr>
-      <w:bookmarkStart w:id="71372" w:name="TR-OUT-001-01"/>
+      <w:bookmarkStart w:name="TR-OUT-001-01" w:id="71372"/>
       <w:r>
         <w:t xml:space="preserve">TR-OUT-001-01: Out 001 01 Assembly Order</w:t>
       </w:r>
@@ -53619,7 +53619,7 @@
         <w:pStyle w:val="Definition"/>
       </w:pPr>
       <w:r>
-        <w:t xml:space="preserve">87</w:t>
+        <w:t xml:space="preserve">90</w:t>
       </w:r>
     </w:p>
     <w:p>
@@ -53659,7 +53659,7 @@
         <w:pStyle w:val="Definition"/>
       </w:pPr>
       <w:r>
-        <w:t xml:space="preserve">2026-08-17</w:t>
+        <w:t xml:space="preserve">2026-08-18</w:t>
       </w:r>
     </w:p>
     <w:p>
@@ -53733,7 +53733,7 @@
         <w:keepNext/>
         <w:outlineLvl w:val="0"/>
       </w:pPr>
-      <w:bookmarkStart w:id="60745" w:name="TR-OUT-004-01"/>
+      <w:bookmarkStart w:name="TR-OUT-004-01" w:id="60745"/>
       <w:r>
         <w:t xml:space="preserve">TR-OUT-004-01: Out 004 01 Render Utils</w:t>
       </w:r>
@@ -53756,7 +53756,7 @@
         <w:pStyle w:val="Definition"/>
       </w:pPr>
       <w:r>
-        <w:t xml:space="preserve">44</w:t>
+        <w:t xml:space="preserve">46</w:t>
       </w:r>
     </w:p>
     <w:p>
@@ -53796,7 +53796,7 @@
         <w:pStyle w:val="Definition"/>
       </w:pPr>
       <w:r>
-        <w:t xml:space="preserve">2026-08-17</w:t>
+        <w:t xml:space="preserve">2026-08-18</w:t>
       </w:r>
     </w:p>
     <w:p>
@@ -53870,7 +53870,7 @@
         <w:keepNext/>
         <w:outlineLvl w:val="0"/>
       </w:pPr>
-      <w:bookmarkStart w:id="90536" w:name="TR-OUT-005-01"/>
+      <w:bookmarkStart w:name="TR-OUT-005-01" w:id="90536"/>
       <w:r>
         <w:t xml:space="preserve">TR-OUT-005-01: Out 005 01 Render Handler</w:t>
       </w:r>
@@ -53893,7 +53893,7 @@
         <w:pStyle w:val="Definition"/>
       </w:pPr>
       <w:r>
-        <w:t xml:space="preserve">48</w:t>
+        <w:t xml:space="preserve">55</w:t>
       </w:r>
     </w:p>
     <w:p>
@@ -53933,7 +53933,7 @@
         <w:pStyle w:val="Definition"/>
       </w:pPr>
       <w:r>
-        <w:t xml:space="preserve">2026-08-17</w:t>
+        <w:t xml:space="preserve">2026-08-18</w:t>
       </w:r>
     </w:p>
     <w:p>
@@ -54007,7 +54007,7 @@
         <w:keepNext/>
         <w:outlineLvl w:val="0"/>
       </w:pPr>
-      <w:bookmarkStart w:id="79909" w:name="TR-OUT-008-01"/>
+      <w:bookmarkStart w:name="TR-OUT-008-01" w:id="79909"/>
       <w:r>
         <w:t xml:space="preserve">TR-OUT-008-01: Out 008 01 Heading Hierarchy</w:t>
       </w:r>
@@ -54030,7 +54030,7 @@
         <w:pStyle w:val="Definition"/>
       </w:pPr>
       <w:r>
-        <w:t xml:space="preserve">149</w:t>
+        <w:t xml:space="preserve">174</w:t>
       </w:r>
     </w:p>
     <w:p>
@@ -54070,7 +54070,7 @@
         <w:pStyle w:val="Definition"/>
       </w:pPr>
       <w:r>
-        <w:t xml:space="preserve">2026-08-17</w:t>
+        <w:t xml:space="preserve">2026-08-18</w:t>
       </w:r>
     </w:p>
     <w:p>
@@ -54144,7 +54144,7 @@
         <w:keepNext/>
         <w:outlineLvl w:val="0"/>
       </w:pPr>
-      <w:bookmarkStart w:id="79910" w:name="TR-OUT-008-02"/>
+      <w:bookmarkStart w:name="TR-OUT-008-02" w:id="79910"/>
       <w:r>
         <w:t xml:space="preserve">TR-OUT-008-02: Out 008 02 Broken Hierarchy</w:t>
       </w:r>
@@ -54167,7 +54167,7 @@
         <w:pStyle w:val="Definition"/>
       </w:pPr>
       <w:r>
-        <w:t xml:space="preserve">189</w:t>
+        <w:t xml:space="preserve">221</w:t>
       </w:r>
     </w:p>
     <w:p>
@@ -54207,7 +54207,7 @@
         <w:pStyle w:val="Definition"/>
       </w:pPr>
       <w:r>
-        <w:t xml:space="preserve">2026-08-17</w:t>
+        <w:t xml:space="preserve">2026-08-18</w:t>
       </w:r>
     </w:p>
     <w:p>
@@ -54281,7 +54281,7 @@
         <w:keepNext/>
         <w:outlineLvl w:val="0"/>
       </w:pPr>
-      <w:bookmarkStart w:id="9700" w:name="TR-OUT-009-01"/>
+      <w:bookmarkStart w:name="TR-OUT-009-01" w:id="9700"/>
       <w:r>
         <w:t xml:space="preserve">TR-OUT-009-01: Out 009 01 Section Close</w:t>
       </w:r>
@@ -54304,7 +54304,7 @@
         <w:pStyle w:val="Definition"/>
       </w:pPr>
       <w:r>
-        <w:t xml:space="preserve">132</w:t>
+        <w:t xml:space="preserve">144</w:t>
       </w:r>
     </w:p>
     <w:p>
@@ -54344,7 +54344,7 @@
         <w:pStyle w:val="Definition"/>
       </w:pPr>
       <w:r>
-        <w:t xml:space="preserve">2026-08-17</w:t>
+        <w:t xml:space="preserve">2026-08-18</w:t>
       </w:r>
     </w:p>
     <w:p>
@@ -54418,7 +54418,7 @@
         <w:keepNext/>
         <w:outlineLvl w:val="0"/>
       </w:pPr>
-      <w:bookmarkStart w:id="65102" w:name="TR-OUT-010-01"/>
+      <w:bookmarkStart w:name="TR-OUT-010-01" w:id="65102"/>
       <w:r>
         <w:t xml:space="preserve">TR-OUT-010-01: Out 010 01 Cross Format Levels</w:t>
       </w:r>
@@ -54441,7 +54441,7 @@
         <w:pStyle w:val="Definition"/>
       </w:pPr>
       <w:r>
-        <w:t xml:space="preserve">171</w:t>
+        <w:t xml:space="preserve">186</w:t>
       </w:r>
     </w:p>
     <w:p>
@@ -54481,7 +54481,7 @@
         <w:pStyle w:val="Definition"/>
       </w:pPr>
       <w:r>
-        <w:t xml:space="preserve">2026-08-17</w:t>
+        <w:t xml:space="preserve">2026-08-18</w:t>
       </w:r>
     </w:p>
     <w:p>
@@ -54555,7 +54555,7 @@
         <w:keepNext/>
         <w:outlineLvl w:val="0"/>
       </w:pPr>
-      <w:bookmarkStart w:id="94893" w:name="TR-OUT-011-01"/>
+      <w:bookmarkStart w:name="TR-OUT-011-01" w:id="94893"/>
       <w:r>
         <w:t xml:space="preserve">TR-OUT-011-01: Out 011 01 Include Level Shift</w:t>
       </w:r>
@@ -54578,7 +54578,7 @@
         <w:pStyle w:val="Definition"/>
       </w:pPr>
       <w:r>
-        <w:t xml:space="preserve">186</w:t>
+        <w:t xml:space="preserve">208</w:t>
       </w:r>
     </w:p>
     <w:p>
@@ -54618,7 +54618,7 @@
         <w:pStyle w:val="Definition"/>
       </w:pPr>
       <w:r>
-        <w:t xml:space="preserve">2026-08-17</w:t>
+        <w:t xml:space="preserve">2026-08-18</w:t>
       </w:r>
     </w:p>
     <w:p>
@@ -54692,7 +54692,7 @@
         <w:keepNext/>
         <w:outlineLvl w:val="0"/>
       </w:pPr>
-      <w:bookmarkStart w:id="94894" w:name="TR-OUT-011-02"/>
+      <w:bookmarkStart w:name="TR-OUT-011-02" w:id="94894"/>
       <w:r>
         <w:t xml:space="preserve">TR-OUT-011-02: Out 011 02 Include Level Combos</w:t>
       </w:r>
@@ -54715,7 +54715,7 @@
         <w:pStyle w:val="Definition"/>
       </w:pPr>
       <w:r>
-        <w:t xml:space="preserve">273</w:t>
+        <w:t xml:space="preserve">313</w:t>
       </w:r>
     </w:p>
     <w:p>
@@ -54755,7 +54755,7 @@
         <w:pStyle w:val="Definition"/>
       </w:pPr>
       <w:r>
-        <w:t xml:space="preserve">2026-08-17</w:t>
+        <w:t xml:space="preserve">2026-08-18</w:t>
       </w:r>
     </w:p>
     <w:p>
@@ -54829,7 +54829,7 @@
         <w:keepNext/>
         <w:outlineLvl w:val="0"/>
       </w:pPr>
-      <w:bookmarkStart w:id="94895" w:name="TR-OUT-011-03"/>
+      <w:bookmarkStart w:name="TR-OUT-011-03" w:id="94895"/>
       <w:r>
         <w:t xml:space="preserve">TR-OUT-011-03: Out 011 03 Include Level Guards</w:t>
       </w:r>
@@ -54852,7 +54852,7 @@
         <w:pStyle w:val="Definition"/>
       </w:pPr>
       <w:r>
-        <w:t xml:space="preserve">345</w:t>
+        <w:t xml:space="preserve">382</w:t>
       </w:r>
     </w:p>
     <w:p>
@@ -54892,7 +54892,7 @@
         <w:pStyle w:val="Definition"/>
       </w:pPr>
       <w:r>
-        <w:t xml:space="preserve">2026-08-17</w:t>
+        <w:t xml:space="preserve">2026-08-18</w:t>
       </w:r>
     </w:p>
     <w:p>
@@ -54966,7 +54966,7 @@
         <w:keepNext/>
         <w:outlineLvl w:val="0"/>
       </w:pPr>
-      <w:bookmarkStart w:id="17735" w:name="TR-INT-016-01"/>
+      <w:bookmarkStart w:name="TR-INT-016-01" w:id="17735"/>
       <w:r>
         <w:t xml:space="preserve">TR-INT-016-01: Int 016 01 Label Slugify</w:t>
       </w:r>
@@ -54989,7 +54989,7 @@
         <w:pStyle w:val="Definition"/>
       </w:pPr>
       <w:r>
-        <w:t xml:space="preserve">42</w:t>
+        <w:t xml:space="preserve">46</w:t>
       </w:r>
     </w:p>
     <w:p>
@@ -55029,7 +55029,7 @@
         <w:pStyle w:val="Definition"/>
       </w:pPr>
       <w:r>
-        <w:t xml:space="preserve">2026-08-17</w:t>
+        <w:t xml:space="preserve">2026-08-18</w:t>
       </w:r>
     </w:p>
     <w:p>
@@ -55103,7 +55103,7 @@
         <w:keepNext/>
         <w:outlineLvl w:val="0"/>
       </w:pPr>
-      <w:bookmarkStart w:id="98262" w:name="TR-CFG-001-01"/>
+      <w:bookmarkStart w:name="TR-CFG-001-01" w:id="98262"/>
       <w:r>
         <w:t xml:space="preserve">TR-CFG-001-01: Cfg 001 01 Manifest Over Env</w:t>
       </w:r>
@@ -55126,7 +55126,7 @@
         <w:pStyle w:val="Definition"/>
       </w:pPr>
       <w:r>
-        <w:t xml:space="preserve">37</w:t>
+        <w:t xml:space="preserve">42</w:t>
       </w:r>
     </w:p>
     <w:p>
@@ -55166,7 +55166,7 @@
         <w:pStyle w:val="Definition"/>
       </w:pPr>
       <w:r>
-        <w:t xml:space="preserve">2026-08-17</w:t>
+        <w:t xml:space="preserve">2026-08-18</w:t>
       </w:r>
     </w:p>
     <w:p>
@@ -56522,14 +56522,14 @@
     <w:basedOn w:val="VerbatimChar"/>
     <w:rPr/>
   </w:style>
-  <w:style w:type="paragraph" w:styleId="SpecObjectHeader" w:customStyle="1">
+  <w:style w:styleId="SpecObjectHeader" w:type="paragraph" w:customStyle="1">
     <w:name w:val="Spec Object Header"/>
     <w:basedOn w:val="Normal"/>
     <w:next w:val="FirstParagraph"/>
     <w:qFormat/>
     <w:pPr>
       <w:keepNext/>
-      <w:spacing w:after="120" w:line="276" w:lineRule="auto" w:before="280"/>
+      <w:spacing w:line="276" w:after="120" w:lineRule="auto" w:before="280"/>
       <w:outlineLvl w:val="0"/>
     </w:pPr>
     <w:rPr>
